--- a/MSDS Skill/examples/template_reference_en.docx
+++ b/MSDS Skill/examples/template_reference_en.docx
@@ -5111,6 +5111,7 @@
               <w:pageBreakBefore w:val="0"/>
               <w:widowControl w:val="0"/>
               <w:numPr>
+                <w:ilvl w:val="0"/>
                 <w:numId w:val="0"/>
               </w:numPr>
               <w:kinsoku/>
@@ -5181,6 +5182,7 @@
               <w:pageBreakBefore w:val="0"/>
               <w:widowControl w:val="0"/>
               <w:numPr>
+                <w:ilvl w:val="0"/>
                 <w:numId w:val="0"/>
               </w:numPr>
               <w:kinsoku/>
@@ -12685,9 +12687,9 @@
       </w:tblPr>
       <w:tblGrid>
         <w:gridCol w:w="3519"/>
-        <w:gridCol w:w="1311"/>
-        <w:gridCol w:w="635"/>
-        <w:gridCol w:w="4316"/>
+        <w:gridCol w:w="1924"/>
+        <w:gridCol w:w="75"/>
+        <w:gridCol w:w="4263"/>
       </w:tblGrid>
       <w:tr>
         <w:tblPrEx>
@@ -12976,7 +12978,7 @@
         </w:tc>
         <w:tc>
           <w:tcPr>
-            <w:tcW w:w="1311" w:type="dxa"/>
+            <w:tcW w:w="1924" w:type="dxa"/>
             <w:tcBorders>
               <w:top w:val="dotted" w:color="auto" w:sz="4" w:space="0"/>
               <w:left w:val="dotted" w:color="auto" w:sz="4" w:space="0"/>
@@ -13002,7 +13004,7 @@
               <w:snapToGrid/>
               <w:spacing w:line="300" w:lineRule="auto"/>
               <w:ind w:right="482"/>
-              <w:jc w:val="left"/>
+              <w:jc w:val="both"/>
               <w:textAlignment w:val="auto"/>
               <w:rPr>
                 <w:rFonts w:hint="default" w:ascii="宋体" w:hAnsi="宋体" w:eastAsia="宋体" w:cs="宋体"/>
@@ -13015,19 +13017,17 @@
             </w:pPr>
             <w:r>
               <w:rPr>
-                <w:rFonts w:hint="eastAsia"/>
-                <w:b/>
-                <w:bCs/>
-                <w:sz w:val="24"/>
-                <w:lang w:val="en-US" w:eastAsia="zh-CN"/>
-              </w:rPr>
-              <w:t>经口：</w:t>
-            </w:r>
-          </w:p>
-        </w:tc>
-        <w:tc>
-          <w:tcPr>
-            <w:tcW w:w="4951" w:type="dxa"/>
+                <w:rFonts w:hint="eastAsia" w:hAnsi="Arial"/>
+                <w:b/>
+                <w:sz w:val="24"/>
+              </w:rPr>
+              <w:t>Oral:</w:t>
+            </w:r>
+          </w:p>
+        </w:tc>
+        <w:tc>
+          <w:tcPr>
+            <w:tcW w:w="4338" w:type="dxa"/>
             <w:gridSpan w:val="2"/>
             <w:tcBorders>
               <w:top w:val="dotted" w:color="auto" w:sz="4" w:space="0"/>
@@ -13139,7 +13139,7 @@
         </w:tc>
         <w:tc>
           <w:tcPr>
-            <w:tcW w:w="1311" w:type="dxa"/>
+            <w:tcW w:w="1924" w:type="dxa"/>
             <w:tcBorders>
               <w:top w:val="dotted" w:color="auto" w:sz="4" w:space="0"/>
               <w:left w:val="dotted" w:color="auto" w:sz="4" w:space="0"/>
@@ -13165,7 +13165,7 @@
               <w:snapToGrid/>
               <w:spacing w:line="300" w:lineRule="auto"/>
               <w:ind w:right="482"/>
-              <w:jc w:val="left"/>
+              <w:jc w:val="both"/>
               <w:textAlignment w:val="auto"/>
               <w:rPr>
                 <w:rFonts w:hint="eastAsia"/>
@@ -13177,19 +13177,34 @@
             </w:pPr>
             <w:r>
               <w:rPr>
-                <w:rFonts w:hint="eastAsia"/>
-                <w:b/>
-                <w:bCs/>
+                <w:rFonts w:hint="eastAsia" w:hAnsi="Arial"/>
+                <w:b/>
+                <w:sz w:val="24"/>
+              </w:rPr>
+              <w:t>Inhalatio</w:t>
+            </w:r>
+            <w:r>
+              <w:rPr>
+                <w:rFonts w:hint="eastAsia" w:hAnsi="Arial"/>
+                <w:b/>
                 <w:sz w:val="24"/>
                 <w:lang w:val="en-US" w:eastAsia="zh-CN"/>
               </w:rPr>
-              <w:t>吸入：</w:t>
-            </w:r>
-          </w:p>
-        </w:tc>
-        <w:tc>
-          <w:tcPr>
-            <w:tcW w:w="4951" w:type="dxa"/>
+              <w:t>n</w:t>
+            </w:r>
+            <w:r>
+              <w:rPr>
+                <w:rFonts w:hint="eastAsia" w:hAnsi="Arial"/>
+                <w:b/>
+                <w:sz w:val="24"/>
+              </w:rPr>
+              <w:t>:</w:t>
+            </w:r>
+          </w:p>
+        </w:tc>
+        <w:tc>
+          <w:tcPr>
+            <w:tcW w:w="4338" w:type="dxa"/>
             <w:gridSpan w:val="2"/>
             <w:tcBorders>
               <w:top w:val="dotted" w:color="auto" w:sz="4" w:space="0"/>
@@ -13301,7 +13316,7 @@
         </w:tc>
         <w:tc>
           <w:tcPr>
-            <w:tcW w:w="1311" w:type="dxa"/>
+            <w:tcW w:w="1924" w:type="dxa"/>
             <w:tcBorders>
               <w:top w:val="dotted" w:color="auto" w:sz="4" w:space="0"/>
               <w:left w:val="dotted" w:color="auto" w:sz="4" w:space="0"/>
@@ -13327,7 +13342,7 @@
               <w:snapToGrid/>
               <w:spacing w:line="300" w:lineRule="auto"/>
               <w:ind w:right="482"/>
-              <w:jc w:val="left"/>
+              <w:jc w:val="both"/>
               <w:textAlignment w:val="auto"/>
               <w:rPr>
                 <w:rFonts w:hint="eastAsia"/>
@@ -13339,19 +13354,17 @@
             </w:pPr>
             <w:r>
               <w:rPr>
-                <w:rFonts w:hint="eastAsia"/>
-                <w:b/>
-                <w:bCs/>
-                <w:sz w:val="24"/>
-                <w:lang w:val="en-US" w:eastAsia="zh-CN"/>
-              </w:rPr>
-              <w:t>经皮：</w:t>
-            </w:r>
-          </w:p>
-        </w:tc>
-        <w:tc>
-          <w:tcPr>
-            <w:tcW w:w="4951" w:type="dxa"/>
+                <w:rFonts w:hint="eastAsia" w:hAnsi="Arial"/>
+                <w:b/>
+                <w:sz w:val="24"/>
+              </w:rPr>
+              <w:t>Dermal:</w:t>
+            </w:r>
+          </w:p>
+        </w:tc>
+        <w:tc>
+          <w:tcPr>
+            <w:tcW w:w="4338" w:type="dxa"/>
             <w:gridSpan w:val="2"/>
             <w:tcBorders>
               <w:top w:val="dotted" w:color="auto" w:sz="4" w:space="0"/>
@@ -14529,7 +14542,7 @@
         </w:tc>
         <w:tc>
           <w:tcPr>
-            <w:tcW w:w="1946" w:type="dxa"/>
+            <w:tcW w:w="1999" w:type="dxa"/>
             <w:gridSpan w:val="2"/>
             <w:tcBorders>
               <w:top w:val="dotted" w:color="auto" w:sz="4" w:space="0"/>
@@ -14558,7 +14571,7 @@
               <w:jc w:val="left"/>
               <w:textAlignment w:val="auto"/>
               <w:rPr>
-                <w:rFonts w:hint="default" w:hAnsi="Arial"/>
+                <w:rFonts w:hint="eastAsia" w:hAnsi="Arial" w:eastAsia="宋体"/>
                 <w:b/>
                 <w:bCs/>
                 <w:sz w:val="24"/>
@@ -14567,18 +14580,26 @@
             </w:pPr>
             <w:r>
               <w:rPr>
-                <w:rFonts w:hint="eastAsia" w:ascii="宋体" w:hAnsi="宋体" w:cs="宋体"/>
-                <w:b/>
-                <w:bCs/>
-                <w:sz w:val="24"/>
-              </w:rPr>
-              <w:t>生育力</w:t>
-            </w:r>
-          </w:p>
-        </w:tc>
-        <w:tc>
-          <w:tcPr>
-            <w:tcW w:w="4316" w:type="dxa"/>
+                <w:rFonts w:hint="eastAsia" w:hAnsi="Arial"/>
+                <w:b/>
+                <w:sz w:val="24"/>
+              </w:rPr>
+              <w:t>Fertility</w:t>
+            </w:r>
+            <w:r>
+              <w:rPr>
+                <w:rFonts w:hint="eastAsia" w:hAnsi="Arial"/>
+                <w:b/>
+                <w:sz w:val="24"/>
+                <w:lang w:eastAsia="zh-CN"/>
+              </w:rPr>
+              <w:t>：</w:t>
+            </w:r>
+          </w:p>
+        </w:tc>
+        <w:tc>
+          <w:tcPr>
+            <w:tcW w:w="4263" w:type="dxa"/>
             <w:tcBorders>
               <w:top w:val="dotted" w:color="auto" w:sz="4" w:space="0"/>
               <w:left w:val="dotted" w:color="auto" w:sz="4" w:space="0"/>
@@ -14681,7 +14702,7 @@
         </w:tc>
         <w:tc>
           <w:tcPr>
-            <w:tcW w:w="1946" w:type="dxa"/>
+            <w:tcW w:w="1999" w:type="dxa"/>
             <w:gridSpan w:val="2"/>
             <w:tcBorders>
               <w:top w:val="dotted" w:color="auto" w:sz="4" w:space="0"/>
@@ -14710,27 +14731,36 @@
               <w:jc w:val="left"/>
               <w:textAlignment w:val="auto"/>
               <w:rPr>
-                <w:rFonts w:ascii="宋体" w:hAnsi="宋体" w:eastAsia="宋体" w:cs="宋体"/>
+                <w:rFonts w:hint="eastAsia" w:ascii="宋体" w:hAnsi="宋体" w:eastAsia="宋体" w:cs="宋体"/>
                 <w:b/>
                 <w:bCs/>
                 <w:sz w:val="24"/>
                 <w:szCs w:val="24"/>
-              </w:rPr>
-            </w:pPr>
-            <w:r>
-              <w:rPr>
-                <w:rFonts w:hint="eastAsia" w:ascii="宋体" w:hAnsi="宋体" w:cs="宋体"/>
-                <w:b/>
-                <w:bCs/>
-                <w:sz w:val="24"/>
-              </w:rPr>
-              <w:t>致畸形</w:t>
-            </w:r>
-          </w:p>
-        </w:tc>
-        <w:tc>
-          <w:tcPr>
-            <w:tcW w:w="4316" w:type="dxa"/>
+                <w:lang w:eastAsia="zh-CN"/>
+              </w:rPr>
+            </w:pPr>
+            <w:r>
+              <w:rPr>
+                <w:rFonts w:hint="eastAsia" w:hAnsi="Arial"/>
+                <w:b/>
+                <w:sz w:val="24"/>
+              </w:rPr>
+              <w:t>Teratogenicity</w:t>
+            </w:r>
+            <w:r>
+              <w:rPr>
+                <w:rFonts w:hint="eastAsia" w:hAnsi="Arial"/>
+                <w:b/>
+                <w:sz w:val="24"/>
+                <w:lang w:eastAsia="zh-CN"/>
+              </w:rPr>
+              <w:t>：</w:t>
+            </w:r>
+          </w:p>
+        </w:tc>
+        <w:tc>
+          <w:tcPr>
+            <w:tcW w:w="4263" w:type="dxa"/>
             <w:tcBorders>
               <w:top w:val="dotted" w:color="auto" w:sz="4" w:space="0"/>
               <w:left w:val="dotted" w:color="auto" w:sz="4" w:space="0"/>
@@ -14833,7 +14863,7 @@
         </w:tc>
         <w:tc>
           <w:tcPr>
-            <w:tcW w:w="1946" w:type="dxa"/>
+            <w:tcW w:w="1999" w:type="dxa"/>
             <w:gridSpan w:val="2"/>
             <w:tcBorders>
               <w:top w:val="dotted" w:color="auto" w:sz="4" w:space="0"/>
@@ -14861,26 +14891,37 @@
               <w:jc w:val="left"/>
               <w:textAlignment w:val="auto"/>
               <w:rPr>
-                <w:rFonts w:hint="eastAsia" w:ascii="宋体" w:hAnsi="宋体" w:cs="宋体"/>
+                <w:rFonts w:hint="eastAsia" w:ascii="宋体" w:hAnsi="宋体" w:eastAsia="宋体" w:cs="宋体"/>
                 <w:b/>
                 <w:bCs/>
                 <w:sz w:val="24"/>
-              </w:rPr>
-            </w:pPr>
-            <w:r>
-              <w:rPr>
-                <w:rFonts w:hint="eastAsia" w:ascii="宋体" w:hAnsi="宋体" w:cs="宋体"/>
-                <w:b/>
-                <w:bCs/>
-                <w:sz w:val="24"/>
-              </w:rPr>
-              <w:t>体外遗传毒性</w:t>
-            </w:r>
-          </w:p>
-        </w:tc>
-        <w:tc>
-          <w:tcPr>
-            <w:tcW w:w="4316" w:type="dxa"/>
+                <w:lang w:eastAsia="zh-CN"/>
+              </w:rPr>
+            </w:pPr>
+            <w:r>
+              <w:rPr>
+                <w:rFonts w:hint="eastAsia" w:hAnsi="Arial"/>
+                <w:b/>
+                <w:sz w:val="24"/>
+              </w:rPr>
+              <w:t>In vitro genotoxicity</w:t>
+            </w:r>
+            <w:r>
+              <w:rPr>
+                <w:rFonts w:hint="eastAsia" w:hAnsi="Arial"/>
+                <w:b/>
+                <w:sz w:val="24"/>
+                <w:lang w:eastAsia="zh-CN"/>
+              </w:rPr>
+              <w:t>：</w:t>
+            </w:r>
+            <w:bookmarkStart w:id="0" w:name="_GoBack"/>
+            <w:bookmarkEnd w:id="0"/>
+          </w:p>
+        </w:tc>
+        <w:tc>
+          <w:tcPr>
+            <w:tcW w:w="4263" w:type="dxa"/>
             <w:tcBorders>
               <w:top w:val="dotted" w:color="auto" w:sz="4" w:space="0"/>
               <w:left w:val="dotted" w:color="auto" w:sz="4" w:space="0"/>
@@ -17817,19 +17858,7 @@
                 <w:kern w:val="0"/>
                 <w:sz w:val="24"/>
               </w:rPr>
-              <w:t>Complies with the following regula</w:t>
-            </w:r>
-            <w:bookmarkStart w:id="0" w:name="_GoBack"/>
-            <w:bookmarkEnd w:id="0"/>
-            <w:r>
-              <w:rPr>
-                <w:rFonts w:hint="eastAsia" w:cs="Arial"/>
-                <w:b/>
-                <w:bCs/>
-                <w:kern w:val="0"/>
-                <w:sz w:val="24"/>
-              </w:rPr>
-              <w:t>tions：</w:t>
+              <w:t>Complies with the following regulations：</w:t>
             </w:r>
           </w:p>
         </w:tc>

--- a/MSDS Skill/examples/template_reference_en.docx
+++ b/MSDS Skill/examples/template_reference_en.docx
@@ -7372,23 +7372,7 @@
                 <w:b/>
                 <w:sz w:val="24"/>
               </w:rPr>
-              <w:t>Hand protection：</w:t>
-            </w:r>
-            <w:r>
-              <w:rPr>
-                <w:b/>
-                <w:sz w:val="24"/>
-              </w:rPr>
-              <w:tab/>
-            </w:r>
-            <w:r>
-              <w:rPr>
-                <w:rFonts w:hint="eastAsia" w:hAnsi="Arial" w:cs="Arial"/>
-                <w:b/>
-                <w:kern w:val="0"/>
-                <w:sz w:val="24"/>
-              </w:rPr>
-              <w:t>喷涂过程中要求有呼吸防护设备。</w:t>
+              <w:t>Hand protection:</w:t>
             </w:r>
           </w:p>
         </w:tc>
@@ -8300,6 +8284,7 @@
         </w:tblPrEx>
         <w:trPr>
           <w:trHeight w:val="244" w:hRule="atLeast"/>
+          <w:cantSplit/>
         </w:trPr>
         <w:tc>
           <w:tcPr>
@@ -8402,6 +8387,141 @@
               <w:t>使用局部排风或全面通风，保持工作场所空气中浓度低于职业接触限值；工作场所设置洗眼器与安全淋浴设施。</w:t>
             </w:r>
           </w:p>
+          <w:tbl>
+            <w:tblPr>
+              <w:tblStyle w:val="5"/>
+              <w:tblW w:type="auto" w:w="0"/>
+              <w:tblLayout w:type="fixed"/>
+              <w:tblLook w:firstColumn="1" w:firstRow="1" w:lastColumn="0" w:lastRow="0" w:noHBand="0" w:noVBand="1" w:val="04A0"/>
+              <w:tblBorders>
+                <w:top w:val="single" w:sz="4" w:space="0" w:color="auto"/>
+                <w:left w:val="single" w:sz="4" w:space="0" w:color="auto"/>
+                <w:bottom w:val="single" w:sz="4" w:space="0" w:color="auto"/>
+                <w:right w:val="single" w:sz="4" w:space="0" w:color="auto"/>
+                <w:insideH w:val="single" w:sz="4" w:space="0" w:color="auto"/>
+                <w:insideV w:val="single" w:sz="4" w:space="0" w:color="auto"/>
+              </w:tblBorders>
+            </w:tblPr>
+            <w:tblGrid>
+              <w:gridCol w:w="2400"/>
+              <w:gridCol w:w="1100"/>
+              <w:gridCol w:w="1100"/>
+              <w:gridCol w:w="1600"/>
+            </w:tblGrid>
+            <w:tr>
+              <w:tc>
+                <w:tcPr>
+                  <w:tcW w:type="dxa" w:w="2400"/>
+                  <w:vAlign w:val="center"/>
+                </w:tcPr>
+                <w:p>
+                  <w:r>
+                    <w:rPr>
+                      <w:sz w:val="24"/>
+                    </w:rPr>
+                    <w:t>Substance</w:t>
+                  </w:r>
+                </w:p>
+              </w:tc>
+              <w:tc>
+                <w:tcPr>
+                  <w:tcW w:type="dxa" w:w="1100"/>
+                  <w:vAlign w:val="center"/>
+                </w:tcPr>
+                <w:p>
+                  <w:r>
+                    <w:rPr>
+                      <w:sz w:val="24"/>
+                    </w:rPr>
+                    <w:t>Basis</w:t>
+                  </w:r>
+                </w:p>
+              </w:tc>
+              <w:tc>
+                <w:tcPr>
+                  <w:tcW w:type="dxa" w:w="1100"/>
+                  <w:vAlign w:val="center"/>
+                </w:tcPr>
+                <w:p>
+                  <w:r>
+                    <w:rPr>
+                      <w:sz w:val="24"/>
+                    </w:rPr>
+                    <w:t>Type</w:t>
+                  </w:r>
+                </w:p>
+              </w:tc>
+              <w:tc>
+                <w:tcPr>
+                  <w:tcW w:type="dxa" w:w="1600"/>
+                  <w:vAlign w:val="center"/>
+                </w:tcPr>
+                <w:p>
+                  <w:r>
+                    <w:rPr>
+                      <w:sz w:val="24"/>
+                    </w:rPr>
+                    <w:t>Value</w:t>
+                  </w:r>
+                </w:p>
+              </w:tc>
+            </w:tr>
+            <w:tr>
+              <w:tc>
+                <w:tcPr>
+                  <w:tcW w:type="dxa" w:w="2400"/>
+                  <w:vAlign w:val="center"/>
+                </w:tcPr>
+                <w:p>
+                  <w:r>
+                    <w:rPr>
+                      <w:sz w:val="24"/>
+                    </w:rPr>
+                  </w:r>
+                </w:p>
+              </w:tc>
+              <w:tc>
+                <w:tcPr>
+                  <w:tcW w:type="dxa" w:w="1100"/>
+                  <w:vAlign w:val="center"/>
+                </w:tcPr>
+                <w:p>
+                  <w:r>
+                    <w:rPr>
+                      <w:sz w:val="24"/>
+                    </w:rPr>
+                  </w:r>
+                </w:p>
+              </w:tc>
+              <w:tc>
+                <w:tcPr>
+                  <w:tcW w:type="dxa" w:w="1100"/>
+                  <w:vAlign w:val="center"/>
+                </w:tcPr>
+                <w:p>
+                  <w:r>
+                    <w:rPr>
+                      <w:sz w:val="24"/>
+                    </w:rPr>
+                  </w:r>
+                </w:p>
+              </w:tc>
+              <w:tc>
+                <w:tcPr>
+                  <w:tcW w:type="dxa" w:w="1600"/>
+                  <w:vAlign w:val="center"/>
+                </w:tcPr>
+                <w:p>
+                  <w:r>
+                    <w:rPr>
+                      <w:sz w:val="24"/>
+                    </w:rPr>
+                  </w:r>
+                </w:p>
+              </w:tc>
+            </w:tr>
+          </w:tbl>
+          <w:p/>
         </w:tc>
       </w:tr>
     </w:tbl>

--- a/MSDS Skill/examples/template_reference_en.docx
+++ b/MSDS Skill/examples/template_reference_en.docx
@@ -7055,8 +7055,11 @@
         </w:tblCellMar>
       </w:tblPr>
       <w:tblGrid>
-        <w:gridCol w:w="3519"/>
-        <w:gridCol w:w="6341"/>
+        <w:gridCol w:w="3076"/>
+        <w:gridCol w:w="171"/>
+        <w:gridCol w:w="1683"/>
+        <w:gridCol w:w="2465"/>
+        <w:gridCol w:w="2465"/>
       </w:tblGrid>
       <w:tr>
         <w:tblPrEx>
@@ -7081,7 +7084,7 @@
         <w:tc>
           <w:tcPr>
             <w:tcW w:w="9860" w:type="dxa"/>
-            <w:gridSpan w:val="2"/>
+            <w:gridSpan w:val="5"/>
             <w:tcBorders>
               <w:bottom w:val="single" w:color="auto" w:sz="4" w:space="0"/>
               <w:tl2br w:val="nil"/>
@@ -7147,7 +7150,7 @@
         <w:tc>
           <w:tcPr>
             <w:tcW w:w="9860" w:type="dxa"/>
-            <w:gridSpan w:val="2"/>
+            <w:gridSpan w:val="5"/>
             <w:tcBorders>
               <w:top w:val="single" w:color="auto" w:sz="4" w:space="0"/>
               <w:left w:val="single" w:color="auto" w:sz="4" w:space="0"/>
@@ -7224,7 +7227,8 @@
         </w:trPr>
         <w:tc>
           <w:tcPr>
-            <w:tcW w:w="3519" w:type="dxa"/>
+            <w:tcW w:w="3247" w:type="dxa"/>
+            <w:gridSpan w:val="2"/>
             <w:tcBorders>
               <w:top w:val="single" w:color="auto" w:sz="4" w:space="0"/>
               <w:left w:val="single" w:color="auto" w:sz="4" w:space="0"/>
@@ -7267,7 +7271,8 @@
         </w:tc>
         <w:tc>
           <w:tcPr>
-            <w:tcW w:w="6341" w:type="dxa"/>
+            <w:tcW w:w="6613" w:type="dxa"/>
+            <w:gridSpan w:val="3"/>
             <w:tcBorders>
               <w:top w:val="single" w:color="auto" w:sz="4" w:space="0"/>
               <w:left w:val="dotted" w:color="auto" w:sz="4" w:space="0"/>
@@ -7332,7 +7337,8 @@
         </w:trPr>
         <w:tc>
           <w:tcPr>
-            <w:tcW w:w="3519" w:type="dxa"/>
+            <w:tcW w:w="3247" w:type="dxa"/>
+            <w:gridSpan w:val="2"/>
             <w:tcBorders>
               <w:top w:val="dotted" w:color="auto" w:sz="4" w:space="0"/>
               <w:left w:val="single" w:color="auto" w:sz="4" w:space="0"/>
@@ -7372,13 +7378,30 @@
                 <w:b/>
                 <w:sz w:val="24"/>
               </w:rPr>
-              <w:t>Hand protection:</w:t>
-            </w:r>
-          </w:p>
-        </w:tc>
-        <w:tc>
-          <w:tcPr>
-            <w:tcW w:w="6341" w:type="dxa"/>
+              <w:t>Hand protection：</w:t>
+            </w:r>
+            <w:r>
+              <w:rPr>
+                <w:b/>
+                <w:sz w:val="24"/>
+              </w:rPr>
+              <w:tab/>
+            </w:r>
+            <w:r>
+              <w:rPr>
+                <w:rFonts w:hint="eastAsia" w:hAnsi="Arial" w:cs="Arial"/>
+                <w:b/>
+                <w:kern w:val="0"/>
+                <w:sz w:val="24"/>
+              </w:rPr>
+              <w:t>喷涂过程中要求有呼吸防护设备。</w:t>
+            </w:r>
+          </w:p>
+        </w:tc>
+        <w:tc>
+          <w:tcPr>
+            <w:tcW w:w="6613" w:type="dxa"/>
+            <w:gridSpan w:val="3"/>
             <w:tcBorders>
               <w:top w:val="dotted" w:color="auto" w:sz="4" w:space="0"/>
               <w:left w:val="dotted" w:color="auto" w:sz="4" w:space="0"/>
@@ -7448,7 +7471,8 @@
         </w:trPr>
         <w:tc>
           <w:tcPr>
-            <w:tcW w:w="3519" w:type="dxa"/>
+            <w:tcW w:w="3247" w:type="dxa"/>
+            <w:gridSpan w:val="2"/>
             <w:tcBorders>
               <w:top w:val="dotted" w:color="auto" w:sz="4" w:space="0"/>
               <w:left w:val="single" w:color="auto" w:sz="4" w:space="0"/>
@@ -7491,7 +7515,8 @@
         </w:tc>
         <w:tc>
           <w:tcPr>
-            <w:tcW w:w="6341" w:type="dxa"/>
+            <w:tcW w:w="6613" w:type="dxa"/>
+            <w:gridSpan w:val="3"/>
             <w:tcBorders>
               <w:top w:val="dotted" w:color="auto" w:sz="4" w:space="0"/>
               <w:left w:val="dotted" w:color="auto" w:sz="4" w:space="0"/>
@@ -7557,7 +7582,8 @@
         </w:trPr>
         <w:tc>
           <w:tcPr>
-            <w:tcW w:w="3519" w:type="dxa"/>
+            <w:tcW w:w="3247" w:type="dxa"/>
+            <w:gridSpan w:val="2"/>
             <w:tcBorders>
               <w:top w:val="dotted" w:color="auto" w:sz="4" w:space="0"/>
               <w:left w:val="single" w:color="auto" w:sz="4" w:space="0"/>
@@ -7601,7 +7627,8 @@
         </w:tc>
         <w:tc>
           <w:tcPr>
-            <w:tcW w:w="6341" w:type="dxa"/>
+            <w:tcW w:w="6613" w:type="dxa"/>
+            <w:gridSpan w:val="3"/>
             <w:tcBorders>
               <w:top w:val="dotted" w:color="auto" w:sz="4" w:space="0"/>
               <w:left w:val="dotted" w:color="auto" w:sz="4" w:space="0"/>
@@ -7691,7 +7718,8 @@
         </w:trPr>
         <w:tc>
           <w:tcPr>
-            <w:tcW w:w="3519" w:type="dxa"/>
+            <w:tcW w:w="3247" w:type="dxa"/>
+            <w:gridSpan w:val="2"/>
             <w:tcBorders>
               <w:top w:val="dotted" w:color="auto" w:sz="4" w:space="0"/>
               <w:left w:val="single" w:color="auto" w:sz="4" w:space="0"/>
@@ -7735,7 +7763,8 @@
         </w:tc>
         <w:tc>
           <w:tcPr>
-            <w:tcW w:w="6341" w:type="dxa"/>
+            <w:tcW w:w="6613" w:type="dxa"/>
+            <w:gridSpan w:val="3"/>
             <w:tcBorders>
               <w:top w:val="dotted" w:color="auto" w:sz="4" w:space="0"/>
               <w:left w:val="dotted" w:color="auto" w:sz="4" w:space="0"/>
@@ -7825,7 +7854,8 @@
         </w:trPr>
         <w:tc>
           <w:tcPr>
-            <w:tcW w:w="3519" w:type="dxa"/>
+            <w:tcW w:w="3247" w:type="dxa"/>
+            <w:gridSpan w:val="2"/>
             <w:tcBorders>
               <w:top w:val="dotted" w:color="auto" w:sz="4" w:space="0"/>
               <w:left w:val="single" w:color="auto" w:sz="4" w:space="0"/>
@@ -7869,7 +7899,8 @@
         </w:tc>
         <w:tc>
           <w:tcPr>
-            <w:tcW w:w="6341" w:type="dxa"/>
+            <w:tcW w:w="6613" w:type="dxa"/>
+            <w:gridSpan w:val="3"/>
             <w:tcBorders>
               <w:top w:val="dotted" w:color="auto" w:sz="4" w:space="0"/>
               <w:left w:val="dotted" w:color="auto" w:sz="4" w:space="0"/>
@@ -7959,7 +7990,8 @@
         </w:trPr>
         <w:tc>
           <w:tcPr>
-            <w:tcW w:w="3519" w:type="dxa"/>
+            <w:tcW w:w="3247" w:type="dxa"/>
+            <w:gridSpan w:val="2"/>
             <w:tcBorders>
               <w:top w:val="dotted" w:color="auto" w:sz="4" w:space="0"/>
               <w:left w:val="single" w:color="auto" w:sz="4" w:space="0"/>
@@ -8001,7 +8033,8 @@
         </w:tc>
         <w:tc>
           <w:tcPr>
-            <w:tcW w:w="6341" w:type="dxa"/>
+            <w:tcW w:w="6613" w:type="dxa"/>
+            <w:gridSpan w:val="3"/>
             <w:tcBorders>
               <w:top w:val="dotted" w:color="auto" w:sz="4" w:space="0"/>
               <w:left w:val="dotted" w:color="auto" w:sz="4" w:space="0"/>
@@ -8056,7 +8089,8 @@
         </w:trPr>
         <w:tc>
           <w:tcPr>
-            <w:tcW w:w="3519" w:type="dxa"/>
+            <w:tcW w:w="3247" w:type="dxa"/>
+            <w:gridSpan w:val="2"/>
             <w:tcBorders>
               <w:top w:val="dotted" w:color="auto" w:sz="4" w:space="0"/>
               <w:left w:val="single" w:color="auto" w:sz="4" w:space="0"/>
@@ -8099,7 +8133,8 @@
         </w:tc>
         <w:tc>
           <w:tcPr>
-            <w:tcW w:w="6341" w:type="dxa"/>
+            <w:tcW w:w="6613" w:type="dxa"/>
+            <w:gridSpan w:val="3"/>
             <w:tcBorders>
               <w:top w:val="dotted" w:color="auto" w:sz="4" w:space="0"/>
               <w:left w:val="dotted" w:color="auto" w:sz="4" w:space="0"/>
@@ -8180,7 +8215,8 @@
         </w:trPr>
         <w:tc>
           <w:tcPr>
-            <w:tcW w:w="3519" w:type="dxa"/>
+            <w:tcW w:w="3247" w:type="dxa"/>
+            <w:gridSpan w:val="2"/>
             <w:tcBorders>
               <w:top w:val="dotted" w:color="auto" w:sz="4" w:space="0"/>
               <w:left w:val="single" w:color="auto" w:sz="4" w:space="0"/>
@@ -8223,7 +8259,8 @@
         </w:tc>
         <w:tc>
           <w:tcPr>
-            <w:tcW w:w="6341" w:type="dxa"/>
+            <w:tcW w:w="6613" w:type="dxa"/>
+            <w:gridSpan w:val="3"/>
             <w:tcBorders>
               <w:top w:val="dotted" w:color="auto" w:sz="4" w:space="0"/>
               <w:left w:val="dotted" w:color="auto" w:sz="4" w:space="0"/>
@@ -8284,17 +8321,143 @@
         </w:tblPrEx>
         <w:trPr>
           <w:trHeight w:val="244" w:hRule="atLeast"/>
-          <w:cantSplit/>
         </w:trPr>
         <w:tc>
           <w:tcPr>
-            <w:tcW w:w="3519" w:type="dxa"/>
+            <w:tcW w:w="3247" w:type="dxa"/>
+            <w:gridSpan w:val="2"/>
+            <w:tcBorders>
+              <w:top w:val="dotted" w:color="auto" w:sz="4" w:space="0"/>
+              <w:left w:val="single" w:color="auto" w:sz="4" w:space="0"/>
+              <w:bottom w:val="dotted" w:color="auto" w:sz="4" w:space="0"/>
+              <w:right w:val="dotted" w:color="auto" w:sz="4" w:space="0"/>
+            </w:tcBorders>
+            <w:vAlign w:val="center"/>
+          </w:tcPr>
+          <w:p>
+            <w:pPr>
+              <w:keepNext w:val="0"/>
+              <w:keepLines w:val="0"/>
+              <w:pageBreakBefore w:val="0"/>
+              <w:widowControl w:val="0"/>
+              <w:kinsoku/>
+              <w:wordWrap/>
+              <w:overflowPunct/>
+              <w:topLinePunct w:val="0"/>
+              <w:bidi w:val="0"/>
+              <w:adjustRightInd/>
+              <w:snapToGrid/>
+              <w:spacing w:line="300" w:lineRule="auto"/>
+              <w:jc w:val="left"/>
+              <w:textAlignment w:val="auto"/>
+              <w:rPr>
+                <w:rFonts w:hint="eastAsia" w:hAnsi="Arial" w:cs="Arial"/>
+                <w:kern w:val="0"/>
+                <w:sz w:val="24"/>
+                <w:lang w:val="en-US" w:eastAsia="zh-CN"/>
+              </w:rPr>
+            </w:pPr>
+            <w:r>
+              <w:rPr>
+                <w:rFonts w:hint="eastAsia" w:hAnsi="Arial" w:cs="Times New Roman"/>
+                <w:b/>
+                <w:kern w:val="2"/>
+                <w:sz w:val="21"/>
+                <w:szCs w:val="21"/>
+                <w:lang w:val="en-US" w:eastAsia="zh-CN" w:bidi="ar-SA"/>
+              </w:rPr>
+              <w:t xml:space="preserve">8.2  </w:t>
+            </w:r>
+            <w:r>
+              <w:rPr>
+                <w:rFonts w:hint="eastAsia" w:hAnsi="Arial"/>
+                <w:b/>
+                <w:sz w:val="24"/>
+                <w:lang w:val="en-US" w:eastAsia="zh-CN"/>
+              </w:rPr>
+              <w:t>Engineering controls：</w:t>
+            </w:r>
+          </w:p>
+        </w:tc>
+        <w:tc>
+          <w:tcPr>
+            <w:tcW w:w="6613" w:type="dxa"/>
+            <w:gridSpan w:val="3"/>
+            <w:tcBorders>
+              <w:top w:val="dotted" w:color="auto" w:sz="4" w:space="0"/>
+              <w:left w:val="dotted" w:color="auto" w:sz="4" w:space="0"/>
+              <w:bottom w:val="dotted" w:color="auto" w:sz="4" w:space="0"/>
+              <w:right w:val="single" w:color="auto" w:sz="4" w:space="0"/>
+            </w:tcBorders>
+            <w:vAlign w:val="center"/>
+          </w:tcPr>
+          <w:p>
+            <w:pPr>
+              <w:keepNext w:val="0"/>
+              <w:keepLines w:val="0"/>
+              <w:pageBreakBefore w:val="0"/>
+              <w:widowControl w:val="0"/>
+              <w:kinsoku/>
+              <w:wordWrap/>
+              <w:overflowPunct/>
+              <w:topLinePunct w:val="0"/>
+              <w:bidi w:val="0"/>
+              <w:adjustRightInd/>
+              <w:snapToGrid/>
+              <w:spacing w:line="300" w:lineRule="auto"/>
+              <w:jc w:val="left"/>
+              <w:textAlignment w:val="auto"/>
+              <w:rPr>
+                <w:rFonts w:hint="default" w:hAnsi="Arial" w:cs="Times New Roman"/>
+                <w:b/>
+                <w:kern w:val="2"/>
+                <w:sz w:val="21"/>
+                <w:szCs w:val="21"/>
+                <w:lang w:val="en-US" w:eastAsia="zh-CN" w:bidi="ar-SA"/>
+              </w:rPr>
+            </w:pPr>
+            <w:r>
+              <w:rPr>
+                <w:rFonts w:hint="eastAsia" w:hAnsi="Arial" w:cs="Arial"/>
+                <w:kern w:val="0"/>
+                <w:sz w:val="24"/>
+              </w:rPr>
+              <w:t>使用局部排风或全面通风，保持工作场所空气中浓度低于职业接触限值；工作场所设置洗眼器与安全淋浴设施。</w:t>
+            </w:r>
+          </w:p>
+        </w:tc>
+      </w:tr>
+      <w:tr>
+        <w:tblPrEx>
+          <w:tblBorders>
+            <w:top w:val="dotted" w:color="auto" w:sz="4" w:space="0"/>
+            <w:left w:val="dotted" w:color="auto" w:sz="4" w:space="0"/>
+            <w:bottom w:val="dotted" w:color="auto" w:sz="4" w:space="0"/>
+            <w:right w:val="dotted" w:color="auto" w:sz="4" w:space="0"/>
+            <w:insideH w:val="none" w:color="auto" w:sz="0" w:space="0"/>
+            <w:insideV w:val="none" w:color="auto" w:sz="0" w:space="0"/>
+          </w:tblBorders>
+          <w:tblCellMar>
+            <w:top w:w="0" w:type="dxa"/>
+            <w:left w:w="108" w:type="dxa"/>
+            <w:bottom w:w="0" w:type="dxa"/>
+            <w:right w:w="108" w:type="dxa"/>
+          </w:tblCellMar>
+        </w:tblPrEx>
+        <w:trPr>
+          <w:trHeight w:val="244" w:hRule="atLeast"/>
+        </w:trPr>
+        <w:tc>
+          <w:tcPr>
+            <w:tcW w:w="9860" w:type="dxa"/>
+            <w:gridSpan w:val="5"/>
             <w:tcBorders>
               <w:top w:val="dotted" w:color="auto" w:sz="4" w:space="0"/>
               <w:left w:val="single" w:color="auto" w:sz="4" w:space="0"/>
               <w:bottom w:val="single" w:color="auto" w:sz="4" w:space="0"/>
-              <w:right w:val="dotted" w:color="auto" w:sz="4" w:space="0"/>
-            </w:tcBorders>
+              <w:right w:val="single" w:color="auto" w:sz="4" w:space="0"/>
+            </w:tcBorders>
+            <w:shd w:val="clear"/>
             <w:vAlign w:val="center"/>
           </w:tcPr>
           <w:p>
@@ -8317,40 +8480,50 @@
                 <w:rFonts w:hint="eastAsia" w:hAnsi="Arial" w:cs="Arial"/>
                 <w:kern w:val="0"/>
                 <w:sz w:val="24"/>
+              </w:rPr>
+            </w:pPr>
+            <w:r>
+              <w:rPr>
+                <w:rFonts w:hint="eastAsia" w:hAnsi="Arial"/>
+                <w:b/>
+                <w:sz w:val="24"/>
                 <w:lang w:val="en-US" w:eastAsia="zh-CN"/>
               </w:rPr>
-            </w:pPr>
-            <w:r>
-              <w:rPr>
-                <w:rFonts w:hint="eastAsia" w:hAnsi="Arial" w:cs="Times New Roman"/>
-                <w:b/>
-                <w:kern w:val="2"/>
-                <w:sz w:val="21"/>
-                <w:szCs w:val="21"/>
-                <w:lang w:val="en-US" w:eastAsia="zh-CN" w:bidi="ar-SA"/>
-              </w:rPr>
-              <w:t xml:space="preserve">8.2  </w:t>
-            </w:r>
-            <w:r>
-              <w:rPr>
-                <w:rFonts w:hint="eastAsia" w:hAnsi="Arial"/>
-                <w:b/>
-                <w:sz w:val="24"/>
-                <w:lang w:val="en-US" w:eastAsia="zh-CN"/>
-              </w:rPr>
-              <w:t>Engineering controls：</w:t>
-            </w:r>
-          </w:p>
-        </w:tc>
-        <w:tc>
-          <w:tcPr>
-            <w:tcW w:w="6341" w:type="dxa"/>
-            <w:tcBorders>
-              <w:top w:val="dotted" w:color="auto" w:sz="4" w:space="0"/>
-              <w:left w:val="dotted" w:color="auto" w:sz="4" w:space="0"/>
+              <w:t>Control parameters for workplace components</w:t>
+            </w:r>
+          </w:p>
+        </w:tc>
+      </w:tr>
+      <w:tr>
+        <w:tblPrEx>
+          <w:tblBorders>
+            <w:top w:val="dotted" w:color="auto" w:sz="4" w:space="0"/>
+            <w:left w:val="dotted" w:color="auto" w:sz="4" w:space="0"/>
+            <w:bottom w:val="dotted" w:color="auto" w:sz="4" w:space="0"/>
+            <w:right w:val="dotted" w:color="auto" w:sz="4" w:space="0"/>
+            <w:insideH w:val="none" w:color="auto" w:sz="0" w:space="0"/>
+            <w:insideV w:val="none" w:color="auto" w:sz="0" w:space="0"/>
+          </w:tblBorders>
+          <w:tblCellMar>
+            <w:top w:w="0" w:type="dxa"/>
+            <w:left w:w="108" w:type="dxa"/>
+            <w:bottom w:w="0" w:type="dxa"/>
+            <w:right w:w="108" w:type="dxa"/>
+          </w:tblCellMar>
+        </w:tblPrEx>
+        <w:trPr>
+          <w:trHeight w:val="244" w:hRule="atLeast"/>
+        </w:trPr>
+        <w:tc>
+          <w:tcPr>
+            <w:tcW w:w="3076" w:type="dxa"/>
+            <w:tcBorders>
+              <w:top w:val="dotted" w:color="auto" w:sz="4" w:space="0"/>
+              <w:left w:val="single" w:color="auto" w:sz="4" w:space="0"/>
               <w:bottom w:val="single" w:color="auto" w:sz="4" w:space="0"/>
               <w:right w:val="single" w:color="auto" w:sz="4" w:space="0"/>
             </w:tcBorders>
+            <w:shd w:val="clear"/>
             <w:vAlign w:val="center"/>
           </w:tcPr>
           <w:p>
@@ -8370,158 +8543,560 @@
               <w:jc w:val="left"/>
               <w:textAlignment w:val="auto"/>
               <w:rPr>
-                <w:rFonts w:hint="default" w:hAnsi="Arial" w:cs="Times New Roman"/>
-                <w:b/>
-                <w:kern w:val="2"/>
-                <w:sz w:val="21"/>
-                <w:szCs w:val="21"/>
-                <w:lang w:val="en-US" w:eastAsia="zh-CN" w:bidi="ar-SA"/>
-              </w:rPr>
-            </w:pPr>
-            <w:r>
-              <w:rPr>
-                <w:rFonts w:hint="eastAsia" w:hAnsi="Arial" w:cs="Arial"/>
-                <w:kern w:val="0"/>
-                <w:sz w:val="24"/>
-              </w:rPr>
-              <w:t>使用局部排风或全面通风，保持工作场所空气中浓度低于职业接触限值；工作场所设置洗眼器与安全淋浴设施。</w:t>
-            </w:r>
-          </w:p>
-          <w:tbl>
-            <w:tblPr>
-              <w:tblStyle w:val="5"/>
-              <w:tblW w:type="auto" w:w="0"/>
-              <w:tblLayout w:type="fixed"/>
-              <w:tblLook w:firstColumn="1" w:firstRow="1" w:lastColumn="0" w:lastRow="0" w:noHBand="0" w:noVBand="1" w:val="04A0"/>
-              <w:tblBorders>
-                <w:top w:val="single" w:sz="4" w:space="0" w:color="auto"/>
-                <w:left w:val="single" w:sz="4" w:space="0" w:color="auto"/>
-                <w:bottom w:val="single" w:sz="4" w:space="0" w:color="auto"/>
-                <w:right w:val="single" w:sz="4" w:space="0" w:color="auto"/>
-                <w:insideH w:val="single" w:sz="4" w:space="0" w:color="auto"/>
-                <w:insideV w:val="single" w:sz="4" w:space="0" w:color="auto"/>
-              </w:tblBorders>
-            </w:tblPr>
-            <w:tblGrid>
-              <w:gridCol w:w="2400"/>
-              <w:gridCol w:w="1100"/>
-              <w:gridCol w:w="1100"/>
-              <w:gridCol w:w="1600"/>
-            </w:tblGrid>
-            <w:tr>
-              <w:tc>
-                <w:tcPr>
-                  <w:tcW w:type="dxa" w:w="2400"/>
-                  <w:vAlign w:val="center"/>
-                </w:tcPr>
-                <w:p>
-                  <w:r>
-                    <w:rPr>
-                      <w:sz w:val="24"/>
-                    </w:rPr>
-                    <w:t>Substance</w:t>
-                  </w:r>
-                </w:p>
-              </w:tc>
-              <w:tc>
-                <w:tcPr>
-                  <w:tcW w:type="dxa" w:w="1100"/>
-                  <w:vAlign w:val="center"/>
-                </w:tcPr>
-                <w:p>
-                  <w:r>
-                    <w:rPr>
-                      <w:sz w:val="24"/>
-                    </w:rPr>
-                    <w:t>Basis</w:t>
-                  </w:r>
-                </w:p>
-              </w:tc>
-              <w:tc>
-                <w:tcPr>
-                  <w:tcW w:type="dxa" w:w="1100"/>
-                  <w:vAlign w:val="center"/>
-                </w:tcPr>
-                <w:p>
-                  <w:r>
-                    <w:rPr>
-                      <w:sz w:val="24"/>
-                    </w:rPr>
-                    <w:t>Type</w:t>
-                  </w:r>
-                </w:p>
-              </w:tc>
-              <w:tc>
-                <w:tcPr>
-                  <w:tcW w:type="dxa" w:w="1600"/>
-                  <w:vAlign w:val="center"/>
-                </w:tcPr>
-                <w:p>
-                  <w:r>
-                    <w:rPr>
-                      <w:sz w:val="24"/>
-                    </w:rPr>
-                    <w:t>Value</w:t>
-                  </w:r>
-                </w:p>
-              </w:tc>
-            </w:tr>
-            <w:tr>
-              <w:tc>
-                <w:tcPr>
-                  <w:tcW w:type="dxa" w:w="2400"/>
-                  <w:vAlign w:val="center"/>
-                </w:tcPr>
-                <w:p>
-                  <w:r>
-                    <w:rPr>
-                      <w:sz w:val="24"/>
-                    </w:rPr>
-                  </w:r>
-                </w:p>
-              </w:tc>
-              <w:tc>
-                <w:tcPr>
-                  <w:tcW w:type="dxa" w:w="1100"/>
-                  <w:vAlign w:val="center"/>
-                </w:tcPr>
-                <w:p>
-                  <w:r>
-                    <w:rPr>
-                      <w:sz w:val="24"/>
-                    </w:rPr>
-                  </w:r>
-                </w:p>
-              </w:tc>
-              <w:tc>
-                <w:tcPr>
-                  <w:tcW w:type="dxa" w:w="1100"/>
-                  <w:vAlign w:val="center"/>
-                </w:tcPr>
-                <w:p>
-                  <w:r>
-                    <w:rPr>
-                      <w:sz w:val="24"/>
-                    </w:rPr>
-                  </w:r>
-                </w:p>
-              </w:tc>
-              <w:tc>
-                <w:tcPr>
-                  <w:tcW w:type="dxa" w:w="1600"/>
-                  <w:vAlign w:val="center"/>
-                </w:tcPr>
-                <w:p>
-                  <w:r>
-                    <w:rPr>
-                      <w:sz w:val="24"/>
-                    </w:rPr>
-                  </w:r>
-                </w:p>
-              </w:tc>
-            </w:tr>
-          </w:tbl>
-          <w:p/>
+                <w:rFonts w:hint="eastAsia" w:hAnsi="Arial"/>
+                <w:b/>
+                <w:sz w:val="24"/>
+                <w:lang w:val="en-US" w:eastAsia="zh-CN"/>
+              </w:rPr>
+            </w:pPr>
+            <w:bookmarkStart w:id="0" w:name="_GoBack" w:colFirst="0" w:colLast="3"/>
+            <w:r>
+              <w:rPr>
+                <w:rFonts w:hint="eastAsia" w:hAnsi="Arial"/>
+                <w:b/>
+                <w:sz w:val="24"/>
+                <w:lang w:val="en-US" w:eastAsia="zh-CN"/>
+              </w:rPr>
+              <w:t>Substance</w:t>
+            </w:r>
+          </w:p>
+        </w:tc>
+        <w:tc>
+          <w:tcPr>
+            <w:tcW w:w="1854" w:type="dxa"/>
+            <w:gridSpan w:val="2"/>
+            <w:tcBorders>
+              <w:top w:val="dotted" w:color="auto" w:sz="4" w:space="0"/>
+              <w:left w:val="single" w:color="auto" w:sz="4" w:space="0"/>
+              <w:bottom w:val="single" w:color="auto" w:sz="4" w:space="0"/>
+              <w:right w:val="single" w:color="auto" w:sz="4" w:space="0"/>
+            </w:tcBorders>
+            <w:shd w:val="clear"/>
+            <w:vAlign w:val="center"/>
+          </w:tcPr>
+          <w:p>
+            <w:pPr>
+              <w:keepNext w:val="0"/>
+              <w:keepLines w:val="0"/>
+              <w:pageBreakBefore w:val="0"/>
+              <w:widowControl w:val="0"/>
+              <w:kinsoku/>
+              <w:wordWrap/>
+              <w:overflowPunct/>
+              <w:topLinePunct w:val="0"/>
+              <w:bidi w:val="0"/>
+              <w:adjustRightInd/>
+              <w:snapToGrid/>
+              <w:spacing w:line="300" w:lineRule="auto"/>
+              <w:jc w:val="left"/>
+              <w:textAlignment w:val="auto"/>
+              <w:rPr>
+                <w:rFonts w:hint="eastAsia" w:hAnsi="Arial"/>
+                <w:b/>
+                <w:sz w:val="24"/>
+                <w:lang w:val="en-US" w:eastAsia="zh-CN"/>
+              </w:rPr>
+            </w:pPr>
+            <w:r>
+              <w:rPr>
+                <w:rFonts w:hint="eastAsia" w:hAnsi="Arial"/>
+                <w:b/>
+                <w:sz w:val="24"/>
+                <w:lang w:val="en-US" w:eastAsia="zh-CN"/>
+              </w:rPr>
+              <w:t>Basis</w:t>
+            </w:r>
+          </w:p>
+        </w:tc>
+        <w:tc>
+          <w:tcPr>
+            <w:tcW w:w="2465" w:type="dxa"/>
+            <w:tcBorders>
+              <w:top w:val="dotted" w:color="auto" w:sz="4" w:space="0"/>
+              <w:left w:val="single" w:color="auto" w:sz="4" w:space="0"/>
+              <w:bottom w:val="single" w:color="auto" w:sz="4" w:space="0"/>
+              <w:right w:val="single" w:color="auto" w:sz="4" w:space="0"/>
+            </w:tcBorders>
+            <w:shd w:val="clear"/>
+            <w:vAlign w:val="center"/>
+          </w:tcPr>
+          <w:p>
+            <w:pPr>
+              <w:keepNext w:val="0"/>
+              <w:keepLines w:val="0"/>
+              <w:pageBreakBefore w:val="0"/>
+              <w:widowControl w:val="0"/>
+              <w:kinsoku/>
+              <w:wordWrap/>
+              <w:overflowPunct/>
+              <w:topLinePunct w:val="0"/>
+              <w:bidi w:val="0"/>
+              <w:adjustRightInd/>
+              <w:snapToGrid/>
+              <w:spacing w:line="300" w:lineRule="auto"/>
+              <w:jc w:val="left"/>
+              <w:textAlignment w:val="auto"/>
+              <w:rPr>
+                <w:rFonts w:hint="eastAsia" w:hAnsi="Arial"/>
+                <w:b/>
+                <w:sz w:val="24"/>
+                <w:lang w:val="en-US" w:eastAsia="zh-CN"/>
+              </w:rPr>
+            </w:pPr>
+            <w:r>
+              <w:rPr>
+                <w:rFonts w:hint="eastAsia" w:hAnsi="Arial"/>
+                <w:b/>
+                <w:sz w:val="24"/>
+                <w:lang w:val="en-US" w:eastAsia="zh-CN"/>
+              </w:rPr>
+              <w:t>Type</w:t>
+            </w:r>
+          </w:p>
+        </w:tc>
+        <w:tc>
+          <w:tcPr>
+            <w:tcW w:w="2465" w:type="dxa"/>
+            <w:tcBorders>
+              <w:top w:val="dotted" w:color="auto" w:sz="4" w:space="0"/>
+              <w:left w:val="single" w:color="auto" w:sz="4" w:space="0"/>
+              <w:bottom w:val="single" w:color="auto" w:sz="4" w:space="0"/>
+              <w:right w:val="single" w:color="auto" w:sz="4" w:space="0"/>
+            </w:tcBorders>
+            <w:shd w:val="clear"/>
+            <w:vAlign w:val="center"/>
+          </w:tcPr>
+          <w:p>
+            <w:pPr>
+              <w:keepNext w:val="0"/>
+              <w:keepLines w:val="0"/>
+              <w:pageBreakBefore w:val="0"/>
+              <w:widowControl w:val="0"/>
+              <w:kinsoku/>
+              <w:wordWrap/>
+              <w:overflowPunct/>
+              <w:topLinePunct w:val="0"/>
+              <w:bidi w:val="0"/>
+              <w:adjustRightInd/>
+              <w:snapToGrid/>
+              <w:spacing w:line="300" w:lineRule="auto"/>
+              <w:jc w:val="left"/>
+              <w:textAlignment w:val="auto"/>
+              <w:rPr>
+                <w:rFonts w:hint="eastAsia" w:hAnsi="Arial"/>
+                <w:b/>
+                <w:sz w:val="24"/>
+                <w:lang w:val="en-US" w:eastAsia="zh-CN"/>
+              </w:rPr>
+            </w:pPr>
+            <w:r>
+              <w:rPr>
+                <w:rFonts w:hint="eastAsia" w:hAnsi="Arial"/>
+                <w:b/>
+                <w:sz w:val="24"/>
+                <w:lang w:val="en-US" w:eastAsia="zh-CN"/>
+              </w:rPr>
+              <w:t>Value</w:t>
+            </w:r>
+          </w:p>
+        </w:tc>
+      </w:tr>
+      <w:bookmarkEnd w:id="0"/>
+      <w:tr>
+        <w:tblPrEx>
+          <w:tblBorders>
+            <w:top w:val="dotted" w:color="auto" w:sz="4" w:space="0"/>
+            <w:left w:val="dotted" w:color="auto" w:sz="4" w:space="0"/>
+            <w:bottom w:val="dotted" w:color="auto" w:sz="4" w:space="0"/>
+            <w:right w:val="dotted" w:color="auto" w:sz="4" w:space="0"/>
+            <w:insideH w:val="none" w:color="auto" w:sz="0" w:space="0"/>
+            <w:insideV w:val="none" w:color="auto" w:sz="0" w:space="0"/>
+          </w:tblBorders>
+          <w:tblCellMar>
+            <w:top w:w="0" w:type="dxa"/>
+            <w:left w:w="108" w:type="dxa"/>
+            <w:bottom w:w="0" w:type="dxa"/>
+            <w:right w:w="108" w:type="dxa"/>
+          </w:tblCellMar>
+        </w:tblPrEx>
+        <w:trPr>
+          <w:trHeight w:val="244" w:hRule="atLeast"/>
+        </w:trPr>
+        <w:tc>
+          <w:tcPr>
+            <w:tcW w:w="3076" w:type="dxa"/>
+            <w:tcBorders>
+              <w:top w:val="dotted" w:color="auto" w:sz="4" w:space="0"/>
+              <w:left w:val="single" w:color="auto" w:sz="4" w:space="0"/>
+              <w:bottom w:val="dotted" w:color="auto" w:sz="4" w:space="0"/>
+              <w:right w:val="single" w:color="auto" w:sz="4" w:space="0"/>
+            </w:tcBorders>
+            <w:shd w:val="clear" w:color="auto" w:fill="auto"/>
+            <w:vAlign w:val="top"/>
+          </w:tcPr>
+          <w:p>
+            <w:pPr>
+              <w:spacing w:line="300" w:lineRule="auto"/>
+              <w:rPr>
+                <w:rFonts w:hint="eastAsia" w:ascii="Times New Roman" w:hAnsi="Times New Roman" w:eastAsia="宋体" w:cs="Times New Roman"/>
+                <w:kern w:val="2"/>
+                <w:sz w:val="24"/>
+                <w:szCs w:val="24"/>
+                <w:lang w:val="en-US" w:eastAsia="zh-CN" w:bidi="ar-SA"/>
+              </w:rPr>
+            </w:pPr>
+            <w:r>
+              <w:rPr>
+                <w:rFonts w:hint="eastAsia"/>
+                <w:sz w:val="24"/>
+              </w:rPr>
+              <w:t>六亚甲基-</w:t>
+            </w:r>
+            <w:r>
+              <w:rPr>
+                <w:sz w:val="24"/>
+              </w:rPr>
+              <w:t>1</w:t>
+            </w:r>
+            <w:r>
+              <w:rPr>
+                <w:rFonts w:hint="eastAsia"/>
+                <w:sz w:val="24"/>
+              </w:rPr>
+              <w:t>,</w:t>
+            </w:r>
+            <w:r>
+              <w:rPr>
+                <w:sz w:val="24"/>
+              </w:rPr>
+              <w:t>6</w:t>
+            </w:r>
+            <w:r>
+              <w:rPr>
+                <w:rFonts w:hint="eastAsia"/>
+                <w:sz w:val="24"/>
+              </w:rPr>
+              <w:t>-二异氰酸酯</w:t>
+            </w:r>
+          </w:p>
+        </w:tc>
+        <w:tc>
+          <w:tcPr>
+            <w:tcW w:w="1854" w:type="dxa"/>
+            <w:gridSpan w:val="2"/>
+            <w:tcBorders>
+              <w:top w:val="dotted" w:color="auto" w:sz="4" w:space="0"/>
+              <w:left w:val="single" w:color="auto" w:sz="4" w:space="0"/>
+              <w:bottom w:val="dotted" w:color="auto" w:sz="4" w:space="0"/>
+              <w:right w:val="single" w:color="auto" w:sz="4" w:space="0"/>
+            </w:tcBorders>
+            <w:shd w:val="clear" w:color="auto" w:fill="auto"/>
+            <w:vAlign w:val="top"/>
+          </w:tcPr>
+          <w:p>
+            <w:pPr>
+              <w:spacing w:line="300" w:lineRule="auto"/>
+              <w:rPr>
+                <w:rFonts w:hint="eastAsia" w:ascii="Times New Roman" w:hAnsi="Times New Roman" w:eastAsia="宋体" w:cs="Times New Roman"/>
+                <w:kern w:val="2"/>
+                <w:sz w:val="24"/>
+                <w:szCs w:val="24"/>
+                <w:lang w:val="en-US" w:eastAsia="zh-CN" w:bidi="ar-SA"/>
+              </w:rPr>
+            </w:pPr>
+            <w:r>
+              <w:rPr>
+                <w:rFonts w:hint="eastAsia"/>
+                <w:sz w:val="24"/>
+              </w:rPr>
+              <w:t>CN</w:t>
+            </w:r>
+            <w:r>
+              <w:rPr>
+                <w:sz w:val="24"/>
+              </w:rPr>
+              <w:t xml:space="preserve"> </w:t>
+            </w:r>
+            <w:r>
+              <w:rPr>
+                <w:rFonts w:hint="eastAsia"/>
+                <w:sz w:val="24"/>
+              </w:rPr>
+              <w:t>OEL</w:t>
+            </w:r>
+          </w:p>
+        </w:tc>
+        <w:tc>
+          <w:tcPr>
+            <w:tcW w:w="2465" w:type="dxa"/>
+            <w:tcBorders>
+              <w:top w:val="dotted" w:color="auto" w:sz="4" w:space="0"/>
+              <w:left w:val="single" w:color="auto" w:sz="4" w:space="0"/>
+              <w:bottom w:val="dotted" w:color="auto" w:sz="4" w:space="0"/>
+              <w:right w:val="single" w:color="auto" w:sz="4" w:space="0"/>
+            </w:tcBorders>
+            <w:shd w:val="clear" w:color="auto" w:fill="auto"/>
+            <w:vAlign w:val="top"/>
+          </w:tcPr>
+          <w:p>
+            <w:pPr>
+              <w:spacing w:line="300" w:lineRule="auto"/>
+              <w:rPr>
+                <w:rFonts w:hint="eastAsia" w:ascii="Times New Roman" w:hAnsi="Times New Roman" w:eastAsia="宋体" w:cs="Times New Roman"/>
+                <w:kern w:val="2"/>
+                <w:sz w:val="24"/>
+                <w:szCs w:val="24"/>
+                <w:lang w:val="en-US" w:eastAsia="zh-CN" w:bidi="ar-SA"/>
+              </w:rPr>
+            </w:pPr>
+            <w:r>
+              <w:rPr>
+                <w:rFonts w:hint="eastAsia"/>
+                <w:sz w:val="24"/>
+              </w:rPr>
+              <w:t>TWA</w:t>
+            </w:r>
+          </w:p>
+        </w:tc>
+        <w:tc>
+          <w:tcPr>
+            <w:tcW w:w="2465" w:type="dxa"/>
+            <w:tcBorders>
+              <w:top w:val="dotted" w:color="auto" w:sz="4" w:space="0"/>
+              <w:left w:val="single" w:color="auto" w:sz="4" w:space="0"/>
+              <w:bottom w:val="dotted" w:color="auto" w:sz="4" w:space="0"/>
+              <w:right w:val="single" w:color="auto" w:sz="4" w:space="0"/>
+            </w:tcBorders>
+            <w:shd w:val="clear" w:color="auto" w:fill="auto"/>
+            <w:vAlign w:val="top"/>
+          </w:tcPr>
+          <w:p>
+            <w:pPr>
+              <w:spacing w:line="300" w:lineRule="auto"/>
+              <w:rPr>
+                <w:rFonts w:hint="eastAsia" w:ascii="Times New Roman" w:hAnsi="Times New Roman" w:eastAsia="宋体" w:cs="Times New Roman"/>
+                <w:kern w:val="2"/>
+                <w:sz w:val="24"/>
+                <w:szCs w:val="24"/>
+                <w:lang w:val="en-US" w:eastAsia="zh-CN" w:bidi="ar-SA"/>
+              </w:rPr>
+            </w:pPr>
+            <w:r>
+              <w:rPr>
+                <w:rFonts w:hint="eastAsia"/>
+                <w:sz w:val="24"/>
+              </w:rPr>
+              <w:t>0</w:t>
+            </w:r>
+            <w:r>
+              <w:rPr>
+                <w:sz w:val="24"/>
+              </w:rPr>
+              <w:t xml:space="preserve">.03 </w:t>
+            </w:r>
+            <w:r>
+              <w:rPr>
+                <w:rFonts w:hint="eastAsia"/>
+                <w:sz w:val="24"/>
+              </w:rPr>
+              <w:t>mg</w:t>
+            </w:r>
+            <w:r>
+              <w:rPr>
+                <w:sz w:val="24"/>
+              </w:rPr>
+              <w:t>/m</w:t>
+            </w:r>
+            <w:r>
+              <w:rPr>
+                <w:sz w:val="24"/>
+                <w:vertAlign w:val="superscript"/>
+              </w:rPr>
+              <w:t>3</w:t>
+            </w:r>
+          </w:p>
+        </w:tc>
+      </w:tr>
+      <w:tr>
+        <w:tblPrEx>
+          <w:tblBorders>
+            <w:top w:val="dotted" w:color="auto" w:sz="4" w:space="0"/>
+            <w:left w:val="dotted" w:color="auto" w:sz="4" w:space="0"/>
+            <w:bottom w:val="dotted" w:color="auto" w:sz="4" w:space="0"/>
+            <w:right w:val="dotted" w:color="auto" w:sz="4" w:space="0"/>
+            <w:insideH w:val="none" w:color="auto" w:sz="0" w:space="0"/>
+            <w:insideV w:val="none" w:color="auto" w:sz="0" w:space="0"/>
+          </w:tblBorders>
+          <w:tblCellMar>
+            <w:top w:w="0" w:type="dxa"/>
+            <w:left w:w="108" w:type="dxa"/>
+            <w:bottom w:w="0" w:type="dxa"/>
+            <w:right w:w="108" w:type="dxa"/>
+          </w:tblCellMar>
+        </w:tblPrEx>
+        <w:trPr>
+          <w:trHeight w:val="244" w:hRule="atLeast"/>
+        </w:trPr>
+        <w:tc>
+          <w:tcPr>
+            <w:tcW w:w="3076" w:type="dxa"/>
+            <w:tcBorders>
+              <w:top w:val="dotted" w:color="auto" w:sz="4" w:space="0"/>
+              <w:left w:val="single" w:color="auto" w:sz="4" w:space="0"/>
+              <w:bottom w:val="dotted" w:color="auto" w:sz="4" w:space="0"/>
+              <w:right w:val="single" w:color="auto" w:sz="4" w:space="0"/>
+            </w:tcBorders>
+            <w:shd w:val="clear" w:color="auto" w:fill="auto"/>
+            <w:vAlign w:val="top"/>
+          </w:tcPr>
+          <w:p>
+            <w:pPr>
+              <w:spacing w:line="300" w:lineRule="auto"/>
+              <w:rPr>
+                <w:rFonts w:hint="eastAsia" w:ascii="Times New Roman" w:hAnsi="Times New Roman" w:eastAsia="宋体" w:cs="Times New Roman"/>
+                <w:kern w:val="2"/>
+                <w:sz w:val="24"/>
+                <w:szCs w:val="24"/>
+                <w:lang w:val="en-US" w:eastAsia="zh-CN" w:bidi="ar-SA"/>
+              </w:rPr>
+            </w:pPr>
+            <w:r>
+              <w:rPr>
+                <w:rFonts w:hint="eastAsia"/>
+                <w:sz w:val="24"/>
+              </w:rPr>
+              <w:t>丙二醇甲醚醋酸酯</w:t>
+            </w:r>
+          </w:p>
+        </w:tc>
+        <w:tc>
+          <w:tcPr>
+            <w:tcW w:w="1854" w:type="dxa"/>
+            <w:gridSpan w:val="2"/>
+            <w:tcBorders>
+              <w:top w:val="dotted" w:color="auto" w:sz="4" w:space="0"/>
+              <w:left w:val="single" w:color="auto" w:sz="4" w:space="0"/>
+              <w:bottom w:val="dotted" w:color="auto" w:sz="4" w:space="0"/>
+              <w:right w:val="single" w:color="auto" w:sz="4" w:space="0"/>
+            </w:tcBorders>
+            <w:shd w:val="clear" w:color="auto" w:fill="auto"/>
+            <w:vAlign w:val="top"/>
+          </w:tcPr>
+          <w:p>
+            <w:pPr>
+              <w:spacing w:line="300" w:lineRule="auto"/>
+              <w:rPr>
+                <w:rFonts w:hint="eastAsia" w:ascii="Times New Roman" w:hAnsi="Times New Roman" w:eastAsia="宋体" w:cs="Times New Roman"/>
+                <w:kern w:val="2"/>
+                <w:sz w:val="24"/>
+                <w:szCs w:val="24"/>
+                <w:lang w:val="en-US" w:eastAsia="zh-CN" w:bidi="ar-SA"/>
+              </w:rPr>
+            </w:pPr>
+            <w:r>
+              <w:rPr>
+                <w:rFonts w:hint="eastAsia"/>
+                <w:sz w:val="24"/>
+              </w:rPr>
+              <w:t>CN</w:t>
+            </w:r>
+            <w:r>
+              <w:rPr>
+                <w:sz w:val="24"/>
+              </w:rPr>
+              <w:t xml:space="preserve"> </w:t>
+            </w:r>
+            <w:r>
+              <w:rPr>
+                <w:rFonts w:hint="eastAsia"/>
+                <w:sz w:val="24"/>
+              </w:rPr>
+              <w:t>OEL</w:t>
+            </w:r>
+          </w:p>
+        </w:tc>
+        <w:tc>
+          <w:tcPr>
+            <w:tcW w:w="2465" w:type="dxa"/>
+            <w:tcBorders>
+              <w:top w:val="dotted" w:color="auto" w:sz="4" w:space="0"/>
+              <w:left w:val="single" w:color="auto" w:sz="4" w:space="0"/>
+              <w:bottom w:val="dotted" w:color="auto" w:sz="4" w:space="0"/>
+              <w:right w:val="single" w:color="auto" w:sz="4" w:space="0"/>
+            </w:tcBorders>
+            <w:shd w:val="clear" w:color="auto" w:fill="auto"/>
+            <w:vAlign w:val="top"/>
+          </w:tcPr>
+          <w:p>
+            <w:pPr>
+              <w:spacing w:line="300" w:lineRule="auto"/>
+              <w:rPr>
+                <w:rFonts w:hint="eastAsia" w:ascii="Times New Roman" w:hAnsi="Times New Roman" w:eastAsia="宋体" w:cs="Times New Roman"/>
+                <w:kern w:val="2"/>
+                <w:sz w:val="24"/>
+                <w:szCs w:val="24"/>
+                <w:lang w:val="en-US" w:eastAsia="zh-CN" w:bidi="ar-SA"/>
+              </w:rPr>
+            </w:pPr>
+            <w:r>
+              <w:rPr>
+                <w:rFonts w:hint="eastAsia"/>
+                <w:sz w:val="24"/>
+              </w:rPr>
+              <w:t>TWA</w:t>
+            </w:r>
+          </w:p>
+        </w:tc>
+        <w:tc>
+          <w:tcPr>
+            <w:tcW w:w="2465" w:type="dxa"/>
+            <w:tcBorders>
+              <w:top w:val="dotted" w:color="auto" w:sz="4" w:space="0"/>
+              <w:left w:val="single" w:color="auto" w:sz="4" w:space="0"/>
+              <w:bottom w:val="dotted" w:color="auto" w:sz="4" w:space="0"/>
+              <w:right w:val="single" w:color="auto" w:sz="4" w:space="0"/>
+            </w:tcBorders>
+            <w:shd w:val="clear" w:color="auto" w:fill="auto"/>
+            <w:vAlign w:val="top"/>
+          </w:tcPr>
+          <w:p>
+            <w:pPr>
+              <w:spacing w:line="300" w:lineRule="auto"/>
+              <w:rPr>
+                <w:rFonts w:hint="eastAsia" w:ascii="Times New Roman" w:hAnsi="Times New Roman" w:eastAsia="宋体" w:cs="Times New Roman"/>
+                <w:kern w:val="2"/>
+                <w:sz w:val="24"/>
+                <w:szCs w:val="24"/>
+                <w:lang w:val="en-US" w:eastAsia="zh-CN" w:bidi="ar-SA"/>
+              </w:rPr>
+            </w:pPr>
+            <w:r>
+              <w:rPr>
+                <w:sz w:val="24"/>
+              </w:rPr>
+              <w:t xml:space="preserve">100 </w:t>
+            </w:r>
+            <w:r>
+              <w:rPr>
+                <w:rFonts w:hint="eastAsia"/>
+                <w:sz w:val="24"/>
+              </w:rPr>
+              <w:t>mg</w:t>
+            </w:r>
+            <w:r>
+              <w:rPr>
+                <w:sz w:val="24"/>
+              </w:rPr>
+              <w:t>/m</w:t>
+            </w:r>
+            <w:r>
+              <w:rPr>
+                <w:sz w:val="24"/>
+                <w:vertAlign w:val="superscript"/>
+              </w:rPr>
+              <w:t>3</w:t>
+            </w:r>
+          </w:p>
         </w:tc>
       </w:tr>
     </w:tbl>
@@ -15035,8 +15610,6 @@
               </w:rPr>
               <w:t>：</w:t>
             </w:r>
-            <w:bookmarkStart w:id="0" w:name="_GoBack"/>
-            <w:bookmarkEnd w:id="0"/>
           </w:p>
         </w:tc>
         <w:tc>

--- a/MSDS Skill/examples/template_reference_en.docx
+++ b/MSDS Skill/examples/template_reference_en.docx
@@ -7379,22 +7379,6 @@
                 <w:sz w:val="24"/>
               </w:rPr>
               <w:t>Hand protection：</w:t>
-            </w:r>
-            <w:r>
-              <w:rPr>
-                <w:b/>
-                <w:sz w:val="24"/>
-              </w:rPr>
-              <w:tab/>
-            </w:r>
-            <w:r>
-              <w:rPr>
-                <w:rFonts w:hint="eastAsia" w:hAnsi="Arial" w:cs="Arial"/>
-                <w:b/>
-                <w:kern w:val="0"/>
-                <w:sz w:val="24"/>
-              </w:rPr>
-              <w:t>喷涂过程中要求有呼吸防护设备。</w:t>
             </w:r>
           </w:p>
         </w:tc>

--- a/MSDS Skill/examples/template_reference_en.docx
+++ b/MSDS Skill/examples/template_reference_en.docx
@@ -1170,7 +1170,6 @@
           </w:tblCellMar>
         </w:tblPrEx>
         <w:trPr>
-          <w:cantSplit/>
           <w:tblHeader/>
         </w:trPr>
         <w:tc>
@@ -5989,7 +5988,6 @@
           </w:tblCellMar>
         </w:tblPrEx>
         <w:trPr>
-          <w:cantSplit/>
           <w:tblHeader/>
         </w:trPr>
         <w:tc>
@@ -6055,7 +6053,6 @@
           </w:tblCellMar>
         </w:tblPrEx>
         <w:trPr>
-          <w:cantSplit/>
           <w:trHeight w:val="578" w:hRule="atLeast"/>
         </w:trPr>
         <w:tc>
@@ -6276,7 +6273,6 @@
           </w:tblCellMar>
         </w:tblPrEx>
         <w:trPr>
-          <w:cantSplit/>
           <w:trHeight w:val="270" w:hRule="atLeast"/>
         </w:trPr>
         <w:tc>
@@ -13388,7 +13384,6 @@
           </w:tblCellMar>
         </w:tblPrEx>
         <w:trPr>
-          <w:cantSplit/>
           <w:tblHeader/>
         </w:trPr>
         <w:tc>
@@ -13455,7 +13450,6 @@
           </w:tblCellMar>
         </w:tblPrEx>
         <w:trPr>
-          <w:cantSplit/>
           <w:trHeight w:val="285" w:hRule="atLeast"/>
         </w:trPr>
         <w:tc>
@@ -13517,7 +13511,6 @@
           </w:tblCellMar>
         </w:tblPrEx>
         <w:trPr>
-          <w:cantSplit/>
           <w:trHeight w:val="285" w:hRule="atLeast"/>
         </w:trPr>
         <w:tc>
@@ -13581,7 +13574,6 @@
           </w:tblCellMar>
         </w:tblPrEx>
         <w:trPr>
-          <w:cantSplit/>
           <w:trHeight w:val="285" w:hRule="atLeast"/>
         </w:trPr>
         <w:tc>
@@ -13768,7 +13760,6 @@
           </w:tblCellMar>
         </w:tblPrEx>
         <w:trPr>
-          <w:cantSplit/>
           <w:trHeight w:val="285" w:hRule="atLeast"/>
         </w:trPr>
         <w:tc>
@@ -13945,7 +13936,6 @@
           </w:tblCellMar>
         </w:tblPrEx>
         <w:trPr>
-          <w:cantSplit/>
           <w:trHeight w:val="424" w:hRule="atLeast"/>
         </w:trPr>
         <w:tc>
@@ -14105,7 +14095,6 @@
           </w:tblCellMar>
         </w:tblPrEx>
         <w:trPr>
-          <w:cantSplit/>
           <w:trHeight w:val="285" w:hRule="atLeast"/>
         </w:trPr>
         <w:tc>
@@ -14204,7 +14193,6 @@
           </w:tblCellMar>
         </w:tblPrEx>
         <w:trPr>
-          <w:cantSplit/>
           <w:trHeight w:val="285" w:hRule="atLeast"/>
         </w:trPr>
         <w:tc>
@@ -14425,7 +14413,6 @@
           </w:tblCellMar>
         </w:tblPrEx>
         <w:trPr>
-          <w:cantSplit/>
           <w:trHeight w:val="285" w:hRule="atLeast"/>
         </w:trPr>
         <w:tc>
@@ -14638,7 +14625,6 @@
           </w:tblCellMar>
         </w:tblPrEx>
         <w:trPr>
-          <w:cantSplit/>
           <w:trHeight w:val="1169" w:hRule="atLeast"/>
         </w:trPr>
         <w:tc>
@@ -14867,7 +14853,6 @@
           </w:tblCellMar>
         </w:tblPrEx>
         <w:trPr>
-          <w:cantSplit/>
           <w:trHeight w:val="285" w:hRule="atLeast"/>
         </w:trPr>
         <w:tc>
@@ -15004,7 +14989,6 @@
           </w:tblCellMar>
         </w:tblPrEx>
         <w:trPr>
-          <w:cantSplit/>
           <w:trHeight w:val="285" w:hRule="atLeast"/>
         </w:trPr>
         <w:tc>
@@ -15143,7 +15127,6 @@
           </w:tblCellMar>
         </w:tblPrEx>
         <w:trPr>
-          <w:cantSplit/>
           <w:trHeight w:val="285" w:hRule="atLeast"/>
         </w:trPr>
         <w:tc>
@@ -15331,7 +15314,6 @@
           </w:tblCellMar>
         </w:tblPrEx>
         <w:trPr>
-          <w:cantSplit/>
           <w:trHeight w:val="285" w:hRule="atLeast"/>
         </w:trPr>
         <w:tc>
@@ -15492,7 +15474,6 @@
           </w:tblCellMar>
         </w:tblPrEx>
         <w:trPr>
-          <w:cantSplit/>
           <w:trHeight w:val="285" w:hRule="atLeast"/>
         </w:trPr>
         <w:tc>
@@ -15651,7 +15632,6 @@
           </w:tblCellMar>
         </w:tblPrEx>
         <w:trPr>
-          <w:cantSplit/>
           <w:trHeight w:val="285" w:hRule="atLeast"/>
         </w:trPr>
         <w:tc>

--- a/MSDS Skill/examples/template_reference_en.docx
+++ b/MSDS Skill/examples/template_reference_en.docx
@@ -1170,6 +1170,7 @@
           </w:tblCellMar>
         </w:tblPrEx>
         <w:trPr>
+          <w:cantSplit/>
           <w:tblHeader/>
         </w:trPr>
         <w:tc>
@@ -5988,6 +5989,7 @@
           </w:tblCellMar>
         </w:tblPrEx>
         <w:trPr>
+          <w:cantSplit/>
           <w:tblHeader/>
         </w:trPr>
         <w:tc>
@@ -6053,6 +6055,7 @@
           </w:tblCellMar>
         </w:tblPrEx>
         <w:trPr>
+          <w:cantSplit/>
           <w:trHeight w:val="578" w:hRule="atLeast"/>
         </w:trPr>
         <w:tc>
@@ -6273,6 +6276,7 @@
           </w:tblCellMar>
         </w:tblPrEx>
         <w:trPr>
+          <w:cantSplit/>
           <w:trHeight w:val="270" w:hRule="atLeast"/>
         </w:trPr>
         <w:tc>
@@ -7082,9 +7086,10 @@
             <w:tcW w:w="9860" w:type="dxa"/>
             <w:gridSpan w:val="5"/>
             <w:tcBorders>
-              <w:bottom w:val="single" w:color="auto" w:sz="4" w:space="0"/>
-              <w:tl2br w:val="nil"/>
-              <w:tr2bl w:val="nil"/>
+              <w:top w:val="single" w:color="auto" w:sz="4" w:space="0"/>
+              <w:left w:val="single" w:color="auto" w:sz="4" w:space="0"/>
+              <w:bottom w:val="dotted" w:color="auto" w:sz="4" w:space="0"/>
+              <w:right w:val="single" w:color="auto" w:sz="4" w:space="0"/>
             </w:tcBorders>
             <w:shd w:val="clear" w:color="auto" w:fill="D9D9D9"/>
           </w:tcPr>
@@ -7148,9 +7153,9 @@
             <w:tcW w:w="9860" w:type="dxa"/>
             <w:gridSpan w:val="5"/>
             <w:tcBorders>
-              <w:top w:val="single" w:color="auto" w:sz="4" w:space="0"/>
+              <w:top w:val="dotted" w:color="auto" w:sz="4" w:space="0"/>
               <w:left w:val="single" w:color="auto" w:sz="4" w:space="0"/>
-              <w:bottom w:val="single" w:color="auto" w:sz="4" w:space="0"/>
+              <w:bottom w:val="dotted" w:color="auto" w:sz="4" w:space="0"/>
               <w:right w:val="single" w:color="auto" w:sz="4" w:space="0"/>
             </w:tcBorders>
             <w:vAlign w:val="center"/>
@@ -7226,7 +7231,7 @@
             <w:tcW w:w="3247" w:type="dxa"/>
             <w:gridSpan w:val="2"/>
             <w:tcBorders>
-              <w:top w:val="single" w:color="auto" w:sz="4" w:space="0"/>
+              <w:top w:val="dotted" w:color="auto" w:sz="4" w:space="0"/>
               <w:left w:val="single" w:color="auto" w:sz="4" w:space="0"/>
               <w:bottom w:val="dotted" w:color="auto" w:sz="4" w:space="0"/>
               <w:right w:val="dotted" w:color="auto" w:sz="4" w:space="0"/>
@@ -7270,7 +7275,7 @@
             <w:tcW w:w="6613" w:type="dxa"/>
             <w:gridSpan w:val="3"/>
             <w:tcBorders>
-              <w:top w:val="single" w:color="auto" w:sz="4" w:space="0"/>
+              <w:top w:val="dotted" w:color="auto" w:sz="4" w:space="0"/>
               <w:left w:val="dotted" w:color="auto" w:sz="4" w:space="0"/>
               <w:bottom w:val="dotted" w:color="auto" w:sz="4" w:space="0"/>
               <w:right w:val="single" w:color="auto" w:sz="4" w:space="0"/>
@@ -7376,6 +7381,22 @@
               </w:rPr>
               <w:t>Hand protection：</w:t>
             </w:r>
+            <w:r>
+              <w:rPr>
+                <w:b/>
+                <w:sz w:val="24"/>
+              </w:rPr>
+              <w:tab/>
+            </w:r>
+            <w:r>
+              <w:rPr>
+                <w:rFonts w:hint="eastAsia" w:hAnsi="Arial" w:cs="Arial"/>
+                <w:b/>
+                <w:kern w:val="0"/>
+                <w:sz w:val="24"/>
+              </w:rPr>
+              <w:t>喷涂过程中要求有呼吸防护设备。</w:t>
+            </w:r>
           </w:p>
         </w:tc>
         <w:tc>
@@ -8434,10 +8455,10 @@
             <w:tcBorders>
               <w:top w:val="dotted" w:color="auto" w:sz="4" w:space="0"/>
               <w:left w:val="single" w:color="auto" w:sz="4" w:space="0"/>
-              <w:bottom w:val="single" w:color="auto" w:sz="4" w:space="0"/>
+              <w:bottom w:val="dotted" w:color="auto" w:sz="4" w:space="0"/>
               <w:right w:val="single" w:color="auto" w:sz="4" w:space="0"/>
             </w:tcBorders>
-            <w:shd w:val="clear"/>
+            <w:shd w:val="clear" w:color="auto" w:fill="auto"/>
             <w:vAlign w:val="center"/>
           </w:tcPr>
           <w:p>
@@ -8471,6 +8492,8 @@
               </w:rPr>
               <w:t>Control parameters for workplace components</w:t>
             </w:r>
+            <w:bookmarkStart w:id="0" w:name="_GoBack"/>
+            <w:bookmarkEnd w:id="0"/>
           </w:p>
         </w:tc>
       </w:tr>
@@ -8500,10 +8523,10 @@
             <w:tcBorders>
               <w:top w:val="dotted" w:color="auto" w:sz="4" w:space="0"/>
               <w:left w:val="single" w:color="auto" w:sz="4" w:space="0"/>
-              <w:bottom w:val="single" w:color="auto" w:sz="4" w:space="0"/>
-              <w:right w:val="single" w:color="auto" w:sz="4" w:space="0"/>
-            </w:tcBorders>
-            <w:shd w:val="clear"/>
+              <w:bottom w:val="dotted" w:color="auto" w:sz="4" w:space="0"/>
+              <w:right w:val="dotted" w:color="auto" w:sz="4" w:space="0"/>
+            </w:tcBorders>
+            <w:shd w:val="clear" w:color="auto" w:fill="auto"/>
             <w:vAlign w:val="center"/>
           </w:tcPr>
           <w:p>
@@ -8529,7 +8552,6 @@
                 <w:lang w:val="en-US" w:eastAsia="zh-CN"/>
               </w:rPr>
             </w:pPr>
-            <w:bookmarkStart w:id="0" w:name="_GoBack" w:colFirst="0" w:colLast="3"/>
             <w:r>
               <w:rPr>
                 <w:rFonts w:hint="eastAsia" w:hAnsi="Arial"/>
@@ -8547,11 +8569,103 @@
             <w:gridSpan w:val="2"/>
             <w:tcBorders>
               <w:top w:val="dotted" w:color="auto" w:sz="4" w:space="0"/>
-              <w:left w:val="single" w:color="auto" w:sz="4" w:space="0"/>
-              <w:bottom w:val="single" w:color="auto" w:sz="4" w:space="0"/>
+              <w:left w:val="dotted" w:color="auto" w:sz="4" w:space="0"/>
+              <w:bottom w:val="dotted" w:color="auto" w:sz="4" w:space="0"/>
+              <w:right w:val="dotted" w:color="auto" w:sz="4" w:space="0"/>
+            </w:tcBorders>
+            <w:shd w:val="clear" w:color="auto" w:fill="auto"/>
+            <w:vAlign w:val="center"/>
+          </w:tcPr>
+          <w:p>
+            <w:pPr>
+              <w:keepNext w:val="0"/>
+              <w:keepLines w:val="0"/>
+              <w:pageBreakBefore w:val="0"/>
+              <w:widowControl w:val="0"/>
+              <w:kinsoku/>
+              <w:wordWrap/>
+              <w:overflowPunct/>
+              <w:topLinePunct w:val="0"/>
+              <w:bidi w:val="0"/>
+              <w:adjustRightInd/>
+              <w:snapToGrid/>
+              <w:spacing w:line="300" w:lineRule="auto"/>
+              <w:jc w:val="left"/>
+              <w:textAlignment w:val="auto"/>
+              <w:rPr>
+                <w:rFonts w:hint="eastAsia" w:hAnsi="Arial"/>
+                <w:b/>
+                <w:sz w:val="24"/>
+                <w:lang w:val="en-US" w:eastAsia="zh-CN"/>
+              </w:rPr>
+            </w:pPr>
+            <w:r>
+              <w:rPr>
+                <w:rFonts w:hint="eastAsia" w:hAnsi="Arial"/>
+                <w:b/>
+                <w:sz w:val="24"/>
+                <w:lang w:val="en-US" w:eastAsia="zh-CN"/>
+              </w:rPr>
+              <w:t>Basis</w:t>
+            </w:r>
+          </w:p>
+        </w:tc>
+        <w:tc>
+          <w:tcPr>
+            <w:tcW w:w="2465" w:type="dxa"/>
+            <w:tcBorders>
+              <w:top w:val="dotted" w:color="auto" w:sz="4" w:space="0"/>
+              <w:left w:val="dotted" w:color="auto" w:sz="4" w:space="0"/>
+              <w:bottom w:val="dotted" w:color="auto" w:sz="4" w:space="0"/>
+              <w:right w:val="dotted" w:color="auto" w:sz="4" w:space="0"/>
+            </w:tcBorders>
+            <w:shd w:val="clear" w:color="auto" w:fill="auto"/>
+            <w:vAlign w:val="center"/>
+          </w:tcPr>
+          <w:p>
+            <w:pPr>
+              <w:keepNext w:val="0"/>
+              <w:keepLines w:val="0"/>
+              <w:pageBreakBefore w:val="0"/>
+              <w:widowControl w:val="0"/>
+              <w:kinsoku/>
+              <w:wordWrap/>
+              <w:overflowPunct/>
+              <w:topLinePunct w:val="0"/>
+              <w:bidi w:val="0"/>
+              <w:adjustRightInd/>
+              <w:snapToGrid/>
+              <w:spacing w:line="300" w:lineRule="auto"/>
+              <w:jc w:val="left"/>
+              <w:textAlignment w:val="auto"/>
+              <w:rPr>
+                <w:rFonts w:hint="eastAsia" w:hAnsi="Arial"/>
+                <w:b/>
+                <w:sz w:val="24"/>
+                <w:lang w:val="en-US" w:eastAsia="zh-CN"/>
+              </w:rPr>
+            </w:pPr>
+            <w:r>
+              <w:rPr>
+                <w:rFonts w:hint="eastAsia" w:hAnsi="Arial"/>
+                <w:b/>
+                <w:sz w:val="24"/>
+                <w:lang w:val="en-US" w:eastAsia="zh-CN"/>
+              </w:rPr>
+              <w:t>Type</w:t>
+            </w:r>
+          </w:p>
+        </w:tc>
+        <w:tc>
+          <w:tcPr>
+            <w:tcW w:w="2465" w:type="dxa"/>
+            <w:tcBorders>
+              <w:top w:val="dotted" w:color="auto" w:sz="4" w:space="0"/>
+              <w:left w:val="dotted" w:color="auto" w:sz="4" w:space="0"/>
+              <w:bottom w:val="dotted" w:color="auto" w:sz="4" w:space="0"/>
               <w:right w:val="single" w:color="auto" w:sz="4" w:space="0"/>
             </w:tcBorders>
-            <w:shd w:val="clear"/>
+            <w:shd w:val="clear" w:color="auto" w:fill="auto"/>
             <w:vAlign w:val="center"/>
           </w:tcPr>
           <w:p>
@@ -8584,315 +8698,7 @@
                 <w:sz w:val="24"/>
                 <w:lang w:val="en-US" w:eastAsia="zh-CN"/>
               </w:rPr>
-              <w:t>Basis</w:t>
-            </w:r>
-          </w:p>
-        </w:tc>
-        <w:tc>
-          <w:tcPr>
-            <w:tcW w:w="2465" w:type="dxa"/>
-            <w:tcBorders>
-              <w:top w:val="dotted" w:color="auto" w:sz="4" w:space="0"/>
-              <w:left w:val="single" w:color="auto" w:sz="4" w:space="0"/>
-              <w:bottom w:val="single" w:color="auto" w:sz="4" w:space="0"/>
-              <w:right w:val="single" w:color="auto" w:sz="4" w:space="0"/>
-            </w:tcBorders>
-            <w:shd w:val="clear"/>
-            <w:vAlign w:val="center"/>
-          </w:tcPr>
-          <w:p>
-            <w:pPr>
-              <w:keepNext w:val="0"/>
-              <w:keepLines w:val="0"/>
-              <w:pageBreakBefore w:val="0"/>
-              <w:widowControl w:val="0"/>
-              <w:kinsoku/>
-              <w:wordWrap/>
-              <w:overflowPunct/>
-              <w:topLinePunct w:val="0"/>
-              <w:bidi w:val="0"/>
-              <w:adjustRightInd/>
-              <w:snapToGrid/>
-              <w:spacing w:line="300" w:lineRule="auto"/>
-              <w:jc w:val="left"/>
-              <w:textAlignment w:val="auto"/>
-              <w:rPr>
-                <w:rFonts w:hint="eastAsia" w:hAnsi="Arial"/>
-                <w:b/>
-                <w:sz w:val="24"/>
-                <w:lang w:val="en-US" w:eastAsia="zh-CN"/>
-              </w:rPr>
-            </w:pPr>
-            <w:r>
-              <w:rPr>
-                <w:rFonts w:hint="eastAsia" w:hAnsi="Arial"/>
-                <w:b/>
-                <w:sz w:val="24"/>
-                <w:lang w:val="en-US" w:eastAsia="zh-CN"/>
-              </w:rPr>
-              <w:t>Type</w:t>
-            </w:r>
-          </w:p>
-        </w:tc>
-        <w:tc>
-          <w:tcPr>
-            <w:tcW w:w="2465" w:type="dxa"/>
-            <w:tcBorders>
-              <w:top w:val="dotted" w:color="auto" w:sz="4" w:space="0"/>
-              <w:left w:val="single" w:color="auto" w:sz="4" w:space="0"/>
-              <w:bottom w:val="single" w:color="auto" w:sz="4" w:space="0"/>
-              <w:right w:val="single" w:color="auto" w:sz="4" w:space="0"/>
-            </w:tcBorders>
-            <w:shd w:val="clear"/>
-            <w:vAlign w:val="center"/>
-          </w:tcPr>
-          <w:p>
-            <w:pPr>
-              <w:keepNext w:val="0"/>
-              <w:keepLines w:val="0"/>
-              <w:pageBreakBefore w:val="0"/>
-              <w:widowControl w:val="0"/>
-              <w:kinsoku/>
-              <w:wordWrap/>
-              <w:overflowPunct/>
-              <w:topLinePunct w:val="0"/>
-              <w:bidi w:val="0"/>
-              <w:adjustRightInd/>
-              <w:snapToGrid/>
-              <w:spacing w:line="300" w:lineRule="auto"/>
-              <w:jc w:val="left"/>
-              <w:textAlignment w:val="auto"/>
-              <w:rPr>
-                <w:rFonts w:hint="eastAsia" w:hAnsi="Arial"/>
-                <w:b/>
-                <w:sz w:val="24"/>
-                <w:lang w:val="en-US" w:eastAsia="zh-CN"/>
-              </w:rPr>
-            </w:pPr>
-            <w:r>
-              <w:rPr>
-                <w:rFonts w:hint="eastAsia" w:hAnsi="Arial"/>
-                <w:b/>
-                <w:sz w:val="24"/>
-                <w:lang w:val="en-US" w:eastAsia="zh-CN"/>
-              </w:rPr>
               <w:t>Value</w:t>
-            </w:r>
-          </w:p>
-        </w:tc>
-      </w:tr>
-      <w:bookmarkEnd w:id="0"/>
-      <w:tr>
-        <w:tblPrEx>
-          <w:tblBorders>
-            <w:top w:val="dotted" w:color="auto" w:sz="4" w:space="0"/>
-            <w:left w:val="dotted" w:color="auto" w:sz="4" w:space="0"/>
-            <w:bottom w:val="dotted" w:color="auto" w:sz="4" w:space="0"/>
-            <w:right w:val="dotted" w:color="auto" w:sz="4" w:space="0"/>
-            <w:insideH w:val="none" w:color="auto" w:sz="0" w:space="0"/>
-            <w:insideV w:val="none" w:color="auto" w:sz="0" w:space="0"/>
-          </w:tblBorders>
-          <w:tblCellMar>
-            <w:top w:w="0" w:type="dxa"/>
-            <w:left w:w="108" w:type="dxa"/>
-            <w:bottom w:w="0" w:type="dxa"/>
-            <w:right w:w="108" w:type="dxa"/>
-          </w:tblCellMar>
-        </w:tblPrEx>
-        <w:trPr>
-          <w:trHeight w:val="244" w:hRule="atLeast"/>
-        </w:trPr>
-        <w:tc>
-          <w:tcPr>
-            <w:tcW w:w="3076" w:type="dxa"/>
-            <w:tcBorders>
-              <w:top w:val="dotted" w:color="auto" w:sz="4" w:space="0"/>
-              <w:left w:val="single" w:color="auto" w:sz="4" w:space="0"/>
-              <w:bottom w:val="dotted" w:color="auto" w:sz="4" w:space="0"/>
-              <w:right w:val="single" w:color="auto" w:sz="4" w:space="0"/>
-            </w:tcBorders>
-            <w:shd w:val="clear" w:color="auto" w:fill="auto"/>
-            <w:vAlign w:val="top"/>
-          </w:tcPr>
-          <w:p>
-            <w:pPr>
-              <w:spacing w:line="300" w:lineRule="auto"/>
-              <w:rPr>
-                <w:rFonts w:hint="eastAsia" w:ascii="Times New Roman" w:hAnsi="Times New Roman" w:eastAsia="宋体" w:cs="Times New Roman"/>
-                <w:kern w:val="2"/>
-                <w:sz w:val="24"/>
-                <w:szCs w:val="24"/>
-                <w:lang w:val="en-US" w:eastAsia="zh-CN" w:bidi="ar-SA"/>
-              </w:rPr>
-            </w:pPr>
-            <w:r>
-              <w:rPr>
-                <w:rFonts w:hint="eastAsia"/>
-                <w:sz w:val="24"/>
-              </w:rPr>
-              <w:t>六亚甲基-</w:t>
-            </w:r>
-            <w:r>
-              <w:rPr>
-                <w:sz w:val="24"/>
-              </w:rPr>
-              <w:t>1</w:t>
-            </w:r>
-            <w:r>
-              <w:rPr>
-                <w:rFonts w:hint="eastAsia"/>
-                <w:sz w:val="24"/>
-              </w:rPr>
-              <w:t>,</w:t>
-            </w:r>
-            <w:r>
-              <w:rPr>
-                <w:sz w:val="24"/>
-              </w:rPr>
-              <w:t>6</w:t>
-            </w:r>
-            <w:r>
-              <w:rPr>
-                <w:rFonts w:hint="eastAsia"/>
-                <w:sz w:val="24"/>
-              </w:rPr>
-              <w:t>-二异氰酸酯</w:t>
-            </w:r>
-          </w:p>
-        </w:tc>
-        <w:tc>
-          <w:tcPr>
-            <w:tcW w:w="1854" w:type="dxa"/>
-            <w:gridSpan w:val="2"/>
-            <w:tcBorders>
-              <w:top w:val="dotted" w:color="auto" w:sz="4" w:space="0"/>
-              <w:left w:val="single" w:color="auto" w:sz="4" w:space="0"/>
-              <w:bottom w:val="dotted" w:color="auto" w:sz="4" w:space="0"/>
-              <w:right w:val="single" w:color="auto" w:sz="4" w:space="0"/>
-            </w:tcBorders>
-            <w:shd w:val="clear" w:color="auto" w:fill="auto"/>
-            <w:vAlign w:val="top"/>
-          </w:tcPr>
-          <w:p>
-            <w:pPr>
-              <w:spacing w:line="300" w:lineRule="auto"/>
-              <w:rPr>
-                <w:rFonts w:hint="eastAsia" w:ascii="Times New Roman" w:hAnsi="Times New Roman" w:eastAsia="宋体" w:cs="Times New Roman"/>
-                <w:kern w:val="2"/>
-                <w:sz w:val="24"/>
-                <w:szCs w:val="24"/>
-                <w:lang w:val="en-US" w:eastAsia="zh-CN" w:bidi="ar-SA"/>
-              </w:rPr>
-            </w:pPr>
-            <w:r>
-              <w:rPr>
-                <w:rFonts w:hint="eastAsia"/>
-                <w:sz w:val="24"/>
-              </w:rPr>
-              <w:t>CN</w:t>
-            </w:r>
-            <w:r>
-              <w:rPr>
-                <w:sz w:val="24"/>
-              </w:rPr>
-              <w:t xml:space="preserve"> </w:t>
-            </w:r>
-            <w:r>
-              <w:rPr>
-                <w:rFonts w:hint="eastAsia"/>
-                <w:sz w:val="24"/>
-              </w:rPr>
-              <w:t>OEL</w:t>
-            </w:r>
-          </w:p>
-        </w:tc>
-        <w:tc>
-          <w:tcPr>
-            <w:tcW w:w="2465" w:type="dxa"/>
-            <w:tcBorders>
-              <w:top w:val="dotted" w:color="auto" w:sz="4" w:space="0"/>
-              <w:left w:val="single" w:color="auto" w:sz="4" w:space="0"/>
-              <w:bottom w:val="dotted" w:color="auto" w:sz="4" w:space="0"/>
-              <w:right w:val="single" w:color="auto" w:sz="4" w:space="0"/>
-            </w:tcBorders>
-            <w:shd w:val="clear" w:color="auto" w:fill="auto"/>
-            <w:vAlign w:val="top"/>
-          </w:tcPr>
-          <w:p>
-            <w:pPr>
-              <w:spacing w:line="300" w:lineRule="auto"/>
-              <w:rPr>
-                <w:rFonts w:hint="eastAsia" w:ascii="Times New Roman" w:hAnsi="Times New Roman" w:eastAsia="宋体" w:cs="Times New Roman"/>
-                <w:kern w:val="2"/>
-                <w:sz w:val="24"/>
-                <w:szCs w:val="24"/>
-                <w:lang w:val="en-US" w:eastAsia="zh-CN" w:bidi="ar-SA"/>
-              </w:rPr>
-            </w:pPr>
-            <w:r>
-              <w:rPr>
-                <w:rFonts w:hint="eastAsia"/>
-                <w:sz w:val="24"/>
-              </w:rPr>
-              <w:t>TWA</w:t>
-            </w:r>
-          </w:p>
-        </w:tc>
-        <w:tc>
-          <w:tcPr>
-            <w:tcW w:w="2465" w:type="dxa"/>
-            <w:tcBorders>
-              <w:top w:val="dotted" w:color="auto" w:sz="4" w:space="0"/>
-              <w:left w:val="single" w:color="auto" w:sz="4" w:space="0"/>
-              <w:bottom w:val="dotted" w:color="auto" w:sz="4" w:space="0"/>
-              <w:right w:val="single" w:color="auto" w:sz="4" w:space="0"/>
-            </w:tcBorders>
-            <w:shd w:val="clear" w:color="auto" w:fill="auto"/>
-            <w:vAlign w:val="top"/>
-          </w:tcPr>
-          <w:p>
-            <w:pPr>
-              <w:spacing w:line="300" w:lineRule="auto"/>
-              <w:rPr>
-                <w:rFonts w:hint="eastAsia" w:ascii="Times New Roman" w:hAnsi="Times New Roman" w:eastAsia="宋体" w:cs="Times New Roman"/>
-                <w:kern w:val="2"/>
-                <w:sz w:val="24"/>
-                <w:szCs w:val="24"/>
-                <w:lang w:val="en-US" w:eastAsia="zh-CN" w:bidi="ar-SA"/>
-              </w:rPr>
-            </w:pPr>
-            <w:r>
-              <w:rPr>
-                <w:rFonts w:hint="eastAsia"/>
-                <w:sz w:val="24"/>
-              </w:rPr>
-              <w:t>0</w:t>
-            </w:r>
-            <w:r>
-              <w:rPr>
-                <w:sz w:val="24"/>
-              </w:rPr>
-              <w:t xml:space="preserve">.03 </w:t>
-            </w:r>
-            <w:r>
-              <w:rPr>
-                <w:rFonts w:hint="eastAsia"/>
-                <w:sz w:val="24"/>
-              </w:rPr>
-              <w:t>mg</w:t>
-            </w:r>
-            <w:r>
-              <w:rPr>
-                <w:sz w:val="24"/>
-              </w:rPr>
-              <w:t>/m</w:t>
-            </w:r>
-            <w:r>
-              <w:rPr>
-                <w:sz w:val="24"/>
-                <w:vertAlign w:val="superscript"/>
-              </w:rPr>
-              <w:t>3</w:t>
             </w:r>
           </w:p>
         </w:tc>
@@ -8924,7 +8730,7 @@
               <w:top w:val="dotted" w:color="auto" w:sz="4" w:space="0"/>
               <w:left w:val="single" w:color="auto" w:sz="4" w:space="0"/>
               <w:bottom w:val="dotted" w:color="auto" w:sz="4" w:space="0"/>
-              <w:right w:val="single" w:color="auto" w:sz="4" w:space="0"/>
+              <w:right w:val="dotted" w:color="auto" w:sz="4" w:space="0"/>
             </w:tcBorders>
             <w:shd w:val="clear" w:color="auto" w:fill="auto"/>
             <w:vAlign w:val="top"/>
@@ -8945,7 +8751,33 @@
                 <w:rFonts w:hint="eastAsia"/>
                 <w:sz w:val="24"/>
               </w:rPr>
-              <w:t>丙二醇甲醚醋酸酯</w:t>
+              <w:t>六亚甲基-</w:t>
+            </w:r>
+            <w:r>
+              <w:rPr>
+                <w:sz w:val="24"/>
+              </w:rPr>
+              <w:t>1</w:t>
+            </w:r>
+            <w:r>
+              <w:rPr>
+                <w:rFonts w:hint="eastAsia"/>
+                <w:sz w:val="24"/>
+              </w:rPr>
+              <w:t>,</w:t>
+            </w:r>
+            <w:r>
+              <w:rPr>
+                <w:sz w:val="24"/>
+              </w:rPr>
+              <w:t>6</w:t>
+            </w:r>
+            <w:r>
+              <w:rPr>
+                <w:rFonts w:hint="eastAsia"/>
+                <w:sz w:val="24"/>
+              </w:rPr>
+              <w:t>-二异氰酸酯</w:t>
             </w:r>
           </w:p>
         </w:tc>
@@ -8955,9 +8787,9 @@
             <w:gridSpan w:val="2"/>
             <w:tcBorders>
               <w:top w:val="dotted" w:color="auto" w:sz="4" w:space="0"/>
-              <w:left w:val="single" w:color="auto" w:sz="4" w:space="0"/>
-              <w:bottom w:val="dotted" w:color="auto" w:sz="4" w:space="0"/>
-              <w:right w:val="single" w:color="auto" w:sz="4" w:space="0"/>
+              <w:left w:val="dotted" w:color="auto" w:sz="4" w:space="0"/>
+              <w:bottom w:val="dotted" w:color="auto" w:sz="4" w:space="0"/>
+              <w:right w:val="dotted" w:color="auto" w:sz="4" w:space="0"/>
             </w:tcBorders>
             <w:shd w:val="clear" w:color="auto" w:fill="auto"/>
             <w:vAlign w:val="top"/>
@@ -9000,9 +8832,9 @@
             <w:tcW w:w="2465" w:type="dxa"/>
             <w:tcBorders>
               <w:top w:val="dotted" w:color="auto" w:sz="4" w:space="0"/>
-              <w:left w:val="single" w:color="auto" w:sz="4" w:space="0"/>
-              <w:bottom w:val="dotted" w:color="auto" w:sz="4" w:space="0"/>
-              <w:right w:val="single" w:color="auto" w:sz="4" w:space="0"/>
+              <w:left w:val="dotted" w:color="auto" w:sz="4" w:space="0"/>
+              <w:bottom w:val="dotted" w:color="auto" w:sz="4" w:space="0"/>
+              <w:right w:val="dotted" w:color="auto" w:sz="4" w:space="0"/>
             </w:tcBorders>
             <w:shd w:val="clear" w:color="auto" w:fill="auto"/>
             <w:vAlign w:val="top"/>
@@ -9032,8 +8864,197 @@
             <w:tcW w:w="2465" w:type="dxa"/>
             <w:tcBorders>
               <w:top w:val="dotted" w:color="auto" w:sz="4" w:space="0"/>
+              <w:left w:val="dotted" w:color="auto" w:sz="4" w:space="0"/>
+              <w:bottom w:val="dotted" w:color="auto" w:sz="4" w:space="0"/>
+              <w:right w:val="single" w:color="auto" w:sz="4" w:space="0"/>
+            </w:tcBorders>
+            <w:shd w:val="clear" w:color="auto" w:fill="auto"/>
+            <w:vAlign w:val="top"/>
+          </w:tcPr>
+          <w:p>
+            <w:pPr>
+              <w:spacing w:line="300" w:lineRule="auto"/>
+              <w:rPr>
+                <w:rFonts w:hint="eastAsia" w:ascii="Times New Roman" w:hAnsi="Times New Roman" w:eastAsia="宋体" w:cs="Times New Roman"/>
+                <w:kern w:val="2"/>
+                <w:sz w:val="24"/>
+                <w:szCs w:val="24"/>
+                <w:lang w:val="en-US" w:eastAsia="zh-CN" w:bidi="ar-SA"/>
+              </w:rPr>
+            </w:pPr>
+            <w:r>
+              <w:rPr>
+                <w:rFonts w:hint="eastAsia"/>
+                <w:sz w:val="24"/>
+              </w:rPr>
+              <w:t>0</w:t>
+            </w:r>
+            <w:r>
+              <w:rPr>
+                <w:sz w:val="24"/>
+              </w:rPr>
+              <w:t xml:space="preserve">.03 </w:t>
+            </w:r>
+            <w:r>
+              <w:rPr>
+                <w:rFonts w:hint="eastAsia"/>
+                <w:sz w:val="24"/>
+              </w:rPr>
+              <w:t>mg</w:t>
+            </w:r>
+            <w:r>
+              <w:rPr>
+                <w:sz w:val="24"/>
+              </w:rPr>
+              <w:t>/m</w:t>
+            </w:r>
+            <w:r>
+              <w:rPr>
+                <w:sz w:val="24"/>
+                <w:vertAlign w:val="superscript"/>
+              </w:rPr>
+              <w:t>3</w:t>
+            </w:r>
+          </w:p>
+        </w:tc>
+      </w:tr>
+      <w:tr>
+        <w:tblPrEx>
+          <w:tblBorders>
+            <w:top w:val="dotted" w:color="auto" w:sz="4" w:space="0"/>
+            <w:left w:val="dotted" w:color="auto" w:sz="4" w:space="0"/>
+            <w:bottom w:val="dotted" w:color="auto" w:sz="4" w:space="0"/>
+            <w:right w:val="dotted" w:color="auto" w:sz="4" w:space="0"/>
+            <w:insideH w:val="none" w:color="auto" w:sz="0" w:space="0"/>
+            <w:insideV w:val="none" w:color="auto" w:sz="0" w:space="0"/>
+          </w:tblBorders>
+          <w:tblCellMar>
+            <w:top w:w="0" w:type="dxa"/>
+            <w:left w:w="108" w:type="dxa"/>
+            <w:bottom w:w="0" w:type="dxa"/>
+            <w:right w:w="108" w:type="dxa"/>
+          </w:tblCellMar>
+        </w:tblPrEx>
+        <w:trPr>
+          <w:trHeight w:val="244" w:hRule="atLeast"/>
+        </w:trPr>
+        <w:tc>
+          <w:tcPr>
+            <w:tcW w:w="3076" w:type="dxa"/>
+            <w:tcBorders>
+              <w:top w:val="dotted" w:color="auto" w:sz="4" w:space="0"/>
               <w:left w:val="single" w:color="auto" w:sz="4" w:space="0"/>
-              <w:bottom w:val="dotted" w:color="auto" w:sz="4" w:space="0"/>
+              <w:bottom w:val="single" w:color="auto" w:sz="4" w:space="0"/>
+              <w:right w:val="dotted" w:color="auto" w:sz="4" w:space="0"/>
+            </w:tcBorders>
+            <w:shd w:val="clear" w:color="auto" w:fill="auto"/>
+            <w:vAlign w:val="top"/>
+          </w:tcPr>
+          <w:p>
+            <w:pPr>
+              <w:spacing w:line="300" w:lineRule="auto"/>
+              <w:rPr>
+                <w:rFonts w:hint="eastAsia" w:ascii="Times New Roman" w:hAnsi="Times New Roman" w:eastAsia="宋体" w:cs="Times New Roman"/>
+                <w:kern w:val="2"/>
+                <w:sz w:val="24"/>
+                <w:szCs w:val="24"/>
+                <w:lang w:val="en-US" w:eastAsia="zh-CN" w:bidi="ar-SA"/>
+              </w:rPr>
+            </w:pPr>
+            <w:r>
+              <w:rPr>
+                <w:rFonts w:hint="eastAsia"/>
+                <w:sz w:val="24"/>
+              </w:rPr>
+              <w:t>丙二醇甲醚醋酸酯</w:t>
+            </w:r>
+          </w:p>
+        </w:tc>
+        <w:tc>
+          <w:tcPr>
+            <w:tcW w:w="1854" w:type="dxa"/>
+            <w:gridSpan w:val="2"/>
+            <w:tcBorders>
+              <w:top w:val="dotted" w:color="auto" w:sz="4" w:space="0"/>
+              <w:left w:val="dotted" w:color="auto" w:sz="4" w:space="0"/>
+              <w:bottom w:val="single" w:color="auto" w:sz="4" w:space="0"/>
+              <w:right w:val="dotted" w:color="auto" w:sz="4" w:space="0"/>
+            </w:tcBorders>
+            <w:shd w:val="clear" w:color="auto" w:fill="auto"/>
+            <w:vAlign w:val="top"/>
+          </w:tcPr>
+          <w:p>
+            <w:pPr>
+              <w:spacing w:line="300" w:lineRule="auto"/>
+              <w:rPr>
+                <w:rFonts w:hint="eastAsia" w:ascii="Times New Roman" w:hAnsi="Times New Roman" w:eastAsia="宋体" w:cs="Times New Roman"/>
+                <w:kern w:val="2"/>
+                <w:sz w:val="24"/>
+                <w:szCs w:val="24"/>
+                <w:lang w:val="en-US" w:eastAsia="zh-CN" w:bidi="ar-SA"/>
+              </w:rPr>
+            </w:pPr>
+            <w:r>
+              <w:rPr>
+                <w:rFonts w:hint="eastAsia"/>
+                <w:sz w:val="24"/>
+              </w:rPr>
+              <w:t>CN</w:t>
+            </w:r>
+            <w:r>
+              <w:rPr>
+                <w:sz w:val="24"/>
+              </w:rPr>
+              <w:t xml:space="preserve"> </w:t>
+            </w:r>
+            <w:r>
+              <w:rPr>
+                <w:rFonts w:hint="eastAsia"/>
+                <w:sz w:val="24"/>
+              </w:rPr>
+              <w:t>OEL</w:t>
+            </w:r>
+          </w:p>
+        </w:tc>
+        <w:tc>
+          <w:tcPr>
+            <w:tcW w:w="2465" w:type="dxa"/>
+            <w:tcBorders>
+              <w:top w:val="dotted" w:color="auto" w:sz="4" w:space="0"/>
+              <w:left w:val="dotted" w:color="auto" w:sz="4" w:space="0"/>
+              <w:bottom w:val="single" w:color="auto" w:sz="4" w:space="0"/>
+              <w:right w:val="dotted" w:color="auto" w:sz="4" w:space="0"/>
+            </w:tcBorders>
+            <w:shd w:val="clear" w:color="auto" w:fill="auto"/>
+            <w:vAlign w:val="top"/>
+          </w:tcPr>
+          <w:p>
+            <w:pPr>
+              <w:spacing w:line="300" w:lineRule="auto"/>
+              <w:rPr>
+                <w:rFonts w:hint="eastAsia" w:ascii="Times New Roman" w:hAnsi="Times New Roman" w:eastAsia="宋体" w:cs="Times New Roman"/>
+                <w:kern w:val="2"/>
+                <w:sz w:val="24"/>
+                <w:szCs w:val="24"/>
+                <w:lang w:val="en-US" w:eastAsia="zh-CN" w:bidi="ar-SA"/>
+              </w:rPr>
+            </w:pPr>
+            <w:r>
+              <w:rPr>
+                <w:rFonts w:hint="eastAsia"/>
+                <w:sz w:val="24"/>
+              </w:rPr>
+              <w:t>TWA</w:t>
+            </w:r>
+          </w:p>
+        </w:tc>
+        <w:tc>
+          <w:tcPr>
+            <w:tcW w:w="2465" w:type="dxa"/>
+            <w:tcBorders>
+              <w:top w:val="dotted" w:color="auto" w:sz="4" w:space="0"/>
+              <w:left w:val="dotted" w:color="auto" w:sz="4" w:space="0"/>
+              <w:bottom w:val="single" w:color="auto" w:sz="4" w:space="0"/>
               <w:right w:val="single" w:color="auto" w:sz="4" w:space="0"/>
             </w:tcBorders>
             <w:shd w:val="clear" w:color="auto" w:fill="auto"/>
@@ -13376,14 +13397,9 @@
             <w:insideH w:val="none" w:color="auto" w:sz="0" w:space="0"/>
             <w:insideV w:val="none" w:color="auto" w:sz="0" w:space="0"/>
           </w:tblBorders>
-          <w:tblCellMar>
-            <w:top w:w="0" w:type="dxa"/>
-            <w:left w:w="108" w:type="dxa"/>
-            <w:bottom w:w="0" w:type="dxa"/>
-            <w:right w:w="108" w:type="dxa"/>
-          </w:tblCellMar>
         </w:tblPrEx>
         <w:trPr>
+          <w:cantSplit/>
           <w:tblHeader/>
         </w:trPr>
         <w:tc>
@@ -13450,6 +13466,7 @@
           </w:tblCellMar>
         </w:tblPrEx>
         <w:trPr>
+          <w:cantSplit/>
           <w:trHeight w:val="285" w:hRule="atLeast"/>
         </w:trPr>
         <w:tc>
@@ -13511,6 +13528,7 @@
           </w:tblCellMar>
         </w:tblPrEx>
         <w:trPr>
+          <w:cantSplit/>
           <w:trHeight w:val="285" w:hRule="atLeast"/>
         </w:trPr>
         <w:tc>
@@ -13574,6 +13592,7 @@
           </w:tblCellMar>
         </w:tblPrEx>
         <w:trPr>
+          <w:cantSplit/>
           <w:trHeight w:val="285" w:hRule="atLeast"/>
         </w:trPr>
         <w:tc>
@@ -13760,6 +13779,7 @@
           </w:tblCellMar>
         </w:tblPrEx>
         <w:trPr>
+          <w:cantSplit/>
           <w:trHeight w:val="285" w:hRule="atLeast"/>
         </w:trPr>
         <w:tc>
@@ -13936,6 +13956,7 @@
           </w:tblCellMar>
         </w:tblPrEx>
         <w:trPr>
+          <w:cantSplit/>
           <w:trHeight w:val="424" w:hRule="atLeast"/>
         </w:trPr>
         <w:tc>
@@ -14095,6 +14116,7 @@
           </w:tblCellMar>
         </w:tblPrEx>
         <w:trPr>
+          <w:cantSplit/>
           <w:trHeight w:val="285" w:hRule="atLeast"/>
         </w:trPr>
         <w:tc>
@@ -14193,6 +14215,7 @@
           </w:tblCellMar>
         </w:tblPrEx>
         <w:trPr>
+          <w:cantSplit/>
           <w:trHeight w:val="285" w:hRule="atLeast"/>
         </w:trPr>
         <w:tc>
@@ -14413,6 +14436,7 @@
           </w:tblCellMar>
         </w:tblPrEx>
         <w:trPr>
+          <w:cantSplit/>
           <w:trHeight w:val="285" w:hRule="atLeast"/>
         </w:trPr>
         <w:tc>
@@ -14625,6 +14649,7 @@
           </w:tblCellMar>
         </w:tblPrEx>
         <w:trPr>
+          <w:cantSplit/>
           <w:trHeight w:val="1169" w:hRule="atLeast"/>
         </w:trPr>
         <w:tc>
@@ -14853,6 +14878,7 @@
           </w:tblCellMar>
         </w:tblPrEx>
         <w:trPr>
+          <w:cantSplit/>
           <w:trHeight w:val="285" w:hRule="atLeast"/>
         </w:trPr>
         <w:tc>
@@ -14989,6 +15015,7 @@
           </w:tblCellMar>
         </w:tblPrEx>
         <w:trPr>
+          <w:cantSplit/>
           <w:trHeight w:val="285" w:hRule="atLeast"/>
         </w:trPr>
         <w:tc>
@@ -15127,6 +15154,7 @@
           </w:tblCellMar>
         </w:tblPrEx>
         <w:trPr>
+          <w:cantSplit/>
           <w:trHeight w:val="285" w:hRule="atLeast"/>
         </w:trPr>
         <w:tc>
@@ -15314,6 +15342,7 @@
           </w:tblCellMar>
         </w:tblPrEx>
         <w:trPr>
+          <w:cantSplit/>
           <w:trHeight w:val="285" w:hRule="atLeast"/>
         </w:trPr>
         <w:tc>
@@ -15474,6 +15503,7 @@
           </w:tblCellMar>
         </w:tblPrEx>
         <w:trPr>
+          <w:cantSplit/>
           <w:trHeight w:val="285" w:hRule="atLeast"/>
         </w:trPr>
         <w:tc>
@@ -15632,6 +15662,7 @@
           </w:tblCellMar>
         </w:tblPrEx>
         <w:trPr>
+          <w:cantSplit/>
           <w:trHeight w:val="285" w:hRule="atLeast"/>
         </w:trPr>
         <w:tc>

--- a/MSDS Skill/examples/template_reference_en.docx
+++ b/MSDS Skill/examples/template_reference_en.docx
@@ -76,7 +76,7 @@
                 <w:b/>
                 <w:sz w:val="24"/>
               </w:rPr>
-              <w:t>Identification</w:t>
+              <w:t>Identification of the substance/mixture and of the company/undertaking</w:t>
             </w:r>
           </w:p>
         </w:tc>
@@ -190,7 +190,7 @@
                 <w:kern w:val="0"/>
                 <w:sz w:val="24"/>
               </w:rPr>
-              <w:t>name：</w:t>
+              <w:t xml:space="preserve">name: </w:t>
             </w:r>
           </w:p>
         </w:tc>
@@ -301,7 +301,7 @@
                 <w:b/>
                 <w:sz w:val="24"/>
               </w:rPr>
-              <w:t>：</w:t>
+              <w:t xml:space="preserve">: </w:t>
             </w:r>
           </w:p>
         </w:tc>
@@ -456,7 +456,7 @@
                 <w:b/>
                 <w:sz w:val="24"/>
               </w:rPr>
-              <w:t>：</w:t>
+              <w:t xml:space="preserve">: </w:t>
             </w:r>
           </w:p>
         </w:tc>
@@ -719,7 +719,7 @@
                 <w:kern w:val="0"/>
                 <w:sz w:val="24"/>
               </w:rPr>
-              <w:t>：</w:t>
+              <w:t xml:space="preserve">: </w:t>
             </w:r>
           </w:p>
         </w:tc>
@@ -952,7 +952,7 @@
                 <w:kern w:val="0"/>
                 <w:sz w:val="24"/>
               </w:rPr>
-              <w:t>：</w:t>
+              <w:t xml:space="preserve">: </w:t>
             </w:r>
           </w:p>
         </w:tc>
@@ -1072,7 +1072,7 @@
                 <w:kern w:val="0"/>
                 <w:sz w:val="24"/>
               </w:rPr>
-              <w:t>：</w:t>
+              <w:t xml:space="preserve">: </w:t>
             </w:r>
           </w:p>
         </w:tc>
@@ -1528,7 +1528,7 @@
                 <w:kern w:val="0"/>
                 <w:sz w:val="24"/>
               </w:rPr>
-              <w:t>Classification：</w:t>
+              <w:t xml:space="preserve">Classification: </w:t>
             </w:r>
           </w:p>
         </w:tc>
@@ -1684,7 +1684,7 @@
                 <w:kern w:val="0"/>
                 <w:sz w:val="24"/>
               </w:rPr>
-              <w:t>GHS Label Elements：</w:t>
+              <w:t xml:space="preserve">GHS Label Elements: </w:t>
             </w:r>
           </w:p>
         </w:tc>
@@ -1808,7 +1808,7 @@
                 <w:kern w:val="0"/>
                 <w:sz w:val="24"/>
               </w:rPr>
-              <w:t>GHS Pictograms：</w:t>
+              <w:t xml:space="preserve">GHS Pictograms: </w:t>
             </w:r>
           </w:p>
         </w:tc>
@@ -1968,7 +1968,7 @@
                 <w:kern w:val="0"/>
                 <w:sz w:val="24"/>
               </w:rPr>
-              <w:t>Signal Word：</w:t>
+              <w:t xml:space="preserve">Signal Word: </w:t>
             </w:r>
           </w:p>
         </w:tc>
@@ -2123,7 +2123,7 @@
                 <w:kern w:val="0"/>
                 <w:sz w:val="24"/>
               </w:rPr>
-              <w:t>Hazard Statements：</w:t>
+              <w:t xml:space="preserve">Hazard Statements: </w:t>
             </w:r>
           </w:p>
         </w:tc>
@@ -2275,7 +2275,7 @@
                 <w:b/>
                 <w:sz w:val="24"/>
               </w:rPr>
-              <w:t>Precautionary Statements：</w:t>
+              <w:t xml:space="preserve">Precautionary Statements: </w:t>
             </w:r>
           </w:p>
         </w:tc>
@@ -2450,7 +2450,7 @@
                 <w:kern w:val="0"/>
                 <w:sz w:val="24"/>
               </w:rPr>
-              <w:t>Physical and Chemical Hazards：</w:t>
+              <w:t xml:space="preserve">Physical and Chemical Hazards: </w:t>
             </w:r>
           </w:p>
         </w:tc>
@@ -2629,8 +2629,9 @@
                 <w:kern w:val="0"/>
                 <w:sz w:val="24"/>
                 <w:lang w:val="en-US" w:eastAsia="zh-CN"/>
-              </w:rPr>
-              <w:t>吸入：</w:t>
+                <w:b/>
+              </w:rPr>
+              <w:t>Inhalation:</w:t>
             </w:r>
           </w:p>
         </w:tc>
@@ -2744,8 +2745,9 @@
                 <w:kern w:val="0"/>
                 <w:sz w:val="24"/>
                 <w:lang w:val="en-US" w:eastAsia="zh-CN"/>
-              </w:rPr>
-              <w:t>食入：</w:t>
+                <w:b/>
+              </w:rPr>
+              <w:t>Ingestion:</w:t>
             </w:r>
           </w:p>
         </w:tc>
@@ -2859,8 +2861,9 @@
                 <w:kern w:val="0"/>
                 <w:sz w:val="24"/>
                 <w:lang w:val="en-US" w:eastAsia="zh-CN"/>
-              </w:rPr>
-              <w:t>皮肤：</w:t>
+                <w:b/>
+              </w:rPr>
+              <w:t>Skin:</w:t>
             </w:r>
           </w:p>
         </w:tc>
@@ -2974,8 +2977,9 @@
                 <w:kern w:val="0"/>
                 <w:sz w:val="24"/>
                 <w:lang w:val="en-US" w:eastAsia="zh-CN"/>
-              </w:rPr>
-              <w:t>眼睛：</w:t>
+                <w:b/>
+              </w:rPr>
+              <w:t>Eyes:</w:t>
             </w:r>
           </w:p>
         </w:tc>
@@ -3089,8 +3093,9 @@
                 <w:kern w:val="0"/>
                 <w:sz w:val="24"/>
                 <w:lang w:val="en-US" w:eastAsia="zh-CN"/>
-              </w:rPr>
-              <w:t>症状和体征：</w:t>
+                <w:b/>
+              </w:rPr>
+              <w:t>Signs and symptoms:</w:t>
             </w:r>
           </w:p>
         </w:tc>
@@ -3554,7 +3559,7 @@
                 <w:kern w:val="0"/>
                 <w:sz w:val="24"/>
               </w:rPr>
-              <w:t>Product type：</w:t>
+              <w:t xml:space="preserve">Product type: </w:t>
             </w:r>
           </w:p>
         </w:tc>
@@ -4432,7 +4437,7 @@
                 <w:b/>
                 <w:sz w:val="24"/>
               </w:rPr>
-              <w:t>General measures：</w:t>
+              <w:t xml:space="preserve">General measures: </w:t>
             </w:r>
           </w:p>
         </w:tc>
@@ -4555,7 +4560,7 @@
                 <w:b/>
                 <w:sz w:val="24"/>
               </w:rPr>
-              <w:t>Ingestion：</w:t>
+              <w:t xml:space="preserve">Ingestion: </w:t>
             </w:r>
           </w:p>
         </w:tc>
@@ -4687,7 +4692,7 @@
                 <w:b/>
                 <w:sz w:val="24"/>
               </w:rPr>
-              <w:t>Eye contact：</w:t>
+              <w:t xml:space="preserve">Eye contact: </w:t>
             </w:r>
           </w:p>
         </w:tc>
@@ -4811,7 +4816,7 @@
                 <w:b/>
                 <w:sz w:val="24"/>
               </w:rPr>
-              <w:t>Skin contact：</w:t>
+              <w:t xml:space="preserve">Skin contact: </w:t>
             </w:r>
           </w:p>
         </w:tc>
@@ -4937,7 +4942,7 @@
                 <w:b/>
                 <w:sz w:val="24"/>
               </w:rPr>
-              <w:t>Inhalation：</w:t>
+              <w:t xml:space="preserve">Inhalation: </w:t>
             </w:r>
           </w:p>
         </w:tc>
@@ -5209,7 +5214,7 @@
                 <w:b/>
                 <w:sz w:val="24"/>
               </w:rPr>
-              <w:t>agents：</w:t>
+              <w:t xml:space="preserve">agents: </w:t>
             </w:r>
           </w:p>
         </w:tc>
@@ -5439,7 +5444,7 @@
                 <w:b/>
                 <w:sz w:val="24"/>
               </w:rPr>
-              <w:t>agents：</w:t>
+              <w:t xml:space="preserve">agents: </w:t>
             </w:r>
           </w:p>
         </w:tc>
@@ -5634,7 +5639,7 @@
                 <w:sz w:val="24"/>
                 <w:lang w:val="en-US" w:eastAsia="zh-CN"/>
               </w:rPr>
-              <w:t>substances or mixtures：</w:t>
+              <w:t xml:space="preserve">substances or mixtures: </w:t>
             </w:r>
           </w:p>
         </w:tc>
@@ -5853,7 +5858,7 @@
                 <w:b/>
                 <w:sz w:val="24"/>
               </w:rPr>
-              <w:t>protective equipment：</w:t>
+              <w:t xml:space="preserve">protective equipment: </w:t>
             </w:r>
           </w:p>
         </w:tc>
@@ -6032,7 +6037,7 @@
                 <w:b/>
                 <w:sz w:val="24"/>
               </w:rPr>
-              <w:t>Measures for accidental leakage</w:t>
+              <w:t xml:space="preserve"> Accidental release measures</w:t>
             </w:r>
           </w:p>
         </w:tc>
@@ -6136,7 +6141,7 @@
                 <w:b/>
                 <w:sz w:val="24"/>
               </w:rPr>
-              <w:t>Firefighting precautions</w:t>
+              <w:t>Personal precautions, protective equipment and</w:t>
             </w:r>
           </w:p>
           <w:p>
@@ -6173,7 +6178,7 @@
                 <w:b/>
                 <w:sz w:val="24"/>
               </w:rPr>
-              <w:t>protective equipment：</w:t>
+              <w:t>emergency procedures:</w:t>
             </w:r>
           </w:p>
         </w:tc>
@@ -6375,7 +6380,7 @@
                 <w:b/>
                 <w:sz w:val="24"/>
               </w:rPr>
-              <w:t>precautions：</w:t>
+              <w:t xml:space="preserve">precautions: </w:t>
             </w:r>
           </w:p>
         </w:tc>
@@ -6530,7 +6535,7 @@
                 <w:b/>
                 <w:sz w:val="24"/>
               </w:rPr>
-              <w:t>containment and cleaning up：</w:t>
+              <w:t xml:space="preserve">containment and cleaning up: </w:t>
             </w:r>
           </w:p>
         </w:tc>
@@ -6674,7 +6679,7 @@
                 <w:b/>
                 <w:sz w:val="24"/>
               </w:rPr>
-              <w:t>Operation and storage</w:t>
+              <w:t xml:space="preserve"> Handling and storage</w:t>
             </w:r>
           </w:p>
         </w:tc>
@@ -6773,7 +6778,7 @@
                 <w:b/>
                 <w:sz w:val="24"/>
               </w:rPr>
-              <w:t>Precautions for safe handling：</w:t>
+              <w:t xml:space="preserve">Precautions for safe handling: </w:t>
             </w:r>
           </w:p>
         </w:tc>
@@ -6934,7 +6939,7 @@
                 <w:b/>
                 <w:sz w:val="24"/>
               </w:rPr>
-              <w:t>Conditions for safe storage：</w:t>
+              <w:t xml:space="preserve">Conditions for safe storage: </w:t>
             </w:r>
           </w:p>
         </w:tc>
@@ -7201,7 +7206,7 @@
                 <w:sz w:val="24"/>
                 <w:lang w:val="en-US" w:eastAsia="zh-CN"/>
               </w:rPr>
-              <w:t>Exposure controls：</w:t>
+              <w:t xml:space="preserve">Exposure controls: </w:t>
             </w:r>
           </w:p>
         </w:tc>
@@ -7266,7 +7271,7 @@
                 <w:b/>
                 <w:sz w:val="24"/>
               </w:rPr>
-              <w:t>Respiratory protection：</w:t>
+              <w:t xml:space="preserve">Respiratory protection: </w:t>
             </w:r>
           </w:p>
         </w:tc>
@@ -7379,14 +7384,13 @@
                 <w:b/>
                 <w:sz w:val="24"/>
               </w:rPr>
-              <w:t>Hand protection：</w:t>
-            </w:r>
-            <w:r>
-              <w:rPr>
-                <w:b/>
-                <w:sz w:val="24"/>
-              </w:rPr>
-              <w:tab/>
+              <w:t>Hand protection:</w:t>
+            </w:r>
+            <w:r>
+              <w:rPr>
+                <w:b/>
+                <w:sz w:val="24"/>
+              </w:rPr>
             </w:r>
             <w:r>
               <w:rPr>
@@ -7395,7 +7399,6 @@
                 <w:kern w:val="0"/>
                 <w:sz w:val="24"/>
               </w:rPr>
-              <w:t>喷涂过程中要求有呼吸防护设备。</w:t>
             </w:r>
           </w:p>
         </w:tc>
@@ -7510,7 +7513,7 @@
                 <w:b/>
                 <w:sz w:val="24"/>
               </w:rPr>
-              <w:t>Suitable material for protective gloves：</w:t>
+              <w:t xml:space="preserve">Suitable material for protective gloves: </w:t>
             </w:r>
           </w:p>
         </w:tc>
@@ -7758,7 +7761,7 @@
                 <w:b/>
                 <w:sz w:val="24"/>
               </w:rPr>
-              <w:t>Butyl rubber – IIR：</w:t>
+              <w:t xml:space="preserve">Butyl rubber – IIR: </w:t>
             </w:r>
           </w:p>
         </w:tc>
@@ -7894,7 +7897,7 @@
                 <w:b/>
                 <w:sz w:val="24"/>
               </w:rPr>
-              <w:t>Nitrile rubber – NBR：</w:t>
+              <w:t xml:space="preserve">Nitrile rubber – NBR: </w:t>
             </w:r>
           </w:p>
         </w:tc>
@@ -8128,7 +8131,7 @@
                 <w:b/>
                 <w:sz w:val="24"/>
               </w:rPr>
-              <w:t>Eye protection：</w:t>
+              <w:t xml:space="preserve">Eye protection: </w:t>
             </w:r>
           </w:p>
         </w:tc>
@@ -8254,7 +8257,7 @@
                 <w:b/>
                 <w:sz w:val="24"/>
               </w:rPr>
-              <w:t>Body protection：</w:t>
+              <w:t xml:space="preserve">Body protection: </w:t>
             </w:r>
           </w:p>
         </w:tc>
@@ -8376,7 +8379,7 @@
                 <w:sz w:val="24"/>
                 <w:lang w:val="en-US" w:eastAsia="zh-CN"/>
               </w:rPr>
-              <w:t>Engineering controls：</w:t>
+              <w:t xml:space="preserve">Engineering controls: </w:t>
             </w:r>
           </w:p>
         </w:tc>
@@ -9292,7 +9295,7 @@
                 <w:sz w:val="24"/>
                 <w:lang w:val="en-US" w:eastAsia="zh-CN"/>
               </w:rPr>
-              <w:t>Appearance：</w:t>
+              <w:t xml:space="preserve">Appearance: </w:t>
             </w:r>
           </w:p>
         </w:tc>
@@ -9430,7 +9433,7 @@
                 <w:sz w:val="24"/>
                 <w:lang w:val="en-US" w:eastAsia="zh-CN"/>
               </w:rPr>
-              <w:t xml:space="preserve">Odour threshold：    </w:t>
+              <w:t xml:space="preserve">Odour threshold:     </w:t>
             </w:r>
             <w:r>
               <w:rPr>
@@ -9577,7 +9580,7 @@
                 <w:sz w:val="24"/>
                 <w:lang w:val="en-US" w:eastAsia="zh-CN"/>
               </w:rPr>
-              <w:t>pH value：</w:t>
+              <w:t xml:space="preserve">pH value: </w:t>
             </w:r>
           </w:p>
         </w:tc>
@@ -9716,7 +9719,7 @@
                 <w:sz w:val="24"/>
                 <w:lang w:val="en-US" w:eastAsia="zh-CN"/>
               </w:rPr>
-              <w:t>Ionicity：</w:t>
+              <w:t xml:space="preserve">Ionicity: </w:t>
             </w:r>
           </w:p>
         </w:tc>
@@ -9857,7 +9860,7 @@
                 <w:sz w:val="24"/>
                 <w:lang w:val="en-US" w:eastAsia="zh-CN"/>
               </w:rPr>
-              <w:t>Initial boiling point：</w:t>
+              <w:t xml:space="preserve">Initial boiling point: </w:t>
             </w:r>
           </w:p>
         </w:tc>
@@ -9993,7 +9996,7 @@
                 <w:sz w:val="24"/>
                 <w:lang w:val="en-US" w:eastAsia="zh-CN"/>
               </w:rPr>
-              <w:t xml:space="preserve">Flash point：   </w:t>
+              <w:t xml:space="preserve">Flash point:    </w:t>
             </w:r>
             <w:r>
               <w:rPr>
@@ -10140,7 +10143,7 @@
                 <w:sz w:val="24"/>
                 <w:lang w:val="en-US" w:eastAsia="zh-CN"/>
               </w:rPr>
-              <w:t xml:space="preserve">Evaporation rate：    </w:t>
+              <w:t xml:space="preserve">Evaporation rate:     </w:t>
             </w:r>
             <w:r>
               <w:rPr>
@@ -10298,7 +10301,7 @@
                 <w:sz w:val="24"/>
                 <w:lang w:val="en-US" w:eastAsia="zh-CN"/>
               </w:rPr>
-              <w:t>Flammability：</w:t>
+              <w:t xml:space="preserve">Flammability: </w:t>
             </w:r>
           </w:p>
         </w:tc>
@@ -10423,7 +10426,7 @@
                 <w:sz w:val="24"/>
                 <w:lang w:val="en-US" w:eastAsia="zh-CN"/>
               </w:rPr>
-              <w:t xml:space="preserve">Heat of combustion：      </w:t>
+              <w:t xml:space="preserve">Heat of combustion:       </w:t>
             </w:r>
           </w:p>
         </w:tc>
@@ -10600,7 +10603,7 @@
                 <w:sz w:val="24"/>
                 <w:lang w:val="en-US" w:eastAsia="zh-CN"/>
               </w:rPr>
-              <w:t>pressure：</w:t>
+              <w:t xml:space="preserve">pressure: </w:t>
             </w:r>
           </w:p>
         </w:tc>
@@ -10736,7 +10739,7 @@
                 <w:sz w:val="24"/>
                 <w:lang w:val="en-US" w:eastAsia="zh-CN"/>
               </w:rPr>
-              <w:t>Relative vapour density：</w:t>
+              <w:t xml:space="preserve">Relative vapour density: </w:t>
             </w:r>
           </w:p>
         </w:tc>
@@ -10872,7 +10875,7 @@
                 <w:sz w:val="24"/>
                 <w:lang w:val="en-US" w:eastAsia="zh-CN"/>
               </w:rPr>
-              <w:t xml:space="preserve">Density：   </w:t>
+              <w:t xml:space="preserve">Density:    </w:t>
             </w:r>
           </w:p>
         </w:tc>
@@ -11010,7 +11013,7 @@
                 <w:sz w:val="24"/>
                 <w:lang w:val="en-US" w:eastAsia="zh-CN"/>
               </w:rPr>
-              <w:t>Solubility in water：</w:t>
+              <w:t xml:space="preserve">Solubility in water: </w:t>
             </w:r>
           </w:p>
         </w:tc>
@@ -11146,7 +11149,7 @@
                 <w:sz w:val="24"/>
                 <w:lang w:val="en-US" w:eastAsia="zh-CN"/>
               </w:rPr>
-              <w:t xml:space="preserve">Surface tension：  </w:t>
+              <w:t xml:space="preserve">Surface tension:   </w:t>
             </w:r>
           </w:p>
         </w:tc>
@@ -11322,7 +11325,7 @@
                 <w:sz w:val="24"/>
                 <w:lang w:val="en-US" w:eastAsia="zh-CN"/>
               </w:rPr>
-              <w:t>partition coefficient)：</w:t>
+              <w:t xml:space="preserve">partition coefficient): </w:t>
             </w:r>
           </w:p>
         </w:tc>
@@ -11500,7 +11503,7 @@
                 <w:sz w:val="24"/>
                 <w:lang w:val="en-US" w:eastAsia="zh-CN"/>
               </w:rPr>
-              <w:t>temperature：</w:t>
+              <w:t xml:space="preserve">temperature: </w:t>
             </w:r>
           </w:p>
         </w:tc>
@@ -11637,7 +11640,7 @@
                 <w:sz w:val="24"/>
                 <w:lang w:val="en-US" w:eastAsia="zh-CN"/>
               </w:rPr>
-              <w:t>Ignition temperature：</w:t>
+              <w:t xml:space="preserve">Ignition temperature: </w:t>
             </w:r>
           </w:p>
         </w:tc>
@@ -11817,7 +11820,7 @@
                 <w:sz w:val="24"/>
                 <w:lang w:val="en-US" w:eastAsia="zh-CN"/>
               </w:rPr>
-              <w:t>temperature：</w:t>
+              <w:t xml:space="preserve">temperature: </w:t>
             </w:r>
           </w:p>
         </w:tc>
@@ -11957,7 +11960,7 @@
                 <w:sz w:val="24"/>
                 <w:lang w:val="en-US" w:eastAsia="zh-CN"/>
               </w:rPr>
-              <w:t>Dynamic viscosity：</w:t>
+              <w:t xml:space="preserve">Dynamic viscosity: </w:t>
             </w:r>
           </w:p>
         </w:tc>
@@ -12093,7 +12096,7 @@
                 <w:sz w:val="24"/>
                 <w:lang w:val="en-US" w:eastAsia="zh-CN"/>
               </w:rPr>
-              <w:t>Explosive properties：</w:t>
+              <w:t xml:space="preserve">Explosive properties: </w:t>
             </w:r>
           </w:p>
         </w:tc>
@@ -12229,7 +12232,7 @@
                 <w:sz w:val="24"/>
                 <w:lang w:val="en-US" w:eastAsia="zh-CN"/>
               </w:rPr>
-              <w:t>Dust explosion class：</w:t>
+              <w:t xml:space="preserve">Dust explosion class: </w:t>
             </w:r>
           </w:p>
         </w:tc>
@@ -12365,7 +12368,7 @@
                 <w:sz w:val="24"/>
                 <w:lang w:val="en-US" w:eastAsia="zh-CN"/>
               </w:rPr>
-              <w:t>Solid content：</w:t>
+              <w:t xml:space="preserve">Solid content: </w:t>
             </w:r>
           </w:p>
         </w:tc>
@@ -12501,7 +12504,7 @@
                 <w:sz w:val="24"/>
                 <w:lang w:val="en-US" w:eastAsia="zh-CN"/>
               </w:rPr>
-              <w:t>Other information：</w:t>
+              <w:t xml:space="preserve">Other information: </w:t>
             </w:r>
           </w:p>
         </w:tc>
@@ -12735,7 +12738,7 @@
                 <w:b/>
                 <w:sz w:val="24"/>
               </w:rPr>
-              <w:t>Chemical stability：</w:t>
+              <w:t xml:space="preserve">Chemical stability: </w:t>
             </w:r>
           </w:p>
         </w:tc>
@@ -12871,7 +12874,7 @@
                 <w:b/>
                 <w:sz w:val="24"/>
               </w:rPr>
-              <w:t>Hazardous decomposition products：</w:t>
+              <w:t xml:space="preserve">Hazardous decomposition products: </w:t>
             </w:r>
           </w:p>
         </w:tc>
@@ -13008,7 +13011,7 @@
                 <w:b/>
                 <w:sz w:val="24"/>
               </w:rPr>
-              <w:t>Possible hazardous reactions：</w:t>
+              <w:t xml:space="preserve">Possible hazardous reactions: </w:t>
             </w:r>
           </w:p>
         </w:tc>
@@ -13157,7 +13160,7 @@
                 <w:b/>
                 <w:sz w:val="24"/>
               </w:rPr>
-              <w:t>：</w:t>
+              <w:t xml:space="preserve">: </w:t>
             </w:r>
           </w:p>
         </w:tc>
@@ -13301,7 +13304,7 @@
                 <w:sz w:val="24"/>
                 <w:lang w:val="en-US" w:eastAsia="zh-CN"/>
               </w:rPr>
-              <w:t>Incompatible materials：</w:t>
+              <w:t xml:space="preserve">Incompatible materials: </w:t>
             </w:r>
           </w:p>
         </w:tc>
@@ -13443,7 +13446,7 @@
                 <w:b/>
                 <w:sz w:val="24"/>
               </w:rPr>
-              <w:t>Toxicity information</w:t>
+              <w:t xml:space="preserve"> Toxicological information</w:t>
             </w:r>
           </w:p>
         </w:tc>
@@ -13662,7 +13665,7 @@
                 <w:b/>
                 <w:sz w:val="24"/>
               </w:rPr>
-              <w:t>Acute toxicity：</w:t>
+              <w:t xml:space="preserve">Acute toxicity: </w:t>
             </w:r>
           </w:p>
         </w:tc>
@@ -14284,7 +14287,7 @@
                 <w:b/>
                 <w:sz w:val="24"/>
               </w:rPr>
-              <w:t>Primary skin irritation：</w:t>
+              <w:t xml:space="preserve">Primary skin irritation: </w:t>
             </w:r>
           </w:p>
         </w:tc>
@@ -14505,7 +14508,7 @@
                 <w:b/>
                 <w:sz w:val="24"/>
               </w:rPr>
-              <w:t>Primary eye irritation：</w:t>
+              <w:t xml:space="preserve">Primary eye irritation: </w:t>
             </w:r>
           </w:p>
         </w:tc>
@@ -14718,7 +14721,7 @@
                 <w:b/>
                 <w:sz w:val="24"/>
               </w:rPr>
-              <w:t>Sensitization：</w:t>
+              <w:t xml:space="preserve">Sensitization: </w:t>
             </w:r>
           </w:p>
         </w:tc>
@@ -14947,7 +14950,7 @@
                 <w:b/>
                 <w:sz w:val="24"/>
               </w:rPr>
-              <w:t>Mutagenicity：</w:t>
+              <w:t xml:space="preserve">Mutagenicity: </w:t>
             </w:r>
           </w:p>
         </w:tc>
@@ -15086,7 +15089,7 @@
                 <w:sz w:val="24"/>
                 <w:lang w:val="en-US" w:eastAsia="zh-CN"/>
               </w:rPr>
-              <w:t>Carcinogenicity：</w:t>
+              <w:t xml:space="preserve">Carcinogenicity: </w:t>
             </w:r>
           </w:p>
         </w:tc>
@@ -15226,7 +15229,7 @@
                 <w:sz w:val="24"/>
                 <w:lang w:val="en-US" w:eastAsia="zh-CN"/>
               </w:rPr>
-              <w:t>Reproductive toxicity：</w:t>
+              <w:t xml:space="preserve">Reproductive toxicity: </w:t>
             </w:r>
           </w:p>
         </w:tc>
@@ -15283,7 +15286,7 @@
                 <w:sz w:val="24"/>
                 <w:lang w:eastAsia="zh-CN"/>
               </w:rPr>
-              <w:t>：</w:t>
+              <w:t xml:space="preserve">: </w:t>
             </w:r>
           </w:p>
         </w:tc>
@@ -15444,7 +15447,7 @@
                 <w:sz w:val="24"/>
                 <w:lang w:eastAsia="zh-CN"/>
               </w:rPr>
-              <w:t>：</w:t>
+              <w:t xml:space="preserve">: </w:t>
             </w:r>
           </w:p>
         </w:tc>
@@ -15603,7 +15606,7 @@
                 <w:sz w:val="24"/>
                 <w:lang w:eastAsia="zh-CN"/>
               </w:rPr>
-              <w:t>：</w:t>
+              <w:t xml:space="preserve">: </w:t>
             </w:r>
           </w:p>
         </w:tc>
@@ -15814,7 +15817,7 @@
                 <w:sz w:val="24"/>
                 <w:lang w:val="en-US" w:eastAsia="zh-CN"/>
               </w:rPr>
-              <w:t>exposure)：</w:t>
+              <w:t xml:space="preserve">exposure): </w:t>
             </w:r>
           </w:p>
         </w:tc>
@@ -15954,7 +15957,7 @@
                 <w:sz w:val="24"/>
                 <w:lang w:val="en-US" w:eastAsia="zh-CN"/>
               </w:rPr>
-              <w:t>Aspiration hazard：</w:t>
+              <w:t xml:space="preserve">Aspiration hazard: </w:t>
             </w:r>
           </w:p>
         </w:tc>
@@ -16081,7 +16084,7 @@
                 <w:sz w:val="24"/>
                 <w:lang w:val="en-US" w:eastAsia="zh-CN"/>
               </w:rPr>
-              <w:t>Additional information：</w:t>
+              <w:t xml:space="preserve">Additional information: </w:t>
             </w:r>
           </w:p>
         </w:tc>
@@ -16547,7 +16550,7 @@
                 <w:b/>
                 <w:sz w:val="24"/>
               </w:rPr>
-              <w:t>Ecotoxicity：</w:t>
+              <w:t xml:space="preserve">Ecotoxicity: </w:t>
             </w:r>
           </w:p>
         </w:tc>
@@ -16860,7 +16863,7 @@
                 <w:b/>
                 <w:sz w:val="24"/>
               </w:rPr>
-              <w:t>degradability：</w:t>
+              <w:t xml:space="preserve">degradability: </w:t>
             </w:r>
           </w:p>
         </w:tc>
@@ -17040,7 +17043,7 @@
                 <w:b/>
                 <w:sz w:val="24"/>
               </w:rPr>
-              <w:t>Other adverse effects：</w:t>
+              <w:t xml:space="preserve">Other adverse effects: </w:t>
             </w:r>
           </w:p>
         </w:tc>
@@ -17356,7 +17359,7 @@
                 <w:b/>
                 <w:sz w:val="24"/>
               </w:rPr>
-              <w:t>Disposal methods：</w:t>
+              <w:t xml:space="preserve">Disposal methods: </w:t>
             </w:r>
           </w:p>
         </w:tc>
@@ -17616,7 +17619,7 @@
                 <w:b/>
                 <w:sz w:val="24"/>
               </w:rPr>
-              <w:t>Transportation information</w:t>
+              <w:t xml:space="preserve"> Transport information</w:t>
             </w:r>
           </w:p>
         </w:tc>
@@ -17710,7 +17713,7 @@
                 <w:b/>
                 <w:sz w:val="24"/>
               </w:rPr>
-              <w:t>Road and rail transport：</w:t>
+              <w:t xml:space="preserve">Road and rail transport: </w:t>
             </w:r>
           </w:p>
         </w:tc>
@@ -17846,7 +17849,7 @@
                 <w:b/>
                 <w:sz w:val="24"/>
               </w:rPr>
-              <w:t>Maritime transport：</w:t>
+              <w:t xml:space="preserve">Maritime transport: </w:t>
             </w:r>
           </w:p>
         </w:tc>
@@ -17983,7 +17986,7 @@
                 <w:b/>
                 <w:sz w:val="24"/>
               </w:rPr>
-              <w:t>Air transport：</w:t>
+              <w:t xml:space="preserve">Air transport: </w:t>
             </w:r>
           </w:p>
         </w:tc>
@@ -18120,7 +18123,7 @@
                 <w:b/>
                 <w:sz w:val="24"/>
               </w:rPr>
-              <w:t>Special precautions for user：</w:t>
+              <w:t xml:space="preserve">Special precautions for user: </w:t>
             </w:r>
           </w:p>
         </w:tc>
@@ -18488,7 +18491,7 @@
                 <w:kern w:val="0"/>
                 <w:sz w:val="24"/>
               </w:rPr>
-              <w:t>Other provisions：</w:t>
+              <w:t xml:space="preserve">Other provisions: </w:t>
             </w:r>
           </w:p>
         </w:tc>
@@ -18546,7 +18549,7 @@
                 <w:kern w:val="0"/>
                 <w:sz w:val="24"/>
               </w:rPr>
-              <w:t>Complies with the following regulations：</w:t>
+              <w:t xml:space="preserve">Complies with the following regulations: </w:t>
             </w:r>
           </w:p>
         </w:tc>
@@ -19442,16 +19445,7 @@
         <w:sz w:val="36"/>
         <w:szCs w:val="36"/>
       </w:rPr>
-      <w:t xml:space="preserve"> </w:t>
-    </w:r>
-    <w:r>
-      <w:rPr>
-        <w:rFonts w:hint="eastAsia" w:cs="Arial" w:asciiTheme="majorEastAsia" w:hAnsiTheme="majorEastAsia" w:eastAsiaTheme="majorEastAsia"/>
-        <w:b/>
-        <w:sz w:val="44"/>
-        <w:szCs w:val="44"/>
-      </w:rPr>
-      <w:t>物料安全数据表</w:t>
+      <w:t xml:space="preserve"> SAFETY DATA SHEET</w:t>
     </w:r>
   </w:p>
   <w:p>
@@ -19471,16 +19465,7 @@
         <w:sz w:val="18"/>
         <w:szCs w:val="18"/>
       </w:rPr>
-      <w:t>Version：V1.</w:t>
-    </w:r>
-    <w:r>
-      <w:rPr>
-        <w:rFonts w:hint="eastAsia" w:ascii="Arial" w:eastAsia="楷体_GB2312"/>
-        <w:sz w:val="18"/>
-        <w:szCs w:val="18"/>
-        <w:lang w:val="en-US" w:eastAsia="zh-CN"/>
-      </w:rPr>
-      <w:t>0</w:t>
+      <w:t>Version: 1.0</w:t>
     </w:r>
   </w:p>
   <w:tbl>

--- a/MSDS Skill/examples/template_reference_en.docx
+++ b/MSDS Skill/examples/template_reference_en.docx
@@ -76,7 +76,7 @@
                 <w:b/>
                 <w:sz w:val="24"/>
               </w:rPr>
-              <w:t>Identification of the substance/mixture and of the company/undertaking</w:t>
+              <w:t>Identification</w:t>
             </w:r>
           </w:p>
         </w:tc>
@@ -190,7 +190,7 @@
                 <w:kern w:val="0"/>
                 <w:sz w:val="24"/>
               </w:rPr>
-              <w:t xml:space="preserve">name: </w:t>
+              <w:t>name：</w:t>
             </w:r>
           </w:p>
         </w:tc>
@@ -301,7 +301,7 @@
                 <w:b/>
                 <w:sz w:val="24"/>
               </w:rPr>
-              <w:t xml:space="preserve">: </w:t>
+              <w:t>：</w:t>
             </w:r>
           </w:p>
         </w:tc>
@@ -456,7 +456,7 @@
                 <w:b/>
                 <w:sz w:val="24"/>
               </w:rPr>
-              <w:t xml:space="preserve">: </w:t>
+              <w:t>：</w:t>
             </w:r>
           </w:p>
         </w:tc>
@@ -719,7 +719,7 @@
                 <w:kern w:val="0"/>
                 <w:sz w:val="24"/>
               </w:rPr>
-              <w:t xml:space="preserve">: </w:t>
+              <w:t>：</w:t>
             </w:r>
           </w:p>
         </w:tc>
@@ -952,7 +952,7 @@
                 <w:kern w:val="0"/>
                 <w:sz w:val="24"/>
               </w:rPr>
-              <w:t xml:space="preserve">: </w:t>
+              <w:t>：</w:t>
             </w:r>
           </w:p>
         </w:tc>
@@ -1072,7 +1072,7 @@
                 <w:kern w:val="0"/>
                 <w:sz w:val="24"/>
               </w:rPr>
-              <w:t xml:space="preserve">: </w:t>
+              <w:t>：</w:t>
             </w:r>
           </w:p>
         </w:tc>
@@ -1528,7 +1528,7 @@
                 <w:kern w:val="0"/>
                 <w:sz w:val="24"/>
               </w:rPr>
-              <w:t xml:space="preserve">Classification: </w:t>
+              <w:t>Classification：</w:t>
             </w:r>
           </w:p>
         </w:tc>
@@ -1684,7 +1684,7 @@
                 <w:kern w:val="0"/>
                 <w:sz w:val="24"/>
               </w:rPr>
-              <w:t xml:space="preserve">GHS Label Elements: </w:t>
+              <w:t>GHS Label Elements：</w:t>
             </w:r>
           </w:p>
         </w:tc>
@@ -1808,7 +1808,7 @@
                 <w:kern w:val="0"/>
                 <w:sz w:val="24"/>
               </w:rPr>
-              <w:t xml:space="preserve">GHS Pictograms: </w:t>
+              <w:t>GHS Pictograms：</w:t>
             </w:r>
           </w:p>
         </w:tc>
@@ -1968,7 +1968,7 @@
                 <w:kern w:val="0"/>
                 <w:sz w:val="24"/>
               </w:rPr>
-              <w:t xml:space="preserve">Signal Word: </w:t>
+              <w:t>Signal Word：</w:t>
             </w:r>
           </w:p>
         </w:tc>
@@ -2123,7 +2123,7 @@
                 <w:kern w:val="0"/>
                 <w:sz w:val="24"/>
               </w:rPr>
-              <w:t xml:space="preserve">Hazard Statements: </w:t>
+              <w:t>Hazard Statements：</w:t>
             </w:r>
           </w:p>
         </w:tc>
@@ -2275,7 +2275,7 @@
                 <w:b/>
                 <w:sz w:val="24"/>
               </w:rPr>
-              <w:t xml:space="preserve">Precautionary Statements: </w:t>
+              <w:t>Precautionary Statements：</w:t>
             </w:r>
           </w:p>
         </w:tc>
@@ -2450,7 +2450,7 @@
                 <w:kern w:val="0"/>
                 <w:sz w:val="24"/>
               </w:rPr>
-              <w:t xml:space="preserve">Physical and Chemical Hazards: </w:t>
+              <w:t>Physical and Chemical Hazards：</w:t>
             </w:r>
           </w:p>
         </w:tc>
@@ -2629,9 +2629,8 @@
                 <w:kern w:val="0"/>
                 <w:sz w:val="24"/>
                 <w:lang w:val="en-US" w:eastAsia="zh-CN"/>
-                <w:b/>
-              </w:rPr>
-              <w:t>Inhalation:</w:t>
+              </w:rPr>
+              <w:t>吸入：</w:t>
             </w:r>
           </w:p>
         </w:tc>
@@ -2745,9 +2744,8 @@
                 <w:kern w:val="0"/>
                 <w:sz w:val="24"/>
                 <w:lang w:val="en-US" w:eastAsia="zh-CN"/>
-                <w:b/>
-              </w:rPr>
-              <w:t>Ingestion:</w:t>
+              </w:rPr>
+              <w:t>食入：</w:t>
             </w:r>
           </w:p>
         </w:tc>
@@ -2861,9 +2859,8 @@
                 <w:kern w:val="0"/>
                 <w:sz w:val="24"/>
                 <w:lang w:val="en-US" w:eastAsia="zh-CN"/>
-                <w:b/>
-              </w:rPr>
-              <w:t>Skin:</w:t>
+              </w:rPr>
+              <w:t>皮肤：</w:t>
             </w:r>
           </w:p>
         </w:tc>
@@ -2977,9 +2974,8 @@
                 <w:kern w:val="0"/>
                 <w:sz w:val="24"/>
                 <w:lang w:val="en-US" w:eastAsia="zh-CN"/>
-                <w:b/>
-              </w:rPr>
-              <w:t>Eyes:</w:t>
+              </w:rPr>
+              <w:t>眼睛：</w:t>
             </w:r>
           </w:p>
         </w:tc>
@@ -3093,9 +3089,8 @@
                 <w:kern w:val="0"/>
                 <w:sz w:val="24"/>
                 <w:lang w:val="en-US" w:eastAsia="zh-CN"/>
-                <w:b/>
-              </w:rPr>
-              <w:t>Signs and symptoms:</w:t>
+              </w:rPr>
+              <w:t>症状和体征：</w:t>
             </w:r>
           </w:p>
         </w:tc>
@@ -3559,7 +3554,7 @@
                 <w:kern w:val="0"/>
                 <w:sz w:val="24"/>
               </w:rPr>
-              <w:t xml:space="preserve">Product type: </w:t>
+              <w:t>Product type：</w:t>
             </w:r>
           </w:p>
         </w:tc>
@@ -4437,7 +4432,7 @@
                 <w:b/>
                 <w:sz w:val="24"/>
               </w:rPr>
-              <w:t xml:space="preserve">General measures: </w:t>
+              <w:t>General measures：</w:t>
             </w:r>
           </w:p>
         </w:tc>
@@ -4560,7 +4555,7 @@
                 <w:b/>
                 <w:sz w:val="24"/>
               </w:rPr>
-              <w:t xml:space="preserve">Ingestion: </w:t>
+              <w:t>Ingestion：</w:t>
             </w:r>
           </w:p>
         </w:tc>
@@ -4692,7 +4687,7 @@
                 <w:b/>
                 <w:sz w:val="24"/>
               </w:rPr>
-              <w:t xml:space="preserve">Eye contact: </w:t>
+              <w:t>Eye contact：</w:t>
             </w:r>
           </w:p>
         </w:tc>
@@ -4816,7 +4811,7 @@
                 <w:b/>
                 <w:sz w:val="24"/>
               </w:rPr>
-              <w:t xml:space="preserve">Skin contact: </w:t>
+              <w:t>Skin contact：</w:t>
             </w:r>
           </w:p>
         </w:tc>
@@ -4942,7 +4937,7 @@
                 <w:b/>
                 <w:sz w:val="24"/>
               </w:rPr>
-              <w:t xml:space="preserve">Inhalation: </w:t>
+              <w:t>Inhalation：</w:t>
             </w:r>
           </w:p>
         </w:tc>
@@ -5214,7 +5209,7 @@
                 <w:b/>
                 <w:sz w:val="24"/>
               </w:rPr>
-              <w:t xml:space="preserve">agents: </w:t>
+              <w:t>agents：</w:t>
             </w:r>
           </w:p>
         </w:tc>
@@ -5444,7 +5439,7 @@
                 <w:b/>
                 <w:sz w:val="24"/>
               </w:rPr>
-              <w:t xml:space="preserve">agents: </w:t>
+              <w:t>agents：</w:t>
             </w:r>
           </w:p>
         </w:tc>
@@ -5639,7 +5634,7 @@
                 <w:sz w:val="24"/>
                 <w:lang w:val="en-US" w:eastAsia="zh-CN"/>
               </w:rPr>
-              <w:t xml:space="preserve">substances or mixtures: </w:t>
+              <w:t>substances or mixtures：</w:t>
             </w:r>
           </w:p>
         </w:tc>
@@ -5858,7 +5853,7 @@
                 <w:b/>
                 <w:sz w:val="24"/>
               </w:rPr>
-              <w:t xml:space="preserve">protective equipment: </w:t>
+              <w:t>protective equipment：</w:t>
             </w:r>
           </w:p>
         </w:tc>
@@ -6037,7 +6032,7 @@
                 <w:b/>
                 <w:sz w:val="24"/>
               </w:rPr>
-              <w:t xml:space="preserve"> Accidental release measures</w:t>
+              <w:t>Measures for accidental leakage</w:t>
             </w:r>
           </w:p>
         </w:tc>
@@ -6141,7 +6136,7 @@
                 <w:b/>
                 <w:sz w:val="24"/>
               </w:rPr>
-              <w:t>Personal precautions, protective equipment and</w:t>
+              <w:t>Firefighting precautions</w:t>
             </w:r>
           </w:p>
           <w:p>
@@ -6178,7 +6173,7 @@
                 <w:b/>
                 <w:sz w:val="24"/>
               </w:rPr>
-              <w:t>emergency procedures:</w:t>
+              <w:t>protective equipment：</w:t>
             </w:r>
           </w:p>
         </w:tc>
@@ -6380,7 +6375,7 @@
                 <w:b/>
                 <w:sz w:val="24"/>
               </w:rPr>
-              <w:t xml:space="preserve">precautions: </w:t>
+              <w:t>precautions：</w:t>
             </w:r>
           </w:p>
         </w:tc>
@@ -6535,7 +6530,7 @@
                 <w:b/>
                 <w:sz w:val="24"/>
               </w:rPr>
-              <w:t xml:space="preserve">containment and cleaning up: </w:t>
+              <w:t>containment and cleaning up：</w:t>
             </w:r>
           </w:p>
         </w:tc>
@@ -6679,7 +6674,7 @@
                 <w:b/>
                 <w:sz w:val="24"/>
               </w:rPr>
-              <w:t xml:space="preserve"> Handling and storage</w:t>
+              <w:t>Operation and storage</w:t>
             </w:r>
           </w:p>
         </w:tc>
@@ -6778,7 +6773,7 @@
                 <w:b/>
                 <w:sz w:val="24"/>
               </w:rPr>
-              <w:t xml:space="preserve">Precautions for safe handling: </w:t>
+              <w:t>Precautions for safe handling：</w:t>
             </w:r>
           </w:p>
         </w:tc>
@@ -6939,7 +6934,7 @@
                 <w:b/>
                 <w:sz w:val="24"/>
               </w:rPr>
-              <w:t xml:space="preserve">Conditions for safe storage: </w:t>
+              <w:t>Conditions for safe storage：</w:t>
             </w:r>
           </w:p>
         </w:tc>
@@ -7060,11 +7055,8 @@
         </w:tblCellMar>
       </w:tblPr>
       <w:tblGrid>
-        <w:gridCol w:w="3076"/>
-        <w:gridCol w:w="171"/>
-        <w:gridCol w:w="1683"/>
-        <w:gridCol w:w="2465"/>
-        <w:gridCol w:w="2465"/>
+        <w:gridCol w:w="3519"/>
+        <w:gridCol w:w="6341"/>
       </w:tblGrid>
       <w:tr>
         <w:tblPrEx>
@@ -7089,12 +7081,11 @@
         <w:tc>
           <w:tcPr>
             <w:tcW w:w="9860" w:type="dxa"/>
-            <w:gridSpan w:val="5"/>
-            <w:tcBorders>
-              <w:top w:val="single" w:color="auto" w:sz="4" w:space="0"/>
-              <w:left w:val="single" w:color="auto" w:sz="4" w:space="0"/>
-              <w:bottom w:val="dotted" w:color="auto" w:sz="4" w:space="0"/>
-              <w:right w:val="single" w:color="auto" w:sz="4" w:space="0"/>
+            <w:gridSpan w:val="2"/>
+            <w:tcBorders>
+              <w:bottom w:val="single" w:color="auto" w:sz="4" w:space="0"/>
+              <w:tl2br w:val="nil"/>
+              <w:tr2bl w:val="nil"/>
             </w:tcBorders>
             <w:shd w:val="clear" w:color="auto" w:fill="D9D9D9"/>
           </w:tcPr>
@@ -7156,11 +7147,11 @@
         <w:tc>
           <w:tcPr>
             <w:tcW w:w="9860" w:type="dxa"/>
-            <w:gridSpan w:val="5"/>
-            <w:tcBorders>
-              <w:top w:val="dotted" w:color="auto" w:sz="4" w:space="0"/>
+            <w:gridSpan w:val="2"/>
+            <w:tcBorders>
+              <w:top w:val="single" w:color="auto" w:sz="4" w:space="0"/>
               <w:left w:val="single" w:color="auto" w:sz="4" w:space="0"/>
-              <w:bottom w:val="dotted" w:color="auto" w:sz="4" w:space="0"/>
+              <w:bottom w:val="single" w:color="auto" w:sz="4" w:space="0"/>
               <w:right w:val="single" w:color="auto" w:sz="4" w:space="0"/>
             </w:tcBorders>
             <w:vAlign w:val="center"/>
@@ -7206,7 +7197,7 @@
                 <w:sz w:val="24"/>
                 <w:lang w:val="en-US" w:eastAsia="zh-CN"/>
               </w:rPr>
-              <w:t xml:space="preserve">Exposure controls: </w:t>
+              <w:t>Exposure controls：</w:t>
             </w:r>
           </w:p>
         </w:tc>
@@ -7233,10 +7224,9 @@
         </w:trPr>
         <w:tc>
           <w:tcPr>
-            <w:tcW w:w="3247" w:type="dxa"/>
-            <w:gridSpan w:val="2"/>
-            <w:tcBorders>
-              <w:top w:val="dotted" w:color="auto" w:sz="4" w:space="0"/>
+            <w:tcW w:w="3519" w:type="dxa"/>
+            <w:tcBorders>
+              <w:top w:val="single" w:color="auto" w:sz="4" w:space="0"/>
               <w:left w:val="single" w:color="auto" w:sz="4" w:space="0"/>
               <w:bottom w:val="dotted" w:color="auto" w:sz="4" w:space="0"/>
               <w:right w:val="dotted" w:color="auto" w:sz="4" w:space="0"/>
@@ -7271,16 +7261,15 @@
                 <w:b/>
                 <w:sz w:val="24"/>
               </w:rPr>
-              <w:t xml:space="preserve">Respiratory protection: </w:t>
-            </w:r>
-          </w:p>
-        </w:tc>
-        <w:tc>
-          <w:tcPr>
-            <w:tcW w:w="6613" w:type="dxa"/>
-            <w:gridSpan w:val="3"/>
-            <w:tcBorders>
-              <w:top w:val="dotted" w:color="auto" w:sz="4" w:space="0"/>
+              <w:t>Respiratory protection：</w:t>
+            </w:r>
+          </w:p>
+        </w:tc>
+        <w:tc>
+          <w:tcPr>
+            <w:tcW w:w="6341" w:type="dxa"/>
+            <w:tcBorders>
+              <w:top w:val="single" w:color="auto" w:sz="4" w:space="0"/>
               <w:left w:val="dotted" w:color="auto" w:sz="4" w:space="0"/>
               <w:bottom w:val="dotted" w:color="auto" w:sz="4" w:space="0"/>
               <w:right w:val="single" w:color="auto" w:sz="4" w:space="0"/>
@@ -7343,8 +7332,7 @@
         </w:trPr>
         <w:tc>
           <w:tcPr>
-            <w:tcW w:w="3247" w:type="dxa"/>
-            <w:gridSpan w:val="2"/>
+            <w:tcW w:w="3519" w:type="dxa"/>
             <w:tcBorders>
               <w:top w:val="dotted" w:color="auto" w:sz="4" w:space="0"/>
               <w:left w:val="single" w:color="auto" w:sz="4" w:space="0"/>
@@ -7384,13 +7372,14 @@
                 <w:b/>
                 <w:sz w:val="24"/>
               </w:rPr>
-              <w:t>Hand protection:</w:t>
-            </w:r>
-            <w:r>
-              <w:rPr>
-                <w:b/>
-                <w:sz w:val="24"/>
-              </w:rPr>
+              <w:t>Hand protection：</w:t>
+            </w:r>
+            <w:r>
+              <w:rPr>
+                <w:b/>
+                <w:sz w:val="24"/>
+              </w:rPr>
+              <w:tab/>
             </w:r>
             <w:r>
               <w:rPr>
@@ -7399,13 +7388,13 @@
                 <w:kern w:val="0"/>
                 <w:sz w:val="24"/>
               </w:rPr>
-            </w:r>
-          </w:p>
-        </w:tc>
-        <w:tc>
-          <w:tcPr>
-            <w:tcW w:w="6613" w:type="dxa"/>
-            <w:gridSpan w:val="3"/>
+              <w:t>喷涂过程中要求有呼吸防护设备。</w:t>
+            </w:r>
+          </w:p>
+        </w:tc>
+        <w:tc>
+          <w:tcPr>
+            <w:tcW w:w="6341" w:type="dxa"/>
             <w:tcBorders>
               <w:top w:val="dotted" w:color="auto" w:sz="4" w:space="0"/>
               <w:left w:val="dotted" w:color="auto" w:sz="4" w:space="0"/>
@@ -7475,8 +7464,7 @@
         </w:trPr>
         <w:tc>
           <w:tcPr>
-            <w:tcW w:w="3247" w:type="dxa"/>
-            <w:gridSpan w:val="2"/>
+            <w:tcW w:w="3519" w:type="dxa"/>
             <w:tcBorders>
               <w:top w:val="dotted" w:color="auto" w:sz="4" w:space="0"/>
               <w:left w:val="single" w:color="auto" w:sz="4" w:space="0"/>
@@ -7513,14 +7501,13 @@
                 <w:b/>
                 <w:sz w:val="24"/>
               </w:rPr>
-              <w:t xml:space="preserve">Suitable material for protective gloves: </w:t>
-            </w:r>
-          </w:p>
-        </w:tc>
-        <w:tc>
-          <w:tcPr>
-            <w:tcW w:w="6613" w:type="dxa"/>
-            <w:gridSpan w:val="3"/>
+              <w:t>Suitable material for protective gloves：</w:t>
+            </w:r>
+          </w:p>
+        </w:tc>
+        <w:tc>
+          <w:tcPr>
+            <w:tcW w:w="6341" w:type="dxa"/>
             <w:tcBorders>
               <w:top w:val="dotted" w:color="auto" w:sz="4" w:space="0"/>
               <w:left w:val="dotted" w:color="auto" w:sz="4" w:space="0"/>
@@ -7586,8 +7573,7 @@
         </w:trPr>
         <w:tc>
           <w:tcPr>
-            <w:tcW w:w="3247" w:type="dxa"/>
-            <w:gridSpan w:val="2"/>
+            <w:tcW w:w="3519" w:type="dxa"/>
             <w:tcBorders>
               <w:top w:val="dotted" w:color="auto" w:sz="4" w:space="0"/>
               <w:left w:val="single" w:color="auto" w:sz="4" w:space="0"/>
@@ -7631,8 +7617,7 @@
         </w:tc>
         <w:tc>
           <w:tcPr>
-            <w:tcW w:w="6613" w:type="dxa"/>
-            <w:gridSpan w:val="3"/>
+            <w:tcW w:w="6341" w:type="dxa"/>
             <w:tcBorders>
               <w:top w:val="dotted" w:color="auto" w:sz="4" w:space="0"/>
               <w:left w:val="dotted" w:color="auto" w:sz="4" w:space="0"/>
@@ -7722,8 +7707,7 @@
         </w:trPr>
         <w:tc>
           <w:tcPr>
-            <w:tcW w:w="3247" w:type="dxa"/>
-            <w:gridSpan w:val="2"/>
+            <w:tcW w:w="3519" w:type="dxa"/>
             <w:tcBorders>
               <w:top w:val="dotted" w:color="auto" w:sz="4" w:space="0"/>
               <w:left w:val="single" w:color="auto" w:sz="4" w:space="0"/>
@@ -7761,14 +7745,13 @@
                 <w:b/>
                 <w:sz w:val="24"/>
               </w:rPr>
-              <w:t xml:space="preserve">Butyl rubber – IIR: </w:t>
-            </w:r>
-          </w:p>
-        </w:tc>
-        <w:tc>
-          <w:tcPr>
-            <w:tcW w:w="6613" w:type="dxa"/>
-            <w:gridSpan w:val="3"/>
+              <w:t>Butyl rubber – IIR：</w:t>
+            </w:r>
+          </w:p>
+        </w:tc>
+        <w:tc>
+          <w:tcPr>
+            <w:tcW w:w="6341" w:type="dxa"/>
             <w:tcBorders>
               <w:top w:val="dotted" w:color="auto" w:sz="4" w:space="0"/>
               <w:left w:val="dotted" w:color="auto" w:sz="4" w:space="0"/>
@@ -7858,8 +7841,7 @@
         </w:trPr>
         <w:tc>
           <w:tcPr>
-            <w:tcW w:w="3247" w:type="dxa"/>
-            <w:gridSpan w:val="2"/>
+            <w:tcW w:w="3519" w:type="dxa"/>
             <w:tcBorders>
               <w:top w:val="dotted" w:color="auto" w:sz="4" w:space="0"/>
               <w:left w:val="single" w:color="auto" w:sz="4" w:space="0"/>
@@ -7897,14 +7879,13 @@
                 <w:b/>
                 <w:sz w:val="24"/>
               </w:rPr>
-              <w:t xml:space="preserve">Nitrile rubber – NBR: </w:t>
-            </w:r>
-          </w:p>
-        </w:tc>
-        <w:tc>
-          <w:tcPr>
-            <w:tcW w:w="6613" w:type="dxa"/>
-            <w:gridSpan w:val="3"/>
+              <w:t>Nitrile rubber – NBR：</w:t>
+            </w:r>
+          </w:p>
+        </w:tc>
+        <w:tc>
+          <w:tcPr>
+            <w:tcW w:w="6341" w:type="dxa"/>
             <w:tcBorders>
               <w:top w:val="dotted" w:color="auto" w:sz="4" w:space="0"/>
               <w:left w:val="dotted" w:color="auto" w:sz="4" w:space="0"/>
@@ -7994,8 +7975,7 @@
         </w:trPr>
         <w:tc>
           <w:tcPr>
-            <w:tcW w:w="3247" w:type="dxa"/>
-            <w:gridSpan w:val="2"/>
+            <w:tcW w:w="3519" w:type="dxa"/>
             <w:tcBorders>
               <w:top w:val="dotted" w:color="auto" w:sz="4" w:space="0"/>
               <w:left w:val="single" w:color="auto" w:sz="4" w:space="0"/>
@@ -8037,8 +8017,7 @@
         </w:tc>
         <w:tc>
           <w:tcPr>
-            <w:tcW w:w="6613" w:type="dxa"/>
-            <w:gridSpan w:val="3"/>
+            <w:tcW w:w="6341" w:type="dxa"/>
             <w:tcBorders>
               <w:top w:val="dotted" w:color="auto" w:sz="4" w:space="0"/>
               <w:left w:val="dotted" w:color="auto" w:sz="4" w:space="0"/>
@@ -8093,8 +8072,7 @@
         </w:trPr>
         <w:tc>
           <w:tcPr>
-            <w:tcW w:w="3247" w:type="dxa"/>
-            <w:gridSpan w:val="2"/>
+            <w:tcW w:w="3519" w:type="dxa"/>
             <w:tcBorders>
               <w:top w:val="dotted" w:color="auto" w:sz="4" w:space="0"/>
               <w:left w:val="single" w:color="auto" w:sz="4" w:space="0"/>
@@ -8131,14 +8109,13 @@
                 <w:b/>
                 <w:sz w:val="24"/>
               </w:rPr>
-              <w:t xml:space="preserve">Eye protection: </w:t>
-            </w:r>
-          </w:p>
-        </w:tc>
-        <w:tc>
-          <w:tcPr>
-            <w:tcW w:w="6613" w:type="dxa"/>
-            <w:gridSpan w:val="3"/>
+              <w:t>Eye protection：</w:t>
+            </w:r>
+          </w:p>
+        </w:tc>
+        <w:tc>
+          <w:tcPr>
+            <w:tcW w:w="6341" w:type="dxa"/>
             <w:tcBorders>
               <w:top w:val="dotted" w:color="auto" w:sz="4" w:space="0"/>
               <w:left w:val="dotted" w:color="auto" w:sz="4" w:space="0"/>
@@ -8219,8 +8196,7 @@
         </w:trPr>
         <w:tc>
           <w:tcPr>
-            <w:tcW w:w="3247" w:type="dxa"/>
-            <w:gridSpan w:val="2"/>
+            <w:tcW w:w="3519" w:type="dxa"/>
             <w:tcBorders>
               <w:top w:val="dotted" w:color="auto" w:sz="4" w:space="0"/>
               <w:left w:val="single" w:color="auto" w:sz="4" w:space="0"/>
@@ -8257,14 +8233,13 @@
                 <w:b/>
                 <w:sz w:val="24"/>
               </w:rPr>
-              <w:t xml:space="preserve">Body protection: </w:t>
-            </w:r>
-          </w:p>
-        </w:tc>
-        <w:tc>
-          <w:tcPr>
-            <w:tcW w:w="6613" w:type="dxa"/>
-            <w:gridSpan w:val="3"/>
+              <w:t>Body protection：</w:t>
+            </w:r>
+          </w:p>
+        </w:tc>
+        <w:tc>
+          <w:tcPr>
+            <w:tcW w:w="6341" w:type="dxa"/>
             <w:tcBorders>
               <w:top w:val="dotted" w:color="auto" w:sz="4" w:space="0"/>
               <w:left w:val="dotted" w:color="auto" w:sz="4" w:space="0"/>
@@ -8328,777 +8303,103 @@
         </w:trPr>
         <w:tc>
           <w:tcPr>
-            <w:tcW w:w="3247" w:type="dxa"/>
-            <w:gridSpan w:val="2"/>
-            <w:tcBorders>
-              <w:top w:val="dotted" w:color="auto" w:sz="4" w:space="0"/>
-              <w:left w:val="single" w:color="auto" w:sz="4" w:space="0"/>
-              <w:bottom w:val="dotted" w:color="auto" w:sz="4" w:space="0"/>
-              <w:right w:val="dotted" w:color="auto" w:sz="4" w:space="0"/>
-            </w:tcBorders>
-            <w:vAlign w:val="center"/>
-          </w:tcPr>
-          <w:p>
-            <w:pPr>
-              <w:keepNext w:val="0"/>
-              <w:keepLines w:val="0"/>
-              <w:pageBreakBefore w:val="0"/>
-              <w:widowControl w:val="0"/>
-              <w:kinsoku/>
-              <w:wordWrap/>
-              <w:overflowPunct/>
-              <w:topLinePunct w:val="0"/>
-              <w:bidi w:val="0"/>
-              <w:adjustRightInd/>
-              <w:snapToGrid/>
-              <w:spacing w:line="300" w:lineRule="auto"/>
-              <w:jc w:val="left"/>
-              <w:textAlignment w:val="auto"/>
-              <w:rPr>
-                <w:rFonts w:hint="eastAsia" w:hAnsi="Arial" w:cs="Arial"/>
-                <w:kern w:val="0"/>
-                <w:sz w:val="24"/>
-                <w:lang w:val="en-US" w:eastAsia="zh-CN"/>
-              </w:rPr>
-            </w:pPr>
-            <w:r>
-              <w:rPr>
-                <w:rFonts w:hint="eastAsia" w:hAnsi="Arial" w:cs="Times New Roman"/>
-                <w:b/>
-                <w:kern w:val="2"/>
-                <w:sz w:val="21"/>
-                <w:szCs w:val="21"/>
-                <w:lang w:val="en-US" w:eastAsia="zh-CN" w:bidi="ar-SA"/>
-              </w:rPr>
-              <w:t xml:space="preserve">8.2  </w:t>
-            </w:r>
-            <w:r>
-              <w:rPr>
-                <w:rFonts w:hint="eastAsia" w:hAnsi="Arial"/>
-                <w:b/>
-                <w:sz w:val="24"/>
-                <w:lang w:val="en-US" w:eastAsia="zh-CN"/>
-              </w:rPr>
-              <w:t xml:space="preserve">Engineering controls: </w:t>
-            </w:r>
-          </w:p>
-        </w:tc>
-        <w:tc>
-          <w:tcPr>
-            <w:tcW w:w="6613" w:type="dxa"/>
-            <w:gridSpan w:val="3"/>
-            <w:tcBorders>
-              <w:top w:val="dotted" w:color="auto" w:sz="4" w:space="0"/>
-              <w:left w:val="dotted" w:color="auto" w:sz="4" w:space="0"/>
-              <w:bottom w:val="dotted" w:color="auto" w:sz="4" w:space="0"/>
-              <w:right w:val="single" w:color="auto" w:sz="4" w:space="0"/>
-            </w:tcBorders>
-            <w:vAlign w:val="center"/>
-          </w:tcPr>
-          <w:p>
-            <w:pPr>
-              <w:keepNext w:val="0"/>
-              <w:keepLines w:val="0"/>
-              <w:pageBreakBefore w:val="0"/>
-              <w:widowControl w:val="0"/>
-              <w:kinsoku/>
-              <w:wordWrap/>
-              <w:overflowPunct/>
-              <w:topLinePunct w:val="0"/>
-              <w:bidi w:val="0"/>
-              <w:adjustRightInd/>
-              <w:snapToGrid/>
-              <w:spacing w:line="300" w:lineRule="auto"/>
-              <w:jc w:val="left"/>
-              <w:textAlignment w:val="auto"/>
-              <w:rPr>
-                <w:rFonts w:hint="default" w:hAnsi="Arial" w:cs="Times New Roman"/>
-                <w:b/>
-                <w:kern w:val="2"/>
-                <w:sz w:val="21"/>
-                <w:szCs w:val="21"/>
-                <w:lang w:val="en-US" w:eastAsia="zh-CN" w:bidi="ar-SA"/>
-              </w:rPr>
-            </w:pPr>
-            <w:r>
-              <w:rPr>
-                <w:rFonts w:hint="eastAsia" w:hAnsi="Arial" w:cs="Arial"/>
-                <w:kern w:val="0"/>
-                <w:sz w:val="24"/>
-              </w:rPr>
-              <w:t>使用局部排风或全面通风，保持工作场所空气中浓度低于职业接触限值；工作场所设置洗眼器与安全淋浴设施。</w:t>
-            </w:r>
-          </w:p>
-        </w:tc>
-      </w:tr>
-      <w:tr>
-        <w:tblPrEx>
-          <w:tblBorders>
-            <w:top w:val="dotted" w:color="auto" w:sz="4" w:space="0"/>
-            <w:left w:val="dotted" w:color="auto" w:sz="4" w:space="0"/>
-            <w:bottom w:val="dotted" w:color="auto" w:sz="4" w:space="0"/>
-            <w:right w:val="dotted" w:color="auto" w:sz="4" w:space="0"/>
-            <w:insideH w:val="none" w:color="auto" w:sz="0" w:space="0"/>
-            <w:insideV w:val="none" w:color="auto" w:sz="0" w:space="0"/>
-          </w:tblBorders>
-          <w:tblCellMar>
-            <w:top w:w="0" w:type="dxa"/>
-            <w:left w:w="108" w:type="dxa"/>
-            <w:bottom w:w="0" w:type="dxa"/>
-            <w:right w:w="108" w:type="dxa"/>
-          </w:tblCellMar>
-        </w:tblPrEx>
-        <w:trPr>
-          <w:trHeight w:val="244" w:hRule="atLeast"/>
-        </w:trPr>
-        <w:tc>
-          <w:tcPr>
-            <w:tcW w:w="9860" w:type="dxa"/>
-            <w:gridSpan w:val="5"/>
-            <w:tcBorders>
-              <w:top w:val="dotted" w:color="auto" w:sz="4" w:space="0"/>
-              <w:left w:val="single" w:color="auto" w:sz="4" w:space="0"/>
-              <w:bottom w:val="dotted" w:color="auto" w:sz="4" w:space="0"/>
-              <w:right w:val="single" w:color="auto" w:sz="4" w:space="0"/>
-            </w:tcBorders>
-            <w:shd w:val="clear" w:color="auto" w:fill="auto"/>
-            <w:vAlign w:val="center"/>
-          </w:tcPr>
-          <w:p>
-            <w:pPr>
-              <w:keepNext w:val="0"/>
-              <w:keepLines w:val="0"/>
-              <w:pageBreakBefore w:val="0"/>
-              <w:widowControl w:val="0"/>
-              <w:kinsoku/>
-              <w:wordWrap/>
-              <w:overflowPunct/>
-              <w:topLinePunct w:val="0"/>
-              <w:bidi w:val="0"/>
-              <w:adjustRightInd/>
-              <w:snapToGrid/>
-              <w:spacing w:line="300" w:lineRule="auto"/>
-              <w:jc w:val="left"/>
-              <w:textAlignment w:val="auto"/>
-              <w:rPr>
-                <w:rFonts w:hint="eastAsia" w:hAnsi="Arial" w:cs="Arial"/>
-                <w:kern w:val="0"/>
-                <w:sz w:val="24"/>
-              </w:rPr>
-            </w:pPr>
-            <w:r>
-              <w:rPr>
-                <w:rFonts w:hint="eastAsia" w:hAnsi="Arial"/>
-                <w:b/>
-                <w:sz w:val="24"/>
-                <w:lang w:val="en-US" w:eastAsia="zh-CN"/>
-              </w:rPr>
-              <w:t>Control parameters for workplace components</w:t>
-            </w:r>
-            <w:bookmarkStart w:id="0" w:name="_GoBack"/>
-            <w:bookmarkEnd w:id="0"/>
-          </w:p>
-        </w:tc>
-      </w:tr>
-      <w:tr>
-        <w:tblPrEx>
-          <w:tblBorders>
-            <w:top w:val="dotted" w:color="auto" w:sz="4" w:space="0"/>
-            <w:left w:val="dotted" w:color="auto" w:sz="4" w:space="0"/>
-            <w:bottom w:val="dotted" w:color="auto" w:sz="4" w:space="0"/>
-            <w:right w:val="dotted" w:color="auto" w:sz="4" w:space="0"/>
-            <w:insideH w:val="none" w:color="auto" w:sz="0" w:space="0"/>
-            <w:insideV w:val="none" w:color="auto" w:sz="0" w:space="0"/>
-          </w:tblBorders>
-          <w:tblCellMar>
-            <w:top w:w="0" w:type="dxa"/>
-            <w:left w:w="108" w:type="dxa"/>
-            <w:bottom w:w="0" w:type="dxa"/>
-            <w:right w:w="108" w:type="dxa"/>
-          </w:tblCellMar>
-        </w:tblPrEx>
-        <w:trPr>
-          <w:trHeight w:val="244" w:hRule="atLeast"/>
-        </w:trPr>
-        <w:tc>
-          <w:tcPr>
-            <w:tcW w:w="3076" w:type="dxa"/>
-            <w:tcBorders>
-              <w:top w:val="dotted" w:color="auto" w:sz="4" w:space="0"/>
-              <w:left w:val="single" w:color="auto" w:sz="4" w:space="0"/>
-              <w:bottom w:val="dotted" w:color="auto" w:sz="4" w:space="0"/>
-              <w:right w:val="dotted" w:color="auto" w:sz="4" w:space="0"/>
-            </w:tcBorders>
-            <w:shd w:val="clear" w:color="auto" w:fill="auto"/>
-            <w:vAlign w:val="center"/>
-          </w:tcPr>
-          <w:p>
-            <w:pPr>
-              <w:keepNext w:val="0"/>
-              <w:keepLines w:val="0"/>
-              <w:pageBreakBefore w:val="0"/>
-              <w:widowControl w:val="0"/>
-              <w:kinsoku/>
-              <w:wordWrap/>
-              <w:overflowPunct/>
-              <w:topLinePunct w:val="0"/>
-              <w:bidi w:val="0"/>
-              <w:adjustRightInd/>
-              <w:snapToGrid/>
-              <w:spacing w:line="300" w:lineRule="auto"/>
-              <w:jc w:val="left"/>
-              <w:textAlignment w:val="auto"/>
-              <w:rPr>
-                <w:rFonts w:hint="eastAsia" w:hAnsi="Arial"/>
-                <w:b/>
-                <w:sz w:val="24"/>
-                <w:lang w:val="en-US" w:eastAsia="zh-CN"/>
-              </w:rPr>
-            </w:pPr>
-            <w:r>
-              <w:rPr>
-                <w:rFonts w:hint="eastAsia" w:hAnsi="Arial"/>
-                <w:b/>
-                <w:sz w:val="24"/>
-                <w:lang w:val="en-US" w:eastAsia="zh-CN"/>
-              </w:rPr>
-              <w:t>Substance</w:t>
-            </w:r>
-          </w:p>
-        </w:tc>
-        <w:tc>
-          <w:tcPr>
-            <w:tcW w:w="1854" w:type="dxa"/>
-            <w:gridSpan w:val="2"/>
-            <w:tcBorders>
-              <w:top w:val="dotted" w:color="auto" w:sz="4" w:space="0"/>
-              <w:left w:val="dotted" w:color="auto" w:sz="4" w:space="0"/>
-              <w:bottom w:val="dotted" w:color="auto" w:sz="4" w:space="0"/>
-              <w:right w:val="dotted" w:color="auto" w:sz="4" w:space="0"/>
-            </w:tcBorders>
-            <w:shd w:val="clear" w:color="auto" w:fill="auto"/>
-            <w:vAlign w:val="center"/>
-          </w:tcPr>
-          <w:p>
-            <w:pPr>
-              <w:keepNext w:val="0"/>
-              <w:keepLines w:val="0"/>
-              <w:pageBreakBefore w:val="0"/>
-              <w:widowControl w:val="0"/>
-              <w:kinsoku/>
-              <w:wordWrap/>
-              <w:overflowPunct/>
-              <w:topLinePunct w:val="0"/>
-              <w:bidi w:val="0"/>
-              <w:adjustRightInd/>
-              <w:snapToGrid/>
-              <w:spacing w:line="300" w:lineRule="auto"/>
-              <w:jc w:val="left"/>
-              <w:textAlignment w:val="auto"/>
-              <w:rPr>
-                <w:rFonts w:hint="eastAsia" w:hAnsi="Arial"/>
-                <w:b/>
-                <w:sz w:val="24"/>
-                <w:lang w:val="en-US" w:eastAsia="zh-CN"/>
-              </w:rPr>
-            </w:pPr>
-            <w:r>
-              <w:rPr>
-                <w:rFonts w:hint="eastAsia" w:hAnsi="Arial"/>
-                <w:b/>
-                <w:sz w:val="24"/>
-                <w:lang w:val="en-US" w:eastAsia="zh-CN"/>
-              </w:rPr>
-              <w:t>Basis</w:t>
-            </w:r>
-          </w:p>
-        </w:tc>
-        <w:tc>
-          <w:tcPr>
-            <w:tcW w:w="2465" w:type="dxa"/>
-            <w:tcBorders>
-              <w:top w:val="dotted" w:color="auto" w:sz="4" w:space="0"/>
-              <w:left w:val="dotted" w:color="auto" w:sz="4" w:space="0"/>
-              <w:bottom w:val="dotted" w:color="auto" w:sz="4" w:space="0"/>
-              <w:right w:val="dotted" w:color="auto" w:sz="4" w:space="0"/>
-            </w:tcBorders>
-            <w:shd w:val="clear" w:color="auto" w:fill="auto"/>
-            <w:vAlign w:val="center"/>
-          </w:tcPr>
-          <w:p>
-            <w:pPr>
-              <w:keepNext w:val="0"/>
-              <w:keepLines w:val="0"/>
-              <w:pageBreakBefore w:val="0"/>
-              <w:widowControl w:val="0"/>
-              <w:kinsoku/>
-              <w:wordWrap/>
-              <w:overflowPunct/>
-              <w:topLinePunct w:val="0"/>
-              <w:bidi w:val="0"/>
-              <w:adjustRightInd/>
-              <w:snapToGrid/>
-              <w:spacing w:line="300" w:lineRule="auto"/>
-              <w:jc w:val="left"/>
-              <w:textAlignment w:val="auto"/>
-              <w:rPr>
-                <w:rFonts w:hint="eastAsia" w:hAnsi="Arial"/>
-                <w:b/>
-                <w:sz w:val="24"/>
-                <w:lang w:val="en-US" w:eastAsia="zh-CN"/>
-              </w:rPr>
-            </w:pPr>
-            <w:r>
-              <w:rPr>
-                <w:rFonts w:hint="eastAsia" w:hAnsi="Arial"/>
-                <w:b/>
-                <w:sz w:val="24"/>
-                <w:lang w:val="en-US" w:eastAsia="zh-CN"/>
-              </w:rPr>
-              <w:t>Type</w:t>
-            </w:r>
-          </w:p>
-        </w:tc>
-        <w:tc>
-          <w:tcPr>
-            <w:tcW w:w="2465" w:type="dxa"/>
-            <w:tcBorders>
-              <w:top w:val="dotted" w:color="auto" w:sz="4" w:space="0"/>
-              <w:left w:val="dotted" w:color="auto" w:sz="4" w:space="0"/>
-              <w:bottom w:val="dotted" w:color="auto" w:sz="4" w:space="0"/>
-              <w:right w:val="single" w:color="auto" w:sz="4" w:space="0"/>
-            </w:tcBorders>
-            <w:shd w:val="clear" w:color="auto" w:fill="auto"/>
-            <w:vAlign w:val="center"/>
-          </w:tcPr>
-          <w:p>
-            <w:pPr>
-              <w:keepNext w:val="0"/>
-              <w:keepLines w:val="0"/>
-              <w:pageBreakBefore w:val="0"/>
-              <w:widowControl w:val="0"/>
-              <w:kinsoku/>
-              <w:wordWrap/>
-              <w:overflowPunct/>
-              <w:topLinePunct w:val="0"/>
-              <w:bidi w:val="0"/>
-              <w:adjustRightInd/>
-              <w:snapToGrid/>
-              <w:spacing w:line="300" w:lineRule="auto"/>
-              <w:jc w:val="left"/>
-              <w:textAlignment w:val="auto"/>
-              <w:rPr>
-                <w:rFonts w:hint="eastAsia" w:hAnsi="Arial"/>
-                <w:b/>
-                <w:sz w:val="24"/>
-                <w:lang w:val="en-US" w:eastAsia="zh-CN"/>
-              </w:rPr>
-            </w:pPr>
-            <w:r>
-              <w:rPr>
-                <w:rFonts w:hint="eastAsia" w:hAnsi="Arial"/>
-                <w:b/>
-                <w:sz w:val="24"/>
-                <w:lang w:val="en-US" w:eastAsia="zh-CN"/>
-              </w:rPr>
-              <w:t>Value</w:t>
-            </w:r>
-          </w:p>
-        </w:tc>
-      </w:tr>
-      <w:tr>
-        <w:tblPrEx>
-          <w:tblBorders>
-            <w:top w:val="dotted" w:color="auto" w:sz="4" w:space="0"/>
-            <w:left w:val="dotted" w:color="auto" w:sz="4" w:space="0"/>
-            <w:bottom w:val="dotted" w:color="auto" w:sz="4" w:space="0"/>
-            <w:right w:val="dotted" w:color="auto" w:sz="4" w:space="0"/>
-            <w:insideH w:val="none" w:color="auto" w:sz="0" w:space="0"/>
-            <w:insideV w:val="none" w:color="auto" w:sz="0" w:space="0"/>
-          </w:tblBorders>
-          <w:tblCellMar>
-            <w:top w:w="0" w:type="dxa"/>
-            <w:left w:w="108" w:type="dxa"/>
-            <w:bottom w:w="0" w:type="dxa"/>
-            <w:right w:w="108" w:type="dxa"/>
-          </w:tblCellMar>
-        </w:tblPrEx>
-        <w:trPr>
-          <w:trHeight w:val="244" w:hRule="atLeast"/>
-        </w:trPr>
-        <w:tc>
-          <w:tcPr>
-            <w:tcW w:w="3076" w:type="dxa"/>
-            <w:tcBorders>
-              <w:top w:val="dotted" w:color="auto" w:sz="4" w:space="0"/>
-              <w:left w:val="single" w:color="auto" w:sz="4" w:space="0"/>
-              <w:bottom w:val="dotted" w:color="auto" w:sz="4" w:space="0"/>
-              <w:right w:val="dotted" w:color="auto" w:sz="4" w:space="0"/>
-            </w:tcBorders>
-            <w:shd w:val="clear" w:color="auto" w:fill="auto"/>
-            <w:vAlign w:val="top"/>
-          </w:tcPr>
-          <w:p>
-            <w:pPr>
-              <w:spacing w:line="300" w:lineRule="auto"/>
-              <w:rPr>
-                <w:rFonts w:hint="eastAsia" w:ascii="Times New Roman" w:hAnsi="Times New Roman" w:eastAsia="宋体" w:cs="Times New Roman"/>
-                <w:kern w:val="2"/>
-                <w:sz w:val="24"/>
-                <w:szCs w:val="24"/>
-                <w:lang w:val="en-US" w:eastAsia="zh-CN" w:bidi="ar-SA"/>
-              </w:rPr>
-            </w:pPr>
-            <w:r>
-              <w:rPr>
-                <w:rFonts w:hint="eastAsia"/>
-                <w:sz w:val="24"/>
-              </w:rPr>
-              <w:t>六亚甲基-</w:t>
-            </w:r>
-            <w:r>
-              <w:rPr>
-                <w:sz w:val="24"/>
-              </w:rPr>
-              <w:t>1</w:t>
-            </w:r>
-            <w:r>
-              <w:rPr>
-                <w:rFonts w:hint="eastAsia"/>
-                <w:sz w:val="24"/>
-              </w:rPr>
-              <w:t>,</w:t>
-            </w:r>
-            <w:r>
-              <w:rPr>
-                <w:sz w:val="24"/>
-              </w:rPr>
-              <w:t>6</w:t>
-            </w:r>
-            <w:r>
-              <w:rPr>
-                <w:rFonts w:hint="eastAsia"/>
-                <w:sz w:val="24"/>
-              </w:rPr>
-              <w:t>-二异氰酸酯</w:t>
-            </w:r>
-          </w:p>
-        </w:tc>
-        <w:tc>
-          <w:tcPr>
-            <w:tcW w:w="1854" w:type="dxa"/>
-            <w:gridSpan w:val="2"/>
-            <w:tcBorders>
-              <w:top w:val="dotted" w:color="auto" w:sz="4" w:space="0"/>
-              <w:left w:val="dotted" w:color="auto" w:sz="4" w:space="0"/>
-              <w:bottom w:val="dotted" w:color="auto" w:sz="4" w:space="0"/>
-              <w:right w:val="dotted" w:color="auto" w:sz="4" w:space="0"/>
-            </w:tcBorders>
-            <w:shd w:val="clear" w:color="auto" w:fill="auto"/>
-            <w:vAlign w:val="top"/>
-          </w:tcPr>
-          <w:p>
-            <w:pPr>
-              <w:spacing w:line="300" w:lineRule="auto"/>
-              <w:rPr>
-                <w:rFonts w:hint="eastAsia" w:ascii="Times New Roman" w:hAnsi="Times New Roman" w:eastAsia="宋体" w:cs="Times New Roman"/>
-                <w:kern w:val="2"/>
-                <w:sz w:val="24"/>
-                <w:szCs w:val="24"/>
-                <w:lang w:val="en-US" w:eastAsia="zh-CN" w:bidi="ar-SA"/>
-              </w:rPr>
-            </w:pPr>
-            <w:r>
-              <w:rPr>
-                <w:rFonts w:hint="eastAsia"/>
-                <w:sz w:val="24"/>
-              </w:rPr>
-              <w:t>CN</w:t>
-            </w:r>
-            <w:r>
-              <w:rPr>
-                <w:sz w:val="24"/>
-              </w:rPr>
-              <w:t xml:space="preserve"> </w:t>
-            </w:r>
-            <w:r>
-              <w:rPr>
-                <w:rFonts w:hint="eastAsia"/>
-                <w:sz w:val="24"/>
-              </w:rPr>
-              <w:t>OEL</w:t>
-            </w:r>
-          </w:p>
-        </w:tc>
-        <w:tc>
-          <w:tcPr>
-            <w:tcW w:w="2465" w:type="dxa"/>
-            <w:tcBorders>
-              <w:top w:val="dotted" w:color="auto" w:sz="4" w:space="0"/>
-              <w:left w:val="dotted" w:color="auto" w:sz="4" w:space="0"/>
-              <w:bottom w:val="dotted" w:color="auto" w:sz="4" w:space="0"/>
-              <w:right w:val="dotted" w:color="auto" w:sz="4" w:space="0"/>
-            </w:tcBorders>
-            <w:shd w:val="clear" w:color="auto" w:fill="auto"/>
-            <w:vAlign w:val="top"/>
-          </w:tcPr>
-          <w:p>
-            <w:pPr>
-              <w:spacing w:line="300" w:lineRule="auto"/>
-              <w:rPr>
-                <w:rFonts w:hint="eastAsia" w:ascii="Times New Roman" w:hAnsi="Times New Roman" w:eastAsia="宋体" w:cs="Times New Roman"/>
-                <w:kern w:val="2"/>
-                <w:sz w:val="24"/>
-                <w:szCs w:val="24"/>
-                <w:lang w:val="en-US" w:eastAsia="zh-CN" w:bidi="ar-SA"/>
-              </w:rPr>
-            </w:pPr>
-            <w:r>
-              <w:rPr>
-                <w:rFonts w:hint="eastAsia"/>
-                <w:sz w:val="24"/>
-              </w:rPr>
-              <w:t>TWA</w:t>
-            </w:r>
-          </w:p>
-        </w:tc>
-        <w:tc>
-          <w:tcPr>
-            <w:tcW w:w="2465" w:type="dxa"/>
-            <w:tcBorders>
-              <w:top w:val="dotted" w:color="auto" w:sz="4" w:space="0"/>
-              <w:left w:val="dotted" w:color="auto" w:sz="4" w:space="0"/>
-              <w:bottom w:val="dotted" w:color="auto" w:sz="4" w:space="0"/>
-              <w:right w:val="single" w:color="auto" w:sz="4" w:space="0"/>
-            </w:tcBorders>
-            <w:shd w:val="clear" w:color="auto" w:fill="auto"/>
-            <w:vAlign w:val="top"/>
-          </w:tcPr>
-          <w:p>
-            <w:pPr>
-              <w:spacing w:line="300" w:lineRule="auto"/>
-              <w:rPr>
-                <w:rFonts w:hint="eastAsia" w:ascii="Times New Roman" w:hAnsi="Times New Roman" w:eastAsia="宋体" w:cs="Times New Roman"/>
-                <w:kern w:val="2"/>
-                <w:sz w:val="24"/>
-                <w:szCs w:val="24"/>
-                <w:lang w:val="en-US" w:eastAsia="zh-CN" w:bidi="ar-SA"/>
-              </w:rPr>
-            </w:pPr>
-            <w:r>
-              <w:rPr>
-                <w:rFonts w:hint="eastAsia"/>
-                <w:sz w:val="24"/>
-              </w:rPr>
-              <w:t>0</w:t>
-            </w:r>
-            <w:r>
-              <w:rPr>
-                <w:sz w:val="24"/>
-              </w:rPr>
-              <w:t xml:space="preserve">.03 </w:t>
-            </w:r>
-            <w:r>
-              <w:rPr>
-                <w:rFonts w:hint="eastAsia"/>
-                <w:sz w:val="24"/>
-              </w:rPr>
-              <w:t>mg</w:t>
-            </w:r>
-            <w:r>
-              <w:rPr>
-                <w:sz w:val="24"/>
-              </w:rPr>
-              <w:t>/m</w:t>
-            </w:r>
-            <w:r>
-              <w:rPr>
-                <w:sz w:val="24"/>
-                <w:vertAlign w:val="superscript"/>
-              </w:rPr>
-              <w:t>3</w:t>
-            </w:r>
-          </w:p>
-        </w:tc>
-      </w:tr>
-      <w:tr>
-        <w:tblPrEx>
-          <w:tblBorders>
-            <w:top w:val="dotted" w:color="auto" w:sz="4" w:space="0"/>
-            <w:left w:val="dotted" w:color="auto" w:sz="4" w:space="0"/>
-            <w:bottom w:val="dotted" w:color="auto" w:sz="4" w:space="0"/>
-            <w:right w:val="dotted" w:color="auto" w:sz="4" w:space="0"/>
-            <w:insideH w:val="none" w:color="auto" w:sz="0" w:space="0"/>
-            <w:insideV w:val="none" w:color="auto" w:sz="0" w:space="0"/>
-          </w:tblBorders>
-          <w:tblCellMar>
-            <w:top w:w="0" w:type="dxa"/>
-            <w:left w:w="108" w:type="dxa"/>
-            <w:bottom w:w="0" w:type="dxa"/>
-            <w:right w:w="108" w:type="dxa"/>
-          </w:tblCellMar>
-        </w:tblPrEx>
-        <w:trPr>
-          <w:trHeight w:val="244" w:hRule="atLeast"/>
-        </w:trPr>
-        <w:tc>
-          <w:tcPr>
-            <w:tcW w:w="3076" w:type="dxa"/>
+            <w:tcW w:w="3519" w:type="dxa"/>
             <w:tcBorders>
               <w:top w:val="dotted" w:color="auto" w:sz="4" w:space="0"/>
               <w:left w:val="single" w:color="auto" w:sz="4" w:space="0"/>
               <w:bottom w:val="single" w:color="auto" w:sz="4" w:space="0"/>
               <w:right w:val="dotted" w:color="auto" w:sz="4" w:space="0"/>
             </w:tcBorders>
-            <w:shd w:val="clear" w:color="auto" w:fill="auto"/>
-            <w:vAlign w:val="top"/>
-          </w:tcPr>
-          <w:p>
-            <w:pPr>
-              <w:spacing w:line="300" w:lineRule="auto"/>
-              <w:rPr>
-                <w:rFonts w:hint="eastAsia" w:ascii="Times New Roman" w:hAnsi="Times New Roman" w:eastAsia="宋体" w:cs="Times New Roman"/>
-                <w:kern w:val="2"/>
-                <w:sz w:val="24"/>
-                <w:szCs w:val="24"/>
-                <w:lang w:val="en-US" w:eastAsia="zh-CN" w:bidi="ar-SA"/>
-              </w:rPr>
-            </w:pPr>
-            <w:r>
-              <w:rPr>
-                <w:rFonts w:hint="eastAsia"/>
-                <w:sz w:val="24"/>
-              </w:rPr>
-              <w:t>丙二醇甲醚醋酸酯</w:t>
-            </w:r>
-          </w:p>
-        </w:tc>
-        <w:tc>
-          <w:tcPr>
-            <w:tcW w:w="1854" w:type="dxa"/>
-            <w:gridSpan w:val="2"/>
-            <w:tcBorders>
-              <w:top w:val="dotted" w:color="auto" w:sz="4" w:space="0"/>
-              <w:left w:val="dotted" w:color="auto" w:sz="4" w:space="0"/>
-              <w:bottom w:val="single" w:color="auto" w:sz="4" w:space="0"/>
-              <w:right w:val="dotted" w:color="auto" w:sz="4" w:space="0"/>
-            </w:tcBorders>
-            <w:shd w:val="clear" w:color="auto" w:fill="auto"/>
-            <w:vAlign w:val="top"/>
-          </w:tcPr>
-          <w:p>
-            <w:pPr>
-              <w:spacing w:line="300" w:lineRule="auto"/>
-              <w:rPr>
-                <w:rFonts w:hint="eastAsia" w:ascii="Times New Roman" w:hAnsi="Times New Roman" w:eastAsia="宋体" w:cs="Times New Roman"/>
-                <w:kern w:val="2"/>
-                <w:sz w:val="24"/>
-                <w:szCs w:val="24"/>
-                <w:lang w:val="en-US" w:eastAsia="zh-CN" w:bidi="ar-SA"/>
-              </w:rPr>
-            </w:pPr>
-            <w:r>
-              <w:rPr>
-                <w:rFonts w:hint="eastAsia"/>
-                <w:sz w:val="24"/>
-              </w:rPr>
-              <w:t>CN</w:t>
-            </w:r>
-            <w:r>
-              <w:rPr>
-                <w:sz w:val="24"/>
-              </w:rPr>
-              <w:t xml:space="preserve"> </w:t>
-            </w:r>
-            <w:r>
-              <w:rPr>
-                <w:rFonts w:hint="eastAsia"/>
-                <w:sz w:val="24"/>
-              </w:rPr>
-              <w:t>OEL</w:t>
-            </w:r>
-          </w:p>
-        </w:tc>
-        <w:tc>
-          <w:tcPr>
-            <w:tcW w:w="2465" w:type="dxa"/>
-            <w:tcBorders>
-              <w:top w:val="dotted" w:color="auto" w:sz="4" w:space="0"/>
-              <w:left w:val="dotted" w:color="auto" w:sz="4" w:space="0"/>
-              <w:bottom w:val="single" w:color="auto" w:sz="4" w:space="0"/>
-              <w:right w:val="dotted" w:color="auto" w:sz="4" w:space="0"/>
-            </w:tcBorders>
-            <w:shd w:val="clear" w:color="auto" w:fill="auto"/>
-            <w:vAlign w:val="top"/>
-          </w:tcPr>
-          <w:p>
-            <w:pPr>
-              <w:spacing w:line="300" w:lineRule="auto"/>
-              <w:rPr>
-                <w:rFonts w:hint="eastAsia" w:ascii="Times New Roman" w:hAnsi="Times New Roman" w:eastAsia="宋体" w:cs="Times New Roman"/>
-                <w:kern w:val="2"/>
-                <w:sz w:val="24"/>
-                <w:szCs w:val="24"/>
-                <w:lang w:val="en-US" w:eastAsia="zh-CN" w:bidi="ar-SA"/>
-              </w:rPr>
-            </w:pPr>
-            <w:r>
-              <w:rPr>
-                <w:rFonts w:hint="eastAsia"/>
-                <w:sz w:val="24"/>
-              </w:rPr>
-              <w:t>TWA</w:t>
-            </w:r>
-          </w:p>
-        </w:tc>
-        <w:tc>
-          <w:tcPr>
-            <w:tcW w:w="2465" w:type="dxa"/>
+            <w:vAlign w:val="center"/>
+          </w:tcPr>
+          <w:p>
+            <w:pPr>
+              <w:keepNext w:val="0"/>
+              <w:keepLines w:val="0"/>
+              <w:pageBreakBefore w:val="0"/>
+              <w:widowControl w:val="0"/>
+              <w:kinsoku/>
+              <w:wordWrap/>
+              <w:overflowPunct/>
+              <w:topLinePunct w:val="0"/>
+              <w:bidi w:val="0"/>
+              <w:adjustRightInd/>
+              <w:snapToGrid/>
+              <w:spacing w:line="300" w:lineRule="auto"/>
+              <w:jc w:val="left"/>
+              <w:textAlignment w:val="auto"/>
+              <w:rPr>
+                <w:rFonts w:hint="eastAsia" w:hAnsi="Arial" w:cs="Arial"/>
+                <w:kern w:val="0"/>
+                <w:sz w:val="24"/>
+                <w:lang w:val="en-US" w:eastAsia="zh-CN"/>
+              </w:rPr>
+            </w:pPr>
+            <w:r>
+              <w:rPr>
+                <w:rFonts w:hint="eastAsia" w:hAnsi="Arial" w:cs="Times New Roman"/>
+                <w:b/>
+                <w:kern w:val="2"/>
+                <w:sz w:val="21"/>
+                <w:szCs w:val="21"/>
+                <w:lang w:val="en-US" w:eastAsia="zh-CN" w:bidi="ar-SA"/>
+              </w:rPr>
+              <w:t xml:space="preserve">8.2  </w:t>
+            </w:r>
+            <w:r>
+              <w:rPr>
+                <w:rFonts w:hint="eastAsia" w:hAnsi="Arial"/>
+                <w:b/>
+                <w:sz w:val="24"/>
+                <w:lang w:val="en-US" w:eastAsia="zh-CN"/>
+              </w:rPr>
+              <w:t>Engineering controls：</w:t>
+            </w:r>
+          </w:p>
+        </w:tc>
+        <w:tc>
+          <w:tcPr>
+            <w:tcW w:w="6341" w:type="dxa"/>
             <w:tcBorders>
               <w:top w:val="dotted" w:color="auto" w:sz="4" w:space="0"/>
               <w:left w:val="dotted" w:color="auto" w:sz="4" w:space="0"/>
               <w:bottom w:val="single" w:color="auto" w:sz="4" w:space="0"/>
               <w:right w:val="single" w:color="auto" w:sz="4" w:space="0"/>
             </w:tcBorders>
-            <w:shd w:val="clear" w:color="auto" w:fill="auto"/>
-            <w:vAlign w:val="top"/>
-          </w:tcPr>
-          <w:p>
-            <w:pPr>
-              <w:spacing w:line="300" w:lineRule="auto"/>
-              <w:rPr>
-                <w:rFonts w:hint="eastAsia" w:ascii="Times New Roman" w:hAnsi="Times New Roman" w:eastAsia="宋体" w:cs="Times New Roman"/>
-                <w:kern w:val="2"/>
-                <w:sz w:val="24"/>
-                <w:szCs w:val="24"/>
-                <w:lang w:val="en-US" w:eastAsia="zh-CN" w:bidi="ar-SA"/>
-              </w:rPr>
-            </w:pPr>
-            <w:r>
-              <w:rPr>
-                <w:sz w:val="24"/>
-              </w:rPr>
-              <w:t xml:space="preserve">100 </w:t>
-            </w:r>
-            <w:r>
-              <w:rPr>
-                <w:rFonts w:hint="eastAsia"/>
-                <w:sz w:val="24"/>
-              </w:rPr>
-              <w:t>mg</w:t>
-            </w:r>
-            <w:r>
-              <w:rPr>
-                <w:sz w:val="24"/>
-              </w:rPr>
-              <w:t>/m</w:t>
-            </w:r>
-            <w:r>
-              <w:rPr>
-                <w:sz w:val="24"/>
-                <w:vertAlign w:val="superscript"/>
-              </w:rPr>
-              <w:t>3</w:t>
+            <w:vAlign w:val="center"/>
+          </w:tcPr>
+          <w:p>
+            <w:pPr>
+              <w:keepNext w:val="0"/>
+              <w:keepLines w:val="0"/>
+              <w:pageBreakBefore w:val="0"/>
+              <w:widowControl w:val="0"/>
+              <w:kinsoku/>
+              <w:wordWrap/>
+              <w:overflowPunct/>
+              <w:topLinePunct w:val="0"/>
+              <w:bidi w:val="0"/>
+              <w:adjustRightInd/>
+              <w:snapToGrid/>
+              <w:spacing w:line="300" w:lineRule="auto"/>
+              <w:jc w:val="left"/>
+              <w:textAlignment w:val="auto"/>
+              <w:rPr>
+                <w:rFonts w:hint="default" w:hAnsi="Arial" w:cs="Times New Roman"/>
+                <w:b/>
+                <w:kern w:val="2"/>
+                <w:sz w:val="21"/>
+                <w:szCs w:val="21"/>
+                <w:lang w:val="en-US" w:eastAsia="zh-CN" w:bidi="ar-SA"/>
+              </w:rPr>
+            </w:pPr>
+            <w:r>
+              <w:rPr>
+                <w:rFonts w:hint="eastAsia" w:hAnsi="Arial" w:cs="Arial"/>
+                <w:kern w:val="0"/>
+                <w:sz w:val="24"/>
+              </w:rPr>
+              <w:t>使用局部排风或全面通风，保持工作场所空气中浓度低于职业接触限值；工作场所设置洗眼器与安全淋浴设施。</w:t>
             </w:r>
           </w:p>
         </w:tc>
@@ -9295,7 +8596,7 @@
                 <w:sz w:val="24"/>
                 <w:lang w:val="en-US" w:eastAsia="zh-CN"/>
               </w:rPr>
-              <w:t xml:space="preserve">Appearance: </w:t>
+              <w:t>Appearance：</w:t>
             </w:r>
           </w:p>
         </w:tc>
@@ -9433,7 +8734,7 @@
                 <w:sz w:val="24"/>
                 <w:lang w:val="en-US" w:eastAsia="zh-CN"/>
               </w:rPr>
-              <w:t xml:space="preserve">Odour threshold:     </w:t>
+              <w:t xml:space="preserve">Odour threshold：    </w:t>
             </w:r>
             <w:r>
               <w:rPr>
@@ -9580,7 +8881,7 @@
                 <w:sz w:val="24"/>
                 <w:lang w:val="en-US" w:eastAsia="zh-CN"/>
               </w:rPr>
-              <w:t xml:space="preserve">pH value: </w:t>
+              <w:t>pH value：</w:t>
             </w:r>
           </w:p>
         </w:tc>
@@ -9719,7 +9020,7 @@
                 <w:sz w:val="24"/>
                 <w:lang w:val="en-US" w:eastAsia="zh-CN"/>
               </w:rPr>
-              <w:t xml:space="preserve">Ionicity: </w:t>
+              <w:t>Ionicity：</w:t>
             </w:r>
           </w:p>
         </w:tc>
@@ -9860,7 +9161,7 @@
                 <w:sz w:val="24"/>
                 <w:lang w:val="en-US" w:eastAsia="zh-CN"/>
               </w:rPr>
-              <w:t xml:space="preserve">Initial boiling point: </w:t>
+              <w:t>Initial boiling point：</w:t>
             </w:r>
           </w:p>
         </w:tc>
@@ -9996,7 +9297,7 @@
                 <w:sz w:val="24"/>
                 <w:lang w:val="en-US" w:eastAsia="zh-CN"/>
               </w:rPr>
-              <w:t xml:space="preserve">Flash point:    </w:t>
+              <w:t xml:space="preserve">Flash point：   </w:t>
             </w:r>
             <w:r>
               <w:rPr>
@@ -10143,7 +9444,7 @@
                 <w:sz w:val="24"/>
                 <w:lang w:val="en-US" w:eastAsia="zh-CN"/>
               </w:rPr>
-              <w:t xml:space="preserve">Evaporation rate:     </w:t>
+              <w:t xml:space="preserve">Evaporation rate：    </w:t>
             </w:r>
             <w:r>
               <w:rPr>
@@ -10301,7 +9602,7 @@
                 <w:sz w:val="24"/>
                 <w:lang w:val="en-US" w:eastAsia="zh-CN"/>
               </w:rPr>
-              <w:t xml:space="preserve">Flammability: </w:t>
+              <w:t>Flammability：</w:t>
             </w:r>
           </w:p>
         </w:tc>
@@ -10426,7 +9727,7 @@
                 <w:sz w:val="24"/>
                 <w:lang w:val="en-US" w:eastAsia="zh-CN"/>
               </w:rPr>
-              <w:t xml:space="preserve">Heat of combustion:       </w:t>
+              <w:t xml:space="preserve">Heat of combustion：      </w:t>
             </w:r>
           </w:p>
         </w:tc>
@@ -10603,7 +9904,7 @@
                 <w:sz w:val="24"/>
                 <w:lang w:val="en-US" w:eastAsia="zh-CN"/>
               </w:rPr>
-              <w:t xml:space="preserve">pressure: </w:t>
+              <w:t>pressure：</w:t>
             </w:r>
           </w:p>
         </w:tc>
@@ -10739,7 +10040,7 @@
                 <w:sz w:val="24"/>
                 <w:lang w:val="en-US" w:eastAsia="zh-CN"/>
               </w:rPr>
-              <w:t xml:space="preserve">Relative vapour density: </w:t>
+              <w:t>Relative vapour density：</w:t>
             </w:r>
           </w:p>
         </w:tc>
@@ -10875,7 +10176,7 @@
                 <w:sz w:val="24"/>
                 <w:lang w:val="en-US" w:eastAsia="zh-CN"/>
               </w:rPr>
-              <w:t xml:space="preserve">Density:    </w:t>
+              <w:t xml:space="preserve">Density：   </w:t>
             </w:r>
           </w:p>
         </w:tc>
@@ -11013,7 +10314,7 @@
                 <w:sz w:val="24"/>
                 <w:lang w:val="en-US" w:eastAsia="zh-CN"/>
               </w:rPr>
-              <w:t xml:space="preserve">Solubility in water: </w:t>
+              <w:t>Solubility in water：</w:t>
             </w:r>
           </w:p>
         </w:tc>
@@ -11149,7 +10450,7 @@
                 <w:sz w:val="24"/>
                 <w:lang w:val="en-US" w:eastAsia="zh-CN"/>
               </w:rPr>
-              <w:t xml:space="preserve">Surface tension:   </w:t>
+              <w:t xml:space="preserve">Surface tension：  </w:t>
             </w:r>
           </w:p>
         </w:tc>
@@ -11325,7 +10626,7 @@
                 <w:sz w:val="24"/>
                 <w:lang w:val="en-US" w:eastAsia="zh-CN"/>
               </w:rPr>
-              <w:t xml:space="preserve">partition coefficient): </w:t>
+              <w:t>partition coefficient)：</w:t>
             </w:r>
           </w:p>
         </w:tc>
@@ -11503,7 +10804,7 @@
                 <w:sz w:val="24"/>
                 <w:lang w:val="en-US" w:eastAsia="zh-CN"/>
               </w:rPr>
-              <w:t xml:space="preserve">temperature: </w:t>
+              <w:t>temperature：</w:t>
             </w:r>
           </w:p>
         </w:tc>
@@ -11640,7 +10941,7 @@
                 <w:sz w:val="24"/>
                 <w:lang w:val="en-US" w:eastAsia="zh-CN"/>
               </w:rPr>
-              <w:t xml:space="preserve">Ignition temperature: </w:t>
+              <w:t>Ignition temperature：</w:t>
             </w:r>
           </w:p>
         </w:tc>
@@ -11820,7 +11121,7 @@
                 <w:sz w:val="24"/>
                 <w:lang w:val="en-US" w:eastAsia="zh-CN"/>
               </w:rPr>
-              <w:t xml:space="preserve">temperature: </w:t>
+              <w:t>temperature：</w:t>
             </w:r>
           </w:p>
         </w:tc>
@@ -11960,7 +11261,7 @@
                 <w:sz w:val="24"/>
                 <w:lang w:val="en-US" w:eastAsia="zh-CN"/>
               </w:rPr>
-              <w:t xml:space="preserve">Dynamic viscosity: </w:t>
+              <w:t>Dynamic viscosity：</w:t>
             </w:r>
           </w:p>
         </w:tc>
@@ -12096,7 +11397,7 @@
                 <w:sz w:val="24"/>
                 <w:lang w:val="en-US" w:eastAsia="zh-CN"/>
               </w:rPr>
-              <w:t xml:space="preserve">Explosive properties: </w:t>
+              <w:t>Explosive properties：</w:t>
             </w:r>
           </w:p>
         </w:tc>
@@ -12232,7 +11533,7 @@
                 <w:sz w:val="24"/>
                 <w:lang w:val="en-US" w:eastAsia="zh-CN"/>
               </w:rPr>
-              <w:t xml:space="preserve">Dust explosion class: </w:t>
+              <w:t>Dust explosion class：</w:t>
             </w:r>
           </w:p>
         </w:tc>
@@ -12368,7 +11669,7 @@
                 <w:sz w:val="24"/>
                 <w:lang w:val="en-US" w:eastAsia="zh-CN"/>
               </w:rPr>
-              <w:t xml:space="preserve">Solid content: </w:t>
+              <w:t>Solid content：</w:t>
             </w:r>
           </w:p>
         </w:tc>
@@ -12504,7 +11805,7 @@
                 <w:sz w:val="24"/>
                 <w:lang w:val="en-US" w:eastAsia="zh-CN"/>
               </w:rPr>
-              <w:t xml:space="preserve">Other information: </w:t>
+              <w:t>Other information：</w:t>
             </w:r>
           </w:p>
         </w:tc>
@@ -12738,7 +12039,7 @@
                 <w:b/>
                 <w:sz w:val="24"/>
               </w:rPr>
-              <w:t xml:space="preserve">Chemical stability: </w:t>
+              <w:t>Chemical stability：</w:t>
             </w:r>
           </w:p>
         </w:tc>
@@ -12874,7 +12175,7 @@
                 <w:b/>
                 <w:sz w:val="24"/>
               </w:rPr>
-              <w:t xml:space="preserve">Hazardous decomposition products: </w:t>
+              <w:t>Hazardous decomposition products：</w:t>
             </w:r>
           </w:p>
         </w:tc>
@@ -13011,7 +12312,7 @@
                 <w:b/>
                 <w:sz w:val="24"/>
               </w:rPr>
-              <w:t xml:space="preserve">Possible hazardous reactions: </w:t>
+              <w:t>Possible hazardous reactions：</w:t>
             </w:r>
           </w:p>
         </w:tc>
@@ -13160,7 +12461,7 @@
                 <w:b/>
                 <w:sz w:val="24"/>
               </w:rPr>
-              <w:t xml:space="preserve">: </w:t>
+              <w:t>：</w:t>
             </w:r>
           </w:p>
         </w:tc>
@@ -13304,7 +12605,7 @@
                 <w:sz w:val="24"/>
                 <w:lang w:val="en-US" w:eastAsia="zh-CN"/>
               </w:rPr>
-              <w:t xml:space="preserve">Incompatible materials: </w:t>
+              <w:t>Incompatible materials：</w:t>
             </w:r>
           </w:p>
         </w:tc>
@@ -13400,6 +12701,12 @@
             <w:insideH w:val="none" w:color="auto" w:sz="0" w:space="0"/>
             <w:insideV w:val="none" w:color="auto" w:sz="0" w:space="0"/>
           </w:tblBorders>
+          <w:tblCellMar>
+            <w:top w:w="0" w:type="dxa"/>
+            <w:left w:w="108" w:type="dxa"/>
+            <w:bottom w:w="0" w:type="dxa"/>
+            <w:right w:w="108" w:type="dxa"/>
+          </w:tblCellMar>
         </w:tblPrEx>
         <w:trPr>
           <w:cantSplit/>
@@ -13446,7 +12753,7 @@
                 <w:b/>
                 <w:sz w:val="24"/>
               </w:rPr>
-              <w:t xml:space="preserve"> Toxicological information</w:t>
+              <w:t>Toxicity information</w:t>
             </w:r>
           </w:p>
         </w:tc>
@@ -13665,7 +12972,7 @@
                 <w:b/>
                 <w:sz w:val="24"/>
               </w:rPr>
-              <w:t xml:space="preserve">Acute toxicity: </w:t>
+              <w:t>Acute toxicity：</w:t>
             </w:r>
           </w:p>
         </w:tc>
@@ -14287,7 +13594,7 @@
                 <w:b/>
                 <w:sz w:val="24"/>
               </w:rPr>
-              <w:t xml:space="preserve">Primary skin irritation: </w:t>
+              <w:t>Primary skin irritation：</w:t>
             </w:r>
           </w:p>
         </w:tc>
@@ -14508,7 +13815,7 @@
                 <w:b/>
                 <w:sz w:val="24"/>
               </w:rPr>
-              <w:t xml:space="preserve">Primary eye irritation: </w:t>
+              <w:t>Primary eye irritation：</w:t>
             </w:r>
           </w:p>
         </w:tc>
@@ -14721,7 +14028,7 @@
                 <w:b/>
                 <w:sz w:val="24"/>
               </w:rPr>
-              <w:t xml:space="preserve">Sensitization: </w:t>
+              <w:t>Sensitization：</w:t>
             </w:r>
           </w:p>
         </w:tc>
@@ -14950,7 +14257,7 @@
                 <w:b/>
                 <w:sz w:val="24"/>
               </w:rPr>
-              <w:t xml:space="preserve">Mutagenicity: </w:t>
+              <w:t>Mutagenicity：</w:t>
             </w:r>
           </w:p>
         </w:tc>
@@ -15089,7 +14396,7 @@
                 <w:sz w:val="24"/>
                 <w:lang w:val="en-US" w:eastAsia="zh-CN"/>
               </w:rPr>
-              <w:t xml:space="preserve">Carcinogenicity: </w:t>
+              <w:t>Carcinogenicity：</w:t>
             </w:r>
           </w:p>
         </w:tc>
@@ -15229,7 +14536,7 @@
                 <w:sz w:val="24"/>
                 <w:lang w:val="en-US" w:eastAsia="zh-CN"/>
               </w:rPr>
-              <w:t xml:space="preserve">Reproductive toxicity: </w:t>
+              <w:t>Reproductive toxicity：</w:t>
             </w:r>
           </w:p>
         </w:tc>
@@ -15286,7 +14593,7 @@
                 <w:sz w:val="24"/>
                 <w:lang w:eastAsia="zh-CN"/>
               </w:rPr>
-              <w:t xml:space="preserve">: </w:t>
+              <w:t>：</w:t>
             </w:r>
           </w:p>
         </w:tc>
@@ -15447,7 +14754,7 @@
                 <w:sz w:val="24"/>
                 <w:lang w:eastAsia="zh-CN"/>
               </w:rPr>
-              <w:t xml:space="preserve">: </w:t>
+              <w:t>：</w:t>
             </w:r>
           </w:p>
         </w:tc>
@@ -15606,8 +14913,10 @@
                 <w:sz w:val="24"/>
                 <w:lang w:eastAsia="zh-CN"/>
               </w:rPr>
-              <w:t xml:space="preserve">: </w:t>
-            </w:r>
+              <w:t>：</w:t>
+            </w:r>
+            <w:bookmarkStart w:id="0" w:name="_GoBack"/>
+            <w:bookmarkEnd w:id="0"/>
           </w:p>
         </w:tc>
         <w:tc>
@@ -15817,7 +15126,7 @@
                 <w:sz w:val="24"/>
                 <w:lang w:val="en-US" w:eastAsia="zh-CN"/>
               </w:rPr>
-              <w:t xml:space="preserve">exposure): </w:t>
+              <w:t>exposure)：</w:t>
             </w:r>
           </w:p>
         </w:tc>
@@ -15957,7 +15266,7 @@
                 <w:sz w:val="24"/>
                 <w:lang w:val="en-US" w:eastAsia="zh-CN"/>
               </w:rPr>
-              <w:t xml:space="preserve">Aspiration hazard: </w:t>
+              <w:t>Aspiration hazard：</w:t>
             </w:r>
           </w:p>
         </w:tc>
@@ -16084,7 +15393,7 @@
                 <w:sz w:val="24"/>
                 <w:lang w:val="en-US" w:eastAsia="zh-CN"/>
               </w:rPr>
-              <w:t xml:space="preserve">Additional information: </w:t>
+              <w:t>Additional information：</w:t>
             </w:r>
           </w:p>
         </w:tc>
@@ -16550,7 +15859,7 @@
                 <w:b/>
                 <w:sz w:val="24"/>
               </w:rPr>
-              <w:t xml:space="preserve">Ecotoxicity: </w:t>
+              <w:t>Ecotoxicity：</w:t>
             </w:r>
           </w:p>
         </w:tc>
@@ -16863,7 +16172,7 @@
                 <w:b/>
                 <w:sz w:val="24"/>
               </w:rPr>
-              <w:t xml:space="preserve">degradability: </w:t>
+              <w:t>degradability：</w:t>
             </w:r>
           </w:p>
         </w:tc>
@@ -17043,7 +16352,7 @@
                 <w:b/>
                 <w:sz w:val="24"/>
               </w:rPr>
-              <w:t xml:space="preserve">Other adverse effects: </w:t>
+              <w:t>Other adverse effects：</w:t>
             </w:r>
           </w:p>
         </w:tc>
@@ -17359,7 +16668,7 @@
                 <w:b/>
                 <w:sz w:val="24"/>
               </w:rPr>
-              <w:t xml:space="preserve">Disposal methods: </w:t>
+              <w:t>Disposal methods：</w:t>
             </w:r>
           </w:p>
         </w:tc>
@@ -17619,7 +16928,7 @@
                 <w:b/>
                 <w:sz w:val="24"/>
               </w:rPr>
-              <w:t xml:space="preserve"> Transport information</w:t>
+              <w:t>Transportation information</w:t>
             </w:r>
           </w:p>
         </w:tc>
@@ -17713,7 +17022,7 @@
                 <w:b/>
                 <w:sz w:val="24"/>
               </w:rPr>
-              <w:t xml:space="preserve">Road and rail transport: </w:t>
+              <w:t>Road and rail transport：</w:t>
             </w:r>
           </w:p>
         </w:tc>
@@ -17849,7 +17158,7 @@
                 <w:b/>
                 <w:sz w:val="24"/>
               </w:rPr>
-              <w:t xml:space="preserve">Maritime transport: </w:t>
+              <w:t>Maritime transport：</w:t>
             </w:r>
           </w:p>
         </w:tc>
@@ -17986,7 +17295,7 @@
                 <w:b/>
                 <w:sz w:val="24"/>
               </w:rPr>
-              <w:t xml:space="preserve">Air transport: </w:t>
+              <w:t>Air transport：</w:t>
             </w:r>
           </w:p>
         </w:tc>
@@ -18123,7 +17432,7 @@
                 <w:b/>
                 <w:sz w:val="24"/>
               </w:rPr>
-              <w:t xml:space="preserve">Special precautions for user: </w:t>
+              <w:t>Special precautions for user：</w:t>
             </w:r>
           </w:p>
         </w:tc>
@@ -18491,7 +17800,7 @@
                 <w:kern w:val="0"/>
                 <w:sz w:val="24"/>
               </w:rPr>
-              <w:t xml:space="preserve">Other provisions: </w:t>
+              <w:t>Other provisions：</w:t>
             </w:r>
           </w:p>
         </w:tc>
@@ -18549,7 +17858,7 @@
                 <w:kern w:val="0"/>
                 <w:sz w:val="24"/>
               </w:rPr>
-              <w:t xml:space="preserve">Complies with the following regulations: </w:t>
+              <w:t>Complies with the following regulations：</w:t>
             </w:r>
           </w:p>
         </w:tc>
@@ -19096,7 +18405,15 @@
         </w:tc>
       </w:tr>
     </w:tbl>
-    <w:p/>
+    <w:p>
+      <w:pPr>
+        <w:spacing w:before="0" w:after="0" w:line="20" w:lineRule="exact"/>
+        <w:rPr>
+          <w:sz w:val="2"/>
+          <w:szCs w:val="2"/>
+        </w:rPr>
+      </w:pPr>
+    </w:p>
     <w:sectPr>
       <w:headerReference r:id="rId5" w:type="first"/>
       <w:footerReference r:id="rId8" w:type="first"/>
@@ -19445,7 +18762,16 @@
         <w:sz w:val="36"/>
         <w:szCs w:val="36"/>
       </w:rPr>
-      <w:t xml:space="preserve"> SAFETY DATA SHEET</w:t>
+      <w:t xml:space="preserve"> </w:t>
+    </w:r>
+    <w:r>
+      <w:rPr>
+        <w:rFonts w:hint="eastAsia" w:cs="Arial" w:asciiTheme="majorEastAsia" w:hAnsiTheme="majorEastAsia" w:eastAsiaTheme="majorEastAsia"/>
+        <w:b/>
+        <w:sz w:val="44"/>
+        <w:szCs w:val="44"/>
+      </w:rPr>
+      <w:t>物料安全数据表</w:t>
     </w:r>
   </w:p>
   <w:p>
@@ -19465,7 +18791,16 @@
         <w:sz w:val="18"/>
         <w:szCs w:val="18"/>
       </w:rPr>
-      <w:t>Version: 1.0</w:t>
+      <w:t>Version：V1.</w:t>
+    </w:r>
+    <w:r>
+      <w:rPr>
+        <w:rFonts w:hint="eastAsia" w:ascii="Arial" w:eastAsia="楷体_GB2312"/>
+        <w:sz w:val="18"/>
+        <w:szCs w:val="18"/>
+        <w:lang w:val="en-US" w:eastAsia="zh-CN"/>
+      </w:rPr>
+      <w:t>0</w:t>
     </w:r>
   </w:p>
   <w:tbl>

--- a/MSDS Skill/examples/template_reference_en.docx
+++ b/MSDS Skill/examples/template_reference_en.docx
@@ -4,7 +4,7 @@
   <w:body>
     <w:tbl>
       <w:tblPr>
-        <w:tblStyle w:val="4"/>
+        <w:tblStyle w:val="5"/>
         <w:tblW w:w="9781" w:type="dxa"/>
         <w:tblInd w:w="108" w:type="dxa"/>
         <w:tblBorders>
@@ -224,6 +224,7 @@
               <w:rPr>
                 <w:rFonts w:hint="default" w:eastAsia="宋体"/>
                 <w:sz w:val="24"/>
+                <w:szCs w:val="24"/>
                 <w:lang w:val="en-US" w:eastAsia="zh-CN"/>
               </w:rPr>
             </w:pPr>
@@ -334,18 +335,20 @@
               <w:jc w:val="left"/>
               <w:textAlignment w:val="auto"/>
               <w:rPr>
-                <w:rFonts w:hint="default"/>
-                <w:sz w:val="24"/>
-                <w:lang w:val="en-US"/>
-              </w:rPr>
-            </w:pPr>
-            <w:r>
-              <w:rPr>
-                <w:rFonts w:hint="eastAsia" w:hAnsi="Arial"/>
-                <w:sz w:val="24"/>
-                <w:lang w:val="en-US" w:eastAsia="zh-CN"/>
-              </w:rPr>
-              <w:t>此处填写化学品分类名称</w:t>
+                <w:rFonts w:hint="eastAsia" w:eastAsia="宋体"/>
+                <w:sz w:val="24"/>
+                <w:szCs w:val="24"/>
+                <w:lang w:val="en-US" w:eastAsia="zh-CN"/>
+              </w:rPr>
+            </w:pPr>
+            <w:r>
+              <w:rPr>
+                <w:rFonts w:hint="eastAsia" w:ascii="Times New Roman" w:hAnsi="Times New Roman" w:eastAsia="Times New Roman" w:cs="Times New Roman"/>
+                <w:sz w:val="24"/>
+                <w:szCs w:val="24"/>
+                <w:lang w:val="en-US" w:eastAsia="zh-CN"/>
+              </w:rPr>
+              <w:t>A</w:t>
             </w:r>
           </w:p>
         </w:tc>
@@ -490,16 +493,18 @@
               <w:rPr>
                 <w:rFonts w:hint="default" w:eastAsia="宋体"/>
                 <w:sz w:val="24"/>
-                <w:lang w:val="en-US" w:eastAsia="zh-CN"/>
-              </w:rPr>
-            </w:pPr>
-            <w:r>
-              <w:rPr>
-                <w:rFonts w:hint="eastAsia"/>
-                <w:sz w:val="24"/>
-                <w:lang w:val="en-US" w:eastAsia="zh-CN"/>
-              </w:rPr>
-              <w:t>此处填写使用建议和使用限制</w:t>
+                <w:szCs w:val="24"/>
+                <w:lang w:val="en-US" w:eastAsia="zh-CN"/>
+              </w:rPr>
+            </w:pPr>
+            <w:r>
+              <w:rPr>
+                <w:rFonts w:hint="eastAsia" w:ascii="Times New Roman" w:hAnsi="Times New Roman" w:eastAsia="Times New Roman" w:cs="Times New Roman"/>
+                <w:sz w:val="24"/>
+                <w:szCs w:val="24"/>
+                <w:lang w:val="en-US" w:eastAsia="zh-CN"/>
+              </w:rPr>
+              <w:t>B</w:t>
             </w:r>
           </w:p>
         </w:tc>
@@ -639,6 +644,7 @@
               <w:textAlignment w:val="auto"/>
               <w:rPr>
                 <w:sz w:val="24"/>
+                <w:szCs w:val="24"/>
               </w:rPr>
             </w:pPr>
           </w:p>
@@ -752,17 +758,20 @@
               <w:jc w:val="left"/>
               <w:textAlignment w:val="auto"/>
               <w:rPr>
-                <w:rFonts w:cs="宋体"/>
-                <w:sz w:val="24"/>
-              </w:rPr>
-            </w:pPr>
-            <w:r>
-              <w:rPr>
-                <w:rFonts w:hint="eastAsia" w:cs="Arial"/>
-                <w:kern w:val="0"/>
-                <w:sz w:val="24"/>
-              </w:rPr>
-              <w:t>广州冠志新材料科技有限公司</w:t>
+                <w:rFonts w:hint="default" w:eastAsia="宋体" w:cs="宋体"/>
+                <w:sz w:val="24"/>
+                <w:szCs w:val="24"/>
+                <w:lang w:val="en-US" w:eastAsia="zh-CN"/>
+              </w:rPr>
+            </w:pPr>
+            <w:r>
+              <w:rPr>
+                <w:rFonts w:hint="eastAsia" w:cs="Times New Roman" w:ascii="Times New Roman" w:hAnsi="Times New Roman" w:eastAsia="Times New Roman"/>
+                <w:sz w:val="24"/>
+                <w:szCs w:val="24"/>
+                <w:lang w:val="en-US" w:eastAsia="zh-CN"/>
+              </w:rPr>
+              <w:t>C</w:t>
             </w:r>
           </w:p>
         </w:tc>
@@ -864,15 +873,20 @@
               <w:jc w:val="left"/>
               <w:textAlignment w:val="auto"/>
               <w:rPr>
-                <w:sz w:val="24"/>
-              </w:rPr>
-            </w:pPr>
-            <w:r>
-              <w:rPr>
-                <w:rFonts w:hint="eastAsia"/>
-                <w:sz w:val="24"/>
-              </w:rPr>
-              <w:t>地址：广州市萝岗区科学城掬泉路3号广州国际企业孵化器A区1106室</w:t>
+                <w:rFonts w:hint="eastAsia" w:eastAsia="宋体"/>
+                <w:sz w:val="24"/>
+                <w:szCs w:val="24"/>
+                <w:lang w:eastAsia="zh-CN"/>
+              </w:rPr>
+            </w:pPr>
+            <w:r>
+              <w:rPr>
+                <w:rFonts w:hint="eastAsia" w:ascii="Times New Roman" w:hAnsi="Times New Roman" w:eastAsia="Times New Roman" w:cs="Times New Roman"/>
+                <w:sz w:val="24"/>
+                <w:szCs w:val="24"/>
+                <w:lang w:val="en-US" w:eastAsia="zh-CN"/>
+              </w:rPr>
+              <w:t>D</w:t>
             </w:r>
           </w:p>
         </w:tc>
@@ -986,11 +1000,14 @@
               <w:textAlignment w:val="auto"/>
               <w:rPr>
                 <w:sz w:val="24"/>
-              </w:rPr>
-            </w:pPr>
-            <w:r>
-              <w:rPr>
-                <w:sz w:val="24"/>
+                <w:szCs w:val="24"/>
+              </w:rPr>
+            </w:pPr>
+            <w:r>
+              <w:rPr>
+                <w:rFonts w:ascii="Times New Roman" w:hAnsi="Times New Roman" w:eastAsia="Times New Roman" w:cs="Times New Roman"/>
+                <w:sz w:val="24"/>
+                <w:szCs w:val="24"/>
               </w:rPr>
               <w:t>86-20-82567990</w:t>
             </w:r>
@@ -1106,11 +1123,14 @@
               <w:textAlignment w:val="auto"/>
               <w:rPr>
                 <w:sz w:val="24"/>
-              </w:rPr>
-            </w:pPr>
-            <w:r>
-              <w:rPr>
-                <w:sz w:val="24"/>
+                <w:szCs w:val="24"/>
+              </w:rPr>
+            </w:pPr>
+            <w:r>
+              <w:rPr>
+                <w:rFonts w:ascii="Times New Roman" w:hAnsi="Times New Roman" w:eastAsia="Times New Roman" w:cs="Times New Roman"/>
+                <w:sz w:val="24"/>
+                <w:szCs w:val="24"/>
               </w:rPr>
               <w:t>86-20-32214789</w:t>
             </w:r>
@@ -1129,7 +1149,7 @@
     </w:p>
     <w:tbl>
       <w:tblPr>
-        <w:tblStyle w:val="4"/>
+        <w:tblStyle w:val="5"/>
         <w:tblW w:w="9795" w:type="dxa"/>
         <w:tblInd w:w="108" w:type="dxa"/>
         <w:tblBorders>
@@ -1351,25 +1371,27 @@
           </w:tcPr>
           <w:p>
             <w:pPr>
-              <w:keepNext/>
-              <w:keepLines w:val="0"/>
-              <w:pageBreakBefore w:val="0"/>
-              <w:kinsoku/>
-              <w:wordWrap/>
-              <w:overflowPunct/>
-              <w:topLinePunct w:val="0"/>
-              <w:autoSpaceDE/>
-              <w:autoSpaceDN/>
-              <w:bidi w:val="0"/>
-              <w:adjustRightInd/>
-              <w:snapToGrid/>
-              <w:spacing w:line="300" w:lineRule="auto"/>
-              <w:ind w:right="480"/>
-              <w:jc w:val="left"/>
-              <w:textAlignment w:val="auto"/>
-              <w:rPr>
-                <w:b/>
-                <w:sz w:val="24"/>
+              <w:keepNext w:val="0"/>
+              <w:keepLines w:val="0"/>
+              <w:pageBreakBefore w:val="0"/>
+              <w:widowControl w:val="0"/>
+              <w:kinsoku/>
+              <w:wordWrap/>
+              <w:overflowPunct/>
+              <w:topLinePunct w:val="0"/>
+              <w:autoSpaceDE/>
+              <w:autoSpaceDN/>
+              <w:bidi w:val="0"/>
+              <w:adjustRightInd/>
+              <w:snapToGrid/>
+              <w:spacing w:line="300" w:lineRule="auto"/>
+              <w:jc w:val="left"/>
+              <w:textAlignment w:val="auto"/>
+              <w:rPr>
+                <w:rFonts w:hint="eastAsia"/>
+                <w:sz w:val="24"/>
+                <w:szCs w:val="24"/>
+                <w:lang w:val="en-US" w:eastAsia="zh-CN"/>
               </w:rPr>
             </w:pPr>
           </w:p>
@@ -1547,31 +1569,34 @@
               <w:keepNext w:val="0"/>
               <w:keepLines w:val="0"/>
               <w:pageBreakBefore w:val="0"/>
-              <w:kinsoku/>
-              <w:wordWrap/>
-              <w:overflowPunct/>
-              <w:topLinePunct w:val="0"/>
-              <w:autoSpaceDE/>
-              <w:autoSpaceDN/>
-              <w:bidi w:val="0"/>
-              <w:adjustRightInd/>
-              <w:snapToGrid/>
-              <w:spacing w:line="300" w:lineRule="auto"/>
-              <w:jc w:val="left"/>
-              <w:textAlignment w:val="auto"/>
-              <w:rPr>
-                <w:rFonts w:hint="default"/>
-                <w:b/>
-                <w:sz w:val="24"/>
-                <w:lang w:val="en-US"/>
-              </w:rPr>
-            </w:pPr>
-            <w:r>
+              <w:widowControl w:val="0"/>
+              <w:kinsoku/>
+              <w:wordWrap/>
+              <w:overflowPunct/>
+              <w:topLinePunct w:val="0"/>
+              <w:autoSpaceDE/>
+              <w:autoSpaceDN/>
+              <w:bidi w:val="0"/>
+              <w:adjustRightInd/>
+              <w:snapToGrid/>
+              <w:spacing w:line="300" w:lineRule="auto"/>
+              <w:jc w:val="left"/>
+              <w:textAlignment w:val="auto"/>
               <w:rPr>
                 <w:rFonts w:hint="eastAsia"/>
                 <w:sz w:val="24"/>
-              </w:rPr>
-              <w:t>易燃液体，类别4（H227）</w:t>
+                <w:szCs w:val="24"/>
+                <w:lang w:val="en-US" w:eastAsia="zh-CN"/>
+              </w:rPr>
+            </w:pPr>
+            <w:r>
+              <w:rPr>
+                <w:rFonts w:hint="eastAsia" w:ascii="Times New Roman" w:hAnsi="Times New Roman" w:eastAsia="Times New Roman" w:cs="Times New Roman"/>
+                <w:sz w:val="24"/>
+                <w:szCs w:val="24"/>
+                <w:lang w:val="en-US" w:eastAsia="zh-CN"/>
+              </w:rPr>
+              <w:t>E</w:t>
             </w:r>
           </w:p>
         </w:tc>
@@ -1703,35 +1728,34 @@
               <w:keepNext w:val="0"/>
               <w:keepLines w:val="0"/>
               <w:pageBreakBefore w:val="0"/>
-              <w:kinsoku/>
-              <w:wordWrap/>
-              <w:overflowPunct/>
-              <w:topLinePunct w:val="0"/>
-              <w:autoSpaceDE/>
-              <w:autoSpaceDN/>
-              <w:bidi w:val="0"/>
-              <w:adjustRightInd/>
-              <w:snapToGrid/>
-              <w:spacing w:line="300" w:lineRule="auto"/>
-              <w:jc w:val="left"/>
-              <w:textAlignment w:val="auto"/>
-              <w:rPr>
-                <w:rFonts w:hint="eastAsia" w:eastAsia="宋体"/>
-                <w:b w:val="0"/>
-                <w:bCs/>
-                <w:sz w:val="24"/>
-                <w:lang w:val="en-US" w:eastAsia="zh-CN"/>
-              </w:rPr>
-            </w:pPr>
-            <w:r>
+              <w:widowControl w:val="0"/>
+              <w:kinsoku/>
+              <w:wordWrap/>
+              <w:overflowPunct/>
+              <w:topLinePunct w:val="0"/>
+              <w:autoSpaceDE/>
+              <w:autoSpaceDN/>
+              <w:bidi w:val="0"/>
+              <w:adjustRightInd/>
+              <w:snapToGrid/>
+              <w:spacing w:line="300" w:lineRule="auto"/>
+              <w:jc w:val="left"/>
+              <w:textAlignment w:val="auto"/>
               <w:rPr>
                 <w:rFonts w:hint="eastAsia"/>
-                <w:b w:val="0"/>
-                <w:bCs/>
-                <w:sz w:val="24"/>
-                <w:lang w:val="en-US" w:eastAsia="zh-CN"/>
-              </w:rPr>
-              <w:t>无</w:t>
+                <w:sz w:val="24"/>
+                <w:szCs w:val="24"/>
+                <w:lang w:val="en-US" w:eastAsia="zh-CN"/>
+              </w:rPr>
+            </w:pPr>
+            <w:r>
+              <w:rPr>
+                <w:rFonts w:hint="eastAsia" w:ascii="Times New Roman" w:hAnsi="Times New Roman" w:eastAsia="Times New Roman" w:cs="Times New Roman"/>
+                <w:sz w:val="24"/>
+                <w:szCs w:val="24"/>
+                <w:lang w:val="en-US" w:eastAsia="zh-CN"/>
+              </w:rPr>
+              <w:t>F</w:t>
             </w:r>
           </w:p>
         </w:tc>
@@ -1827,35 +1851,34 @@
               <w:keepNext w:val="0"/>
               <w:keepLines w:val="0"/>
               <w:pageBreakBefore w:val="0"/>
-              <w:kinsoku/>
-              <w:wordWrap/>
-              <w:overflowPunct/>
-              <w:topLinePunct w:val="0"/>
-              <w:autoSpaceDE/>
-              <w:autoSpaceDN/>
-              <w:bidi w:val="0"/>
-              <w:adjustRightInd/>
-              <w:snapToGrid/>
-              <w:spacing w:line="300" w:lineRule="auto"/>
-              <w:jc w:val="left"/>
-              <w:textAlignment w:val="auto"/>
-              <w:rPr>
-                <w:rFonts w:hint="default" w:eastAsia="宋体"/>
-                <w:b w:val="0"/>
-                <w:bCs/>
-                <w:sz w:val="24"/>
-                <w:lang w:val="en-US" w:eastAsia="zh-CN"/>
-              </w:rPr>
-            </w:pPr>
-            <w:r>
-              <w:rPr>
-                <w:rFonts w:hint="eastAsia"/>
-                <w:b w:val="0"/>
-                <w:bCs/>
-                <w:sz w:val="24"/>
-                <w:lang w:val="en-US" w:eastAsia="zh-CN"/>
-              </w:rPr>
-              <w:t>无</w:t>
+              <w:widowControl w:val="0"/>
+              <w:kinsoku/>
+              <w:wordWrap/>
+              <w:overflowPunct/>
+              <w:topLinePunct w:val="0"/>
+              <w:autoSpaceDE/>
+              <w:autoSpaceDN/>
+              <w:bidi w:val="0"/>
+              <w:adjustRightInd/>
+              <w:snapToGrid/>
+              <w:spacing w:line="300" w:lineRule="auto"/>
+              <w:jc w:val="left"/>
+              <w:textAlignment w:val="auto"/>
+              <w:rPr>
+                <w:rFonts w:hint="default"/>
+                <w:sz w:val="24"/>
+                <w:szCs w:val="24"/>
+                <w:lang w:val="en-US" w:eastAsia="zh-CN"/>
+              </w:rPr>
+            </w:pPr>
+            <w:r>
+              <w:rPr>
+                <w:rFonts w:hint="eastAsia" w:ascii="Times New Roman" w:hAnsi="Times New Roman" w:eastAsia="Times New Roman" w:cs="Times New Roman"/>
+                <w:sz w:val="24"/>
+                <w:szCs w:val="24"/>
+                <w:lang w:val="en-US" w:eastAsia="zh-CN"/>
+              </w:rPr>
+              <w:t>G</w:t>
             </w:r>
           </w:p>
         </w:tc>
@@ -1984,33 +2007,37 @@
           </w:tcPr>
           <w:p>
             <w:pPr>
-              <w:keepLines w:val="0"/>
-              <w:pageBreakBefore w:val="0"/>
-              <w:kinsoku/>
-              <w:wordWrap/>
-              <w:overflowPunct/>
-              <w:topLinePunct w:val="0"/>
-              <w:autoSpaceDE/>
-              <w:autoSpaceDN/>
-              <w:bidi w:val="0"/>
-              <w:adjustRightInd/>
-              <w:snapToGrid/>
-              <w:spacing w:before="0" w:after="0" w:line="240" w:lineRule="auto"/>
-              <w:jc w:val="left"/>
-              <w:textAlignment w:val="auto"/>
-              <w:rPr>
-                <w:rFonts w:hint="eastAsia" w:eastAsia="宋体"/>
-                <w:b/>
-                <w:sz w:val="24"/>
-                <w:lang w:val="en-US" w:eastAsia="zh-CN"/>
-              </w:rPr>
-            </w:pPr>
-            <w:r>
-              <w:rPr>
-                <w:rFonts w:hint="eastAsia"/>
-                <w:sz w:val="24"/>
-              </w:rPr>
-              <w:t>警告</w:t>
+              <w:keepNext w:val="0"/>
+              <w:keepLines w:val="0"/>
+              <w:pageBreakBefore w:val="0"/>
+              <w:widowControl w:val="0"/>
+              <w:kinsoku/>
+              <w:wordWrap/>
+              <w:overflowPunct/>
+              <w:topLinePunct w:val="0"/>
+              <w:autoSpaceDE/>
+              <w:autoSpaceDN/>
+              <w:bidi w:val="0"/>
+              <w:adjustRightInd/>
+              <w:snapToGrid/>
+              <w:spacing w:line="300" w:lineRule="auto"/>
+              <w:jc w:val="left"/>
+              <w:textAlignment w:val="auto"/>
+              <w:rPr>
+                <w:rFonts w:hint="default"/>
+                <w:sz w:val="24"/>
+                <w:szCs w:val="24"/>
+                <w:lang w:val="en-US" w:eastAsia="zh-CN"/>
+              </w:rPr>
+            </w:pPr>
+            <w:r>
+              <w:rPr>
+                <w:rFonts w:hint="eastAsia" w:ascii="Times New Roman" w:hAnsi="Times New Roman" w:eastAsia="Times New Roman" w:cs="Times New Roman"/>
+                <w:sz w:val="24"/>
+                <w:szCs w:val="24"/>
+                <w:lang w:val="en-US" w:eastAsia="zh-CN"/>
+              </w:rPr>
+              <w:t>H</w:t>
             </w:r>
           </w:p>
         </w:tc>
@@ -2142,33 +2169,34 @@
               <w:keepNext w:val="0"/>
               <w:keepLines w:val="0"/>
               <w:pageBreakBefore w:val="0"/>
-              <w:kinsoku/>
-              <w:wordWrap/>
-              <w:overflowPunct/>
-              <w:topLinePunct w:val="0"/>
-              <w:autoSpaceDE/>
-              <w:autoSpaceDN/>
-              <w:bidi w:val="0"/>
-              <w:adjustRightInd/>
-              <w:snapToGrid/>
-              <w:spacing w:line="300" w:lineRule="auto"/>
-              <w:jc w:val="left"/>
-              <w:textAlignment w:val="auto"/>
-              <w:rPr>
-                <w:rFonts w:hint="default"/>
-                <w:b/>
-                <w:sz w:val="24"/>
-                <w:lang w:val="en-US"/>
-              </w:rPr>
-            </w:pPr>
-            <w:r>
-              <w:rPr>
-                <w:rFonts w:hint="eastAsia" w:hAnsi="Arial" w:cs="Arial"/>
-                <w:kern w:val="0"/>
-                <w:sz w:val="24"/>
-                <w:lang w:val="en-US" w:eastAsia="zh-CN"/>
-              </w:rPr>
-              <w:t>H316造成轻微皮肤刺激。</w:t>
+              <w:widowControl w:val="0"/>
+              <w:kinsoku/>
+              <w:wordWrap/>
+              <w:overflowPunct/>
+              <w:topLinePunct w:val="0"/>
+              <w:autoSpaceDE/>
+              <w:autoSpaceDN/>
+              <w:bidi w:val="0"/>
+              <w:adjustRightInd/>
+              <w:snapToGrid/>
+              <w:spacing w:line="300" w:lineRule="auto"/>
+              <w:jc w:val="left"/>
+              <w:textAlignment w:val="auto"/>
+              <w:rPr>
+                <w:rFonts w:hint="eastAsia"/>
+                <w:sz w:val="24"/>
+                <w:szCs w:val="24"/>
+                <w:lang w:val="en-US" w:eastAsia="zh-CN"/>
+              </w:rPr>
+            </w:pPr>
+            <w:r>
+              <w:rPr>
+                <w:rFonts w:hint="eastAsia" w:ascii="Times New Roman" w:hAnsi="Times New Roman" w:eastAsia="Times New Roman" w:cs="Times New Roman"/>
+                <w:sz w:val="24"/>
+                <w:szCs w:val="24"/>
+                <w:lang w:val="en-US" w:eastAsia="zh-CN"/>
+              </w:rPr>
+              <w:t>I</w:t>
             </w:r>
           </w:p>
         </w:tc>
@@ -2294,40 +2322,7 @@
               <w:keepNext w:val="0"/>
               <w:keepLines w:val="0"/>
               <w:pageBreakBefore w:val="0"/>
-              <w:kinsoku/>
-              <w:wordWrap/>
-              <w:overflowPunct/>
-              <w:topLinePunct w:val="0"/>
-              <w:autoSpaceDE/>
-              <w:autoSpaceDN/>
-              <w:bidi w:val="0"/>
-              <w:adjustRightInd/>
-              <w:snapToGrid/>
-              <w:spacing w:line="300" w:lineRule="auto"/>
-              <w:jc w:val="left"/>
-              <w:textAlignment w:val="auto"/>
-              <w:rPr>
-                <w:rFonts w:hint="default" w:hAnsi="Arial" w:cs="Arial"/>
-                <w:kern w:val="0"/>
-                <w:sz w:val="24"/>
-                <w:lang w:val="en-US" w:eastAsia="zh-CN"/>
-              </w:rPr>
-            </w:pPr>
-            <w:r>
-              <w:rPr>
-                <w:rFonts w:hint="eastAsia" w:hAnsi="Arial" w:cs="Arial"/>
-                <w:kern w:val="0"/>
-                <w:sz w:val="24"/>
-                <w:lang w:val="en-US" w:eastAsia="zh-CN"/>
-              </w:rPr>
-              <w:t>预防措施：</w:t>
-            </w:r>
-          </w:p>
-          <w:p>
-            <w:pPr>
-              <w:keepNext w:val="0"/>
-              <w:keepLines w:val="0"/>
-              <w:pageBreakBefore w:val="0"/>
+              <w:widowControl w:val="0"/>
               <w:kinsoku/>
               <w:wordWrap/>
               <w:overflowPunct/>
@@ -2342,19 +2337,19 @@
               <w:textAlignment w:val="auto"/>
               <w:rPr>
                 <w:rFonts w:hint="default"/>
-                <w:b/>
-                <w:sz w:val="24"/>
-                <w:lang w:val="en-US"/>
-              </w:rPr>
-            </w:pPr>
-            <w:r>
-              <w:rPr>
-                <w:rFonts w:hint="eastAsia" w:hAnsi="Arial" w:cs="Arial"/>
-                <w:kern w:val="0"/>
-                <w:sz w:val="24"/>
-                <w:lang w:val="en-US" w:eastAsia="zh-CN"/>
-              </w:rPr>
-              <w:t>P210 远离热源、热表面、火花、明火和其他点火源。禁止吸烟。</w:t>
+                <w:sz w:val="24"/>
+                <w:szCs w:val="24"/>
+                <w:lang w:val="en-US" w:eastAsia="zh-CN"/>
+              </w:rPr>
+            </w:pPr>
+            <w:r>
+              <w:rPr>
+                <w:rFonts w:hint="eastAsia" w:ascii="Times New Roman" w:hAnsi="Times New Roman" w:eastAsia="Times New Roman" w:cs="Times New Roman"/>
+                <w:sz w:val="24"/>
+                <w:szCs w:val="24"/>
+                <w:lang w:val="en-US" w:eastAsia="zh-CN"/>
+              </w:rPr>
+              <w:t>J</w:t>
             </w:r>
           </w:p>
         </w:tc>
@@ -2469,33 +2464,34 @@
               <w:keepNext w:val="0"/>
               <w:keepLines w:val="0"/>
               <w:pageBreakBefore w:val="0"/>
-              <w:kinsoku/>
-              <w:wordWrap/>
-              <w:overflowPunct/>
-              <w:topLinePunct w:val="0"/>
-              <w:autoSpaceDE/>
-              <w:autoSpaceDN/>
-              <w:bidi w:val="0"/>
-              <w:adjustRightInd/>
-              <w:snapToGrid/>
-              <w:spacing w:line="300" w:lineRule="auto"/>
-              <w:jc w:val="left"/>
-              <w:textAlignment w:val="auto"/>
-              <w:rPr>
-                <w:rFonts w:hint="default" w:hAnsi="Arial" w:cs="Arial"/>
-                <w:kern w:val="0"/>
-                <w:sz w:val="24"/>
-                <w:lang w:val="en-US" w:eastAsia="zh-CN"/>
-              </w:rPr>
-            </w:pPr>
-            <w:r>
-              <w:rPr>
-                <w:rFonts w:hint="eastAsia" w:hAnsi="Arial" w:cs="Arial"/>
-                <w:kern w:val="0"/>
-                <w:sz w:val="24"/>
-                <w:lang w:val="en-US" w:eastAsia="zh-CN"/>
-              </w:rPr>
-              <w:t>喷涂使用时可能形成雾滴或气溶胶，应避免吸入。</w:t>
+              <w:widowControl w:val="0"/>
+              <w:kinsoku/>
+              <w:wordWrap/>
+              <w:overflowPunct/>
+              <w:topLinePunct w:val="0"/>
+              <w:autoSpaceDE/>
+              <w:autoSpaceDN/>
+              <w:bidi w:val="0"/>
+              <w:adjustRightInd/>
+              <w:snapToGrid/>
+              <w:spacing w:line="300" w:lineRule="auto"/>
+              <w:jc w:val="left"/>
+              <w:textAlignment w:val="auto"/>
+              <w:rPr>
+                <w:rFonts w:hint="default"/>
+                <w:sz w:val="24"/>
+                <w:szCs w:val="24"/>
+                <w:lang w:val="en-US" w:eastAsia="zh-CN"/>
+              </w:rPr>
+            </w:pPr>
+            <w:r>
+              <w:rPr>
+                <w:rFonts w:hint="eastAsia" w:ascii="Times New Roman" w:hAnsi="Times New Roman" w:eastAsia="Times New Roman" w:cs="Times New Roman"/>
+                <w:sz w:val="24"/>
+                <w:szCs w:val="24"/>
+                <w:lang w:val="en-US" w:eastAsia="zh-CN"/>
+              </w:rPr>
+              <w:t>K</w:t>
             </w:r>
           </w:p>
         </w:tc>
@@ -2604,33 +2600,34 @@
               <w:keepNext w:val="0"/>
               <w:keepLines w:val="0"/>
               <w:pageBreakBefore w:val="0"/>
-              <w:kinsoku/>
-              <w:wordWrap/>
-              <w:overflowPunct/>
-              <w:topLinePunct w:val="0"/>
-              <w:autoSpaceDE/>
-              <w:autoSpaceDN/>
-              <w:bidi w:val="0"/>
-              <w:adjustRightInd/>
-              <w:snapToGrid/>
-              <w:spacing w:line="300" w:lineRule="auto"/>
-              <w:jc w:val="left"/>
-              <w:textAlignment w:val="auto"/>
-              <w:rPr>
-                <w:rFonts w:hint="default" w:hAnsi="Arial" w:cs="Arial"/>
-                <w:kern w:val="0"/>
-                <w:sz w:val="24"/>
-                <w:lang w:val="en-US" w:eastAsia="zh-CN"/>
-              </w:rPr>
-            </w:pPr>
-            <w:r>
-              <w:rPr>
-                <w:rFonts w:hint="eastAsia" w:hAnsi="Arial" w:cs="Arial"/>
-                <w:kern w:val="0"/>
-                <w:sz w:val="24"/>
-                <w:lang w:val="en-US" w:eastAsia="zh-CN"/>
-              </w:rPr>
-              <w:t>吸入：</w:t>
+              <w:widowControl w:val="0"/>
+              <w:kinsoku/>
+              <w:wordWrap/>
+              <w:overflowPunct/>
+              <w:topLinePunct w:val="0"/>
+              <w:autoSpaceDE/>
+              <w:autoSpaceDN/>
+              <w:bidi w:val="0"/>
+              <w:adjustRightInd/>
+              <w:snapToGrid/>
+              <w:spacing w:line="300" w:lineRule="auto"/>
+              <w:jc w:val="left"/>
+              <w:textAlignment w:val="auto"/>
+              <w:rPr>
+                <w:rFonts w:hint="default"/>
+                <w:sz w:val="24"/>
+                <w:szCs w:val="24"/>
+                <w:lang w:val="en-US" w:eastAsia="zh-CN"/>
+              </w:rPr>
+            </w:pPr>
+            <w:r>
+              <w:rPr>
+                <w:rFonts w:hint="eastAsia" w:ascii="Times New Roman" w:hAnsi="Times New Roman" w:eastAsia="Times New Roman" w:cs="Times New Roman"/>
+                <w:sz w:val="24"/>
+                <w:szCs w:val="24"/>
+                <w:lang w:val="en-US" w:eastAsia="zh-CN"/>
+              </w:rPr>
+              <w:t>L</w:t>
             </w:r>
           </w:p>
         </w:tc>
@@ -2719,33 +2716,34 @@
               <w:keepNext w:val="0"/>
               <w:keepLines w:val="0"/>
               <w:pageBreakBefore w:val="0"/>
-              <w:kinsoku/>
-              <w:wordWrap/>
-              <w:overflowPunct/>
-              <w:topLinePunct w:val="0"/>
-              <w:autoSpaceDE/>
-              <w:autoSpaceDN/>
-              <w:bidi w:val="0"/>
-              <w:adjustRightInd/>
-              <w:snapToGrid/>
-              <w:spacing w:line="300" w:lineRule="auto"/>
-              <w:jc w:val="left"/>
-              <w:textAlignment w:val="auto"/>
-              <w:rPr>
-                <w:rFonts w:hint="eastAsia" w:hAnsi="Arial" w:cs="Arial"/>
-                <w:kern w:val="0"/>
-                <w:sz w:val="24"/>
-                <w:lang w:val="en-US" w:eastAsia="zh-CN"/>
-              </w:rPr>
-            </w:pPr>
-            <w:r>
-              <w:rPr>
-                <w:rFonts w:hint="eastAsia" w:hAnsi="Arial" w:cs="Arial"/>
-                <w:kern w:val="0"/>
-                <w:sz w:val="24"/>
-                <w:lang w:val="en-US" w:eastAsia="zh-CN"/>
-              </w:rPr>
-              <w:t>食入：</w:t>
+              <w:widowControl w:val="0"/>
+              <w:kinsoku/>
+              <w:wordWrap/>
+              <w:overflowPunct/>
+              <w:topLinePunct w:val="0"/>
+              <w:autoSpaceDE/>
+              <w:autoSpaceDN/>
+              <w:bidi w:val="0"/>
+              <w:adjustRightInd/>
+              <w:snapToGrid/>
+              <w:spacing w:line="300" w:lineRule="auto"/>
+              <w:jc w:val="left"/>
+              <w:textAlignment w:val="auto"/>
+              <w:rPr>
+                <w:rFonts w:hint="eastAsia"/>
+                <w:sz w:val="24"/>
+                <w:szCs w:val="24"/>
+                <w:lang w:val="en-US" w:eastAsia="zh-CN"/>
+              </w:rPr>
+            </w:pPr>
+            <w:r>
+              <w:rPr>
+                <w:rFonts w:hint="eastAsia" w:ascii="Times New Roman" w:hAnsi="Times New Roman" w:eastAsia="Times New Roman" w:cs="Times New Roman"/>
+                <w:sz w:val="24"/>
+                <w:szCs w:val="24"/>
+                <w:lang w:val="en-US" w:eastAsia="zh-CN"/>
+              </w:rPr>
+              <w:t>M</w:t>
             </w:r>
           </w:p>
         </w:tc>
@@ -2834,33 +2832,34 @@
               <w:keepNext w:val="0"/>
               <w:keepLines w:val="0"/>
               <w:pageBreakBefore w:val="0"/>
-              <w:kinsoku/>
-              <w:wordWrap/>
-              <w:overflowPunct/>
-              <w:topLinePunct w:val="0"/>
-              <w:autoSpaceDE/>
-              <w:autoSpaceDN/>
-              <w:bidi w:val="0"/>
-              <w:adjustRightInd/>
-              <w:snapToGrid/>
-              <w:spacing w:line="300" w:lineRule="auto"/>
-              <w:jc w:val="left"/>
-              <w:textAlignment w:val="auto"/>
-              <w:rPr>
-                <w:rFonts w:hint="eastAsia" w:hAnsi="Arial" w:cs="Arial"/>
-                <w:kern w:val="0"/>
-                <w:sz w:val="24"/>
-                <w:lang w:val="en-US" w:eastAsia="zh-CN"/>
-              </w:rPr>
-            </w:pPr>
-            <w:r>
-              <w:rPr>
-                <w:rFonts w:hint="eastAsia" w:hAnsi="Arial" w:cs="Arial"/>
-                <w:kern w:val="0"/>
-                <w:sz w:val="24"/>
-                <w:lang w:val="en-US" w:eastAsia="zh-CN"/>
-              </w:rPr>
-              <w:t>皮肤：</w:t>
+              <w:widowControl w:val="0"/>
+              <w:kinsoku/>
+              <w:wordWrap/>
+              <w:overflowPunct/>
+              <w:topLinePunct w:val="0"/>
+              <w:autoSpaceDE/>
+              <w:autoSpaceDN/>
+              <w:bidi w:val="0"/>
+              <w:adjustRightInd/>
+              <w:snapToGrid/>
+              <w:spacing w:line="300" w:lineRule="auto"/>
+              <w:jc w:val="left"/>
+              <w:textAlignment w:val="auto"/>
+              <w:rPr>
+                <w:rFonts w:hint="eastAsia"/>
+                <w:sz w:val="24"/>
+                <w:szCs w:val="24"/>
+                <w:lang w:val="en-US" w:eastAsia="zh-CN"/>
+              </w:rPr>
+            </w:pPr>
+            <w:r>
+              <w:rPr>
+                <w:rFonts w:hint="eastAsia" w:ascii="Times New Roman" w:hAnsi="Times New Roman" w:eastAsia="Times New Roman" w:cs="Times New Roman"/>
+                <w:sz w:val="24"/>
+                <w:szCs w:val="24"/>
+                <w:lang w:val="en-US" w:eastAsia="zh-CN"/>
+              </w:rPr>
+              <w:t>N</w:t>
             </w:r>
           </w:p>
         </w:tc>
@@ -2949,33 +2948,34 @@
               <w:keepNext w:val="0"/>
               <w:keepLines w:val="0"/>
               <w:pageBreakBefore w:val="0"/>
-              <w:kinsoku/>
-              <w:wordWrap/>
-              <w:overflowPunct/>
-              <w:topLinePunct w:val="0"/>
-              <w:autoSpaceDE/>
-              <w:autoSpaceDN/>
-              <w:bidi w:val="0"/>
-              <w:adjustRightInd/>
-              <w:snapToGrid/>
-              <w:spacing w:line="300" w:lineRule="auto"/>
-              <w:jc w:val="left"/>
-              <w:textAlignment w:val="auto"/>
-              <w:rPr>
-                <w:rFonts w:hint="eastAsia" w:hAnsi="Arial" w:cs="Arial"/>
-                <w:kern w:val="0"/>
-                <w:sz w:val="24"/>
-                <w:lang w:val="en-US" w:eastAsia="zh-CN"/>
-              </w:rPr>
-            </w:pPr>
-            <w:r>
-              <w:rPr>
-                <w:rFonts w:hint="eastAsia" w:hAnsi="Arial" w:cs="Arial"/>
-                <w:kern w:val="0"/>
-                <w:sz w:val="24"/>
-                <w:lang w:val="en-US" w:eastAsia="zh-CN"/>
-              </w:rPr>
-              <w:t>眼睛：</w:t>
+              <w:widowControl w:val="0"/>
+              <w:kinsoku/>
+              <w:wordWrap/>
+              <w:overflowPunct/>
+              <w:topLinePunct w:val="0"/>
+              <w:autoSpaceDE/>
+              <w:autoSpaceDN/>
+              <w:bidi w:val="0"/>
+              <w:adjustRightInd/>
+              <w:snapToGrid/>
+              <w:spacing w:line="300" w:lineRule="auto"/>
+              <w:jc w:val="left"/>
+              <w:textAlignment w:val="auto"/>
+              <w:rPr>
+                <w:rFonts w:hint="eastAsia"/>
+                <w:sz w:val="24"/>
+                <w:szCs w:val="24"/>
+                <w:lang w:val="en-US" w:eastAsia="zh-CN"/>
+              </w:rPr>
+            </w:pPr>
+            <w:r>
+              <w:rPr>
+                <w:rFonts w:hint="eastAsia" w:ascii="Times New Roman" w:hAnsi="Times New Roman" w:eastAsia="Times New Roman" w:cs="Times New Roman"/>
+                <w:sz w:val="24"/>
+                <w:szCs w:val="24"/>
+                <w:lang w:val="en-US" w:eastAsia="zh-CN"/>
+              </w:rPr>
+              <w:t>O</w:t>
             </w:r>
           </w:p>
         </w:tc>
@@ -3064,33 +3064,34 @@
               <w:keepNext w:val="0"/>
               <w:keepLines w:val="0"/>
               <w:pageBreakBefore w:val="0"/>
-              <w:kinsoku/>
-              <w:wordWrap/>
-              <w:overflowPunct/>
-              <w:topLinePunct w:val="0"/>
-              <w:autoSpaceDE/>
-              <w:autoSpaceDN/>
-              <w:bidi w:val="0"/>
-              <w:adjustRightInd/>
-              <w:snapToGrid/>
-              <w:spacing w:line="300" w:lineRule="auto"/>
-              <w:jc w:val="left"/>
-              <w:textAlignment w:val="auto"/>
-              <w:rPr>
-                <w:rFonts w:hint="eastAsia" w:hAnsi="Arial" w:cs="Arial"/>
-                <w:kern w:val="0"/>
-                <w:sz w:val="24"/>
-                <w:lang w:val="en-US" w:eastAsia="zh-CN"/>
-              </w:rPr>
-            </w:pPr>
-            <w:r>
-              <w:rPr>
-                <w:rFonts w:hint="eastAsia" w:hAnsi="Arial" w:cs="Arial"/>
-                <w:kern w:val="0"/>
-                <w:sz w:val="24"/>
-                <w:lang w:val="en-US" w:eastAsia="zh-CN"/>
-              </w:rPr>
-              <w:t>症状和体征：</w:t>
+              <w:widowControl w:val="0"/>
+              <w:kinsoku/>
+              <w:wordWrap/>
+              <w:overflowPunct/>
+              <w:topLinePunct w:val="0"/>
+              <w:autoSpaceDE/>
+              <w:autoSpaceDN/>
+              <w:bidi w:val="0"/>
+              <w:adjustRightInd/>
+              <w:snapToGrid/>
+              <w:spacing w:line="300" w:lineRule="auto"/>
+              <w:jc w:val="left"/>
+              <w:textAlignment w:val="auto"/>
+              <w:rPr>
+                <w:rFonts w:hint="default"/>
+                <w:sz w:val="24"/>
+                <w:szCs w:val="24"/>
+                <w:lang w:val="en-US" w:eastAsia="zh-CN"/>
+              </w:rPr>
+            </w:pPr>
+            <w:r>
+              <w:rPr>
+                <w:rFonts w:hint="eastAsia" w:ascii="Times New Roman" w:hAnsi="Times New Roman" w:eastAsia="Times New Roman" w:cs="Times New Roman"/>
+                <w:sz w:val="24"/>
+                <w:szCs w:val="24"/>
+                <w:lang w:val="en-US" w:eastAsia="zh-CN"/>
+              </w:rPr>
+              <w:t>P</w:t>
             </w:r>
           </w:p>
         </w:tc>
@@ -3199,43 +3200,34 @@
               <w:keepNext w:val="0"/>
               <w:keepLines w:val="0"/>
               <w:pageBreakBefore w:val="0"/>
-              <w:widowControl/>
-              <w:suppressLineNumbers w:val="0"/>
-              <w:kinsoku/>
-              <w:wordWrap/>
-              <w:overflowPunct/>
-              <w:topLinePunct w:val="0"/>
-              <w:autoSpaceDE/>
-              <w:autoSpaceDN/>
-              <w:bidi w:val="0"/>
-              <w:adjustRightInd/>
-              <w:snapToGrid/>
-              <w:jc w:val="left"/>
-              <w:textAlignment w:val="auto"/>
-              <w:rPr>
-                <w:rFonts w:hint="default" w:hAnsi="Arial" w:cs="Arial"/>
-                <w:kern w:val="0"/>
-                <w:sz w:val="24"/>
-                <w:lang w:val="en-US" w:eastAsia="zh-CN"/>
-              </w:rPr>
-            </w:pPr>
-            <w:r>
-              <w:rPr>
-                <w:rFonts w:hint="eastAsia" w:hAnsi="Arial" w:cs="Arial"/>
-                <w:kern w:val="0"/>
-                <w:sz w:val="24"/>
-                <w:lang w:val="en-US" w:eastAsia="zh-CN"/>
-              </w:rPr>
-              <w:t>如：对水生生物有毒。</w:t>
-            </w:r>
-            <w:r>
-              <w:rPr>
-                <w:rFonts w:hint="default" w:hAnsi="Arial" w:cs="Arial"/>
-                <w:kern w:val="0"/>
-                <w:sz w:val="24"/>
-                <w:lang w:val="en-US" w:eastAsia="zh-CN"/>
-              </w:rPr>
-              <w:t>可能对水生环境造成长期有害影响</w:t>
+              <w:widowControl w:val="0"/>
+              <w:kinsoku/>
+              <w:wordWrap/>
+              <w:overflowPunct/>
+              <w:topLinePunct w:val="0"/>
+              <w:autoSpaceDE/>
+              <w:autoSpaceDN/>
+              <w:bidi w:val="0"/>
+              <w:adjustRightInd/>
+              <w:snapToGrid/>
+              <w:spacing w:line="300" w:lineRule="auto"/>
+              <w:jc w:val="left"/>
+              <w:textAlignment w:val="auto"/>
+              <w:rPr>
+                <w:rFonts w:hint="default"/>
+                <w:sz w:val="24"/>
+                <w:szCs w:val="24"/>
+                <w:lang w:val="en-US" w:eastAsia="zh-CN"/>
+              </w:rPr>
+            </w:pPr>
+            <w:r>
+              <w:rPr>
+                <w:rFonts w:hint="eastAsia" w:ascii="Times New Roman" w:hAnsi="Times New Roman" w:eastAsia="Times New Roman" w:cs="Times New Roman"/>
+                <w:sz w:val="24"/>
+                <w:szCs w:val="24"/>
+                <w:lang w:val="en-US" w:eastAsia="zh-CN"/>
+              </w:rPr>
+              <w:t>Q</w:t>
             </w:r>
           </w:p>
         </w:tc>
@@ -3344,51 +3336,43 @@
               <w:keepNext w:val="0"/>
               <w:keepLines w:val="0"/>
               <w:pageBreakBefore w:val="0"/>
-              <w:widowControl/>
-              <w:suppressLineNumbers w:val="0"/>
-              <w:kinsoku/>
-              <w:wordWrap/>
-              <w:overflowPunct/>
-              <w:topLinePunct w:val="0"/>
-              <w:autoSpaceDE/>
-              <w:autoSpaceDN/>
-              <w:bidi w:val="0"/>
-              <w:adjustRightInd/>
-              <w:snapToGrid/>
-              <w:jc w:val="left"/>
-              <w:textAlignment w:val="auto"/>
-              <w:rPr>
-                <w:rFonts w:hint="default" w:hAnsi="Arial" w:cs="Arial"/>
-                <w:kern w:val="0"/>
-                <w:sz w:val="24"/>
-                <w:lang w:val="en-US" w:eastAsia="zh-CN"/>
-              </w:rPr>
-            </w:pPr>
-            <w:r>
-              <w:rPr>
-                <w:rFonts w:hint="eastAsia" w:hAnsi="Arial" w:cs="Arial"/>
-                <w:kern w:val="0"/>
-                <w:sz w:val="24"/>
-                <w:lang w:val="en-US" w:eastAsia="zh-CN"/>
-              </w:rPr>
-              <w:t>无</w:t>
+              <w:widowControl w:val="0"/>
+              <w:kinsoku/>
+              <w:wordWrap/>
+              <w:overflowPunct/>
+              <w:topLinePunct w:val="0"/>
+              <w:autoSpaceDE/>
+              <w:autoSpaceDN/>
+              <w:bidi w:val="0"/>
+              <w:adjustRightInd/>
+              <w:snapToGrid/>
+              <w:spacing w:line="300" w:lineRule="auto"/>
+              <w:jc w:val="left"/>
+              <w:textAlignment w:val="auto"/>
+              <w:rPr>
+                <w:rFonts w:hint="default"/>
+                <w:sz w:val="24"/>
+                <w:szCs w:val="24"/>
+                <w:lang w:val="en-US" w:eastAsia="zh-CN"/>
+              </w:rPr>
+            </w:pPr>
+            <w:r>
+              <w:rPr>
+                <w:rFonts w:hint="eastAsia" w:ascii="Times New Roman" w:hAnsi="Times New Roman" w:eastAsia="Times New Roman" w:cs="Times New Roman"/>
+                <w:sz w:val="24"/>
+                <w:szCs w:val="24"/>
+                <w:lang w:val="en-US" w:eastAsia="zh-CN"/>
+              </w:rPr>
+              <w:t>R</w:t>
             </w:r>
           </w:p>
         </w:tc>
       </w:tr>
     </w:tbl>
-    <w:p>
-      <w:pPr>
-        <w:spacing w:line="300" w:lineRule="auto"/>
-        <w:ind w:right="480"/>
-        <w:rPr>
-          <w:sz w:val="24"/>
-        </w:rPr>
-      </w:pPr>
-    </w:p>
+    <w:p/>
     <w:tbl>
       <w:tblPr>
-        <w:tblStyle w:val="4"/>
+        <w:tblStyle w:val="5"/>
         <w:tblW w:w="9781" w:type="dxa"/>
         <w:tblInd w:w="108" w:type="dxa"/>
         <w:tblBorders>
@@ -3568,24 +3552,24 @@
               <w:bottom w:val="dotted" w:color="auto" w:sz="4" w:space="0"/>
               <w:right w:val="single" w:color="auto" w:sz="4" w:space="0"/>
             </w:tcBorders>
-          </w:tcPr>
-          <w:p>
-            <w:pPr>
-              <w:keepNext w:val="0"/>
-              <w:keepLines w:val="0"/>
-              <w:pageBreakBefore w:val="0"/>
-              <w:widowControl w:val="0"/>
-              <w:kinsoku/>
-              <w:wordWrap/>
-              <w:overflowPunct/>
-              <w:topLinePunct w:val="0"/>
-              <w:autoSpaceDE/>
-              <w:autoSpaceDN/>
-              <w:bidi w:val="0"/>
-              <w:adjustRightInd/>
-              <w:snapToGrid/>
-              <w:spacing w:line="300" w:lineRule="auto"/>
-              <w:ind w:right="480"/>
+            <w:vAlign w:val="center"/>
+          </w:tcPr>
+          <w:p>
+            <w:pPr>
+              <w:keepNext w:val="0"/>
+              <w:keepLines w:val="0"/>
+              <w:pageBreakBefore w:val="0"/>
+              <w:widowControl w:val="0"/>
+              <w:kinsoku/>
+              <w:wordWrap/>
+              <w:overflowPunct/>
+              <w:topLinePunct w:val="0"/>
+              <w:autoSpaceDE/>
+              <w:autoSpaceDN/>
+              <w:bidi w:val="0"/>
+              <w:adjustRightInd/>
+              <w:snapToGrid/>
+              <w:spacing w:line="300" w:lineRule="auto"/>
               <w:jc w:val="left"/>
               <w:textAlignment w:val="auto"/>
               <w:rPr>
@@ -3596,9 +3580,10 @@
             </w:pPr>
             <w:r>
               <w:rPr>
-                <w:rFonts w:hint="eastAsia" w:hAnsi="Arial" w:cs="Arial"/>
-                <w:kern w:val="0"/>
-                <w:sz w:val="24"/>
+                <w:rFonts w:hint="eastAsia" w:ascii="Times New Roman" w:hAnsi="Times New Roman" w:eastAsia="Times New Roman" w:cs="Times New Roman"/>
+                <w:sz w:val="24"/>
+                <w:szCs w:val="24"/>
+                <w:lang w:val="en-US" w:eastAsia="zh-CN"/>
               </w:rPr>
               <w:t>混合物</w:t>
             </w:r>
@@ -3967,28 +3952,21 @@
               <w:adjustRightInd/>
               <w:snapToGrid/>
               <w:spacing w:line="300" w:lineRule="auto"/>
-              <w:ind w:right="480"/>
-              <w:jc w:val="center"/>
-              <w:textAlignment w:val="auto"/>
-              <w:rPr>
-                <w:rFonts w:hint="default" w:ascii="Times New Roman" w:hAnsi="Times New Roman" w:eastAsia="宋体" w:cs="Times New Roman"/>
-                <w:b w:val="0"/>
-                <w:bCs/>
-                <w:kern w:val="2"/>
-                <w:sz w:val="24"/>
-                <w:szCs w:val="24"/>
-                <w:lang w:val="en-US" w:eastAsia="zh-CN" w:bidi="ar-SA"/>
-              </w:rPr>
-            </w:pPr>
-            <w:r>
-              <w:rPr>
-                <w:rFonts w:hint="eastAsia" w:cs="Times New Roman"/>
-                <w:b w:val="0"/>
-                <w:bCs/>
-                <w:kern w:val="2"/>
-                <w:sz w:val="24"/>
-                <w:szCs w:val="24"/>
-                <w:lang w:val="en-US" w:eastAsia="zh-CN" w:bidi="ar-SA"/>
+              <w:jc w:val="left"/>
+              <w:textAlignment w:val="auto"/>
+              <w:rPr>
+                <w:rFonts w:hint="default"/>
+                <w:sz w:val="24"/>
+                <w:szCs w:val="24"/>
+                <w:lang w:val="en-US" w:eastAsia="zh-CN"/>
+              </w:rPr>
+            </w:pPr>
+            <w:r>
+              <w:rPr>
+                <w:rFonts w:hint="eastAsia" w:ascii="Times New Roman" w:hAnsi="Times New Roman" w:eastAsia="Times New Roman" w:cs="Times New Roman"/>
+                <w:sz w:val="24"/>
+                <w:szCs w:val="24"/>
+                <w:lang w:val="en-US" w:eastAsia="zh-CN"/>
               </w:rPr>
               <w:t>成分1</w:t>
             </w:r>
@@ -4021,19 +3999,20 @@
               <w:adjustRightInd/>
               <w:snapToGrid/>
               <w:spacing w:line="300" w:lineRule="auto"/>
-              <w:ind w:right="480" w:rightChars="0"/>
-              <w:jc w:val="center"/>
+              <w:jc w:val="left"/>
               <w:textAlignment w:val="auto"/>
               <w:rPr>
                 <w:rFonts w:hint="eastAsia"/>
                 <w:sz w:val="24"/>
-                <w:lang w:val="en-US" w:eastAsia="zh-CN"/>
-              </w:rPr>
-            </w:pPr>
-            <w:r>
-              <w:rPr>
-                <w:rFonts w:hint="eastAsia"/>
-                <w:sz w:val="24"/>
+                <w:szCs w:val="24"/>
+                <w:lang w:val="en-US" w:eastAsia="zh-CN"/>
+              </w:rPr>
+            </w:pPr>
+            <w:r>
+              <w:rPr>
+                <w:rFonts w:hint="eastAsia" w:ascii="Times New Roman" w:hAnsi="Times New Roman" w:eastAsia="Times New Roman" w:cs="Times New Roman"/>
+                <w:sz w:val="24"/>
+                <w:szCs w:val="24"/>
                 <w:lang w:val="en-US" w:eastAsia="zh-CN"/>
               </w:rPr>
               <w:t>商业机密</w:t>
@@ -4067,21 +4046,20 @@
               <w:adjustRightInd/>
               <w:snapToGrid/>
               <w:spacing w:line="300" w:lineRule="auto"/>
-              <w:ind w:right="480"/>
-              <w:jc w:val="center"/>
-              <w:textAlignment w:val="auto"/>
-              <w:rPr>
-                <w:rFonts w:hint="default" w:ascii="Times New Roman" w:hAnsi="Times New Roman" w:eastAsia="宋体" w:cs="Times New Roman"/>
-                <w:kern w:val="2"/>
-                <w:sz w:val="24"/>
-                <w:szCs w:val="24"/>
-                <w:lang w:val="en-US" w:eastAsia="zh-CN" w:bidi="ar-SA"/>
-              </w:rPr>
-            </w:pPr>
-            <w:r>
-              <w:rPr>
-                <w:rFonts w:hint="eastAsia"/>
-                <w:sz w:val="24"/>
+              <w:jc w:val="left"/>
+              <w:textAlignment w:val="auto"/>
+              <w:rPr>
+                <w:rFonts w:hint="default"/>
+                <w:sz w:val="24"/>
+                <w:szCs w:val="24"/>
+                <w:lang w:val="en-US" w:eastAsia="zh-CN"/>
+              </w:rPr>
+            </w:pPr>
+            <w:r>
+              <w:rPr>
+                <w:rFonts w:hint="eastAsia" w:ascii="Times New Roman" w:hAnsi="Times New Roman" w:eastAsia="Times New Roman" w:cs="Times New Roman"/>
+                <w:sz w:val="24"/>
+                <w:szCs w:val="24"/>
                 <w:lang w:val="en-US" w:eastAsia="zh-CN"/>
               </w:rPr>
               <w:t>&gt; n</w:t>
@@ -4136,28 +4114,21 @@
               <w:adjustRightInd/>
               <w:snapToGrid/>
               <w:spacing w:line="300" w:lineRule="auto"/>
-              <w:ind w:right="480"/>
-              <w:jc w:val="center"/>
-              <w:textAlignment w:val="auto"/>
-              <w:rPr>
-                <w:rFonts w:hint="default" w:ascii="Times New Roman" w:hAnsi="Times New Roman" w:eastAsia="宋体" w:cs="Times New Roman"/>
-                <w:b w:val="0"/>
-                <w:bCs/>
-                <w:kern w:val="2"/>
-                <w:sz w:val="24"/>
-                <w:szCs w:val="24"/>
-                <w:lang w:val="en-US" w:eastAsia="zh-CN" w:bidi="ar-SA"/>
-              </w:rPr>
-            </w:pPr>
-            <w:r>
-              <w:rPr>
-                <w:rFonts w:hint="eastAsia" w:cs="Times New Roman"/>
-                <w:b w:val="0"/>
-                <w:bCs/>
-                <w:kern w:val="2"/>
-                <w:sz w:val="24"/>
-                <w:szCs w:val="24"/>
-                <w:lang w:val="en-US" w:eastAsia="zh-CN" w:bidi="ar-SA"/>
+              <w:jc w:val="left"/>
+              <w:textAlignment w:val="auto"/>
+              <w:rPr>
+                <w:rFonts w:hint="default"/>
+                <w:sz w:val="24"/>
+                <w:szCs w:val="24"/>
+                <w:lang w:val="en-US" w:eastAsia="zh-CN"/>
+              </w:rPr>
+            </w:pPr>
+            <w:r>
+              <w:rPr>
+                <w:rFonts w:hint="eastAsia" w:ascii="Times New Roman" w:hAnsi="Times New Roman" w:eastAsia="Times New Roman" w:cs="Times New Roman"/>
+                <w:sz w:val="24"/>
+                <w:szCs w:val="24"/>
+                <w:lang w:val="en-US" w:eastAsia="zh-CN"/>
               </w:rPr>
               <w:t>成分2</w:t>
             </w:r>
@@ -4190,19 +4161,21 @@
               <w:adjustRightInd/>
               <w:snapToGrid/>
               <w:spacing w:line="300" w:lineRule="auto"/>
-              <w:ind w:right="480"/>
-              <w:jc w:val="center"/>
+              <w:jc w:val="left"/>
               <w:textAlignment w:val="auto"/>
               <w:rPr>
                 <w:rFonts w:hint="eastAsia"/>
                 <w:sz w:val="24"/>
-                <w:lang w:val="en-US" w:eastAsia="zh-CN"/>
-              </w:rPr>
-            </w:pPr>
-            <w:r>
-              <w:rPr>
-                <w:rFonts w:hint="eastAsia"/>
-                <w:sz w:val="24"/>
+                <w:szCs w:val="24"/>
+                <w:lang w:val="en-US" w:eastAsia="zh-CN"/>
+              </w:rPr>
+            </w:pPr>
+            <w:r>
+              <w:rPr>
+                <w:rFonts w:hint="eastAsia" w:ascii="Times New Roman" w:hAnsi="Times New Roman" w:eastAsia="Times New Roman" w:cs="Times New Roman"/>
+                <w:sz w:val="24"/>
+                <w:szCs w:val="24"/>
+                <w:lang w:val="en-US" w:eastAsia="zh-CN"/>
               </w:rPr>
               <w:t>7732-18-5</w:t>
             </w:r>
@@ -4235,21 +4208,20 @@
               <w:adjustRightInd/>
               <w:snapToGrid/>
               <w:spacing w:line="300" w:lineRule="auto"/>
-              <w:ind w:right="480"/>
-              <w:jc w:val="center"/>
-              <w:textAlignment w:val="auto"/>
-              <w:rPr>
-                <w:rFonts w:hint="default" w:ascii="Times New Roman" w:hAnsi="Times New Roman" w:eastAsia="宋体" w:cs="Times New Roman"/>
-                <w:kern w:val="2"/>
-                <w:sz w:val="24"/>
-                <w:szCs w:val="24"/>
-                <w:lang w:val="en-US" w:eastAsia="zh-CN" w:bidi="ar-SA"/>
-              </w:rPr>
-            </w:pPr>
-            <w:r>
-              <w:rPr>
-                <w:rFonts w:hint="eastAsia"/>
-                <w:sz w:val="24"/>
+              <w:jc w:val="left"/>
+              <w:textAlignment w:val="auto"/>
+              <w:rPr>
+                <w:rFonts w:hint="default"/>
+                <w:sz w:val="24"/>
+                <w:szCs w:val="24"/>
+                <w:lang w:val="en-US" w:eastAsia="zh-CN"/>
+              </w:rPr>
+            </w:pPr>
+            <w:r>
+              <w:rPr>
+                <w:rFonts w:hint="eastAsia" w:ascii="Times New Roman" w:hAnsi="Times New Roman" w:eastAsia="Times New Roman" w:cs="Times New Roman"/>
+                <w:sz w:val="24"/>
+                <w:szCs w:val="24"/>
                 <w:lang w:val="en-US" w:eastAsia="zh-CN"/>
               </w:rPr>
               <w:t>&gt; 45</w:t>
@@ -4269,7 +4241,7 @@
     </w:p>
     <w:tbl>
       <w:tblPr>
-        <w:tblStyle w:val="4"/>
+        <w:tblStyle w:val="5"/>
         <w:tblW w:w="9795" w:type="dxa"/>
         <w:tblInd w:w="108" w:type="dxa"/>
         <w:tblBorders>
@@ -4444,27 +4416,41 @@
               <w:left w:val="dotted" w:color="auto" w:sz="4" w:space="0"/>
               <w:bottom w:val="dotted" w:color="auto" w:sz="4" w:space="0"/>
             </w:tcBorders>
-          </w:tcPr>
-          <w:p>
-            <w:pPr>
-              <w:keepNext w:val="0"/>
-              <w:spacing w:line="300" w:lineRule="auto"/>
-              <w:jc w:val="left"/>
+            <w:vAlign w:val="center"/>
+          </w:tcPr>
+          <w:p>
+            <w:pPr>
+              <w:keepNext w:val="0"/>
+              <w:keepLines w:val="0"/>
+              <w:pageBreakBefore w:val="0"/>
+              <w:widowControl w:val="0"/>
+              <w:kinsoku/>
+              <w:wordWrap/>
+              <w:overflowPunct/>
+              <w:topLinePunct w:val="0"/>
+              <w:autoSpaceDE/>
+              <w:autoSpaceDN/>
+              <w:bidi w:val="0"/>
+              <w:adjustRightInd/>
+              <w:snapToGrid/>
+              <w:spacing w:line="300" w:lineRule="auto"/>
+              <w:jc w:val="left"/>
+              <w:textAlignment w:val="auto"/>
               <w:rPr>
                 <w:rFonts w:hint="default"/>
-                <w:b/>
-                <w:sz w:val="24"/>
-                <w:lang w:val="en-US"/>
-              </w:rPr>
-            </w:pPr>
-            <w:r>
-              <w:rPr>
-                <w:rFonts w:hint="eastAsia" w:hAnsi="Arial" w:cs="Arial"/>
-                <w:kern w:val="0"/>
-                <w:sz w:val="24"/>
-                <w:lang w:val="en-US" w:eastAsia="zh-CN"/>
-              </w:rPr>
-              <w:t>立即脱掉所有被污染的衣物。</w:t>
+                <w:sz w:val="24"/>
+                <w:szCs w:val="24"/>
+                <w:lang w:val="en-US" w:eastAsia="zh-CN"/>
+              </w:rPr>
+            </w:pPr>
+            <w:r>
+              <w:rPr>
+                <w:rFonts w:hint="eastAsia" w:ascii="Times New Roman" w:hAnsi="Times New Roman" w:eastAsia="Times New Roman" w:cs="Times New Roman"/>
+                <w:sz w:val="24"/>
+                <w:szCs w:val="24"/>
+                <w:lang w:val="en-US" w:eastAsia="zh-CN"/>
+              </w:rPr>
+              <w:t>Remove all contaminated clothing immediately.</w:t>
             </w:r>
           </w:p>
         </w:tc>
@@ -4567,36 +4553,41 @@
               <w:left w:val="dotted" w:color="auto" w:sz="4" w:space="0"/>
               <w:bottom w:val="dotted" w:color="auto" w:sz="4" w:space="0"/>
             </w:tcBorders>
-            <w:vAlign w:val="top"/>
-          </w:tcPr>
-          <w:p>
-            <w:pPr>
-              <w:keepNext w:val="0"/>
-              <w:spacing w:line="300" w:lineRule="auto"/>
-              <w:jc w:val="left"/>
-              <w:rPr>
-                <w:rFonts w:hint="eastAsia" w:hAnsi="Arial" w:cs="Arial"/>
-                <w:kern w:val="0"/>
-                <w:sz w:val="24"/>
-                <w:lang w:val="en-US" w:eastAsia="zh-CN"/>
-              </w:rPr>
-            </w:pPr>
-            <w:r>
+            <w:vAlign w:val="center"/>
+          </w:tcPr>
+          <w:p>
+            <w:pPr>
+              <w:keepNext w:val="0"/>
+              <w:keepLines w:val="0"/>
+              <w:pageBreakBefore w:val="0"/>
+              <w:widowControl w:val="0"/>
+              <w:kinsoku/>
+              <w:wordWrap/>
+              <w:overflowPunct/>
+              <w:topLinePunct w:val="0"/>
+              <w:autoSpaceDE/>
+              <w:autoSpaceDN/>
+              <w:bidi w:val="0"/>
+              <w:adjustRightInd/>
+              <w:snapToGrid/>
+              <w:spacing w:line="300" w:lineRule="auto"/>
+              <w:jc w:val="left"/>
+              <w:textAlignment w:val="auto"/>
               <w:rPr>
                 <w:rFonts w:hint="eastAsia"/>
                 <w:sz w:val="24"/>
-                <w:lang w:val="en-US" w:eastAsia="zh-CN"/>
-              </w:rPr>
-              <w:t>若意外吞食，不要催吐，立即就医。</w:t>
-            </w:r>
-            <w:r>
-              <w:rPr>
-                <w:rFonts w:hint="eastAsia" w:hAnsi="Arial" w:cs="Arial"/>
-                <w:kern w:val="0"/>
-                <w:sz w:val="24"/>
-                <w:lang w:val="en-US" w:eastAsia="zh-CN"/>
-              </w:rPr>
-              <w:t>无意识时，不要经口喂食任何食物。</w:t>
+                <w:szCs w:val="24"/>
+                <w:lang w:val="en-US" w:eastAsia="zh-CN"/>
+              </w:rPr>
+            </w:pPr>
+            <w:r>
+              <w:rPr>
+                <w:rFonts w:hint="eastAsia" w:ascii="Times New Roman" w:hAnsi="Times New Roman" w:eastAsia="Times New Roman" w:cs="Times New Roman"/>
+                <w:sz w:val="24"/>
+                <w:szCs w:val="24"/>
+                <w:lang w:val="en-US" w:eastAsia="zh-CN"/>
+              </w:rPr>
+              <w:t>Do not induce vomiting and seek medical advice. When unconscious, do not feed any food through the mouth.</w:t>
             </w:r>
           </w:p>
         </w:tc>
@@ -4699,28 +4690,41 @@
               <w:left w:val="dotted" w:color="auto" w:sz="4" w:space="0"/>
               <w:bottom w:val="dotted" w:color="auto" w:sz="4" w:space="0"/>
             </w:tcBorders>
-            <w:vAlign w:val="top"/>
-          </w:tcPr>
-          <w:p>
-            <w:pPr>
-              <w:keepNext w:val="0"/>
-              <w:spacing w:line="300" w:lineRule="auto"/>
-              <w:jc w:val="left"/>
-              <w:rPr>
-                <w:rFonts w:hint="eastAsia" w:hAnsi="Arial" w:cs="Arial"/>
-                <w:kern w:val="0"/>
-                <w:sz w:val="24"/>
-                <w:lang w:val="en-US" w:eastAsia="zh-CN"/>
-              </w:rPr>
-            </w:pPr>
-            <w:r>
-              <w:rPr>
-                <w:rFonts w:hint="eastAsia" w:hAnsi="Arial" w:cs="Arial"/>
-                <w:kern w:val="0"/>
-                <w:sz w:val="24"/>
-                <w:lang w:val="en-US" w:eastAsia="zh-CN"/>
-              </w:rPr>
-              <w:t>立即翻起上下眼睑用大量缓和流动的水清洗眼睛至少20 分钟。且将头倾斜，避免化学品流入另一只未受污染的眼睛，并立即就医。</w:t>
+            <w:vAlign w:val="center"/>
+          </w:tcPr>
+          <w:p>
+            <w:pPr>
+              <w:keepNext w:val="0"/>
+              <w:keepLines w:val="0"/>
+              <w:pageBreakBefore w:val="0"/>
+              <w:widowControl w:val="0"/>
+              <w:kinsoku/>
+              <w:wordWrap/>
+              <w:overflowPunct/>
+              <w:topLinePunct w:val="0"/>
+              <w:autoSpaceDE/>
+              <w:autoSpaceDN/>
+              <w:bidi w:val="0"/>
+              <w:adjustRightInd/>
+              <w:snapToGrid/>
+              <w:spacing w:line="300" w:lineRule="auto"/>
+              <w:jc w:val="left"/>
+              <w:textAlignment w:val="auto"/>
+              <w:rPr>
+                <w:rFonts w:hint="eastAsia"/>
+                <w:sz w:val="24"/>
+                <w:szCs w:val="24"/>
+                <w:lang w:val="en-US" w:eastAsia="zh-CN"/>
+              </w:rPr>
+            </w:pPr>
+            <w:r>
+              <w:rPr>
+                <w:rFonts w:hint="eastAsia" w:ascii="Times New Roman" w:hAnsi="Times New Roman" w:eastAsia="Times New Roman" w:cs="Times New Roman"/>
+                <w:sz w:val="24"/>
+                <w:szCs w:val="24"/>
+                <w:lang w:val="en-US" w:eastAsia="zh-CN"/>
+              </w:rPr>
+              <w:t>Open the eyelids, wash them with warm water for a long time (at least 20 minutes), and tilt your head to prevent chemicals from flowing into the other uncontaminated eye, and seek medical attention immediately.</w:t>
             </w:r>
           </w:p>
         </w:tc>
@@ -4823,26 +4827,41 @@
               <w:left w:val="dotted" w:color="auto" w:sz="4" w:space="0"/>
               <w:bottom w:val="dotted" w:color="auto" w:sz="4" w:space="0"/>
             </w:tcBorders>
-            <w:vAlign w:val="top"/>
-          </w:tcPr>
-          <w:p>
-            <w:pPr>
-              <w:keepNext w:val="0"/>
-              <w:spacing w:line="300" w:lineRule="auto"/>
-              <w:jc w:val="left"/>
-              <w:rPr>
-                <w:rFonts w:hint="default" w:hAnsi="Arial" w:cs="Arial"/>
-                <w:kern w:val="0"/>
-                <w:sz w:val="24"/>
-                <w:lang w:val="en-US" w:eastAsia="zh-CN"/>
-              </w:rPr>
-            </w:pPr>
-            <w:r>
-              <w:rPr>
-                <w:rFonts w:hint="eastAsia"/>
-                <w:sz w:val="24"/>
-              </w:rPr>
-              <w:t>立即用肥皂和大量的水冲洗。若发生皮肤反应，就医。</w:t>
+            <w:vAlign w:val="center"/>
+          </w:tcPr>
+          <w:p>
+            <w:pPr>
+              <w:keepNext w:val="0"/>
+              <w:keepLines w:val="0"/>
+              <w:pageBreakBefore w:val="0"/>
+              <w:widowControl w:val="0"/>
+              <w:kinsoku/>
+              <w:wordWrap/>
+              <w:overflowPunct/>
+              <w:topLinePunct w:val="0"/>
+              <w:autoSpaceDE/>
+              <w:autoSpaceDN/>
+              <w:bidi w:val="0"/>
+              <w:adjustRightInd/>
+              <w:snapToGrid/>
+              <w:spacing w:line="300" w:lineRule="auto"/>
+              <w:jc w:val="left"/>
+              <w:textAlignment w:val="auto"/>
+              <w:rPr>
+                <w:rFonts w:hint="default"/>
+                <w:sz w:val="24"/>
+                <w:szCs w:val="24"/>
+                <w:lang w:val="en-US" w:eastAsia="zh-CN"/>
+              </w:rPr>
+            </w:pPr>
+            <w:r>
+              <w:rPr>
+                <w:rFonts w:hint="eastAsia" w:ascii="Times New Roman" w:hAnsi="Times New Roman" w:eastAsia="Times New Roman" w:cs="Times New Roman"/>
+                <w:sz w:val="24"/>
+                <w:szCs w:val="24"/>
+                <w:lang w:val="en-US" w:eastAsia="zh-CN"/>
+              </w:rPr>
+              <w:t>Rinse immediately with soap and plenty of water. Get medical attention in case of skin reaction.</w:t>
             </w:r>
           </w:p>
         </w:tc>
@@ -4949,27 +4968,41 @@
               <w:left w:val="dotted" w:color="auto" w:sz="4" w:space="0"/>
               <w:bottom w:val="single" w:color="auto" w:sz="4" w:space="0"/>
             </w:tcBorders>
-          </w:tcPr>
-          <w:p>
-            <w:pPr>
-              <w:keepNext w:val="0"/>
-              <w:spacing w:line="300" w:lineRule="auto"/>
-              <w:jc w:val="left"/>
-              <w:rPr>
-                <w:rFonts w:hint="eastAsia" w:hAnsi="Arial" w:cs="Arial"/>
-                <w:kern w:val="0"/>
-                <w:sz w:val="24"/>
-                <w:lang w:val="en-US" w:eastAsia="zh-CN"/>
-              </w:rPr>
-            </w:pPr>
-            <w:r>
-              <w:rPr>
-                <w:rFonts w:hint="eastAsia" w:hAnsi="Arial" w:cs="Arial"/>
-                <w:kern w:val="0"/>
-                <w:sz w:val="24"/>
-                <w:lang w:val="en-US" w:eastAsia="zh-CN"/>
-              </w:rPr>
-              <w:t>一旦吸入，如有不适，就医。</w:t>
+            <w:vAlign w:val="center"/>
+          </w:tcPr>
+          <w:p>
+            <w:pPr>
+              <w:keepNext w:val="0"/>
+              <w:keepLines w:val="0"/>
+              <w:pageBreakBefore w:val="0"/>
+              <w:widowControl w:val="0"/>
+              <w:kinsoku/>
+              <w:wordWrap/>
+              <w:overflowPunct/>
+              <w:topLinePunct w:val="0"/>
+              <w:autoSpaceDE/>
+              <w:autoSpaceDN/>
+              <w:bidi w:val="0"/>
+              <w:adjustRightInd/>
+              <w:snapToGrid/>
+              <w:spacing w:line="300" w:lineRule="auto"/>
+              <w:jc w:val="left"/>
+              <w:textAlignment w:val="auto"/>
+              <w:rPr>
+                <w:rFonts w:hint="eastAsia"/>
+                <w:sz w:val="24"/>
+                <w:szCs w:val="24"/>
+                <w:lang w:val="en-US" w:eastAsia="zh-CN"/>
+              </w:rPr>
+            </w:pPr>
+            <w:r>
+              <w:rPr>
+                <w:rFonts w:hint="eastAsia" w:ascii="Times New Roman" w:hAnsi="Times New Roman" w:eastAsia="Times New Roman" w:cs="Times New Roman"/>
+                <w:sz w:val="24"/>
+                <w:szCs w:val="24"/>
+                <w:lang w:val="en-US" w:eastAsia="zh-CN"/>
+              </w:rPr>
+              <w:t>If respiratory tract irritation occurs, seek medical advice.</w:t>
             </w:r>
           </w:p>
         </w:tc>
@@ -4986,7 +5019,7 @@
     </w:p>
     <w:tbl>
       <w:tblPr>
-        <w:tblStyle w:val="4"/>
+        <w:tblStyle w:val="5"/>
         <w:tblW w:w="9781" w:type="dxa"/>
         <w:tblInd w:w="108" w:type="dxa"/>
         <w:tblBorders>
@@ -5221,96 +5254,41 @@
               <w:left w:val="dotted" w:color="auto" w:sz="4" w:space="0"/>
               <w:bottom w:val="dotted" w:color="auto" w:sz="4" w:space="0"/>
             </w:tcBorders>
-          </w:tcPr>
-          <w:p>
-            <w:pPr>
-              <w:keepNext w:val="0"/>
-              <w:keepLines w:val="0"/>
-              <w:pageBreakBefore w:val="0"/>
-              <w:widowControl w:val="0"/>
-              <w:kinsoku/>
-              <w:wordWrap/>
-              <w:overflowPunct/>
-              <w:topLinePunct w:val="0"/>
-              <w:autoSpaceDE/>
-              <w:autoSpaceDN/>
-              <w:bidi w:val="0"/>
-              <w:adjustRightInd/>
-              <w:snapToGrid/>
-              <w:spacing w:line="300" w:lineRule="auto"/>
-              <w:jc w:val="left"/>
-              <w:textAlignment w:val="auto"/>
-              <w:rPr>
-                <w:rFonts w:hint="eastAsia" w:eastAsia="宋体"/>
-                <w:sz w:val="24"/>
-                <w:lang w:eastAsia="zh-CN"/>
-              </w:rPr>
-            </w:pPr>
-            <w:r>
+            <w:vAlign w:val="center"/>
+          </w:tcPr>
+          <w:p>
+            <w:pPr>
+              <w:keepNext w:val="0"/>
+              <w:keepLines w:val="0"/>
+              <w:pageBreakBefore w:val="0"/>
+              <w:widowControl w:val="0"/>
+              <w:kinsoku/>
+              <w:wordWrap/>
+              <w:overflowPunct/>
+              <w:topLinePunct w:val="0"/>
+              <w:autoSpaceDE/>
+              <w:autoSpaceDN/>
+              <w:bidi w:val="0"/>
+              <w:adjustRightInd/>
+              <w:snapToGrid/>
+              <w:spacing w:line="300" w:lineRule="auto"/>
+              <w:jc w:val="left"/>
+              <w:textAlignment w:val="auto"/>
               <w:rPr>
                 <w:rFonts w:hint="eastAsia"/>
                 <w:sz w:val="24"/>
-              </w:rPr>
-              <w:t>二氧化碳（</w:t>
-            </w:r>
-            <w:r>
-              <w:rPr>
-                <w:sz w:val="24"/>
-              </w:rPr>
-              <w:t>CO</w:t>
-            </w:r>
-            <w:r>
-              <w:rPr>
-                <w:sz w:val="24"/>
-                <w:vertAlign w:val="subscript"/>
-              </w:rPr>
-              <w:t>2</w:t>
-            </w:r>
-            <w:r>
-              <w:rPr>
-                <w:rFonts w:hint="eastAsia"/>
-                <w:sz w:val="24"/>
-              </w:rPr>
-              <w:t>），</w:t>
-            </w:r>
-            <w:r>
-              <w:rPr>
-                <w:rFonts w:hint="eastAsia"/>
-                <w:sz w:val="24"/>
-                <w:lang w:val="en-US" w:eastAsia="zh-CN"/>
-              </w:rPr>
-              <w:t>耐醇</w:t>
-            </w:r>
-            <w:r>
-              <w:rPr>
-                <w:rFonts w:hint="eastAsia"/>
-                <w:sz w:val="24"/>
-              </w:rPr>
-              <w:t>泡沫，</w:t>
-            </w:r>
-            <w:r>
-              <w:rPr>
-                <w:rFonts w:hint="eastAsia"/>
-                <w:sz w:val="24"/>
-                <w:lang w:val="en-US" w:eastAsia="zh-CN"/>
-              </w:rPr>
-              <w:t>化学干粉</w:t>
-            </w:r>
-            <w:r>
-              <w:rPr>
-                <w:rFonts w:hint="eastAsia"/>
-                <w:sz w:val="24"/>
-                <w:lang w:eastAsia="zh-CN"/>
-              </w:rPr>
-              <w:t>。</w:t>
-            </w:r>
-            <w:r>
-              <w:rPr>
-                <w:rFonts w:hint="eastAsia"/>
-                <w:sz w:val="24"/>
-                <w:lang w:val="en-US" w:eastAsia="zh-CN"/>
-              </w:rPr>
-              <w:t>大火时应用水喷洒。</w:t>
+                <w:szCs w:val="24"/>
+                <w:lang w:val="en-US" w:eastAsia="zh-CN"/>
+              </w:rPr>
+            </w:pPr>
+            <w:r>
+              <w:rPr>
+                <w:rFonts w:hint="eastAsia" w:ascii="Times New Roman" w:hAnsi="Times New Roman" w:eastAsia="Times New Roman" w:cs="Times New Roman"/>
+                <w:sz w:val="24"/>
+                <w:szCs w:val="24"/>
+                <w:lang w:val="en-US" w:eastAsia="zh-CN"/>
+              </w:rPr>
+              <w:t>Carbon dioxide (CO2), alcohol resistant foam, chemical dry powder. Sprinkling water in blaze.</w:t>
             </w:r>
           </w:p>
         </w:tc>
@@ -5451,48 +5429,41 @@
               <w:left w:val="dotted" w:color="auto" w:sz="4" w:space="0"/>
               <w:bottom w:val="dotted" w:color="auto" w:sz="4" w:space="0"/>
             </w:tcBorders>
-          </w:tcPr>
-          <w:p>
-            <w:pPr>
-              <w:keepNext w:val="0"/>
-              <w:keepLines w:val="0"/>
-              <w:pageBreakBefore w:val="0"/>
-              <w:widowControl w:val="0"/>
-              <w:tabs>
-                <w:tab w:val="left" w:pos="-108"/>
-              </w:tabs>
-              <w:kinsoku/>
-              <w:wordWrap/>
-              <w:overflowPunct/>
-              <w:topLinePunct w:val="0"/>
-              <w:autoSpaceDE/>
-              <w:autoSpaceDN/>
-              <w:bidi w:val="0"/>
-              <w:adjustRightInd/>
-              <w:snapToGrid/>
-              <w:spacing w:line="300" w:lineRule="auto"/>
-              <w:jc w:val="left"/>
-              <w:textAlignment w:val="auto"/>
-              <w:rPr>
-                <w:rFonts w:hint="eastAsia" w:eastAsia="宋体"/>
-                <w:b/>
-                <w:sz w:val="24"/>
-                <w:lang w:val="en-US" w:eastAsia="zh-CN"/>
-              </w:rPr>
-            </w:pPr>
-            <w:r>
-              <w:rPr>
-                <w:rFonts w:hint="eastAsia" w:hAnsi="Arial"/>
-                <w:sz w:val="24"/>
-              </w:rPr>
-              <w:t>高流量的水喷射</w:t>
-            </w:r>
-            <w:r>
+            <w:vAlign w:val="center"/>
+          </w:tcPr>
+          <w:p>
+            <w:pPr>
+              <w:keepNext w:val="0"/>
+              <w:keepLines w:val="0"/>
+              <w:pageBreakBefore w:val="0"/>
+              <w:widowControl w:val="0"/>
+              <w:kinsoku/>
+              <w:wordWrap/>
+              <w:overflowPunct/>
+              <w:topLinePunct w:val="0"/>
+              <w:autoSpaceDE/>
+              <w:autoSpaceDN/>
+              <w:bidi w:val="0"/>
+              <w:adjustRightInd/>
+              <w:snapToGrid/>
+              <w:spacing w:line="300" w:lineRule="auto"/>
+              <w:jc w:val="left"/>
+              <w:textAlignment w:val="auto"/>
               <w:rPr>
                 <w:rFonts w:hint="eastAsia"/>
                 <w:sz w:val="24"/>
-              </w:rPr>
-              <w:t>。</w:t>
+                <w:szCs w:val="24"/>
+                <w:lang w:val="en-US" w:eastAsia="zh-CN"/>
+              </w:rPr>
+            </w:pPr>
+            <w:r>
+              <w:rPr>
+                <w:rFonts w:hint="eastAsia" w:ascii="Times New Roman" w:hAnsi="Times New Roman" w:eastAsia="Times New Roman" w:cs="Times New Roman"/>
+                <w:sz w:val="24"/>
+                <w:szCs w:val="24"/>
+                <w:lang w:val="en-US" w:eastAsia="zh-CN"/>
+              </w:rPr>
+              <w:t>Spray high flow of water.</w:t>
             </w:r>
           </w:p>
         </w:tc>
@@ -5646,85 +5617,76 @@
               <w:left w:val="dotted" w:color="auto" w:sz="4" w:space="0"/>
               <w:bottom w:val="dotted" w:color="auto" w:sz="4" w:space="0"/>
             </w:tcBorders>
-          </w:tcPr>
-          <w:p>
-            <w:pPr>
-              <w:keepNext w:val="0"/>
-              <w:keepLines w:val="0"/>
-              <w:pageBreakBefore w:val="0"/>
-              <w:widowControl w:val="0"/>
-              <w:kinsoku/>
-              <w:wordWrap/>
-              <w:overflowPunct/>
-              <w:topLinePunct w:val="0"/>
-              <w:autoSpaceDE/>
-              <w:autoSpaceDN/>
-              <w:bidi w:val="0"/>
-              <w:adjustRightInd/>
-              <w:snapToGrid/>
-              <w:spacing w:line="300" w:lineRule="auto"/>
-              <w:jc w:val="left"/>
-              <w:textAlignment w:val="auto"/>
-              <w:rPr>
-                <w:rFonts w:hint="eastAsia" w:eastAsia="宋体"/>
-                <w:sz w:val="24"/>
-                <w:lang w:eastAsia="zh-CN"/>
-              </w:rPr>
-            </w:pPr>
-            <w:r>
+            <w:vAlign w:val="center"/>
+          </w:tcPr>
+          <w:p>
+            <w:pPr>
+              <w:keepNext w:val="0"/>
+              <w:keepLines w:val="0"/>
+              <w:pageBreakBefore w:val="0"/>
+              <w:widowControl w:val="0"/>
+              <w:kinsoku/>
+              <w:wordWrap/>
+              <w:overflowPunct/>
+              <w:topLinePunct w:val="0"/>
+              <w:autoSpaceDE/>
+              <w:autoSpaceDN/>
+              <w:bidi w:val="0"/>
+              <w:adjustRightInd/>
+              <w:snapToGrid/>
+              <w:spacing w:line="300" w:lineRule="auto"/>
+              <w:jc w:val="left"/>
+              <w:textAlignment w:val="auto"/>
               <w:rPr>
                 <w:rFonts w:hint="eastAsia"/>
                 <w:sz w:val="24"/>
-              </w:rPr>
-              <w:t>燃烧时释放一氧化碳、二氧化碳、氮氧化物</w:t>
-            </w:r>
-            <w:r>
+                <w:szCs w:val="24"/>
+                <w:lang w:val="en-US" w:eastAsia="zh-CN"/>
+              </w:rPr>
+            </w:pPr>
+            <w:r>
+              <w:rPr>
+                <w:rFonts w:hint="eastAsia" w:ascii="Times New Roman" w:hAnsi="Times New Roman" w:eastAsia="Times New Roman" w:cs="Times New Roman"/>
+                <w:sz w:val="24"/>
+                <w:szCs w:val="24"/>
+                <w:lang w:val="en-US" w:eastAsia="zh-CN"/>
+              </w:rPr>
+              <w:t>It can be released carbon monoxide, carbon dioxide, nitrogen oxides, etc. during combustion,</w:t>
+            </w:r>
+          </w:p>
+          <w:p>
+            <w:pPr>
+              <w:keepNext w:val="0"/>
+              <w:keepLines w:val="0"/>
+              <w:pageBreakBefore w:val="0"/>
+              <w:widowControl w:val="0"/>
+              <w:kinsoku/>
+              <w:wordWrap/>
+              <w:overflowPunct/>
+              <w:topLinePunct w:val="0"/>
+              <w:autoSpaceDE/>
+              <w:autoSpaceDN/>
+              <w:bidi w:val="0"/>
+              <w:adjustRightInd/>
+              <w:snapToGrid/>
+              <w:spacing w:line="300" w:lineRule="auto"/>
+              <w:jc w:val="left"/>
+              <w:textAlignment w:val="auto"/>
               <w:rPr>
                 <w:rFonts w:hint="eastAsia"/>
                 <w:sz w:val="24"/>
-                <w:lang w:val="en-US" w:eastAsia="zh-CN"/>
-              </w:rPr>
-              <w:t>等</w:t>
-            </w:r>
-            <w:r>
-              <w:rPr>
-                <w:rFonts w:hint="eastAsia"/>
-                <w:sz w:val="24"/>
-                <w:lang w:eastAsia="zh-CN"/>
-              </w:rPr>
-              <w:t>。</w:t>
-            </w:r>
-          </w:p>
-          <w:p>
-            <w:pPr>
-              <w:keepNext w:val="0"/>
-              <w:keepLines w:val="0"/>
-              <w:pageBreakBefore w:val="0"/>
-              <w:widowControl w:val="0"/>
-              <w:kinsoku/>
-              <w:wordWrap/>
-              <w:overflowPunct/>
-              <w:topLinePunct w:val="0"/>
-              <w:autoSpaceDE/>
-              <w:autoSpaceDN/>
-              <w:bidi w:val="0"/>
-              <w:adjustRightInd/>
-              <w:snapToGrid/>
-              <w:spacing w:line="300" w:lineRule="auto"/>
-              <w:jc w:val="left"/>
-              <w:textAlignment w:val="auto"/>
-              <w:rPr>
-                <w:rFonts w:hint="eastAsia"/>
-                <w:sz w:val="24"/>
-                <w:lang w:val="en-US" w:eastAsia="zh-CN"/>
-              </w:rPr>
-            </w:pPr>
-            <w:r>
-              <w:rPr>
-                <w:rFonts w:hint="eastAsia"/>
-                <w:sz w:val="24"/>
-              </w:rPr>
-              <w:t>在着火或爆炸情况下，不要吸进烟尘。</w:t>
+                <w:szCs w:val="24"/>
+                <w:lang w:val="en-US" w:eastAsia="zh-CN"/>
+              </w:rPr>
+            </w:pPr>
+            <w:r>
+              <w:rPr>
+                <w:rFonts w:hint="eastAsia" w:ascii="Times New Roman" w:hAnsi="Times New Roman" w:eastAsia="Times New Roman" w:cs="Times New Roman"/>
+                <w:sz w:val="24"/>
+                <w:szCs w:val="24"/>
+                <w:lang w:val="en-US" w:eastAsia="zh-CN"/>
+              </w:rPr>
+              <w:t>In case of fire or explosion, don’t inhale smoke and dust.</w:t>
             </w:r>
           </w:p>
         </w:tc>
@@ -5865,73 +5827,76 @@
               <w:left w:val="dotted" w:color="auto" w:sz="4" w:space="0"/>
               <w:bottom w:val="single" w:color="auto" w:sz="4" w:space="0"/>
             </w:tcBorders>
-          </w:tcPr>
-          <w:p>
-            <w:pPr>
-              <w:keepNext w:val="0"/>
-              <w:keepLines w:val="0"/>
-              <w:pageBreakBefore w:val="0"/>
-              <w:widowControl w:val="0"/>
-              <w:tabs>
-                <w:tab w:val="left" w:pos="-108"/>
-              </w:tabs>
-              <w:kinsoku/>
-              <w:wordWrap/>
-              <w:overflowPunct/>
-              <w:topLinePunct w:val="0"/>
-              <w:autoSpaceDE/>
-              <w:autoSpaceDN/>
-              <w:bidi w:val="0"/>
-              <w:adjustRightInd/>
-              <w:snapToGrid/>
-              <w:spacing w:line="300" w:lineRule="auto"/>
-              <w:jc w:val="left"/>
-              <w:textAlignment w:val="auto"/>
-              <w:rPr>
-                <w:sz w:val="24"/>
-              </w:rPr>
-            </w:pPr>
-            <w:r>
+            <w:vAlign w:val="center"/>
+          </w:tcPr>
+          <w:p>
+            <w:pPr>
+              <w:keepNext w:val="0"/>
+              <w:keepLines w:val="0"/>
+              <w:pageBreakBefore w:val="0"/>
+              <w:widowControl w:val="0"/>
+              <w:kinsoku/>
+              <w:wordWrap/>
+              <w:overflowPunct/>
+              <w:topLinePunct w:val="0"/>
+              <w:autoSpaceDE/>
+              <w:autoSpaceDN/>
+              <w:bidi w:val="0"/>
+              <w:adjustRightInd/>
+              <w:snapToGrid/>
+              <w:spacing w:line="300" w:lineRule="auto"/>
+              <w:jc w:val="left"/>
+              <w:textAlignment w:val="auto"/>
               <w:rPr>
                 <w:rFonts w:hint="eastAsia"/>
                 <w:sz w:val="24"/>
-              </w:rPr>
-              <w:t>消防人员必须佩戴自供气式呼吸器。</w:t>
-            </w:r>
-          </w:p>
-          <w:p>
-            <w:pPr>
-              <w:keepNext w:val="0"/>
-              <w:keepLines w:val="0"/>
-              <w:pageBreakBefore w:val="0"/>
-              <w:widowControl w:val="0"/>
-              <w:tabs>
-                <w:tab w:val="left" w:pos="-108"/>
-              </w:tabs>
-              <w:kinsoku/>
-              <w:wordWrap/>
-              <w:overflowPunct/>
-              <w:topLinePunct w:val="0"/>
-              <w:autoSpaceDE/>
-              <w:autoSpaceDN/>
-              <w:bidi w:val="0"/>
-              <w:adjustRightInd/>
-              <w:snapToGrid/>
-              <w:spacing w:line="300" w:lineRule="auto"/>
-              <w:jc w:val="left"/>
-              <w:textAlignment w:val="auto"/>
-              <w:rPr>
-                <w:rFonts w:hint="default" w:eastAsia="宋体"/>
-                <w:sz w:val="24"/>
-                <w:lang w:val="en-US" w:eastAsia="zh-CN"/>
-              </w:rPr>
-            </w:pPr>
-            <w:r>
-              <w:rPr>
-                <w:rFonts w:hint="eastAsia"/>
-                <w:sz w:val="24"/>
-              </w:rPr>
-              <w:t>禁止污染的灭火用水流入土壤，地下水或地表水中。</w:t>
+                <w:szCs w:val="24"/>
+                <w:lang w:val="en-US" w:eastAsia="zh-CN"/>
+              </w:rPr>
+            </w:pPr>
+            <w:r>
+              <w:rPr>
+                <w:rFonts w:hint="eastAsia" w:ascii="Times New Roman" w:hAnsi="Times New Roman" w:eastAsia="Times New Roman" w:cs="Times New Roman"/>
+                <w:sz w:val="24"/>
+                <w:szCs w:val="24"/>
+                <w:lang w:val="en-US" w:eastAsia="zh-CN"/>
+              </w:rPr>
+              <w:t xml:space="preserve">Firefighters should be equipped with self-contained breathing apparatus. </w:t>
+            </w:r>
+          </w:p>
+          <w:p>
+            <w:pPr>
+              <w:keepNext w:val="0"/>
+              <w:keepLines w:val="0"/>
+              <w:pageBreakBefore w:val="0"/>
+              <w:widowControl w:val="0"/>
+              <w:kinsoku/>
+              <w:wordWrap/>
+              <w:overflowPunct/>
+              <w:topLinePunct w:val="0"/>
+              <w:autoSpaceDE/>
+              <w:autoSpaceDN/>
+              <w:bidi w:val="0"/>
+              <w:adjustRightInd/>
+              <w:snapToGrid/>
+              <w:spacing w:line="300" w:lineRule="auto"/>
+              <w:jc w:val="left"/>
+              <w:textAlignment w:val="auto"/>
+              <w:rPr>
+                <w:rFonts w:hint="default"/>
+                <w:sz w:val="24"/>
+                <w:szCs w:val="24"/>
+                <w:lang w:val="en-US" w:eastAsia="zh-CN"/>
+              </w:rPr>
+            </w:pPr>
+            <w:r>
+              <w:rPr>
+                <w:rFonts w:hint="eastAsia" w:ascii="Times New Roman" w:hAnsi="Times New Roman" w:eastAsia="Times New Roman" w:cs="Times New Roman"/>
+                <w:sz w:val="24"/>
+                <w:szCs w:val="24"/>
+                <w:lang w:val="en-US" w:eastAsia="zh-CN"/>
+              </w:rPr>
+              <w:t>No contaminated fire-fighting water is allowed to run into the soil, groundwater or surface water.</w:t>
             </w:r>
           </w:p>
         </w:tc>
@@ -5939,16 +5904,15 @@
     </w:tbl>
     <w:p>
       <w:pPr>
-        <w:spacing w:line="300" w:lineRule="auto"/>
-        <w:ind w:right="480"/>
         <w:rPr>
-          <w:sz w:val="24"/>
+          <w:sz w:val="2"/>
+          <w:szCs w:val="2"/>
         </w:rPr>
       </w:pPr>
     </w:p>
     <w:tbl>
       <w:tblPr>
-        <w:tblStyle w:val="4"/>
+        <w:tblStyle w:val="5"/>
         <w:tblW w:w="9781" w:type="dxa"/>
         <w:tblInd w:w="108" w:type="dxa"/>
         <w:tblBorders>
@@ -5990,7 +5954,6 @@
         </w:tblPrEx>
         <w:trPr>
           <w:cantSplit/>
-          <w:tblHeader/>
         </w:trPr>
         <w:tc>
           <w:tcPr>
@@ -6185,17 +6148,20 @@
               <w:left w:val="nil"/>
               <w:bottom w:val="dotted" w:color="auto" w:sz="4" w:space="0"/>
             </w:tcBorders>
-          </w:tcPr>
-          <w:p>
-            <w:pPr>
-              <w:keepNext w:val="0"/>
-              <w:keepLines w:val="0"/>
-              <w:pageBreakBefore w:val="0"/>
-              <w:widowControl w:val="0"/>
-              <w:kinsoku/>
-              <w:wordWrap/>
-              <w:overflowPunct/>
-              <w:topLinePunct w:val="0"/>
+            <w:vAlign w:val="center"/>
+          </w:tcPr>
+          <w:p>
+            <w:pPr>
+              <w:keepNext w:val="0"/>
+              <w:keepLines w:val="0"/>
+              <w:pageBreakBefore w:val="0"/>
+              <w:widowControl w:val="0"/>
+              <w:kinsoku/>
+              <w:wordWrap/>
+              <w:overflowPunct/>
+              <w:topLinePunct w:val="0"/>
+              <w:autoSpaceDE/>
+              <w:autoSpaceDN/>
               <w:bidi w:val="0"/>
               <w:adjustRightInd/>
               <w:snapToGrid/>
@@ -6205,55 +6171,53 @@
               <w:rPr>
                 <w:rFonts w:hint="eastAsia"/>
                 <w:sz w:val="24"/>
-              </w:rPr>
-            </w:pPr>
-            <w:r>
+                <w:szCs w:val="24"/>
+                <w:lang w:val="en-US" w:eastAsia="zh-CN"/>
+              </w:rPr>
+            </w:pPr>
+            <w:r>
+              <w:rPr>
+                <w:rFonts w:hint="eastAsia" w:ascii="Times New Roman" w:hAnsi="Times New Roman" w:eastAsia="Times New Roman" w:cs="Times New Roman"/>
+                <w:sz w:val="24"/>
+                <w:szCs w:val="24"/>
+                <w:lang w:val="en-US" w:eastAsia="zh-CN"/>
+              </w:rPr>
+              <w:t>Wear protective equipment. </w:t>
+            </w:r>
+          </w:p>
+          <w:p>
+            <w:pPr>
+              <w:keepNext w:val="0"/>
+              <w:keepLines w:val="0"/>
+              <w:pageBreakBefore w:val="0"/>
+              <w:widowControl w:val="0"/>
+              <w:kinsoku/>
+              <w:wordWrap/>
+              <w:overflowPunct/>
+              <w:topLinePunct w:val="0"/>
+              <w:autoSpaceDE/>
+              <w:autoSpaceDN/>
+              <w:bidi w:val="0"/>
+              <w:adjustRightInd/>
+              <w:snapToGrid/>
+              <w:spacing w:line="300" w:lineRule="auto"/>
+              <w:jc w:val="left"/>
+              <w:textAlignment w:val="auto"/>
               <w:rPr>
                 <w:rFonts w:hint="eastAsia"/>
                 <w:sz w:val="24"/>
-              </w:rPr>
-              <w:t>戴防护设备。确保充分的通风</w:t>
-            </w:r>
-            <w:r>
-              <w:rPr>
-                <w:sz w:val="24"/>
-              </w:rPr>
-              <w:t>/</w:t>
-            </w:r>
-            <w:r>
-              <w:rPr>
-                <w:rFonts w:hint="eastAsia"/>
-                <w:sz w:val="24"/>
-              </w:rPr>
-              <w:t>排气。</w:t>
-            </w:r>
-          </w:p>
-          <w:p>
-            <w:pPr>
-              <w:keepNext w:val="0"/>
-              <w:keepLines w:val="0"/>
-              <w:pageBreakBefore w:val="0"/>
-              <w:widowControl w:val="0"/>
-              <w:kinsoku/>
-              <w:wordWrap/>
-              <w:overflowPunct/>
-              <w:topLinePunct w:val="0"/>
-              <w:bidi w:val="0"/>
-              <w:adjustRightInd/>
-              <w:snapToGrid/>
-              <w:spacing w:line="300" w:lineRule="auto"/>
-              <w:jc w:val="left"/>
-              <w:textAlignment w:val="auto"/>
-              <w:rPr>
-                <w:sz w:val="24"/>
-              </w:rPr>
-            </w:pPr>
-            <w:r>
-              <w:rPr>
-                <w:rFonts w:hint="eastAsia"/>
-                <w:sz w:val="24"/>
-              </w:rPr>
-              <w:t>令未授权人员离开。</w:t>
+                <w:szCs w:val="24"/>
+                <w:lang w:val="en-US" w:eastAsia="zh-CN"/>
+              </w:rPr>
+            </w:pPr>
+            <w:r>
+              <w:rPr>
+                <w:rFonts w:hint="eastAsia" w:ascii="Times New Roman" w:hAnsi="Times New Roman" w:eastAsia="Times New Roman" w:cs="Times New Roman"/>
+                <w:sz w:val="24"/>
+                <w:szCs w:val="24"/>
+                <w:lang w:val="en-US" w:eastAsia="zh-CN"/>
+              </w:rPr>
+              <w:t>Ensure adequate ventilation/exhaust. Order unauthorized personnel to leave.</w:t>
             </w:r>
           </w:p>
         </w:tc>
@@ -6387,44 +6351,41 @@
               <w:left w:val="nil"/>
               <w:bottom w:val="dotted" w:color="auto" w:sz="4" w:space="0"/>
             </w:tcBorders>
-          </w:tcPr>
-          <w:p>
-            <w:pPr>
-              <w:keepNext w:val="0"/>
-              <w:keepLines w:val="0"/>
-              <w:pageBreakBefore w:val="0"/>
-              <w:widowControl w:val="0"/>
-              <w:kinsoku/>
-              <w:wordWrap/>
-              <w:overflowPunct/>
-              <w:topLinePunct w:val="0"/>
-              <w:autoSpaceDE w:val="0"/>
-              <w:autoSpaceDN w:val="0"/>
-              <w:bidi w:val="0"/>
-              <w:adjustRightInd/>
-              <w:snapToGrid/>
-              <w:spacing w:line="300" w:lineRule="auto"/>
-              <w:jc w:val="left"/>
-              <w:textAlignment w:val="auto"/>
-              <w:rPr>
-                <w:b/>
-                <w:sz w:val="24"/>
-              </w:rPr>
-            </w:pPr>
-            <w:r>
-              <w:rPr>
-                <w:rFonts w:hint="eastAsia" w:hAnsi="Arial" w:cs="Arial"/>
-                <w:kern w:val="0"/>
-                <w:sz w:val="24"/>
-              </w:rPr>
-              <w:t>禁止排入下水道，废水或土壤中</w:t>
-            </w:r>
-            <w:r>
+            <w:vAlign w:val="center"/>
+          </w:tcPr>
+          <w:p>
+            <w:pPr>
+              <w:keepNext w:val="0"/>
+              <w:keepLines w:val="0"/>
+              <w:pageBreakBefore w:val="0"/>
+              <w:widowControl w:val="0"/>
+              <w:kinsoku/>
+              <w:wordWrap/>
+              <w:overflowPunct/>
+              <w:topLinePunct w:val="0"/>
+              <w:autoSpaceDE/>
+              <w:autoSpaceDN/>
+              <w:bidi w:val="0"/>
+              <w:adjustRightInd/>
+              <w:snapToGrid/>
+              <w:spacing w:line="300" w:lineRule="auto"/>
+              <w:jc w:val="left"/>
+              <w:textAlignment w:val="auto"/>
               <w:rPr>
                 <w:rFonts w:hint="eastAsia"/>
                 <w:sz w:val="24"/>
-              </w:rPr>
-              <w:t>。</w:t>
+                <w:szCs w:val="24"/>
+                <w:lang w:val="en-US" w:eastAsia="zh-CN"/>
+              </w:rPr>
+            </w:pPr>
+            <w:r>
+              <w:rPr>
+                <w:rFonts w:hint="eastAsia" w:ascii="Times New Roman" w:hAnsi="Times New Roman" w:eastAsia="Times New Roman" w:cs="Times New Roman"/>
+                <w:sz w:val="24"/>
+                <w:szCs w:val="24"/>
+                <w:lang w:val="en-US" w:eastAsia="zh-CN"/>
+              </w:rPr>
+              <w:t>Do not discharge into sewers, waste water or soil.</w:t>
             </w:r>
           </w:p>
         </w:tc>
@@ -6542,38 +6503,41 @@
               <w:left w:val="nil"/>
               <w:bottom w:val="single" w:color="auto" w:sz="4" w:space="0"/>
             </w:tcBorders>
-          </w:tcPr>
-          <w:p>
-            <w:pPr>
-              <w:keepNext w:val="0"/>
-              <w:keepLines w:val="0"/>
-              <w:pageBreakBefore w:val="0"/>
-              <w:widowControl w:val="0"/>
-              <w:kinsoku/>
-              <w:wordWrap/>
-              <w:overflowPunct/>
-              <w:topLinePunct w:val="0"/>
-              <w:autoSpaceDE w:val="0"/>
-              <w:autoSpaceDN w:val="0"/>
-              <w:bidi w:val="0"/>
-              <w:adjustRightInd/>
-              <w:snapToGrid/>
-              <w:spacing w:line="300" w:lineRule="auto"/>
-              <w:jc w:val="left"/>
-              <w:textAlignment w:val="auto"/>
-              <w:rPr>
-                <w:rFonts w:cs="Arial"/>
-                <w:kern w:val="0"/>
-                <w:sz w:val="24"/>
-              </w:rPr>
-            </w:pPr>
-            <w:r>
-              <w:rPr>
-                <w:rFonts w:hint="eastAsia" w:hAnsi="Arial" w:cs="Arial"/>
-                <w:kern w:val="0"/>
-                <w:sz w:val="24"/>
-              </w:rPr>
-              <w:t>用化学品吸收材料或必要时用干沙收集，并储存于密闭容器中。</w:t>
+            <w:vAlign w:val="center"/>
+          </w:tcPr>
+          <w:p>
+            <w:pPr>
+              <w:keepNext w:val="0"/>
+              <w:keepLines w:val="0"/>
+              <w:pageBreakBefore w:val="0"/>
+              <w:widowControl w:val="0"/>
+              <w:kinsoku/>
+              <w:wordWrap/>
+              <w:overflowPunct/>
+              <w:topLinePunct w:val="0"/>
+              <w:autoSpaceDE/>
+              <w:autoSpaceDN/>
+              <w:bidi w:val="0"/>
+              <w:adjustRightInd/>
+              <w:snapToGrid/>
+              <w:spacing w:line="300" w:lineRule="auto"/>
+              <w:jc w:val="left"/>
+              <w:textAlignment w:val="auto"/>
+              <w:rPr>
+                <w:rFonts w:hint="eastAsia"/>
+                <w:sz w:val="24"/>
+                <w:szCs w:val="24"/>
+                <w:lang w:val="en-US" w:eastAsia="zh-CN"/>
+              </w:rPr>
+            </w:pPr>
+            <w:r>
+              <w:rPr>
+                <w:rFonts w:hint="eastAsia" w:ascii="Times New Roman" w:hAnsi="Times New Roman" w:eastAsia="Times New Roman" w:cs="Times New Roman"/>
+                <w:sz w:val="24"/>
+                <w:szCs w:val="24"/>
+                <w:lang w:val="en-US" w:eastAsia="zh-CN"/>
+              </w:rPr>
+              <w:t>Collect with chemical absorbent materials or dry sand if necessary, and store in closed containers.</w:t>
             </w:r>
           </w:p>
         </w:tc>
@@ -6591,7 +6555,7 @@
     </w:p>
     <w:tbl>
       <w:tblPr>
-        <w:tblStyle w:val="4"/>
+        <w:tblStyle w:val="5"/>
         <w:tblW w:w="9781" w:type="dxa"/>
         <w:tblInd w:w="108" w:type="dxa"/>
         <w:tblBorders>
@@ -6785,57 +6749,76 @@
               <w:left w:val="dotted" w:color="auto" w:sz="4" w:space="0"/>
               <w:bottom w:val="dotted" w:color="auto" w:sz="4" w:space="0"/>
             </w:tcBorders>
-          </w:tcPr>
-          <w:p>
-            <w:pPr>
-              <w:keepNext w:val="0"/>
-              <w:keepLines w:val="0"/>
-              <w:pageBreakBefore w:val="0"/>
-              <w:widowControl w:val="0"/>
-              <w:kinsoku/>
-              <w:wordWrap/>
-              <w:overflowPunct/>
-              <w:topLinePunct w:val="0"/>
-              <w:autoSpaceDE w:val="0"/>
-              <w:autoSpaceDN w:val="0"/>
-              <w:bidi w:val="0"/>
-              <w:adjustRightInd w:val="0"/>
-              <w:snapToGrid/>
-              <w:spacing w:line="300" w:lineRule="auto"/>
-              <w:jc w:val="left"/>
-              <w:textAlignment w:val="auto"/>
-              <w:rPr>
-                <w:rFonts w:hint="default" w:eastAsia="宋体" w:cs="Arial"/>
-                <w:kern w:val="0"/>
-                <w:sz w:val="24"/>
-                <w:lang w:val="en-US" w:eastAsia="zh-CN"/>
-              </w:rPr>
-            </w:pPr>
-            <w:r>
-              <w:rPr>
-                <w:rFonts w:hint="eastAsia" w:hAnsi="Arial" w:cs="Arial"/>
-                <w:kern w:val="0"/>
-                <w:sz w:val="24"/>
-                <w:lang w:val="en-US" w:eastAsia="zh-CN"/>
-              </w:rPr>
-              <w:t>在具有适当排气通风的场所使用。</w:t>
-            </w:r>
-            <w:r>
-              <w:rPr>
-                <w:rFonts w:hint="eastAsia" w:hAnsi="Arial" w:cs="Arial"/>
-                <w:kern w:val="0"/>
-                <w:sz w:val="24"/>
-              </w:rPr>
-              <w:t>避免与皮肤和眼睛接触。</w:t>
-            </w:r>
-            <w:r>
-              <w:rPr>
-                <w:rFonts w:hint="eastAsia" w:hAnsi="Arial" w:cs="Arial"/>
-                <w:kern w:val="0"/>
-                <w:sz w:val="24"/>
-                <w:lang w:val="en-US" w:eastAsia="zh-CN"/>
-              </w:rPr>
-              <w:t>不要呼吸蒸气或喷雾。远离食物，饮料和烟草，休息前及工作结束及时洗手。更换被污染或浸湿的衣物。</w:t>
+            <w:vAlign w:val="center"/>
+          </w:tcPr>
+          <w:p>
+            <w:pPr>
+              <w:keepNext w:val="0"/>
+              <w:keepLines w:val="0"/>
+              <w:pageBreakBefore w:val="0"/>
+              <w:widowControl w:val="0"/>
+              <w:kinsoku/>
+              <w:wordWrap/>
+              <w:overflowPunct/>
+              <w:topLinePunct w:val="0"/>
+              <w:autoSpaceDE/>
+              <w:autoSpaceDN/>
+              <w:bidi w:val="0"/>
+              <w:adjustRightInd/>
+              <w:snapToGrid/>
+              <w:spacing w:line="300" w:lineRule="auto"/>
+              <w:jc w:val="left"/>
+              <w:textAlignment w:val="auto"/>
+              <w:rPr>
+                <w:rFonts w:hint="eastAsia"/>
+                <w:sz w:val="24"/>
+                <w:szCs w:val="24"/>
+                <w:lang w:val="en-US" w:eastAsia="zh-CN"/>
+              </w:rPr>
+            </w:pPr>
+            <w:r>
+              <w:rPr>
+                <w:rFonts w:hint="eastAsia" w:ascii="Times New Roman" w:hAnsi="Times New Roman" w:eastAsia="Times New Roman" w:cs="Times New Roman"/>
+                <w:sz w:val="24"/>
+                <w:szCs w:val="24"/>
+                <w:lang w:val="en-US" w:eastAsia="zh-CN"/>
+              </w:rPr>
+              <w:t>Use in a place with appropriate exhaust ventilation. Avoid contact with skin and eyes. Do not breathe vapor or spray.</w:t>
+            </w:r>
+          </w:p>
+          <w:p>
+            <w:pPr>
+              <w:keepNext w:val="0"/>
+              <w:keepLines w:val="0"/>
+              <w:pageBreakBefore w:val="0"/>
+              <w:widowControl w:val="0"/>
+              <w:kinsoku/>
+              <w:wordWrap/>
+              <w:overflowPunct/>
+              <w:topLinePunct w:val="0"/>
+              <w:autoSpaceDE/>
+              <w:autoSpaceDN/>
+              <w:bidi w:val="0"/>
+              <w:adjustRightInd/>
+              <w:snapToGrid/>
+              <w:spacing w:line="300" w:lineRule="auto"/>
+              <w:jc w:val="left"/>
+              <w:textAlignment w:val="auto"/>
+              <w:rPr>
+                <w:rFonts w:hint="default"/>
+                <w:sz w:val="24"/>
+                <w:szCs w:val="24"/>
+                <w:lang w:val="en-US" w:eastAsia="zh-CN"/>
+              </w:rPr>
+            </w:pPr>
+            <w:r>
+              <w:rPr>
+                <w:rFonts w:hint="eastAsia" w:ascii="Times New Roman" w:hAnsi="Times New Roman" w:eastAsia="Times New Roman" w:cs="Times New Roman"/>
+                <w:sz w:val="24"/>
+                <w:szCs w:val="24"/>
+                <w:lang w:val="en-US" w:eastAsia="zh-CN"/>
+              </w:rPr>
+              <w:t>Stay away from food, drink and tobacco. Wash hands before rest and at the end of work. Replace contaminated or soaked clothing.</w:t>
             </w:r>
           </w:p>
         </w:tc>
@@ -6946,78 +6929,41 @@
               <w:left w:val="dotted" w:color="auto" w:sz="4" w:space="0"/>
               <w:bottom w:val="single" w:color="auto" w:sz="4" w:space="0"/>
             </w:tcBorders>
-          </w:tcPr>
-          <w:p>
-            <w:pPr>
-              <w:keepNext w:val="0"/>
-              <w:keepLines w:val="0"/>
-              <w:pageBreakBefore w:val="0"/>
-              <w:widowControl w:val="0"/>
-              <w:shd w:val="clear" w:color="auto" w:fill="FFFFFF"/>
-              <w:kinsoku/>
-              <w:wordWrap/>
-              <w:overflowPunct/>
-              <w:topLinePunct w:val="0"/>
-              <w:bidi w:val="0"/>
-              <w:snapToGrid/>
-              <w:spacing w:line="375" w:lineRule="atLeast"/>
-              <w:jc w:val="left"/>
-              <w:textAlignment w:val="auto"/>
-              <w:rPr>
-                <w:rFonts w:cs="Arial"/>
-                <w:kern w:val="0"/>
-                <w:sz w:val="24"/>
-              </w:rPr>
-            </w:pPr>
-            <w:r>
-              <w:rPr>
-                <w:rFonts w:hint="eastAsia" w:hAnsi="Arial" w:cs="Arial"/>
-                <w:kern w:val="0"/>
-                <w:sz w:val="24"/>
-              </w:rPr>
-              <w:t>容器保持紧闭，存储在</w:t>
-            </w:r>
-            <w:r>
-              <w:rPr>
-                <w:rFonts w:hint="eastAsia" w:hAnsi="Arial" w:cs="Arial"/>
-                <w:kern w:val="0"/>
-                <w:sz w:val="24"/>
-                <w:lang w:val="en-US" w:eastAsia="zh-CN"/>
-              </w:rPr>
-              <w:t>凉爽</w:t>
-            </w:r>
-            <w:r>
-              <w:rPr>
-                <w:rFonts w:hint="eastAsia" w:hAnsi="Arial" w:cs="Arial"/>
-                <w:kern w:val="0"/>
-                <w:sz w:val="24"/>
-              </w:rPr>
-              <w:t>通风处。</w:t>
-            </w:r>
-            <w:r>
-              <w:rPr>
-                <w:rFonts w:hint="eastAsia" w:hAnsi="Arial" w:cs="Arial"/>
-                <w:kern w:val="0"/>
-                <w:sz w:val="24"/>
-                <w:lang w:val="en-US" w:eastAsia="zh-CN"/>
-              </w:rPr>
-              <w:t>为保证</w:t>
-            </w:r>
-            <w:r>
-              <w:rPr>
-                <w:rFonts w:hint="eastAsia" w:hAnsi="Arial" w:cs="Arial"/>
-                <w:kern w:val="0"/>
-                <w:sz w:val="24"/>
-              </w:rPr>
-              <w:t>产品质量，必须遵守我们产品信息表的储存条件。</w:t>
-            </w:r>
-            <w:r>
-              <w:rPr>
-                <w:rFonts w:cs="Arial"/>
-                <w:kern w:val="0"/>
-                <w:sz w:val="24"/>
-              </w:rPr>
-              <w:t xml:space="preserve"> </w:t>
+            <w:vAlign w:val="center"/>
+          </w:tcPr>
+          <w:p>
+            <w:pPr>
+              <w:keepNext w:val="0"/>
+              <w:keepLines w:val="0"/>
+              <w:pageBreakBefore w:val="0"/>
+              <w:widowControl w:val="0"/>
+              <w:kinsoku/>
+              <w:wordWrap/>
+              <w:overflowPunct/>
+              <w:topLinePunct w:val="0"/>
+              <w:autoSpaceDE/>
+              <w:autoSpaceDN/>
+              <w:bidi w:val="0"/>
+              <w:adjustRightInd/>
+              <w:snapToGrid/>
+              <w:spacing w:line="300" w:lineRule="auto"/>
+              <w:jc w:val="left"/>
+              <w:textAlignment w:val="auto"/>
+              <w:rPr>
+                <w:rFonts w:hint="eastAsia"/>
+                <w:sz w:val="24"/>
+                <w:szCs w:val="24"/>
+                <w:lang w:val="en-US" w:eastAsia="zh-CN"/>
+              </w:rPr>
+            </w:pPr>
+            <w:r>
+              <w:rPr>
+                <w:rFonts w:hint="eastAsia" w:ascii="Times New Roman" w:hAnsi="Times New Roman" w:eastAsia="Times New Roman" w:cs="Times New Roman"/>
+                <w:sz w:val="24"/>
+                <w:szCs w:val="24"/>
+                <w:lang w:val="en-US" w:eastAsia="zh-CN"/>
+              </w:rPr>
+              <w:t>Keep the container tightly closed and store it in a dry and ventilated place. To maintain product quality, the storage conditions on our product information sheet must be observed.</w:t>
             </w:r>
           </w:p>
         </w:tc>
@@ -7035,7 +6981,7 @@
     </w:p>
     <w:tbl>
       <w:tblPr>
-        <w:tblStyle w:val="4"/>
+        <w:tblStyle w:val="5"/>
         <w:tblW w:w="9860" w:type="dxa"/>
         <w:tblInd w:w="108" w:type="dxa"/>
         <w:tblBorders>
@@ -7055,8 +7001,11 @@
         </w:tblCellMar>
       </w:tblPr>
       <w:tblGrid>
-        <w:gridCol w:w="3519"/>
-        <w:gridCol w:w="6341"/>
+        <w:gridCol w:w="3076"/>
+        <w:gridCol w:w="445"/>
+        <w:gridCol w:w="1409"/>
+        <w:gridCol w:w="2465"/>
+        <w:gridCol w:w="2465"/>
       </w:tblGrid>
       <w:tr>
         <w:tblPrEx>
@@ -7081,11 +7030,12 @@
         <w:tc>
           <w:tcPr>
             <w:tcW w:w="9860" w:type="dxa"/>
-            <w:gridSpan w:val="2"/>
-            <w:tcBorders>
-              <w:bottom w:val="single" w:color="auto" w:sz="4" w:space="0"/>
-              <w:tl2br w:val="nil"/>
-              <w:tr2bl w:val="nil"/>
+            <w:gridSpan w:val="5"/>
+            <w:tcBorders>
+              <w:top w:val="single" w:color="auto" w:sz="4" w:space="0"/>
+              <w:left w:val="single" w:color="auto" w:sz="4" w:space="0"/>
+              <w:bottom w:val="dotted" w:color="auto" w:sz="4" w:space="0"/>
+              <w:right w:val="single" w:color="auto" w:sz="4" w:space="0"/>
             </w:tcBorders>
             <w:shd w:val="clear" w:color="auto" w:fill="D9D9D9"/>
           </w:tcPr>
@@ -7147,11 +7097,11 @@
         <w:tc>
           <w:tcPr>
             <w:tcW w:w="9860" w:type="dxa"/>
-            <w:gridSpan w:val="2"/>
-            <w:tcBorders>
-              <w:top w:val="single" w:color="auto" w:sz="4" w:space="0"/>
+            <w:gridSpan w:val="5"/>
+            <w:tcBorders>
+              <w:top w:val="dotted" w:color="auto" w:sz="4" w:space="0"/>
               <w:left w:val="single" w:color="auto" w:sz="4" w:space="0"/>
-              <w:bottom w:val="single" w:color="auto" w:sz="4" w:space="0"/>
+              <w:bottom w:val="dotted" w:color="auto" w:sz="4" w:space="0"/>
               <w:right w:val="single" w:color="auto" w:sz="4" w:space="0"/>
             </w:tcBorders>
             <w:vAlign w:val="center"/>
@@ -7224,9 +7174,10 @@
         </w:trPr>
         <w:tc>
           <w:tcPr>
-            <w:tcW w:w="3519" w:type="dxa"/>
-            <w:tcBorders>
-              <w:top w:val="single" w:color="auto" w:sz="4" w:space="0"/>
+            <w:tcW w:w="3521" w:type="dxa"/>
+            <w:gridSpan w:val="2"/>
+            <w:tcBorders>
+              <w:top w:val="dotted" w:color="auto" w:sz="4" w:space="0"/>
               <w:left w:val="single" w:color="auto" w:sz="4" w:space="0"/>
               <w:bottom w:val="dotted" w:color="auto" w:sz="4" w:space="0"/>
               <w:right w:val="dotted" w:color="auto" w:sz="4" w:space="0"/>
@@ -7267,9 +7218,10 @@
         </w:tc>
         <w:tc>
           <w:tcPr>
-            <w:tcW w:w="6341" w:type="dxa"/>
-            <w:tcBorders>
-              <w:top w:val="single" w:color="auto" w:sz="4" w:space="0"/>
+            <w:tcW w:w="6339" w:type="dxa"/>
+            <w:gridSpan w:val="3"/>
+            <w:tcBorders>
+              <w:top w:val="dotted" w:color="auto" w:sz="4" w:space="0"/>
               <w:left w:val="dotted" w:color="auto" w:sz="4" w:space="0"/>
               <w:bottom w:val="dotted" w:color="auto" w:sz="4" w:space="0"/>
               <w:right w:val="single" w:color="auto" w:sz="4" w:space="0"/>
@@ -7278,34 +7230,25 @@
           </w:tcPr>
           <w:p>
             <w:pPr>
-              <w:keepNext w:val="0"/>
-              <w:keepLines w:val="0"/>
-              <w:pageBreakBefore w:val="0"/>
-              <w:widowControl w:val="0"/>
-              <w:kinsoku/>
-              <w:wordWrap/>
-              <w:overflowPunct/>
-              <w:topLinePunct w:val="0"/>
               <w:autoSpaceDE w:val="0"/>
               <w:autoSpaceDN w:val="0"/>
-              <w:bidi w:val="0"/>
-              <w:adjustRightInd/>
-              <w:snapToGrid/>
-              <w:spacing w:line="300" w:lineRule="auto"/>
-              <w:jc w:val="left"/>
-              <w:textAlignment w:val="auto"/>
-              <w:rPr>
-                <w:b/>
-                <w:sz w:val="24"/>
-              </w:rPr>
-            </w:pPr>
-            <w:r>
-              <w:rPr>
-                <w:rFonts w:hint="eastAsia" w:hAnsi="Arial" w:cs="Arial"/>
+              <w:adjustRightInd w:val="0"/>
+              <w:spacing w:line="300" w:lineRule="auto"/>
+              <w:jc w:val="left"/>
+              <w:rPr>
+                <w:b/>
+                <w:sz w:val="22"/>
+                <w:szCs w:val="22"/>
+              </w:rPr>
+            </w:pPr>
+            <w:r>
+              <w:rPr>
+                <w:rFonts w:cs="Times New Roman" w:ascii="Times New Roman" w:hAnsi="Times New Roman" w:eastAsia="Times New Roman"/>
                 <w:kern w:val="0"/>
                 <w:sz w:val="24"/>
-              </w:rPr>
-              <w:t>喷涂过程中要求有呼吸防护设备。</w:t>
+                <w:szCs w:val="24"/>
+              </w:rPr>
+              <w:t>Respiratory protection equipment is required during the spraying process.</w:t>
             </w:r>
           </w:p>
         </w:tc>
@@ -7332,7 +7275,8 @@
         </w:trPr>
         <w:tc>
           <w:tcPr>
-            <w:tcW w:w="3519" w:type="dxa"/>
+            <w:tcW w:w="3521" w:type="dxa"/>
+            <w:gridSpan w:val="2"/>
             <w:tcBorders>
               <w:top w:val="dotted" w:color="auto" w:sz="4" w:space="0"/>
               <w:left w:val="single" w:color="auto" w:sz="4" w:space="0"/>
@@ -7394,7 +7338,8 @@
         </w:tc>
         <w:tc>
           <w:tcPr>
-            <w:tcW w:w="6341" w:type="dxa"/>
+            <w:tcW w:w="6339" w:type="dxa"/>
+            <w:gridSpan w:val="3"/>
             <w:tcBorders>
               <w:top w:val="dotted" w:color="auto" w:sz="4" w:space="0"/>
               <w:left w:val="dotted" w:color="auto" w:sz="4" w:space="0"/>
@@ -7405,39 +7350,27 @@
           </w:tcPr>
           <w:p>
             <w:pPr>
-              <w:keepNext w:val="0"/>
-              <w:keepLines w:val="0"/>
-              <w:pageBreakBefore w:val="0"/>
-              <w:widowControl w:val="0"/>
-              <w:tabs>
-                <w:tab w:val="left" w:pos="3451"/>
-              </w:tabs>
-              <w:kinsoku/>
-              <w:wordWrap/>
-              <w:overflowPunct/>
-              <w:topLinePunct w:val="0"/>
-              <w:bidi w:val="0"/>
-              <w:adjustRightInd/>
-              <w:snapToGrid/>
-              <w:spacing w:line="300" w:lineRule="auto"/>
-              <w:ind w:left="3855" w:hanging="3840" w:hangingChars="1600"/>
-              <w:jc w:val="left"/>
-              <w:textAlignment w:val="auto"/>
+              <w:autoSpaceDE w:val="0"/>
+              <w:autoSpaceDN w:val="0"/>
+              <w:adjustRightInd w:val="0"/>
+              <w:spacing w:line="300" w:lineRule="auto"/>
+              <w:jc w:val="left"/>
               <w:rPr>
                 <w:rFonts w:hint="default" w:eastAsia="宋体"/>
                 <w:b/>
-                <w:sz w:val="24"/>
-                <w:lang w:val="en-US" w:eastAsia="zh-CN"/>
-              </w:rPr>
-            </w:pPr>
-            <w:r>
-              <w:rPr>
-                <w:rFonts w:hint="eastAsia" w:hAnsi="Arial" w:cs="Arial"/>
+                <w:sz w:val="22"/>
+                <w:szCs w:val="22"/>
+                <w:lang w:val="en-US" w:eastAsia="zh-CN"/>
+              </w:rPr>
+            </w:pPr>
+            <w:r>
+              <w:rPr>
+                <w:rFonts w:cs="Times New Roman" w:ascii="Times New Roman" w:hAnsi="Times New Roman" w:eastAsia="Times New Roman"/>
                 <w:kern w:val="0"/>
                 <w:sz w:val="24"/>
-                <w:lang w:val="en-US" w:eastAsia="zh-CN"/>
-              </w:rPr>
-              <w:t>建议戴上防护手套。</w:t>
+                <w:szCs w:val="24"/>
+              </w:rPr>
+              <w:t>It is recommended to wear protective gloves.</w:t>
             </w:r>
           </w:p>
         </w:tc>
@@ -7464,7 +7397,8 @@
         </w:trPr>
         <w:tc>
           <w:tcPr>
-            <w:tcW w:w="3519" w:type="dxa"/>
+            <w:tcW w:w="3521" w:type="dxa"/>
+            <w:gridSpan w:val="2"/>
             <w:tcBorders>
               <w:top w:val="dotted" w:color="auto" w:sz="4" w:space="0"/>
               <w:left w:val="single" w:color="auto" w:sz="4" w:space="0"/>
@@ -7507,7 +7441,8 @@
         </w:tc>
         <w:tc>
           <w:tcPr>
-            <w:tcW w:w="6341" w:type="dxa"/>
+            <w:tcW w:w="6339" w:type="dxa"/>
+            <w:gridSpan w:val="3"/>
             <w:tcBorders>
               <w:top w:val="dotted" w:color="auto" w:sz="4" w:space="0"/>
               <w:left w:val="dotted" w:color="auto" w:sz="4" w:space="0"/>
@@ -7518,33 +7453,24 @@
           </w:tcPr>
           <w:p>
             <w:pPr>
-              <w:keepNext w:val="0"/>
-              <w:keepLines w:val="0"/>
-              <w:pageBreakBefore w:val="0"/>
-              <w:widowControl w:val="0"/>
-              <w:kinsoku/>
-              <w:wordWrap/>
-              <w:overflowPunct/>
-              <w:topLinePunct w:val="0"/>
               <w:autoSpaceDE w:val="0"/>
               <w:autoSpaceDN w:val="0"/>
-              <w:bidi w:val="0"/>
-              <w:adjustRightInd/>
-              <w:snapToGrid/>
-              <w:spacing w:line="300" w:lineRule="auto"/>
-              <w:jc w:val="left"/>
-              <w:textAlignment w:val="auto"/>
+              <w:adjustRightInd w:val="0"/>
+              <w:spacing w:line="300" w:lineRule="auto"/>
+              <w:jc w:val="left"/>
               <w:rPr>
                 <w:rFonts w:cs="Arial"/>
                 <w:kern w:val="0"/>
-                <w:sz w:val="24"/>
-              </w:rPr>
-            </w:pPr>
-            <w:r>
-              <w:rPr>
-                <w:rFonts w:cs="Arial"/>
+                <w:sz w:val="22"/>
+                <w:szCs w:val="22"/>
+              </w:rPr>
+            </w:pPr>
+            <w:r>
+              <w:rPr>
+                <w:rFonts w:cs="Times New Roman" w:ascii="Times New Roman" w:hAnsi="Times New Roman" w:eastAsia="Times New Roman"/>
                 <w:kern w:val="0"/>
                 <w:sz w:val="24"/>
+                <w:szCs w:val="24"/>
               </w:rPr>
               <w:t>EN 374-3</w:t>
             </w:r>
@@ -7573,7 +7499,8 @@
         </w:trPr>
         <w:tc>
           <w:tcPr>
-            <w:tcW w:w="3519" w:type="dxa"/>
+            <w:tcW w:w="3521" w:type="dxa"/>
+            <w:gridSpan w:val="2"/>
             <w:tcBorders>
               <w:top w:val="dotted" w:color="auto" w:sz="4" w:space="0"/>
               <w:left w:val="single" w:color="auto" w:sz="4" w:space="0"/>
@@ -7617,7 +7544,8 @@
         </w:tc>
         <w:tc>
           <w:tcPr>
-            <w:tcW w:w="6341" w:type="dxa"/>
+            <w:tcW w:w="6339" w:type="dxa"/>
+            <w:gridSpan w:val="3"/>
             <w:tcBorders>
               <w:top w:val="dotted" w:color="auto" w:sz="4" w:space="0"/>
               <w:left w:val="dotted" w:color="auto" w:sz="4" w:space="0"/>
@@ -7628,59 +7556,26 @@
           </w:tcPr>
           <w:p>
             <w:pPr>
-              <w:keepNext w:val="0"/>
-              <w:keepLines w:val="0"/>
-              <w:pageBreakBefore w:val="0"/>
-              <w:widowControl w:val="0"/>
-              <w:kinsoku/>
-              <w:wordWrap/>
-              <w:overflowPunct/>
-              <w:topLinePunct w:val="0"/>
               <w:autoSpaceDE w:val="0"/>
               <w:autoSpaceDN w:val="0"/>
-              <w:bidi w:val="0"/>
-              <w:adjustRightInd/>
-              <w:snapToGrid/>
-              <w:spacing w:line="300" w:lineRule="auto"/>
-              <w:jc w:val="left"/>
-              <w:textAlignment w:val="auto"/>
+              <w:adjustRightInd w:val="0"/>
+              <w:spacing w:line="300" w:lineRule="auto"/>
+              <w:jc w:val="left"/>
               <w:rPr>
                 <w:rFonts w:hint="eastAsia" w:hAnsi="Arial" w:cs="Arial"/>
                 <w:kern w:val="0"/>
-                <w:sz w:val="24"/>
-              </w:rPr>
-            </w:pPr>
-            <w:r>
-              <w:rPr>
-                <w:rFonts w:hint="eastAsia" w:hAnsi="Arial" w:cs="Arial"/>
+                <w:sz w:val="22"/>
+                <w:szCs w:val="22"/>
+              </w:rPr>
+            </w:pPr>
+            <w:r>
+              <w:rPr>
+                <w:rFonts w:ascii="Times New Roman" w:hAnsi="Times New Roman" w:eastAsia="Times New Roman" w:cs="Times New Roman"/>
                 <w:kern w:val="0"/>
                 <w:sz w:val="24"/>
-              </w:rPr>
-              <w:t>厚度≧</w:t>
-            </w:r>
-            <w:r>
-              <w:rPr>
-                <w:rFonts w:cs="Arial"/>
-                <w:kern w:val="0"/>
-                <w:sz w:val="24"/>
-              </w:rPr>
-              <w:t>0.4mm</w:t>
-            </w:r>
-            <w:r>
-              <w:rPr>
-                <w:rFonts w:hint="eastAsia" w:hAnsi="Arial" w:cs="Arial"/>
-                <w:kern w:val="0"/>
-                <w:sz w:val="24"/>
-              </w:rPr>
-              <w:t>；穿透时间≧</w:t>
-            </w:r>
-            <w:r>
-              <w:rPr>
-                <w:rFonts w:cs="Arial"/>
-                <w:kern w:val="0"/>
-                <w:sz w:val="24"/>
-              </w:rPr>
-              <w:t>480min.</w:t>
+                <w:szCs w:val="24"/>
+              </w:rPr>
+              <w:t>thickness ≥ 0.4mm; Penetration time ≥ 480min.</w:t>
             </w:r>
           </w:p>
         </w:tc>
@@ -7707,7 +7602,8 @@
         </w:trPr>
         <w:tc>
           <w:tcPr>
-            <w:tcW w:w="3519" w:type="dxa"/>
+            <w:tcW w:w="3521" w:type="dxa"/>
+            <w:gridSpan w:val="2"/>
             <w:tcBorders>
               <w:top w:val="dotted" w:color="auto" w:sz="4" w:space="0"/>
               <w:left w:val="single" w:color="auto" w:sz="4" w:space="0"/>
@@ -7751,7 +7647,8 @@
         </w:tc>
         <w:tc>
           <w:tcPr>
-            <w:tcW w:w="6341" w:type="dxa"/>
+            <w:tcW w:w="6339" w:type="dxa"/>
+            <w:gridSpan w:val="3"/>
             <w:tcBorders>
               <w:top w:val="dotted" w:color="auto" w:sz="4" w:space="0"/>
               <w:left w:val="dotted" w:color="auto" w:sz="4" w:space="0"/>
@@ -7781,40 +7678,18 @@
               <w:rPr>
                 <w:rFonts w:hint="eastAsia" w:hAnsi="Arial" w:cs="Arial"/>
                 <w:kern w:val="0"/>
-                <w:sz w:val="24"/>
-              </w:rPr>
-            </w:pPr>
-            <w:r>
-              <w:rPr>
-                <w:rFonts w:hint="eastAsia" w:hAnsi="Arial" w:cs="Arial"/>
+                <w:sz w:val="22"/>
+                <w:szCs w:val="22"/>
+              </w:rPr>
+            </w:pPr>
+            <w:r>
+              <w:rPr>
+                <w:rFonts w:ascii="Times New Roman" w:hAnsi="Times New Roman" w:eastAsia="Times New Roman" w:cs="Times New Roman"/>
                 <w:kern w:val="0"/>
                 <w:sz w:val="24"/>
-              </w:rPr>
-              <w:t>厚度≧</w:t>
-            </w:r>
-            <w:r>
-              <w:rPr>
-                <w:rFonts w:cs="Arial"/>
-                <w:kern w:val="0"/>
-                <w:sz w:val="24"/>
-              </w:rPr>
-              <w:t>0.5mm</w:t>
-            </w:r>
-            <w:r>
-              <w:rPr>
-                <w:rFonts w:hint="eastAsia" w:hAnsi="Arial" w:cs="Arial"/>
-                <w:kern w:val="0"/>
-                <w:sz w:val="24"/>
-              </w:rPr>
-              <w:t>；穿透时间≧</w:t>
-            </w:r>
-            <w:r>
-              <w:rPr>
-                <w:rFonts w:cs="Arial"/>
-                <w:kern w:val="0"/>
-                <w:sz w:val="24"/>
-              </w:rPr>
-              <w:t>480min.</w:t>
+                <w:szCs w:val="24"/>
+              </w:rPr>
+              <w:t>thickness ≥ 0.5mm; Penetration time ≥ 480min.</w:t>
             </w:r>
           </w:p>
         </w:tc>
@@ -7841,7 +7716,8 @@
         </w:trPr>
         <w:tc>
           <w:tcPr>
-            <w:tcW w:w="3519" w:type="dxa"/>
+            <w:tcW w:w="3521" w:type="dxa"/>
+            <w:gridSpan w:val="2"/>
             <w:tcBorders>
               <w:top w:val="dotted" w:color="auto" w:sz="4" w:space="0"/>
               <w:left w:val="single" w:color="auto" w:sz="4" w:space="0"/>
@@ -7885,7 +7761,8 @@
         </w:tc>
         <w:tc>
           <w:tcPr>
-            <w:tcW w:w="6341" w:type="dxa"/>
+            <w:tcW w:w="6339" w:type="dxa"/>
+            <w:gridSpan w:val="3"/>
             <w:tcBorders>
               <w:top w:val="dotted" w:color="auto" w:sz="4" w:space="0"/>
               <w:left w:val="dotted" w:color="auto" w:sz="4" w:space="0"/>
@@ -7896,59 +7773,26 @@
           </w:tcPr>
           <w:p>
             <w:pPr>
-              <w:keepNext w:val="0"/>
-              <w:keepLines w:val="0"/>
-              <w:pageBreakBefore w:val="0"/>
-              <w:widowControl w:val="0"/>
-              <w:kinsoku/>
-              <w:wordWrap/>
-              <w:overflowPunct/>
-              <w:topLinePunct w:val="0"/>
               <w:autoSpaceDE w:val="0"/>
               <w:autoSpaceDN w:val="0"/>
-              <w:bidi w:val="0"/>
-              <w:adjustRightInd/>
-              <w:snapToGrid/>
-              <w:spacing w:line="300" w:lineRule="auto"/>
-              <w:jc w:val="left"/>
-              <w:textAlignment w:val="auto"/>
+              <w:adjustRightInd w:val="0"/>
+              <w:spacing w:line="300" w:lineRule="auto"/>
+              <w:jc w:val="left"/>
               <w:rPr>
                 <w:rFonts w:hint="eastAsia" w:hAnsi="Arial" w:cs="Arial"/>
                 <w:kern w:val="0"/>
-                <w:sz w:val="24"/>
-              </w:rPr>
-            </w:pPr>
-            <w:r>
-              <w:rPr>
-                <w:rFonts w:hint="eastAsia" w:hAnsi="Arial" w:cs="Arial"/>
+                <w:sz w:val="22"/>
+                <w:szCs w:val="22"/>
+              </w:rPr>
+            </w:pPr>
+            <w:r>
+              <w:rPr>
+                <w:rFonts w:ascii="Times New Roman" w:hAnsi="Times New Roman" w:eastAsia="Times New Roman" w:cs="Times New Roman"/>
                 <w:kern w:val="0"/>
                 <w:sz w:val="24"/>
-              </w:rPr>
-              <w:t>厚度≧</w:t>
-            </w:r>
-            <w:r>
-              <w:rPr>
-                <w:rFonts w:cs="Arial"/>
-                <w:kern w:val="0"/>
-                <w:sz w:val="24"/>
-              </w:rPr>
-              <w:t>0.35mm</w:t>
-            </w:r>
-            <w:r>
-              <w:rPr>
-                <w:rFonts w:hint="eastAsia" w:hAnsi="Arial" w:cs="Arial"/>
-                <w:kern w:val="0"/>
-                <w:sz w:val="24"/>
-              </w:rPr>
-              <w:t>；穿透时间≧</w:t>
-            </w:r>
-            <w:r>
-              <w:rPr>
-                <w:rFonts w:cs="Arial"/>
-                <w:kern w:val="0"/>
-                <w:sz w:val="24"/>
-              </w:rPr>
-              <w:t>480min.</w:t>
+                <w:szCs w:val="24"/>
+              </w:rPr>
+              <w:t>thickness ≥ 0.35mm; Penetration time ≥ 480min.</w:t>
             </w:r>
           </w:p>
         </w:tc>
@@ -7975,7 +7819,8 @@
         </w:trPr>
         <w:tc>
           <w:tcPr>
-            <w:tcW w:w="3519" w:type="dxa"/>
+            <w:tcW w:w="3521" w:type="dxa"/>
+            <w:gridSpan w:val="2"/>
             <w:tcBorders>
               <w:top w:val="dotted" w:color="auto" w:sz="4" w:space="0"/>
               <w:left w:val="single" w:color="auto" w:sz="4" w:space="0"/>
@@ -8017,7 +7862,8 @@
         </w:tc>
         <w:tc>
           <w:tcPr>
-            <w:tcW w:w="6341" w:type="dxa"/>
+            <w:tcW w:w="6339" w:type="dxa"/>
+            <w:gridSpan w:val="3"/>
             <w:tcBorders>
               <w:top w:val="dotted" w:color="auto" w:sz="4" w:space="0"/>
               <w:left w:val="dotted" w:color="auto" w:sz="4" w:space="0"/>
@@ -8028,25 +7874,26 @@
           </w:tcPr>
           <w:p>
             <w:pPr>
-              <w:keepNext w:val="0"/>
-              <w:keepLines w:val="0"/>
-              <w:pageBreakBefore w:val="0"/>
-              <w:widowControl w:val="0"/>
-              <w:kinsoku/>
-              <w:wordWrap/>
-              <w:overflowPunct/>
-              <w:topLinePunct w:val="0"/>
-              <w:bidi w:val="0"/>
-              <w:adjustRightInd/>
-              <w:snapToGrid/>
-              <w:spacing w:line="300" w:lineRule="auto"/>
-              <w:jc w:val="left"/>
-              <w:textAlignment w:val="auto"/>
-              <w:rPr>
-                <w:b/>
-                <w:sz w:val="24"/>
-              </w:rPr>
-            </w:pPr>
+              <w:autoSpaceDE w:val="0"/>
+              <w:autoSpaceDN w:val="0"/>
+              <w:adjustRightInd w:val="0"/>
+              <w:spacing w:line="300" w:lineRule="auto"/>
+              <w:jc w:val="left"/>
+              <w:rPr>
+                <w:b/>
+                <w:sz w:val="22"/>
+                <w:szCs w:val="22"/>
+              </w:rPr>
+            </w:pPr>
+            <w:r>
+              <w:rPr>
+                <w:rFonts w:hint="eastAsia" w:hAnsi="Times New Roman" w:cs="Times New Roman" w:ascii="Times New Roman" w:eastAsia="Times New Roman"/>
+                <w:kern w:val="0"/>
+                <w:sz w:val="24"/>
+                <w:szCs w:val="24"/>
+              </w:rPr>
+              <w:t>Discard contaminated gloves.</w:t>
+            </w:r>
           </w:p>
         </w:tc>
       </w:tr>
@@ -8072,7 +7919,8 @@
         </w:trPr>
         <w:tc>
           <w:tcPr>
-            <w:tcW w:w="3519" w:type="dxa"/>
+            <w:tcW w:w="3521" w:type="dxa"/>
+            <w:gridSpan w:val="2"/>
             <w:tcBorders>
               <w:top w:val="dotted" w:color="auto" w:sz="4" w:space="0"/>
               <w:left w:val="single" w:color="auto" w:sz="4" w:space="0"/>
@@ -8115,7 +7963,8 @@
         </w:tc>
         <w:tc>
           <w:tcPr>
-            <w:tcW w:w="6341" w:type="dxa"/>
+            <w:tcW w:w="6339" w:type="dxa"/>
+            <w:gridSpan w:val="3"/>
             <w:tcBorders>
               <w:top w:val="dotted" w:color="auto" w:sz="4" w:space="0"/>
               <w:left w:val="dotted" w:color="auto" w:sz="4" w:space="0"/>
@@ -8126,50 +7975,26 @@
           </w:tcPr>
           <w:p>
             <w:pPr>
-              <w:keepNext w:val="0"/>
-              <w:keepLines w:val="0"/>
-              <w:pageBreakBefore w:val="0"/>
-              <w:widowControl w:val="0"/>
-              <w:kinsoku/>
-              <w:wordWrap/>
-              <w:overflowPunct/>
-              <w:topLinePunct w:val="0"/>
-              <w:bidi w:val="0"/>
-              <w:adjustRightInd/>
-              <w:snapToGrid/>
-              <w:spacing w:line="300" w:lineRule="auto"/>
-              <w:jc w:val="left"/>
-              <w:textAlignment w:val="auto"/>
+              <w:autoSpaceDE w:val="0"/>
+              <w:autoSpaceDN w:val="0"/>
+              <w:adjustRightInd w:val="0"/>
+              <w:spacing w:line="300" w:lineRule="auto"/>
+              <w:jc w:val="left"/>
               <w:rPr>
                 <w:rFonts w:hint="eastAsia" w:hAnsi="Arial" w:cs="Arial"/>
                 <w:kern w:val="0"/>
-                <w:sz w:val="24"/>
-              </w:rPr>
-            </w:pPr>
-            <w:r>
-              <w:rPr>
-                <w:rFonts w:hint="eastAsia" w:hAnsi="Arial" w:cs="Arial"/>
+                <w:sz w:val="22"/>
+                <w:szCs w:val="22"/>
+              </w:rPr>
+            </w:pPr>
+            <w:r>
+              <w:rPr>
+                <w:rFonts w:cs="Times New Roman" w:ascii="Times New Roman" w:hAnsi="Times New Roman" w:eastAsia="Times New Roman"/>
                 <w:kern w:val="0"/>
                 <w:sz w:val="24"/>
-              </w:rPr>
-              <w:t>戴</w:t>
-            </w:r>
-            <w:r>
-              <w:rPr>
-                <w:rFonts w:hint="eastAsia" w:hAnsi="Arial" w:cs="Arial"/>
-                <w:kern w:val="0"/>
-                <w:sz w:val="24"/>
-                <w:lang w:val="en-US" w:eastAsia="zh-CN"/>
-              </w:rPr>
-              <w:t>护目镜</w:t>
-            </w:r>
-            <w:r>
-              <w:rPr>
-                <w:rFonts w:hint="eastAsia" w:hAnsi="Arial" w:cs="Arial"/>
-                <w:kern w:val="0"/>
-                <w:sz w:val="24"/>
-              </w:rPr>
-              <w:t>/面罩。</w:t>
+                <w:szCs w:val="24"/>
+              </w:rPr>
+              <w:t>Wear goggles/face mask.</w:t>
             </w:r>
           </w:p>
         </w:tc>
@@ -8196,7 +8021,8 @@
         </w:trPr>
         <w:tc>
           <w:tcPr>
-            <w:tcW w:w="3519" w:type="dxa"/>
+            <w:tcW w:w="3521" w:type="dxa"/>
+            <w:gridSpan w:val="2"/>
             <w:tcBorders>
               <w:top w:val="dotted" w:color="auto" w:sz="4" w:space="0"/>
               <w:left w:val="single" w:color="auto" w:sz="4" w:space="0"/>
@@ -8239,7 +8065,8 @@
         </w:tc>
         <w:tc>
           <w:tcPr>
-            <w:tcW w:w="6341" w:type="dxa"/>
+            <w:tcW w:w="6339" w:type="dxa"/>
+            <w:gridSpan w:val="3"/>
             <w:tcBorders>
               <w:top w:val="dotted" w:color="auto" w:sz="4" w:space="0"/>
               <w:left w:val="dotted" w:color="auto" w:sz="4" w:space="0"/>
@@ -8267,16 +8094,18 @@
               <w:rPr>
                 <w:rFonts w:hint="eastAsia" w:hAnsi="Arial" w:cs="Arial"/>
                 <w:kern w:val="0"/>
-                <w:sz w:val="24"/>
-              </w:rPr>
-            </w:pPr>
-            <w:r>
-              <w:rPr>
-                <w:rFonts w:hint="eastAsia" w:hAnsi="Arial" w:cs="Arial"/>
+                <w:sz w:val="22"/>
+                <w:szCs w:val="22"/>
+              </w:rPr>
+            </w:pPr>
+            <w:r>
+              <w:rPr>
+                <w:rFonts w:cs="Times New Roman" w:ascii="Times New Roman" w:hAnsi="Times New Roman" w:eastAsia="Times New Roman"/>
                 <w:kern w:val="0"/>
                 <w:sz w:val="24"/>
-              </w:rPr>
-              <w:t>穿着适当的防护服。</w:t>
+                <w:szCs w:val="24"/>
+              </w:rPr>
+              <w:t>Wear appropriate protective clothing.</w:t>
             </w:r>
           </w:p>
         </w:tc>
@@ -8303,33 +8132,720 @@
         </w:trPr>
         <w:tc>
           <w:tcPr>
-            <w:tcW w:w="3519" w:type="dxa"/>
+            <w:tcW w:w="3521" w:type="dxa"/>
+            <w:gridSpan w:val="2"/>
+            <w:tcBorders>
+              <w:top w:val="dotted" w:color="auto" w:sz="4" w:space="0"/>
+              <w:left w:val="single" w:color="auto" w:sz="4" w:space="0"/>
+              <w:bottom w:val="dotted" w:color="auto" w:sz="4" w:space="0"/>
+              <w:right w:val="dotted" w:color="auto" w:sz="4" w:space="0"/>
+            </w:tcBorders>
+            <w:vAlign w:val="center"/>
+          </w:tcPr>
+          <w:p>
+            <w:pPr>
+              <w:keepNext w:val="0"/>
+              <w:keepLines w:val="0"/>
+              <w:pageBreakBefore w:val="0"/>
+              <w:widowControl w:val="0"/>
+              <w:kinsoku/>
+              <w:wordWrap/>
+              <w:overflowPunct/>
+              <w:topLinePunct w:val="0"/>
+              <w:bidi w:val="0"/>
+              <w:adjustRightInd/>
+              <w:snapToGrid/>
+              <w:spacing w:line="300" w:lineRule="auto"/>
+              <w:jc w:val="left"/>
+              <w:textAlignment w:val="auto"/>
+              <w:rPr>
+                <w:rFonts w:hint="eastAsia" w:hAnsi="Arial" w:cs="Arial"/>
+                <w:kern w:val="0"/>
+                <w:sz w:val="24"/>
+                <w:lang w:val="en-US" w:eastAsia="zh-CN"/>
+              </w:rPr>
+            </w:pPr>
+            <w:r>
+              <w:rPr>
+                <w:rFonts w:hint="eastAsia" w:hAnsi="Arial" w:cs="Times New Roman"/>
+                <w:b/>
+                <w:kern w:val="2"/>
+                <w:sz w:val="21"/>
+                <w:szCs w:val="21"/>
+                <w:lang w:val="en-US" w:eastAsia="zh-CN" w:bidi="ar-SA"/>
+              </w:rPr>
+              <w:t xml:space="preserve">8.2  </w:t>
+            </w:r>
+            <w:r>
+              <w:rPr>
+                <w:rFonts w:hint="eastAsia" w:hAnsi="Arial"/>
+                <w:b/>
+                <w:sz w:val="24"/>
+                <w:lang w:val="en-US" w:eastAsia="zh-CN"/>
+              </w:rPr>
+              <w:t>Engineering controls：</w:t>
+            </w:r>
+          </w:p>
+        </w:tc>
+        <w:tc>
+          <w:tcPr>
+            <w:tcW w:w="6339" w:type="dxa"/>
+            <w:gridSpan w:val="3"/>
+            <w:tcBorders>
+              <w:top w:val="dotted" w:color="auto" w:sz="4" w:space="0"/>
+              <w:left w:val="dotted" w:color="auto" w:sz="4" w:space="0"/>
+              <w:bottom w:val="dotted" w:color="auto" w:sz="4" w:space="0"/>
+              <w:right w:val="single" w:color="auto" w:sz="4" w:space="0"/>
+            </w:tcBorders>
+            <w:vAlign w:val="center"/>
+          </w:tcPr>
+          <w:p>
+            <w:pPr>
+              <w:keepNext w:val="0"/>
+              <w:keepLines w:val="0"/>
+              <w:pageBreakBefore w:val="0"/>
+              <w:widowControl w:val="0"/>
+              <w:kinsoku/>
+              <w:wordWrap/>
+              <w:overflowPunct/>
+              <w:topLinePunct w:val="0"/>
+              <w:bidi w:val="0"/>
+              <w:adjustRightInd/>
+              <w:snapToGrid/>
+              <w:spacing w:line="300" w:lineRule="auto"/>
+              <w:jc w:val="left"/>
+              <w:textAlignment w:val="auto"/>
+              <w:rPr>
+                <w:rFonts w:hint="default" w:hAnsi="Arial" w:cs="Times New Roman"/>
+                <w:b/>
+                <w:kern w:val="2"/>
+                <w:sz w:val="22"/>
+                <w:szCs w:val="22"/>
+                <w:lang w:val="en-US" w:eastAsia="zh-CN" w:bidi="ar-SA"/>
+              </w:rPr>
+            </w:pPr>
+            <w:r>
+              <w:rPr>
+                <w:rFonts w:hint="eastAsia" w:cs="Times New Roman" w:ascii="Times New Roman" w:hAnsi="Times New Roman" w:eastAsia="Times New Roman"/>
+                <w:kern w:val="0"/>
+                <w:sz w:val="24"/>
+                <w:szCs w:val="24"/>
+              </w:rPr>
+              <w:t>使用局部排风或全面通风</w:t>
+            </w:r>
+          </w:p>
+        </w:tc>
+      </w:tr>
+      <w:tr>
+        <w:tblPrEx>
+          <w:tblBorders>
+            <w:top w:val="dotted" w:color="auto" w:sz="4" w:space="0"/>
+            <w:left w:val="dotted" w:color="auto" w:sz="4" w:space="0"/>
+            <w:bottom w:val="dotted" w:color="auto" w:sz="4" w:space="0"/>
+            <w:right w:val="dotted" w:color="auto" w:sz="4" w:space="0"/>
+            <w:insideH w:val="none" w:color="auto" w:sz="0" w:space="0"/>
+            <w:insideV w:val="none" w:color="auto" w:sz="0" w:space="0"/>
+          </w:tblBorders>
+          <w:tblCellMar>
+            <w:top w:w="0" w:type="dxa"/>
+            <w:left w:w="108" w:type="dxa"/>
+            <w:bottom w:w="0" w:type="dxa"/>
+            <w:right w:w="108" w:type="dxa"/>
+          </w:tblCellMar>
+        </w:tblPrEx>
+        <w:trPr>
+          <w:trHeight w:val="244" w:hRule="atLeast"/>
+        </w:trPr>
+        <w:tc>
+          <w:tcPr>
+            <w:tcW w:w="9860" w:type="dxa"/>
+            <w:gridSpan w:val="5"/>
+            <w:tcBorders>
+              <w:top w:val="dotted" w:color="auto" w:sz="4" w:space="0"/>
+              <w:left w:val="single" w:color="auto" w:sz="4" w:space="0"/>
+              <w:bottom w:val="dotted" w:color="auto" w:sz="4" w:space="0"/>
+              <w:right w:val="single" w:color="auto" w:sz="4" w:space="0"/>
+            </w:tcBorders>
+            <w:shd w:val="clear" w:color="auto" w:fill="auto"/>
+            <w:vAlign w:val="center"/>
+          </w:tcPr>
+          <w:p>
+            <w:pPr>
+              <w:keepNext w:val="0"/>
+              <w:keepLines w:val="0"/>
+              <w:pageBreakBefore w:val="0"/>
+              <w:widowControl w:val="0"/>
+              <w:kinsoku/>
+              <w:wordWrap/>
+              <w:overflowPunct/>
+              <w:topLinePunct w:val="0"/>
+              <w:bidi w:val="0"/>
+              <w:adjustRightInd/>
+              <w:snapToGrid/>
+              <w:spacing w:line="300" w:lineRule="auto"/>
+              <w:jc w:val="left"/>
+              <w:textAlignment w:val="auto"/>
+              <w:rPr>
+                <w:rFonts w:hint="eastAsia" w:hAnsi="Arial" w:cs="Arial"/>
+                <w:kern w:val="0"/>
+                <w:sz w:val="24"/>
+              </w:rPr>
+            </w:pPr>
+            <w:r>
+              <w:rPr>
+                <w:rFonts w:hint="eastAsia" w:hAnsi="Arial"/>
+                <w:b/>
+                <w:sz w:val="24"/>
+                <w:lang w:val="en-US" w:eastAsia="zh-CN"/>
+              </w:rPr>
+              <w:t>Control parameters for workplace components</w:t>
+            </w:r>
+          </w:p>
+        </w:tc>
+      </w:tr>
+      <w:tr>
+        <w:tblPrEx>
+          <w:tblBorders>
+            <w:top w:val="dotted" w:color="auto" w:sz="4" w:space="0"/>
+            <w:left w:val="dotted" w:color="auto" w:sz="4" w:space="0"/>
+            <w:bottom w:val="dotted" w:color="auto" w:sz="4" w:space="0"/>
+            <w:right w:val="dotted" w:color="auto" w:sz="4" w:space="0"/>
+            <w:insideH w:val="none" w:color="auto" w:sz="0" w:space="0"/>
+            <w:insideV w:val="none" w:color="auto" w:sz="0" w:space="0"/>
+          </w:tblBorders>
+          <w:tblCellMar>
+            <w:top w:w="0" w:type="dxa"/>
+            <w:left w:w="108" w:type="dxa"/>
+            <w:bottom w:w="0" w:type="dxa"/>
+            <w:right w:w="108" w:type="dxa"/>
+          </w:tblCellMar>
+        </w:tblPrEx>
+        <w:trPr>
+          <w:trHeight w:val="244" w:hRule="atLeast"/>
+        </w:trPr>
+        <w:tc>
+          <w:tcPr>
+            <w:tcW w:w="3076" w:type="dxa"/>
+            <w:tcBorders>
+              <w:top w:val="dotted" w:color="auto" w:sz="4" w:space="0"/>
+              <w:left w:val="single" w:color="auto" w:sz="4" w:space="0"/>
+              <w:bottom w:val="dotted" w:color="auto" w:sz="4" w:space="0"/>
+              <w:right w:val="dotted" w:color="auto" w:sz="4" w:space="0"/>
+            </w:tcBorders>
+            <w:shd w:val="clear" w:color="auto" w:fill="auto"/>
+            <w:vAlign w:val="center"/>
+          </w:tcPr>
+          <w:p>
+            <w:pPr>
+              <w:keepNext w:val="0"/>
+              <w:keepLines w:val="0"/>
+              <w:pageBreakBefore w:val="0"/>
+              <w:widowControl w:val="0"/>
+              <w:kinsoku/>
+              <w:wordWrap/>
+              <w:overflowPunct/>
+              <w:topLinePunct w:val="0"/>
+              <w:bidi w:val="0"/>
+              <w:adjustRightInd/>
+              <w:snapToGrid/>
+              <w:spacing w:line="300" w:lineRule="auto"/>
+              <w:jc w:val="left"/>
+              <w:textAlignment w:val="auto"/>
+              <w:rPr>
+                <w:rFonts w:hint="eastAsia" w:hAnsi="Arial"/>
+                <w:b/>
+                <w:sz w:val="24"/>
+                <w:lang w:val="en-US" w:eastAsia="zh-CN"/>
+              </w:rPr>
+            </w:pPr>
+            <w:r>
+              <w:rPr>
+                <w:rFonts w:hint="eastAsia" w:hAnsi="Arial"/>
+                <w:b/>
+                <w:sz w:val="24"/>
+                <w:lang w:val="en-US" w:eastAsia="zh-CN"/>
+              </w:rPr>
+              <w:t>Substance</w:t>
+            </w:r>
+          </w:p>
+        </w:tc>
+        <w:tc>
+          <w:tcPr>
+            <w:tcW w:w="1854" w:type="dxa"/>
+            <w:gridSpan w:val="2"/>
+            <w:tcBorders>
+              <w:top w:val="dotted" w:color="auto" w:sz="4" w:space="0"/>
+              <w:left w:val="dotted" w:color="auto" w:sz="4" w:space="0"/>
+              <w:bottom w:val="dotted" w:color="auto" w:sz="4" w:space="0"/>
+              <w:right w:val="dotted" w:color="auto" w:sz="4" w:space="0"/>
+            </w:tcBorders>
+            <w:shd w:val="clear" w:color="auto" w:fill="auto"/>
+            <w:vAlign w:val="center"/>
+          </w:tcPr>
+          <w:p>
+            <w:pPr>
+              <w:keepNext w:val="0"/>
+              <w:keepLines w:val="0"/>
+              <w:pageBreakBefore w:val="0"/>
+              <w:widowControl w:val="0"/>
+              <w:kinsoku/>
+              <w:wordWrap/>
+              <w:overflowPunct/>
+              <w:topLinePunct w:val="0"/>
+              <w:bidi w:val="0"/>
+              <w:adjustRightInd/>
+              <w:snapToGrid/>
+              <w:spacing w:line="300" w:lineRule="auto"/>
+              <w:jc w:val="left"/>
+              <w:textAlignment w:val="auto"/>
+              <w:rPr>
+                <w:rFonts w:hint="eastAsia" w:hAnsi="Arial"/>
+                <w:b/>
+                <w:sz w:val="24"/>
+                <w:lang w:val="en-US" w:eastAsia="zh-CN"/>
+              </w:rPr>
+            </w:pPr>
+            <w:r>
+              <w:rPr>
+                <w:rFonts w:hint="eastAsia" w:hAnsi="Arial"/>
+                <w:b/>
+                <w:sz w:val="24"/>
+                <w:lang w:val="en-US" w:eastAsia="zh-CN"/>
+              </w:rPr>
+              <w:t>Basis</w:t>
+            </w:r>
+          </w:p>
+        </w:tc>
+        <w:tc>
+          <w:tcPr>
+            <w:tcW w:w="2465" w:type="dxa"/>
+            <w:tcBorders>
+              <w:top w:val="dotted" w:color="auto" w:sz="4" w:space="0"/>
+              <w:left w:val="dotted" w:color="auto" w:sz="4" w:space="0"/>
+              <w:bottom w:val="dotted" w:color="auto" w:sz="4" w:space="0"/>
+              <w:right w:val="dotted" w:color="auto" w:sz="4" w:space="0"/>
+            </w:tcBorders>
+            <w:shd w:val="clear" w:color="auto" w:fill="auto"/>
+            <w:vAlign w:val="center"/>
+          </w:tcPr>
+          <w:p>
+            <w:pPr>
+              <w:keepNext w:val="0"/>
+              <w:keepLines w:val="0"/>
+              <w:pageBreakBefore w:val="0"/>
+              <w:widowControl w:val="0"/>
+              <w:kinsoku/>
+              <w:wordWrap/>
+              <w:overflowPunct/>
+              <w:topLinePunct w:val="0"/>
+              <w:bidi w:val="0"/>
+              <w:adjustRightInd/>
+              <w:snapToGrid/>
+              <w:spacing w:line="300" w:lineRule="auto"/>
+              <w:jc w:val="left"/>
+              <w:textAlignment w:val="auto"/>
+              <w:rPr>
+                <w:rFonts w:hint="eastAsia" w:hAnsi="Arial"/>
+                <w:b/>
+                <w:sz w:val="24"/>
+                <w:lang w:val="en-US" w:eastAsia="zh-CN"/>
+              </w:rPr>
+            </w:pPr>
+            <w:r>
+              <w:rPr>
+                <w:rFonts w:hint="eastAsia" w:hAnsi="Arial"/>
+                <w:b/>
+                <w:sz w:val="24"/>
+                <w:lang w:val="en-US" w:eastAsia="zh-CN"/>
+              </w:rPr>
+              <w:t>Type</w:t>
+            </w:r>
+          </w:p>
+        </w:tc>
+        <w:tc>
+          <w:tcPr>
+            <w:tcW w:w="2465" w:type="dxa"/>
+            <w:tcBorders>
+              <w:top w:val="dotted" w:color="auto" w:sz="4" w:space="0"/>
+              <w:left w:val="dotted" w:color="auto" w:sz="4" w:space="0"/>
+              <w:bottom w:val="dotted" w:color="auto" w:sz="4" w:space="0"/>
+              <w:right w:val="single" w:color="auto" w:sz="4" w:space="0"/>
+            </w:tcBorders>
+            <w:shd w:val="clear" w:color="auto" w:fill="auto"/>
+            <w:vAlign w:val="center"/>
+          </w:tcPr>
+          <w:p>
+            <w:pPr>
+              <w:keepNext w:val="0"/>
+              <w:keepLines w:val="0"/>
+              <w:pageBreakBefore w:val="0"/>
+              <w:widowControl w:val="0"/>
+              <w:kinsoku/>
+              <w:wordWrap/>
+              <w:overflowPunct/>
+              <w:topLinePunct w:val="0"/>
+              <w:bidi w:val="0"/>
+              <w:adjustRightInd/>
+              <w:snapToGrid/>
+              <w:spacing w:line="300" w:lineRule="auto"/>
+              <w:jc w:val="left"/>
+              <w:textAlignment w:val="auto"/>
+              <w:rPr>
+                <w:rFonts w:hint="eastAsia" w:hAnsi="Arial"/>
+                <w:b/>
+                <w:sz w:val="24"/>
+                <w:lang w:val="en-US" w:eastAsia="zh-CN"/>
+              </w:rPr>
+            </w:pPr>
+            <w:r>
+              <w:rPr>
+                <w:rFonts w:hint="eastAsia" w:hAnsi="Arial"/>
+                <w:b/>
+                <w:sz w:val="24"/>
+                <w:lang w:val="en-US" w:eastAsia="zh-CN"/>
+              </w:rPr>
+              <w:t>Value</w:t>
+            </w:r>
+          </w:p>
+        </w:tc>
+      </w:tr>
+      <w:tr>
+        <w:tblPrEx>
+          <w:tblBorders>
+            <w:top w:val="dotted" w:color="auto" w:sz="4" w:space="0"/>
+            <w:left w:val="dotted" w:color="auto" w:sz="4" w:space="0"/>
+            <w:bottom w:val="dotted" w:color="auto" w:sz="4" w:space="0"/>
+            <w:right w:val="dotted" w:color="auto" w:sz="4" w:space="0"/>
+            <w:insideH w:val="none" w:color="auto" w:sz="0" w:space="0"/>
+            <w:insideV w:val="none" w:color="auto" w:sz="0" w:space="0"/>
+          </w:tblBorders>
+          <w:tblCellMar>
+            <w:top w:w="0" w:type="dxa"/>
+            <w:left w:w="108" w:type="dxa"/>
+            <w:bottom w:w="0" w:type="dxa"/>
+            <w:right w:w="108" w:type="dxa"/>
+          </w:tblCellMar>
+        </w:tblPrEx>
+        <w:trPr>
+          <w:trHeight w:val="244" w:hRule="atLeast"/>
+        </w:trPr>
+        <w:tc>
+          <w:tcPr>
+            <w:tcW w:w="3076" w:type="dxa"/>
+            <w:tcBorders>
+              <w:top w:val="dotted" w:color="auto" w:sz="4" w:space="0"/>
+              <w:left w:val="single" w:color="auto" w:sz="4" w:space="0"/>
+              <w:bottom w:val="dotted" w:color="auto" w:sz="4" w:space="0"/>
+              <w:right w:val="dotted" w:color="auto" w:sz="4" w:space="0"/>
+            </w:tcBorders>
+            <w:shd w:val="clear" w:color="auto" w:fill="auto"/>
+            <w:vAlign w:val="center"/>
+          </w:tcPr>
+          <w:p>
+            <w:pPr>
+              <w:keepNext w:val="0"/>
+              <w:keepLines w:val="0"/>
+              <w:pageBreakBefore w:val="0"/>
+              <w:widowControl w:val="0"/>
+              <w:kinsoku/>
+              <w:wordWrap/>
+              <w:overflowPunct/>
+              <w:topLinePunct w:val="0"/>
+              <w:bidi w:val="0"/>
+              <w:adjustRightInd/>
+              <w:snapToGrid/>
+              <w:spacing w:line="300" w:lineRule="auto"/>
+              <w:jc w:val="left"/>
+              <w:textAlignment w:val="auto"/>
+              <w:rPr>
+                <w:rFonts w:hint="eastAsia" w:cs="Arial"/>
+                <w:kern w:val="0"/>
+                <w:sz w:val="24"/>
+                <w:lang w:val="en-US" w:eastAsia="zh-CN"/>
+              </w:rPr>
+            </w:pPr>
+            <w:r>
+              <w:rPr>
+                <w:rFonts w:hint="eastAsia" w:cs="Times New Roman" w:ascii="Times New Roman" w:hAnsi="Times New Roman" w:eastAsia="Times New Roman"/>
+                <w:kern w:val="0"/>
+                <w:sz w:val="24"/>
+                <w:szCs w:val="24"/>
+              </w:rPr>
+              <w:t>六亚甲基-</w:t>
+            </w:r>
+            <w:r>
+              <w:rPr>
+                <w:rFonts w:cs="Times New Roman" w:ascii="Times New Roman" w:hAnsi="Times New Roman" w:eastAsia="Times New Roman"/>
+                <w:kern w:val="0"/>
+                <w:sz w:val="24"/>
+                <w:szCs w:val="24"/>
+              </w:rPr>
+              <w:t>1</w:t>
+            </w:r>
+            <w:r>
+              <w:rPr>
+                <w:rFonts w:hint="eastAsia" w:cs="Times New Roman" w:ascii="Times New Roman" w:hAnsi="Times New Roman" w:eastAsia="Times New Roman"/>
+                <w:kern w:val="0"/>
+                <w:sz w:val="24"/>
+                <w:szCs w:val="24"/>
+              </w:rPr>
+              <w:t>,</w:t>
+            </w:r>
+            <w:r>
+              <w:rPr>
+                <w:rFonts w:cs="Times New Roman" w:ascii="Times New Roman" w:hAnsi="Times New Roman" w:eastAsia="Times New Roman"/>
+                <w:kern w:val="0"/>
+                <w:sz w:val="24"/>
+                <w:szCs w:val="24"/>
+              </w:rPr>
+              <w:t>6</w:t>
+            </w:r>
+            <w:r>
+              <w:rPr>
+                <w:rFonts w:hint="eastAsia" w:cs="Times New Roman" w:ascii="Times New Roman" w:hAnsi="Times New Roman" w:eastAsia="Times New Roman"/>
+                <w:kern w:val="0"/>
+                <w:sz w:val="24"/>
+                <w:szCs w:val="24"/>
+              </w:rPr>
+              <w:t>-二异氰酸酯</w:t>
+            </w:r>
+          </w:p>
+        </w:tc>
+        <w:tc>
+          <w:tcPr>
+            <w:tcW w:w="1854" w:type="dxa"/>
+            <w:gridSpan w:val="2"/>
+            <w:tcBorders>
+              <w:top w:val="dotted" w:color="auto" w:sz="4" w:space="0"/>
+              <w:left w:val="dotted" w:color="auto" w:sz="4" w:space="0"/>
+              <w:bottom w:val="dotted" w:color="auto" w:sz="4" w:space="0"/>
+              <w:right w:val="dotted" w:color="auto" w:sz="4" w:space="0"/>
+            </w:tcBorders>
+            <w:shd w:val="clear" w:color="auto" w:fill="auto"/>
+            <w:vAlign w:val="center"/>
+          </w:tcPr>
+          <w:p>
+            <w:pPr>
+              <w:keepNext w:val="0"/>
+              <w:keepLines w:val="0"/>
+              <w:pageBreakBefore w:val="0"/>
+              <w:widowControl w:val="0"/>
+              <w:kinsoku/>
+              <w:wordWrap/>
+              <w:overflowPunct/>
+              <w:topLinePunct w:val="0"/>
+              <w:bidi w:val="0"/>
+              <w:adjustRightInd/>
+              <w:snapToGrid/>
+              <w:spacing w:line="300" w:lineRule="auto"/>
+              <w:jc w:val="left"/>
+              <w:textAlignment w:val="auto"/>
+              <w:rPr>
+                <w:rFonts w:hint="eastAsia" w:cs="Arial"/>
+                <w:kern w:val="0"/>
+                <w:sz w:val="24"/>
+                <w:lang w:val="en-US" w:eastAsia="zh-CN"/>
+              </w:rPr>
+            </w:pPr>
+            <w:r>
+              <w:rPr>
+                <w:rFonts w:hint="eastAsia" w:cs="Times New Roman" w:ascii="Times New Roman" w:hAnsi="Times New Roman" w:eastAsia="Times New Roman"/>
+                <w:kern w:val="0"/>
+                <w:sz w:val="24"/>
+                <w:szCs w:val="24"/>
+              </w:rPr>
+              <w:t>CN</w:t>
+            </w:r>
+            <w:r>
+              <w:rPr>
+                <w:rFonts w:cs="Times New Roman" w:ascii="Times New Roman" w:hAnsi="Times New Roman" w:eastAsia="Times New Roman"/>
+                <w:kern w:val="0"/>
+                <w:sz w:val="24"/>
+                <w:szCs w:val="24"/>
+              </w:rPr>
+              <w:t xml:space="preserve"> </w:t>
+            </w:r>
+            <w:r>
+              <w:rPr>
+                <w:rFonts w:hint="eastAsia" w:cs="Times New Roman" w:ascii="Times New Roman" w:hAnsi="Times New Roman" w:eastAsia="Times New Roman"/>
+                <w:kern w:val="0"/>
+                <w:sz w:val="24"/>
+                <w:szCs w:val="24"/>
+              </w:rPr>
+              <w:t>OEL</w:t>
+            </w:r>
+          </w:p>
+        </w:tc>
+        <w:tc>
+          <w:tcPr>
+            <w:tcW w:w="2465" w:type="dxa"/>
+            <w:tcBorders>
+              <w:top w:val="dotted" w:color="auto" w:sz="4" w:space="0"/>
+              <w:left w:val="dotted" w:color="auto" w:sz="4" w:space="0"/>
+              <w:bottom w:val="dotted" w:color="auto" w:sz="4" w:space="0"/>
+              <w:right w:val="dotted" w:color="auto" w:sz="4" w:space="0"/>
+            </w:tcBorders>
+            <w:shd w:val="clear" w:color="auto" w:fill="auto"/>
+            <w:vAlign w:val="center"/>
+          </w:tcPr>
+          <w:p>
+            <w:pPr>
+              <w:keepNext w:val="0"/>
+              <w:keepLines w:val="0"/>
+              <w:pageBreakBefore w:val="0"/>
+              <w:widowControl w:val="0"/>
+              <w:kinsoku/>
+              <w:wordWrap/>
+              <w:overflowPunct/>
+              <w:topLinePunct w:val="0"/>
+              <w:bidi w:val="0"/>
+              <w:adjustRightInd/>
+              <w:snapToGrid/>
+              <w:spacing w:line="300" w:lineRule="auto"/>
+              <w:jc w:val="left"/>
+              <w:textAlignment w:val="auto"/>
+              <w:rPr>
+                <w:rFonts w:hint="eastAsia" w:cs="Arial"/>
+                <w:kern w:val="0"/>
+                <w:sz w:val="24"/>
+                <w:lang w:val="en-US" w:eastAsia="zh-CN"/>
+              </w:rPr>
+            </w:pPr>
+            <w:r>
+              <w:rPr>
+                <w:rFonts w:hint="eastAsia" w:cs="Times New Roman" w:ascii="Times New Roman" w:hAnsi="Times New Roman" w:eastAsia="Times New Roman"/>
+                <w:kern w:val="0"/>
+                <w:sz w:val="24"/>
+                <w:szCs w:val="24"/>
+              </w:rPr>
+              <w:t>TWA</w:t>
+            </w:r>
+          </w:p>
+        </w:tc>
+        <w:tc>
+          <w:tcPr>
+            <w:tcW w:w="2465" w:type="dxa"/>
+            <w:tcBorders>
+              <w:top w:val="dotted" w:color="auto" w:sz="4" w:space="0"/>
+              <w:left w:val="dotted" w:color="auto" w:sz="4" w:space="0"/>
+              <w:bottom w:val="dotted" w:color="auto" w:sz="4" w:space="0"/>
+              <w:right w:val="single" w:color="auto" w:sz="4" w:space="0"/>
+            </w:tcBorders>
+            <w:shd w:val="clear" w:color="auto" w:fill="auto"/>
+            <w:vAlign w:val="center"/>
+          </w:tcPr>
+          <w:p>
+            <w:pPr>
+              <w:keepNext w:val="0"/>
+              <w:keepLines w:val="0"/>
+              <w:pageBreakBefore w:val="0"/>
+              <w:widowControl w:val="0"/>
+              <w:kinsoku/>
+              <w:wordWrap/>
+              <w:overflowPunct/>
+              <w:topLinePunct w:val="0"/>
+              <w:bidi w:val="0"/>
+              <w:adjustRightInd/>
+              <w:snapToGrid/>
+              <w:spacing w:line="300" w:lineRule="auto"/>
+              <w:jc w:val="left"/>
+              <w:textAlignment w:val="auto"/>
+              <w:rPr>
+                <w:rFonts w:hint="eastAsia" w:cs="Arial"/>
+                <w:kern w:val="0"/>
+                <w:sz w:val="24"/>
+                <w:lang w:val="en-US" w:eastAsia="zh-CN"/>
+              </w:rPr>
+            </w:pPr>
+            <w:r>
+              <w:rPr>
+                <w:rFonts w:hint="eastAsia" w:cs="Times New Roman" w:ascii="Times New Roman" w:hAnsi="Times New Roman" w:eastAsia="Times New Roman"/>
+                <w:kern w:val="0"/>
+                <w:sz w:val="24"/>
+                <w:szCs w:val="24"/>
+              </w:rPr>
+              <w:t>0</w:t>
+            </w:r>
+            <w:r>
+              <w:rPr>
+                <w:rFonts w:cs="Times New Roman" w:ascii="Times New Roman" w:hAnsi="Times New Roman" w:eastAsia="Times New Roman"/>
+                <w:kern w:val="0"/>
+                <w:sz w:val="24"/>
+                <w:szCs w:val="24"/>
+              </w:rPr>
+              <w:t xml:space="preserve">.03 </w:t>
+            </w:r>
+            <w:r>
+              <w:rPr>
+                <w:rFonts w:hint="eastAsia" w:cs="Times New Roman" w:ascii="Times New Roman" w:hAnsi="Times New Roman" w:eastAsia="Times New Roman"/>
+                <w:kern w:val="0"/>
+                <w:sz w:val="24"/>
+                <w:szCs w:val="24"/>
+              </w:rPr>
+              <w:t>mg</w:t>
+            </w:r>
+            <w:r>
+              <w:rPr>
+                <w:rFonts w:cs="Times New Roman" w:ascii="Times New Roman" w:hAnsi="Times New Roman" w:eastAsia="Times New Roman"/>
+                <w:kern w:val="0"/>
+                <w:sz w:val="24"/>
+                <w:szCs w:val="24"/>
+              </w:rPr>
+              <w:t>/m3</w:t>
+            </w:r>
+          </w:p>
+        </w:tc>
+      </w:tr>
+      <w:tr>
+        <w:tblPrEx>
+          <w:tblBorders>
+            <w:top w:val="dotted" w:color="auto" w:sz="4" w:space="0"/>
+            <w:left w:val="dotted" w:color="auto" w:sz="4" w:space="0"/>
+            <w:bottom w:val="dotted" w:color="auto" w:sz="4" w:space="0"/>
+            <w:right w:val="dotted" w:color="auto" w:sz="4" w:space="0"/>
+            <w:insideH w:val="none" w:color="auto" w:sz="0" w:space="0"/>
+            <w:insideV w:val="none" w:color="auto" w:sz="0" w:space="0"/>
+          </w:tblBorders>
+          <w:tblCellMar>
+            <w:top w:w="0" w:type="dxa"/>
+            <w:left w:w="108" w:type="dxa"/>
+            <w:bottom w:w="0" w:type="dxa"/>
+            <w:right w:w="108" w:type="dxa"/>
+          </w:tblCellMar>
+        </w:tblPrEx>
+        <w:trPr>
+          <w:trHeight w:val="244" w:hRule="atLeast"/>
+        </w:trPr>
+        <w:tc>
+          <w:tcPr>
+            <w:tcW w:w="3076" w:type="dxa"/>
             <w:tcBorders>
               <w:top w:val="dotted" w:color="auto" w:sz="4" w:space="0"/>
               <w:left w:val="single" w:color="auto" w:sz="4" w:space="0"/>
               <w:bottom w:val="single" w:color="auto" w:sz="4" w:space="0"/>
               <w:right w:val="dotted" w:color="auto" w:sz="4" w:space="0"/>
             </w:tcBorders>
-            <w:vAlign w:val="center"/>
-          </w:tcPr>
-          <w:p>
-            <w:pPr>
-              <w:keepNext w:val="0"/>
-              <w:keepLines w:val="0"/>
-              <w:pageBreakBefore w:val="0"/>
-              <w:widowControl w:val="0"/>
-              <w:kinsoku/>
-              <w:wordWrap/>
-              <w:overflowPunct/>
-              <w:topLinePunct w:val="0"/>
-              <w:bidi w:val="0"/>
-              <w:adjustRightInd/>
-              <w:snapToGrid/>
-              <w:spacing w:line="300" w:lineRule="auto"/>
-              <w:jc w:val="left"/>
-              <w:textAlignment w:val="auto"/>
-              <w:rPr>
-                <w:rFonts w:hint="eastAsia" w:hAnsi="Arial" w:cs="Arial"/>
+            <w:shd w:val="clear" w:color="auto" w:fill="auto"/>
+            <w:vAlign w:val="center"/>
+          </w:tcPr>
+          <w:p>
+            <w:pPr>
+              <w:keepNext w:val="0"/>
+              <w:keepLines w:val="0"/>
+              <w:pageBreakBefore w:val="0"/>
+              <w:widowControl w:val="0"/>
+              <w:kinsoku/>
+              <w:wordWrap/>
+              <w:overflowPunct/>
+              <w:topLinePunct w:val="0"/>
+              <w:bidi w:val="0"/>
+              <w:adjustRightInd/>
+              <w:snapToGrid/>
+              <w:spacing w:line="300" w:lineRule="auto"/>
+              <w:jc w:val="left"/>
+              <w:textAlignment w:val="auto"/>
+              <w:rPr>
+                <w:rFonts w:hint="eastAsia" w:cs="Arial"/>
                 <w:kern w:val="0"/>
                 <w:sz w:val="24"/>
                 <w:lang w:val="en-US" w:eastAsia="zh-CN"/>
@@ -8337,69 +8853,187 @@
             </w:pPr>
             <w:r>
               <w:rPr>
-                <w:rFonts w:hint="eastAsia" w:hAnsi="Arial" w:cs="Times New Roman"/>
-                <w:b/>
-                <w:kern w:val="2"/>
-                <w:sz w:val="21"/>
-                <w:szCs w:val="21"/>
-                <w:lang w:val="en-US" w:eastAsia="zh-CN" w:bidi="ar-SA"/>
-              </w:rPr>
-              <w:t xml:space="preserve">8.2  </w:t>
-            </w:r>
-            <w:r>
-              <w:rPr>
-                <w:rFonts w:hint="eastAsia" w:hAnsi="Arial"/>
-                <w:b/>
-                <w:sz w:val="24"/>
-                <w:lang w:val="en-US" w:eastAsia="zh-CN"/>
-              </w:rPr>
-              <w:t>Engineering controls：</w:t>
-            </w:r>
-          </w:p>
-        </w:tc>
-        <w:tc>
-          <w:tcPr>
-            <w:tcW w:w="6341" w:type="dxa"/>
+                <w:rFonts w:hint="eastAsia" w:cs="Times New Roman" w:ascii="Times New Roman" w:hAnsi="Times New Roman" w:eastAsia="Times New Roman"/>
+                <w:kern w:val="0"/>
+                <w:sz w:val="24"/>
+                <w:szCs w:val="24"/>
+              </w:rPr>
+              <w:t>丙二醇甲醚醋酸酯</w:t>
+            </w:r>
+          </w:p>
+        </w:tc>
+        <w:tc>
+          <w:tcPr>
+            <w:tcW w:w="1854" w:type="dxa"/>
+            <w:gridSpan w:val="2"/>
+            <w:tcBorders>
+              <w:top w:val="dotted" w:color="auto" w:sz="4" w:space="0"/>
+              <w:left w:val="dotted" w:color="auto" w:sz="4" w:space="0"/>
+              <w:bottom w:val="single" w:color="auto" w:sz="4" w:space="0"/>
+              <w:right w:val="dotted" w:color="auto" w:sz="4" w:space="0"/>
+            </w:tcBorders>
+            <w:shd w:val="clear" w:color="auto" w:fill="auto"/>
+            <w:vAlign w:val="center"/>
+          </w:tcPr>
+          <w:p>
+            <w:pPr>
+              <w:keepNext w:val="0"/>
+              <w:keepLines w:val="0"/>
+              <w:pageBreakBefore w:val="0"/>
+              <w:widowControl w:val="0"/>
+              <w:kinsoku/>
+              <w:wordWrap/>
+              <w:overflowPunct/>
+              <w:topLinePunct w:val="0"/>
+              <w:bidi w:val="0"/>
+              <w:adjustRightInd/>
+              <w:snapToGrid/>
+              <w:spacing w:line="300" w:lineRule="auto"/>
+              <w:jc w:val="left"/>
+              <w:textAlignment w:val="auto"/>
+              <w:rPr>
+                <w:rFonts w:hint="eastAsia" w:cs="Arial"/>
+                <w:kern w:val="0"/>
+                <w:sz w:val="24"/>
+                <w:lang w:val="en-US" w:eastAsia="zh-CN"/>
+              </w:rPr>
+            </w:pPr>
+            <w:r>
+              <w:rPr>
+                <w:rFonts w:hint="eastAsia" w:cs="Times New Roman" w:ascii="Times New Roman" w:hAnsi="Times New Roman" w:eastAsia="Times New Roman"/>
+                <w:kern w:val="0"/>
+                <w:sz w:val="24"/>
+                <w:szCs w:val="24"/>
+              </w:rPr>
+              <w:t>CN</w:t>
+            </w:r>
+            <w:r>
+              <w:rPr>
+                <w:rFonts w:cs="Times New Roman" w:ascii="Times New Roman" w:hAnsi="Times New Roman" w:eastAsia="Times New Roman"/>
+                <w:kern w:val="0"/>
+                <w:sz w:val="24"/>
+                <w:szCs w:val="24"/>
+              </w:rPr>
+              <w:t xml:space="preserve"> </w:t>
+            </w:r>
+            <w:r>
+              <w:rPr>
+                <w:rFonts w:hint="eastAsia" w:cs="Times New Roman" w:ascii="Times New Roman" w:hAnsi="Times New Roman" w:eastAsia="Times New Roman"/>
+                <w:kern w:val="0"/>
+                <w:sz w:val="24"/>
+                <w:szCs w:val="24"/>
+              </w:rPr>
+              <w:t>OEL</w:t>
+            </w:r>
+          </w:p>
+        </w:tc>
+        <w:tc>
+          <w:tcPr>
+            <w:tcW w:w="2465" w:type="dxa"/>
+            <w:tcBorders>
+              <w:top w:val="dotted" w:color="auto" w:sz="4" w:space="0"/>
+              <w:left w:val="dotted" w:color="auto" w:sz="4" w:space="0"/>
+              <w:bottom w:val="single" w:color="auto" w:sz="4" w:space="0"/>
+              <w:right w:val="dotted" w:color="auto" w:sz="4" w:space="0"/>
+            </w:tcBorders>
+            <w:shd w:val="clear" w:color="auto" w:fill="auto"/>
+            <w:vAlign w:val="center"/>
+          </w:tcPr>
+          <w:p>
+            <w:pPr>
+              <w:keepNext w:val="0"/>
+              <w:keepLines w:val="0"/>
+              <w:pageBreakBefore w:val="0"/>
+              <w:widowControl w:val="0"/>
+              <w:kinsoku/>
+              <w:wordWrap/>
+              <w:overflowPunct/>
+              <w:topLinePunct w:val="0"/>
+              <w:bidi w:val="0"/>
+              <w:adjustRightInd/>
+              <w:snapToGrid/>
+              <w:spacing w:line="300" w:lineRule="auto"/>
+              <w:jc w:val="left"/>
+              <w:textAlignment w:val="auto"/>
+              <w:rPr>
+                <w:rFonts w:hint="eastAsia" w:cs="Arial"/>
+                <w:kern w:val="0"/>
+                <w:sz w:val="24"/>
+                <w:lang w:val="en-US" w:eastAsia="zh-CN"/>
+              </w:rPr>
+            </w:pPr>
+            <w:r>
+              <w:rPr>
+                <w:rFonts w:hint="eastAsia" w:cs="Times New Roman" w:ascii="Times New Roman" w:hAnsi="Times New Roman" w:eastAsia="Times New Roman"/>
+                <w:kern w:val="0"/>
+                <w:sz w:val="24"/>
+                <w:szCs w:val="24"/>
+              </w:rPr>
+              <w:t>TWA</w:t>
+            </w:r>
+          </w:p>
+        </w:tc>
+        <w:tc>
+          <w:tcPr>
+            <w:tcW w:w="2465" w:type="dxa"/>
             <w:tcBorders>
               <w:top w:val="dotted" w:color="auto" w:sz="4" w:space="0"/>
               <w:left w:val="dotted" w:color="auto" w:sz="4" w:space="0"/>
               <w:bottom w:val="single" w:color="auto" w:sz="4" w:space="0"/>
               <w:right w:val="single" w:color="auto" w:sz="4" w:space="0"/>
             </w:tcBorders>
-            <w:vAlign w:val="center"/>
-          </w:tcPr>
-          <w:p>
-            <w:pPr>
-              <w:keepNext w:val="0"/>
-              <w:keepLines w:val="0"/>
-              <w:pageBreakBefore w:val="0"/>
-              <w:widowControl w:val="0"/>
-              <w:kinsoku/>
-              <w:wordWrap/>
-              <w:overflowPunct/>
-              <w:topLinePunct w:val="0"/>
-              <w:bidi w:val="0"/>
-              <w:adjustRightInd/>
-              <w:snapToGrid/>
-              <w:spacing w:line="300" w:lineRule="auto"/>
-              <w:jc w:val="left"/>
-              <w:textAlignment w:val="auto"/>
-              <w:rPr>
-                <w:rFonts w:hint="default" w:hAnsi="Arial" w:cs="Times New Roman"/>
-                <w:b/>
-                <w:kern w:val="2"/>
-                <w:sz w:val="21"/>
-                <w:szCs w:val="21"/>
-                <w:lang w:val="en-US" w:eastAsia="zh-CN" w:bidi="ar-SA"/>
-              </w:rPr>
-            </w:pPr>
-            <w:r>
-              <w:rPr>
-                <w:rFonts w:hint="eastAsia" w:hAnsi="Arial" w:cs="Arial"/>
+            <w:shd w:val="clear" w:color="auto" w:fill="auto"/>
+            <w:vAlign w:val="center"/>
+          </w:tcPr>
+          <w:p>
+            <w:pPr>
+              <w:keepNext w:val="0"/>
+              <w:keepLines w:val="0"/>
+              <w:pageBreakBefore w:val="0"/>
+              <w:widowControl w:val="0"/>
+              <w:kinsoku/>
+              <w:wordWrap/>
+              <w:overflowPunct/>
+              <w:topLinePunct w:val="0"/>
+              <w:bidi w:val="0"/>
+              <w:adjustRightInd/>
+              <w:snapToGrid/>
+              <w:spacing w:line="300" w:lineRule="auto"/>
+              <w:jc w:val="left"/>
+              <w:textAlignment w:val="auto"/>
+              <w:rPr>
+                <w:rFonts w:hint="eastAsia" w:cs="Arial"/>
                 <w:kern w:val="0"/>
                 <w:sz w:val="24"/>
-              </w:rPr>
-              <w:t>使用局部排风或全面通风，保持工作场所空气中浓度低于职业接触限值；工作场所设置洗眼器与安全淋浴设施。</w:t>
+                <w:lang w:val="en-US" w:eastAsia="zh-CN"/>
+              </w:rPr>
+            </w:pPr>
+            <w:r>
+              <w:rPr>
+                <w:rFonts w:cs="Times New Roman" w:ascii="Times New Roman" w:hAnsi="Times New Roman" w:eastAsia="Times New Roman"/>
+                <w:kern w:val="0"/>
+                <w:sz w:val="24"/>
+                <w:szCs w:val="24"/>
+              </w:rPr>
+              <w:t xml:space="preserve">100 </w:t>
+            </w:r>
+            <w:r>
+              <w:rPr>
+                <w:rFonts w:hint="eastAsia" w:cs="Times New Roman" w:ascii="Times New Roman" w:hAnsi="Times New Roman" w:eastAsia="Times New Roman"/>
+                <w:kern w:val="0"/>
+                <w:sz w:val="24"/>
+                <w:szCs w:val="24"/>
+              </w:rPr>
+              <w:t>mg</w:t>
+            </w:r>
+            <w:r>
+              <w:rPr>
+                <w:rFonts w:cs="Times New Roman" w:ascii="Times New Roman" w:hAnsi="Times New Roman" w:eastAsia="Times New Roman"/>
+                <w:kern w:val="0"/>
+                <w:sz w:val="24"/>
+                <w:szCs w:val="24"/>
+              </w:rPr>
+              <w:t>/m3</w:t>
             </w:r>
           </w:p>
         </w:tc>
@@ -8417,7 +9051,7 @@
     </w:p>
     <w:tbl>
       <w:tblPr>
-        <w:tblStyle w:val="4"/>
+        <w:tblStyle w:val="5"/>
         <w:tblW w:w="9781" w:type="dxa"/>
         <w:tblInd w:w="108" w:type="dxa"/>
         <w:tblBorders>
@@ -8624,17 +9258,18 @@
               <w:adjustRightInd/>
               <w:snapToGrid/>
               <w:spacing w:line="300" w:lineRule="auto"/>
-              <w:ind w:right="34" w:rightChars="16"/>
-              <w:jc w:val="left"/>
-              <w:textAlignment w:val="auto"/>
-              <w:rPr>
-                <w:sz w:val="24"/>
-              </w:rPr>
-            </w:pPr>
-            <w:r>
-              <w:rPr>
-                <w:rFonts w:hint="eastAsia" w:ascii="宋体" w:hAnsi="宋体" w:eastAsia="宋体" w:cs="宋体"/>
-                <w:color w:val="000000"/>
+              <w:jc w:val="left"/>
+              <w:textAlignment w:val="auto"/>
+              <w:rPr>
+                <w:rFonts w:hint="eastAsia" w:cs="Arial"/>
+                <w:kern w:val="0"/>
+                <w:sz w:val="24"/>
+              </w:rPr>
+            </w:pPr>
+            <w:r>
+              <w:rPr>
+                <w:rFonts w:hint="eastAsia" w:cs="Times New Roman" w:ascii="Times New Roman" w:hAnsi="Times New Roman" w:eastAsia="Times New Roman"/>
+                <w:kern w:val="0"/>
                 <w:sz w:val="24"/>
                 <w:szCs w:val="24"/>
               </w:rPr>
@@ -8773,17 +9408,20 @@
               <w:adjustRightInd/>
               <w:snapToGrid/>
               <w:spacing w:line="300" w:lineRule="auto"/>
-              <w:ind w:right="34" w:rightChars="16"/>
-              <w:jc w:val="left"/>
-              <w:textAlignment w:val="auto"/>
-              <w:rPr>
-                <w:sz w:val="24"/>
-              </w:rPr>
-            </w:pPr>
-            <w:r>
-              <w:rPr>
-                <w:rFonts w:hint="eastAsia"/>
-                <w:sz w:val="24"/>
+              <w:jc w:val="left"/>
+              <w:textAlignment w:val="auto"/>
+              <w:rPr>
+                <w:rFonts w:hint="eastAsia" w:cs="Arial"/>
+                <w:kern w:val="0"/>
+                <w:sz w:val="24"/>
+              </w:rPr>
+            </w:pPr>
+            <w:r>
+              <w:rPr>
+                <w:rFonts w:hint="eastAsia" w:cs="Times New Roman" w:ascii="Times New Roman" w:hAnsi="Times New Roman" w:eastAsia="Times New Roman"/>
+                <w:kern w:val="0"/>
+                <w:sz w:val="24"/>
+                <w:szCs w:val="24"/>
               </w:rPr>
               <w:t>无数据</w:t>
             </w:r>
@@ -8901,28 +9539,28 @@
               <w:keepLines w:val="0"/>
               <w:pageBreakBefore w:val="0"/>
               <w:widowControl w:val="0"/>
-              <w:tabs>
-                <w:tab w:val="left" w:pos="3960"/>
-              </w:tabs>
-              <w:kinsoku/>
-              <w:wordWrap/>
-              <w:overflowPunct/>
-              <w:topLinePunct w:val="0"/>
-              <w:bidi w:val="0"/>
-              <w:adjustRightInd/>
-              <w:snapToGrid/>
-              <w:spacing w:line="300" w:lineRule="auto"/>
-              <w:ind w:right="34" w:rightChars="16"/>
-              <w:jc w:val="left"/>
-              <w:textAlignment w:val="auto"/>
-              <w:rPr>
-                <w:sz w:val="24"/>
-              </w:rPr>
-            </w:pPr>
-            <w:r>
-              <w:rPr>
-                <w:rFonts w:hint="eastAsia"/>
-                <w:sz w:val="24"/>
+              <w:kinsoku/>
+              <w:wordWrap/>
+              <w:overflowPunct/>
+              <w:topLinePunct w:val="0"/>
+              <w:bidi w:val="0"/>
+              <w:adjustRightInd/>
+              <w:snapToGrid/>
+              <w:spacing w:line="300" w:lineRule="auto"/>
+              <w:jc w:val="left"/>
+              <w:textAlignment w:val="auto"/>
+              <w:rPr>
+                <w:rFonts w:hint="eastAsia" w:cs="Arial"/>
+                <w:kern w:val="0"/>
+                <w:sz w:val="24"/>
+              </w:rPr>
+            </w:pPr>
+            <w:r>
+              <w:rPr>
+                <w:rFonts w:hint="eastAsia" w:cs="Times New Roman" w:ascii="Times New Roman" w:hAnsi="Times New Roman" w:eastAsia="Times New Roman"/>
+                <w:kern w:val="0"/>
+                <w:sz w:val="24"/>
+                <w:szCs w:val="24"/>
               </w:rPr>
               <w:t>7-9</w:t>
             </w:r>
@@ -9040,28 +9678,26 @@
               <w:keepLines w:val="0"/>
               <w:pageBreakBefore w:val="0"/>
               <w:widowControl w:val="0"/>
-              <w:tabs>
-                <w:tab w:val="left" w:pos="3960"/>
-              </w:tabs>
-              <w:kinsoku/>
-              <w:wordWrap/>
-              <w:overflowPunct/>
-              <w:topLinePunct w:val="0"/>
-              <w:bidi w:val="0"/>
-              <w:adjustRightInd/>
-              <w:snapToGrid/>
-              <w:spacing w:line="300" w:lineRule="auto"/>
-              <w:ind w:right="34" w:rightChars="16"/>
-              <w:jc w:val="left"/>
-              <w:textAlignment w:val="auto"/>
-              <w:rPr>
-                <w:sz w:val="24"/>
-              </w:rPr>
-            </w:pPr>
-            <w:r>
-              <w:rPr>
-                <w:rFonts w:hint="eastAsia" w:ascii="宋体" w:hAnsi="宋体" w:cs="宋体"/>
-                <w:color w:val="000000"/>
+              <w:kinsoku/>
+              <w:wordWrap/>
+              <w:overflowPunct/>
+              <w:topLinePunct w:val="0"/>
+              <w:bidi w:val="0"/>
+              <w:adjustRightInd/>
+              <w:snapToGrid/>
+              <w:spacing w:line="300" w:lineRule="auto"/>
+              <w:jc w:val="left"/>
+              <w:textAlignment w:val="auto"/>
+              <w:rPr>
+                <w:rFonts w:hint="eastAsia" w:cs="Arial"/>
+                <w:kern w:val="0"/>
+                <w:sz w:val="24"/>
+              </w:rPr>
+            </w:pPr>
+            <w:r>
+              <w:rPr>
+                <w:rFonts w:hint="eastAsia" w:cs="Times New Roman" w:ascii="Times New Roman" w:hAnsi="Times New Roman" w:eastAsia="Times New Roman"/>
+                <w:kern w:val="0"/>
                 <w:sz w:val="24"/>
                 <w:szCs w:val="24"/>
               </w:rPr>
@@ -9189,17 +9825,20 @@
               <w:adjustRightInd/>
               <w:snapToGrid/>
               <w:spacing w:line="300" w:lineRule="auto"/>
-              <w:ind w:right="34" w:rightChars="16"/>
-              <w:jc w:val="left"/>
-              <w:textAlignment w:val="auto"/>
-              <w:rPr>
-                <w:sz w:val="24"/>
-              </w:rPr>
-            </w:pPr>
-            <w:r>
-              <w:rPr>
-                <w:rFonts w:hint="eastAsia"/>
-                <w:sz w:val="24"/>
+              <w:jc w:val="left"/>
+              <w:textAlignment w:val="auto"/>
+              <w:rPr>
+                <w:rFonts w:hint="eastAsia" w:cs="Arial"/>
+                <w:kern w:val="0"/>
+                <w:sz w:val="24"/>
+              </w:rPr>
+            </w:pPr>
+            <w:r>
+              <w:rPr>
+                <w:rFonts w:hint="eastAsia" w:cs="Times New Roman" w:ascii="Times New Roman" w:hAnsi="Times New Roman" w:eastAsia="Times New Roman"/>
+                <w:kern w:val="0"/>
+                <w:sz w:val="24"/>
+                <w:szCs w:val="24"/>
               </w:rPr>
               <w:t>无数据</w:t>
             </w:r>
@@ -9336,17 +9975,20 @@
               <w:adjustRightInd/>
               <w:snapToGrid/>
               <w:spacing w:line="300" w:lineRule="auto"/>
-              <w:ind w:right="34" w:rightChars="16"/>
-              <w:jc w:val="left"/>
-              <w:textAlignment w:val="auto"/>
-              <w:rPr>
-                <w:sz w:val="24"/>
-              </w:rPr>
-            </w:pPr>
-            <w:r>
-              <w:rPr>
-                <w:rFonts w:hint="eastAsia"/>
-                <w:sz w:val="24"/>
+              <w:jc w:val="left"/>
+              <w:textAlignment w:val="auto"/>
+              <w:rPr>
+                <w:rFonts w:hint="eastAsia" w:cs="Arial"/>
+                <w:kern w:val="0"/>
+                <w:sz w:val="24"/>
+              </w:rPr>
+            </w:pPr>
+            <w:r>
+              <w:rPr>
+                <w:rFonts w:hint="eastAsia" w:cs="Times New Roman" w:ascii="Times New Roman" w:hAnsi="Times New Roman" w:eastAsia="Times New Roman"/>
+                <w:kern w:val="0"/>
+                <w:sz w:val="24"/>
+                <w:szCs w:val="24"/>
               </w:rPr>
               <w:t>无数据</w:t>
             </w:r>
@@ -9483,17 +10125,20 @@
               <w:adjustRightInd/>
               <w:snapToGrid/>
               <w:spacing w:line="300" w:lineRule="auto"/>
-              <w:ind w:right="34" w:rightChars="16"/>
-              <w:jc w:val="left"/>
-              <w:textAlignment w:val="auto"/>
-              <w:rPr>
-                <w:sz w:val="24"/>
-              </w:rPr>
-            </w:pPr>
-            <w:r>
-              <w:rPr>
-                <w:rFonts w:hint="eastAsia"/>
-                <w:sz w:val="24"/>
+              <w:jc w:val="left"/>
+              <w:textAlignment w:val="auto"/>
+              <w:rPr>
+                <w:rFonts w:hint="eastAsia" w:cs="Arial"/>
+                <w:kern w:val="0"/>
+                <w:sz w:val="24"/>
+              </w:rPr>
+            </w:pPr>
+            <w:r>
+              <w:rPr>
+                <w:rFonts w:hint="eastAsia" w:cs="Times New Roman" w:ascii="Times New Roman" w:hAnsi="Times New Roman" w:eastAsia="Times New Roman"/>
+                <w:kern w:val="0"/>
+                <w:sz w:val="24"/>
+                <w:szCs w:val="24"/>
               </w:rPr>
               <w:t>无数据</w:t>
             </w:r>
@@ -9630,17 +10275,20 @@
               <w:adjustRightInd/>
               <w:snapToGrid/>
               <w:spacing w:line="300" w:lineRule="auto"/>
-              <w:ind w:right="34" w:rightChars="16"/>
-              <w:jc w:val="left"/>
-              <w:textAlignment w:val="auto"/>
-              <w:rPr>
-                <w:sz w:val="24"/>
-              </w:rPr>
-            </w:pPr>
-            <w:r>
-              <w:rPr>
-                <w:rFonts w:hint="eastAsia"/>
-                <w:sz w:val="24"/>
+              <w:jc w:val="left"/>
+              <w:textAlignment w:val="auto"/>
+              <w:rPr>
+                <w:rFonts w:hint="eastAsia" w:cs="Arial"/>
+                <w:kern w:val="0"/>
+                <w:sz w:val="24"/>
+              </w:rPr>
+            </w:pPr>
+            <w:r>
+              <w:rPr>
+                <w:rFonts w:hint="eastAsia" w:cs="Times New Roman" w:ascii="Times New Roman" w:hAnsi="Times New Roman" w:eastAsia="Times New Roman"/>
+                <w:kern w:val="0"/>
+                <w:sz w:val="24"/>
+                <w:szCs w:val="24"/>
               </w:rPr>
               <w:t>无数据</w:t>
             </w:r>
@@ -9755,18 +10403,20 @@
               <w:adjustRightInd/>
               <w:snapToGrid/>
               <w:spacing w:line="300" w:lineRule="auto"/>
-              <w:ind w:right="34" w:rightChars="16"/>
-              <w:jc w:val="left"/>
-              <w:textAlignment w:val="auto"/>
-              <w:rPr>
-                <w:color w:val="FF0000"/>
-                <w:sz w:val="24"/>
-              </w:rPr>
-            </w:pPr>
-            <w:r>
-              <w:rPr>
-                <w:rFonts w:hint="eastAsia"/>
-                <w:sz w:val="24"/>
+              <w:jc w:val="left"/>
+              <w:textAlignment w:val="auto"/>
+              <w:rPr>
+                <w:rFonts w:hint="eastAsia" w:cs="Arial"/>
+                <w:kern w:val="0"/>
+                <w:sz w:val="24"/>
+              </w:rPr>
+            </w:pPr>
+            <w:r>
+              <w:rPr>
+                <w:rFonts w:hint="eastAsia" w:cs="Times New Roman" w:ascii="Times New Roman" w:hAnsi="Times New Roman" w:eastAsia="Times New Roman"/>
+                <w:kern w:val="0"/>
+                <w:sz w:val="24"/>
+                <w:szCs w:val="24"/>
               </w:rPr>
               <w:t>无数据</w:t>
             </w:r>
@@ -9932,17 +10582,20 @@
               <w:adjustRightInd/>
               <w:snapToGrid/>
               <w:spacing w:line="300" w:lineRule="auto"/>
-              <w:ind w:right="34" w:rightChars="16"/>
-              <w:jc w:val="left"/>
-              <w:textAlignment w:val="auto"/>
-              <w:rPr>
-                <w:sz w:val="24"/>
-              </w:rPr>
-            </w:pPr>
-            <w:r>
-              <w:rPr>
-                <w:rFonts w:hint="eastAsia"/>
-                <w:sz w:val="24"/>
+              <w:jc w:val="left"/>
+              <w:textAlignment w:val="auto"/>
+              <w:rPr>
+                <w:rFonts w:hint="eastAsia" w:cs="Arial"/>
+                <w:kern w:val="0"/>
+                <w:sz w:val="24"/>
+              </w:rPr>
+            </w:pPr>
+            <w:r>
+              <w:rPr>
+                <w:rFonts w:hint="eastAsia" w:cs="Times New Roman" w:ascii="Times New Roman" w:hAnsi="Times New Roman" w:eastAsia="Times New Roman"/>
+                <w:kern w:val="0"/>
+                <w:sz w:val="24"/>
+                <w:szCs w:val="24"/>
               </w:rPr>
               <w:t>无数据</w:t>
             </w:r>
@@ -10068,17 +10721,20 @@
               <w:adjustRightInd/>
               <w:snapToGrid/>
               <w:spacing w:line="300" w:lineRule="auto"/>
-              <w:ind w:right="34" w:rightChars="16"/>
-              <w:jc w:val="left"/>
-              <w:textAlignment w:val="auto"/>
-              <w:rPr>
-                <w:sz w:val="24"/>
-              </w:rPr>
-            </w:pPr>
-            <w:r>
-              <w:rPr>
-                <w:rFonts w:hint="eastAsia"/>
-                <w:sz w:val="24"/>
+              <w:jc w:val="left"/>
+              <w:textAlignment w:val="auto"/>
+              <w:rPr>
+                <w:rFonts w:hint="eastAsia" w:cs="Arial"/>
+                <w:kern w:val="0"/>
+                <w:sz w:val="24"/>
+              </w:rPr>
+            </w:pPr>
+            <w:r>
+              <w:rPr>
+                <w:rFonts w:hint="eastAsia" w:cs="Times New Roman" w:ascii="Times New Roman" w:hAnsi="Times New Roman" w:eastAsia="Times New Roman"/>
+                <w:kern w:val="0"/>
+                <w:sz w:val="24"/>
+                <w:szCs w:val="24"/>
               </w:rPr>
               <w:t>无数据</w:t>
             </w:r>
@@ -10200,23 +10856,24 @@
               <w:wordWrap/>
               <w:overflowPunct/>
               <w:topLinePunct w:val="0"/>
-              <w:autoSpaceDE w:val="0"/>
-              <w:autoSpaceDN w:val="0"/>
-              <w:bidi w:val="0"/>
-              <w:adjustRightInd/>
-              <w:snapToGrid/>
-              <w:spacing w:line="300" w:lineRule="auto"/>
-              <w:jc w:val="left"/>
-              <w:textAlignment w:val="auto"/>
-              <w:rPr>
-                <w:sz w:val="24"/>
-                <w:vertAlign w:val="superscript"/>
-              </w:rPr>
-            </w:pPr>
-            <w:r>
-              <w:rPr>
-                <w:rFonts w:hint="eastAsia"/>
-                <w:sz w:val="24"/>
+              <w:bidi w:val="0"/>
+              <w:adjustRightInd/>
+              <w:snapToGrid/>
+              <w:spacing w:line="300" w:lineRule="auto"/>
+              <w:jc w:val="left"/>
+              <w:textAlignment w:val="auto"/>
+              <w:rPr>
+                <w:rFonts w:hint="eastAsia" w:cs="Arial"/>
+                <w:kern w:val="0"/>
+                <w:sz w:val="24"/>
+              </w:rPr>
+            </w:pPr>
+            <w:r>
+              <w:rPr>
+                <w:rFonts w:hint="eastAsia" w:cs="Times New Roman" w:ascii="Times New Roman" w:hAnsi="Times New Roman" w:eastAsia="Times New Roman"/>
+                <w:kern w:val="0"/>
+                <w:sz w:val="24"/>
+                <w:szCs w:val="24"/>
               </w:rPr>
               <w:t>无数据</w:t>
             </w:r>
@@ -10342,17 +10999,20 @@
               <w:adjustRightInd/>
               <w:snapToGrid/>
               <w:spacing w:line="300" w:lineRule="auto"/>
-              <w:ind w:right="34" w:rightChars="16"/>
-              <w:jc w:val="left"/>
-              <w:textAlignment w:val="auto"/>
-              <w:rPr>
-                <w:sz w:val="24"/>
-              </w:rPr>
-            </w:pPr>
-            <w:r>
-              <w:rPr>
-                <w:rFonts w:hint="eastAsia"/>
-                <w:sz w:val="24"/>
+              <w:jc w:val="left"/>
+              <w:textAlignment w:val="auto"/>
+              <w:rPr>
+                <w:rFonts w:hint="eastAsia" w:cs="Arial"/>
+                <w:kern w:val="0"/>
+                <w:sz w:val="24"/>
+              </w:rPr>
+            </w:pPr>
+            <w:r>
+              <w:rPr>
+                <w:rFonts w:hint="eastAsia" w:cs="Times New Roman" w:ascii="Times New Roman" w:hAnsi="Times New Roman" w:eastAsia="Times New Roman"/>
+                <w:kern w:val="0"/>
+                <w:sz w:val="24"/>
+                <w:szCs w:val="24"/>
               </w:rPr>
               <w:t>无数据</w:t>
             </w:r>
@@ -10478,17 +11138,20 @@
               <w:adjustRightInd/>
               <w:snapToGrid/>
               <w:spacing w:line="300" w:lineRule="auto"/>
-              <w:ind w:right="34" w:rightChars="16"/>
-              <w:jc w:val="left"/>
-              <w:textAlignment w:val="auto"/>
-              <w:rPr>
-                <w:sz w:val="24"/>
-              </w:rPr>
-            </w:pPr>
-            <w:r>
-              <w:rPr>
-                <w:rFonts w:hint="eastAsia"/>
-                <w:sz w:val="24"/>
+              <w:jc w:val="left"/>
+              <w:textAlignment w:val="auto"/>
+              <w:rPr>
+                <w:rFonts w:hint="eastAsia" w:cs="Arial"/>
+                <w:kern w:val="0"/>
+                <w:sz w:val="24"/>
+              </w:rPr>
+            </w:pPr>
+            <w:r>
+              <w:rPr>
+                <w:rFonts w:hint="eastAsia" w:cs="Times New Roman" w:ascii="Times New Roman" w:hAnsi="Times New Roman" w:eastAsia="Times New Roman"/>
+                <w:kern w:val="0"/>
+                <w:sz w:val="24"/>
+                <w:szCs w:val="24"/>
               </w:rPr>
               <w:t>无数据</w:t>
             </w:r>
@@ -10654,18 +11317,20 @@
               <w:adjustRightInd/>
               <w:snapToGrid/>
               <w:spacing w:line="300" w:lineRule="auto"/>
-              <w:ind w:right="34" w:rightChars="16"/>
-              <w:jc w:val="left"/>
-              <w:textAlignment w:val="auto"/>
-              <w:rPr>
-                <w:sz w:val="24"/>
-                <w:vertAlign w:val="subscript"/>
-              </w:rPr>
-            </w:pPr>
-            <w:r>
-              <w:rPr>
-                <w:rFonts w:hint="eastAsia"/>
-                <w:sz w:val="24"/>
+              <w:jc w:val="left"/>
+              <w:textAlignment w:val="auto"/>
+              <w:rPr>
+                <w:rFonts w:hint="eastAsia" w:cs="Arial"/>
+                <w:kern w:val="0"/>
+                <w:sz w:val="24"/>
+              </w:rPr>
+            </w:pPr>
+            <w:r>
+              <w:rPr>
+                <w:rFonts w:hint="eastAsia" w:cs="Times New Roman" w:ascii="Times New Roman" w:hAnsi="Times New Roman" w:eastAsia="Times New Roman"/>
+                <w:kern w:val="0"/>
+                <w:sz w:val="24"/>
+                <w:szCs w:val="24"/>
               </w:rPr>
               <w:t>无数据</w:t>
             </w:r>
@@ -10833,17 +11498,20 @@
               <w:adjustRightInd/>
               <w:snapToGrid/>
               <w:spacing w:line="300" w:lineRule="auto"/>
-              <w:ind w:right="34" w:rightChars="16"/>
-              <w:jc w:val="left"/>
-              <w:textAlignment w:val="auto"/>
-              <w:rPr>
-                <w:sz w:val="24"/>
-              </w:rPr>
-            </w:pPr>
-            <w:r>
-              <w:rPr>
-                <w:rFonts w:hint="eastAsia"/>
-                <w:sz w:val="24"/>
+              <w:jc w:val="left"/>
+              <w:textAlignment w:val="auto"/>
+              <w:rPr>
+                <w:rFonts w:hint="eastAsia" w:cs="Arial"/>
+                <w:kern w:val="0"/>
+                <w:sz w:val="24"/>
+              </w:rPr>
+            </w:pPr>
+            <w:r>
+              <w:rPr>
+                <w:rFonts w:hint="eastAsia" w:cs="Times New Roman" w:ascii="Times New Roman" w:hAnsi="Times New Roman" w:eastAsia="Times New Roman"/>
+                <w:kern w:val="0"/>
+                <w:sz w:val="24"/>
+                <w:szCs w:val="24"/>
               </w:rPr>
               <w:t>无数据</w:t>
             </w:r>
@@ -10969,21 +11637,21 @@
               <w:adjustRightInd/>
               <w:snapToGrid/>
               <w:spacing w:line="300" w:lineRule="auto"/>
-              <w:ind w:right="34" w:rightChars="16"/>
-              <w:jc w:val="left"/>
-              <w:textAlignment w:val="auto"/>
-              <w:rPr>
-                <w:rFonts w:ascii="Times New Roman" w:hAnsi="Times New Roman" w:eastAsia="宋体" w:cs="Times New Roman"/>
-                <w:kern w:val="2"/>
-                <w:sz w:val="24"/>
-                <w:szCs w:val="24"/>
-                <w:lang w:val="en-US" w:eastAsia="zh-CN" w:bidi="ar-SA"/>
-              </w:rPr>
-            </w:pPr>
-            <w:r>
-              <w:rPr>
-                <w:rFonts w:hint="eastAsia"/>
-                <w:sz w:val="24"/>
+              <w:jc w:val="left"/>
+              <w:textAlignment w:val="auto"/>
+              <w:rPr>
+                <w:rFonts w:hint="eastAsia" w:cs="Arial"/>
+                <w:kern w:val="0"/>
+                <w:sz w:val="24"/>
+                <w:lang w:val="en-US" w:eastAsia="zh-CN"/>
+              </w:rPr>
+            </w:pPr>
+            <w:r>
+              <w:rPr>
+                <w:rFonts w:hint="eastAsia" w:cs="Times New Roman" w:ascii="Times New Roman" w:hAnsi="Times New Roman" w:eastAsia="Times New Roman"/>
+                <w:kern w:val="0"/>
+                <w:sz w:val="24"/>
+                <w:szCs w:val="24"/>
               </w:rPr>
               <w:t>无数据</w:t>
             </w:r>
@@ -11149,21 +11817,21 @@
               <w:adjustRightInd/>
               <w:snapToGrid/>
               <w:spacing w:line="300" w:lineRule="auto"/>
-              <w:ind w:right="34" w:rightChars="16"/>
-              <w:jc w:val="left"/>
-              <w:textAlignment w:val="auto"/>
-              <w:rPr>
-                <w:rFonts w:hint="eastAsia" w:ascii="Times New Roman" w:hAnsi="Times New Roman" w:eastAsia="宋体" w:cs="Times New Roman"/>
-                <w:kern w:val="2"/>
-                <w:sz w:val="24"/>
-                <w:szCs w:val="24"/>
-                <w:lang w:val="en-US" w:eastAsia="zh-CN" w:bidi="ar-SA"/>
-              </w:rPr>
-            </w:pPr>
-            <w:r>
-              <w:rPr>
-                <w:rFonts w:hint="eastAsia"/>
-                <w:sz w:val="24"/>
+              <w:jc w:val="left"/>
+              <w:textAlignment w:val="auto"/>
+              <w:rPr>
+                <w:rFonts w:hint="eastAsia" w:cs="Arial"/>
+                <w:kern w:val="0"/>
+                <w:sz w:val="24"/>
+                <w:lang w:val="en-US" w:eastAsia="zh-CN"/>
+              </w:rPr>
+            </w:pPr>
+            <w:r>
+              <w:rPr>
+                <w:rFonts w:hint="eastAsia" w:cs="Times New Roman" w:ascii="Times New Roman" w:hAnsi="Times New Roman" w:eastAsia="Times New Roman"/>
+                <w:kern w:val="0"/>
+                <w:sz w:val="24"/>
+                <w:szCs w:val="24"/>
               </w:rPr>
               <w:t>无数据</w:t>
             </w:r>
@@ -11273,33 +11941,36 @@
               <w:left w:val="dotted" w:color="auto" w:sz="4" w:space="0"/>
               <w:bottom w:val="dotted" w:color="auto" w:sz="4" w:space="0"/>
             </w:tcBorders>
-            <w:vAlign w:val="top"/>
-          </w:tcPr>
-          <w:p>
-            <w:pPr>
-              <w:keepNext w:val="0"/>
-              <w:keepLines w:val="0"/>
-              <w:pageBreakBefore w:val="0"/>
-              <w:widowControl w:val="0"/>
-              <w:kinsoku/>
-              <w:wordWrap/>
-              <w:overflowPunct/>
-              <w:topLinePunct w:val="0"/>
-              <w:bidi w:val="0"/>
-              <w:adjustRightInd/>
-              <w:snapToGrid/>
-              <w:spacing w:line="300" w:lineRule="auto"/>
-              <w:ind w:right="34" w:rightChars="16" w:firstLine="0" w:firstLineChars="0"/>
-              <w:jc w:val="left"/>
-              <w:textAlignment w:val="auto"/>
-              <w:rPr>
-                <w:sz w:val="24"/>
-              </w:rPr>
-            </w:pPr>
-            <w:r>
-              <w:rPr>
-                <w:rFonts w:hint="eastAsia"/>
-                <w:sz w:val="24"/>
+            <w:vAlign w:val="center"/>
+          </w:tcPr>
+          <w:p>
+            <w:pPr>
+              <w:keepNext w:val="0"/>
+              <w:keepLines w:val="0"/>
+              <w:pageBreakBefore w:val="0"/>
+              <w:widowControl w:val="0"/>
+              <w:kinsoku/>
+              <w:wordWrap/>
+              <w:overflowPunct/>
+              <w:topLinePunct w:val="0"/>
+              <w:bidi w:val="0"/>
+              <w:adjustRightInd/>
+              <w:snapToGrid/>
+              <w:spacing w:line="300" w:lineRule="auto"/>
+              <w:jc w:val="left"/>
+              <w:textAlignment w:val="auto"/>
+              <w:rPr>
+                <w:rFonts w:hint="eastAsia" w:cs="Arial"/>
+                <w:kern w:val="0"/>
+                <w:sz w:val="24"/>
+              </w:rPr>
+            </w:pPr>
+            <w:r>
+              <w:rPr>
+                <w:rFonts w:hint="eastAsia" w:cs="Times New Roman" w:ascii="Times New Roman" w:hAnsi="Times New Roman" w:eastAsia="Times New Roman"/>
+                <w:kern w:val="0"/>
+                <w:sz w:val="24"/>
+                <w:szCs w:val="24"/>
               </w:rPr>
               <w:t>无数据</w:t>
             </w:r>
@@ -11409,33 +12080,36 @@
               <w:left w:val="dotted" w:color="auto" w:sz="4" w:space="0"/>
               <w:bottom w:val="dotted" w:color="auto" w:sz="4" w:space="0"/>
             </w:tcBorders>
-            <w:vAlign w:val="top"/>
-          </w:tcPr>
-          <w:p>
-            <w:pPr>
-              <w:keepNext w:val="0"/>
-              <w:keepLines w:val="0"/>
-              <w:pageBreakBefore w:val="0"/>
-              <w:widowControl w:val="0"/>
-              <w:kinsoku/>
-              <w:wordWrap/>
-              <w:overflowPunct/>
-              <w:topLinePunct w:val="0"/>
-              <w:bidi w:val="0"/>
-              <w:adjustRightInd/>
-              <w:snapToGrid/>
-              <w:spacing w:line="300" w:lineRule="auto"/>
-              <w:ind w:right="34" w:rightChars="16" w:firstLine="0" w:firstLineChars="0"/>
-              <w:jc w:val="left"/>
-              <w:textAlignment w:val="auto"/>
-              <w:rPr>
-                <w:sz w:val="24"/>
-              </w:rPr>
-            </w:pPr>
-            <w:r>
-              <w:rPr>
-                <w:rFonts w:hint="eastAsia"/>
-                <w:sz w:val="24"/>
+            <w:vAlign w:val="center"/>
+          </w:tcPr>
+          <w:p>
+            <w:pPr>
+              <w:keepNext w:val="0"/>
+              <w:keepLines w:val="0"/>
+              <w:pageBreakBefore w:val="0"/>
+              <w:widowControl w:val="0"/>
+              <w:kinsoku/>
+              <w:wordWrap/>
+              <w:overflowPunct/>
+              <w:topLinePunct w:val="0"/>
+              <w:bidi w:val="0"/>
+              <w:adjustRightInd/>
+              <w:snapToGrid/>
+              <w:spacing w:line="300" w:lineRule="auto"/>
+              <w:jc w:val="left"/>
+              <w:textAlignment w:val="auto"/>
+              <w:rPr>
+                <w:rFonts w:hint="eastAsia" w:cs="Arial"/>
+                <w:kern w:val="0"/>
+                <w:sz w:val="24"/>
+              </w:rPr>
+            </w:pPr>
+            <w:r>
+              <w:rPr>
+                <w:rFonts w:hint="eastAsia" w:cs="Times New Roman" w:ascii="Times New Roman" w:hAnsi="Times New Roman" w:eastAsia="Times New Roman"/>
+                <w:kern w:val="0"/>
+                <w:sz w:val="24"/>
+                <w:szCs w:val="24"/>
               </w:rPr>
               <w:t>无数据</w:t>
             </w:r>
@@ -11545,33 +12219,36 @@
               <w:left w:val="dotted" w:color="auto" w:sz="4" w:space="0"/>
               <w:bottom w:val="dotted" w:color="auto" w:sz="4" w:space="0"/>
             </w:tcBorders>
-            <w:vAlign w:val="top"/>
-          </w:tcPr>
-          <w:p>
-            <w:pPr>
-              <w:keepNext w:val="0"/>
-              <w:keepLines w:val="0"/>
-              <w:pageBreakBefore w:val="0"/>
-              <w:widowControl w:val="0"/>
-              <w:kinsoku/>
-              <w:wordWrap/>
-              <w:overflowPunct/>
-              <w:topLinePunct w:val="0"/>
-              <w:bidi w:val="0"/>
-              <w:adjustRightInd/>
-              <w:snapToGrid/>
-              <w:spacing w:line="300" w:lineRule="auto"/>
-              <w:ind w:right="34" w:rightChars="16" w:firstLine="0" w:firstLineChars="0"/>
-              <w:jc w:val="left"/>
-              <w:textAlignment w:val="auto"/>
-              <w:rPr>
-                <w:sz w:val="24"/>
-              </w:rPr>
-            </w:pPr>
-            <w:r>
-              <w:rPr>
-                <w:rFonts w:hint="eastAsia"/>
-                <w:sz w:val="24"/>
+            <w:vAlign w:val="center"/>
+          </w:tcPr>
+          <w:p>
+            <w:pPr>
+              <w:keepNext w:val="0"/>
+              <w:keepLines w:val="0"/>
+              <w:pageBreakBefore w:val="0"/>
+              <w:widowControl w:val="0"/>
+              <w:kinsoku/>
+              <w:wordWrap/>
+              <w:overflowPunct/>
+              <w:topLinePunct w:val="0"/>
+              <w:bidi w:val="0"/>
+              <w:adjustRightInd/>
+              <w:snapToGrid/>
+              <w:spacing w:line="300" w:lineRule="auto"/>
+              <w:jc w:val="left"/>
+              <w:textAlignment w:val="auto"/>
+              <w:rPr>
+                <w:rFonts w:hint="eastAsia" w:cs="Arial"/>
+                <w:kern w:val="0"/>
+                <w:sz w:val="24"/>
+              </w:rPr>
+            </w:pPr>
+            <w:r>
+              <w:rPr>
+                <w:rFonts w:hint="eastAsia" w:cs="Times New Roman" w:ascii="Times New Roman" w:hAnsi="Times New Roman" w:eastAsia="Times New Roman"/>
+                <w:kern w:val="0"/>
+                <w:sz w:val="24"/>
+                <w:szCs w:val="24"/>
               </w:rPr>
               <w:t>无数据</w:t>
             </w:r>
@@ -11681,33 +12358,36 @@
               <w:left w:val="dotted" w:color="auto" w:sz="4" w:space="0"/>
               <w:bottom w:val="dotted" w:color="auto" w:sz="4" w:space="0"/>
             </w:tcBorders>
-            <w:vAlign w:val="top"/>
-          </w:tcPr>
-          <w:p>
-            <w:pPr>
-              <w:keepNext w:val="0"/>
-              <w:keepLines w:val="0"/>
-              <w:pageBreakBefore w:val="0"/>
-              <w:widowControl w:val="0"/>
-              <w:kinsoku/>
-              <w:wordWrap/>
-              <w:overflowPunct/>
-              <w:topLinePunct w:val="0"/>
-              <w:bidi w:val="0"/>
-              <w:adjustRightInd/>
-              <w:snapToGrid/>
-              <w:spacing w:line="300" w:lineRule="auto"/>
-              <w:ind w:right="34" w:rightChars="16" w:firstLine="0" w:firstLineChars="0"/>
-              <w:jc w:val="left"/>
-              <w:textAlignment w:val="auto"/>
-              <w:rPr>
-                <w:sz w:val="24"/>
-              </w:rPr>
-            </w:pPr>
-            <w:r>
-              <w:rPr>
-                <w:rFonts w:hint="eastAsia"/>
-                <w:sz w:val="24"/>
+            <w:vAlign w:val="center"/>
+          </w:tcPr>
+          <w:p>
+            <w:pPr>
+              <w:keepNext w:val="0"/>
+              <w:keepLines w:val="0"/>
+              <w:pageBreakBefore w:val="0"/>
+              <w:widowControl w:val="0"/>
+              <w:kinsoku/>
+              <w:wordWrap/>
+              <w:overflowPunct/>
+              <w:topLinePunct w:val="0"/>
+              <w:bidi w:val="0"/>
+              <w:adjustRightInd/>
+              <w:snapToGrid/>
+              <w:spacing w:line="300" w:lineRule="auto"/>
+              <w:jc w:val="left"/>
+              <w:textAlignment w:val="auto"/>
+              <w:rPr>
+                <w:rFonts w:hint="eastAsia" w:cs="Arial"/>
+                <w:kern w:val="0"/>
+                <w:sz w:val="24"/>
+              </w:rPr>
+            </w:pPr>
+            <w:r>
+              <w:rPr>
+                <w:rFonts w:hint="eastAsia" w:cs="Times New Roman" w:ascii="Times New Roman" w:hAnsi="Times New Roman" w:eastAsia="Times New Roman"/>
+                <w:kern w:val="0"/>
+                <w:sz w:val="24"/>
+                <w:szCs w:val="24"/>
               </w:rPr>
               <w:t>无数据</w:t>
             </w:r>
@@ -11817,33 +12497,36 @@
               <w:left w:val="dotted" w:color="auto" w:sz="4" w:space="0"/>
               <w:bottom w:val="single" w:color="auto" w:sz="4" w:space="0"/>
             </w:tcBorders>
-            <w:vAlign w:val="top"/>
-          </w:tcPr>
-          <w:p>
-            <w:pPr>
-              <w:keepNext w:val="0"/>
-              <w:keepLines w:val="0"/>
-              <w:pageBreakBefore w:val="0"/>
-              <w:widowControl w:val="0"/>
-              <w:kinsoku/>
-              <w:wordWrap/>
-              <w:overflowPunct/>
-              <w:topLinePunct w:val="0"/>
-              <w:bidi w:val="0"/>
-              <w:adjustRightInd/>
-              <w:snapToGrid/>
-              <w:spacing w:line="300" w:lineRule="auto"/>
-              <w:ind w:right="34" w:rightChars="16" w:firstLine="0" w:firstLineChars="0"/>
-              <w:jc w:val="left"/>
-              <w:textAlignment w:val="auto"/>
-              <w:rPr>
-                <w:sz w:val="24"/>
-              </w:rPr>
-            </w:pPr>
-            <w:r>
-              <w:rPr>
-                <w:rFonts w:hint="eastAsia"/>
-                <w:sz w:val="24"/>
+            <w:vAlign w:val="center"/>
+          </w:tcPr>
+          <w:p>
+            <w:pPr>
+              <w:keepNext w:val="0"/>
+              <w:keepLines w:val="0"/>
+              <w:pageBreakBefore w:val="0"/>
+              <w:widowControl w:val="0"/>
+              <w:kinsoku/>
+              <w:wordWrap/>
+              <w:overflowPunct/>
+              <w:topLinePunct w:val="0"/>
+              <w:bidi w:val="0"/>
+              <w:adjustRightInd/>
+              <w:snapToGrid/>
+              <w:spacing w:line="300" w:lineRule="auto"/>
+              <w:jc w:val="left"/>
+              <w:textAlignment w:val="auto"/>
+              <w:rPr>
+                <w:rFonts w:hint="eastAsia" w:cs="Arial"/>
+                <w:kern w:val="0"/>
+                <w:sz w:val="24"/>
+              </w:rPr>
+            </w:pPr>
+            <w:r>
+              <w:rPr>
+                <w:rFonts w:hint="eastAsia" w:cs="Times New Roman" w:ascii="Times New Roman" w:hAnsi="Times New Roman" w:eastAsia="Times New Roman"/>
+                <w:kern w:val="0"/>
+                <w:sz w:val="24"/>
+                <w:szCs w:val="24"/>
               </w:rPr>
               <w:t>无数据</w:t>
             </w:r>
@@ -11862,7 +12545,7 @@
     </w:p>
     <w:tbl>
       <w:tblPr>
-        <w:tblStyle w:val="4"/>
+        <w:tblStyle w:val="5"/>
         <w:tblW w:w="9781" w:type="dxa"/>
         <w:tblInd w:w="108" w:type="dxa"/>
         <w:tblBorders>
@@ -12051,37 +12734,38 @@
               <w:left w:val="dotted" w:color="auto" w:sz="4" w:space="0"/>
               <w:bottom w:val="dotted" w:color="auto" w:sz="4" w:space="0"/>
             </w:tcBorders>
-            <w:vAlign w:val="top"/>
-          </w:tcPr>
-          <w:p>
-            <w:pPr>
-              <w:keepNext w:val="0"/>
-              <w:keepLines w:val="0"/>
-              <w:pageBreakBefore w:val="0"/>
-              <w:widowControl w:val="0"/>
-              <w:kinsoku/>
-              <w:wordWrap/>
-              <w:overflowPunct/>
-              <w:topLinePunct w:val="0"/>
-              <w:autoSpaceDE/>
-              <w:autoSpaceDN/>
-              <w:bidi w:val="0"/>
-              <w:adjustRightInd/>
-              <w:snapToGrid/>
-              <w:spacing w:line="300" w:lineRule="auto"/>
-              <w:ind w:left="-25" w:leftChars="-12" w:right="480" w:firstLine="26" w:firstLineChars="11"/>
-              <w:jc w:val="left"/>
-              <w:textAlignment w:val="auto"/>
-              <w:rPr>
-                <w:sz w:val="24"/>
-              </w:rPr>
-            </w:pPr>
-            <w:r>
-              <w:rPr>
-                <w:rFonts w:hint="eastAsia" w:hAnsi="Arial"/>
-                <w:sz w:val="24"/>
-              </w:rPr>
-              <w:t>在推荐储存和操作条件下稳定。避免冻结、过热和长期阳光照射。</w:t>
+            <w:vAlign w:val="center"/>
+          </w:tcPr>
+          <w:p>
+            <w:pPr>
+              <w:keepNext w:val="0"/>
+              <w:keepLines w:val="0"/>
+              <w:pageBreakBefore w:val="0"/>
+              <w:widowControl w:val="0"/>
+              <w:kinsoku/>
+              <w:wordWrap/>
+              <w:overflowPunct/>
+              <w:topLinePunct w:val="0"/>
+              <w:bidi w:val="0"/>
+              <w:adjustRightInd/>
+              <w:snapToGrid/>
+              <w:spacing w:line="300" w:lineRule="auto"/>
+              <w:jc w:val="left"/>
+              <w:textAlignment w:val="auto"/>
+              <w:rPr>
+                <w:rFonts w:hint="eastAsia" w:cs="Arial"/>
+                <w:kern w:val="0"/>
+                <w:sz w:val="24"/>
+              </w:rPr>
+            </w:pPr>
+            <w:r>
+              <w:rPr>
+                <w:rFonts w:hint="eastAsia" w:cs="Times New Roman" w:ascii="Times New Roman" w:hAnsi="Times New Roman" w:eastAsia="Times New Roman"/>
+                <w:kern w:val="0"/>
+                <w:sz w:val="24"/>
+                <w:szCs w:val="24"/>
+              </w:rPr>
+              <w:t>It will not decompose if use properly.</w:t>
             </w:r>
           </w:p>
         </w:tc>
@@ -12187,38 +12871,39 @@
               <w:left w:val="dotted" w:color="auto" w:sz="4" w:space="0"/>
               <w:bottom w:val="dotted" w:color="auto" w:sz="4" w:space="0"/>
             </w:tcBorders>
-            <w:vAlign w:val="top"/>
-          </w:tcPr>
-          <w:p>
-            <w:pPr>
-              <w:keepNext w:val="0"/>
-              <w:keepLines w:val="0"/>
-              <w:pageBreakBefore w:val="0"/>
-              <w:widowControl w:val="0"/>
-              <w:kinsoku/>
-              <w:wordWrap/>
-              <w:overflowPunct/>
-              <w:topLinePunct w:val="0"/>
-              <w:autoSpaceDE/>
-              <w:autoSpaceDN/>
-              <w:bidi w:val="0"/>
-              <w:adjustRightInd/>
-              <w:snapToGrid/>
-              <w:spacing w:line="300" w:lineRule="auto"/>
-              <w:jc w:val="left"/>
-              <w:textAlignment w:val="auto"/>
-              <w:rPr>
-                <w:rFonts w:hint="eastAsia" w:eastAsia="宋体"/>
+            <w:vAlign w:val="center"/>
+          </w:tcPr>
+          <w:p>
+            <w:pPr>
+              <w:keepNext w:val="0"/>
+              <w:keepLines w:val="0"/>
+              <w:pageBreakBefore w:val="0"/>
+              <w:widowControl w:val="0"/>
+              <w:kinsoku/>
+              <w:wordWrap/>
+              <w:overflowPunct/>
+              <w:topLinePunct w:val="0"/>
+              <w:bidi w:val="0"/>
+              <w:adjustRightInd/>
+              <w:snapToGrid/>
+              <w:spacing w:line="300" w:lineRule="auto"/>
+              <w:jc w:val="left"/>
+              <w:textAlignment w:val="auto"/>
+              <w:rPr>
+                <w:rFonts w:hint="eastAsia" w:cs="Arial"/>
+                <w:kern w:val="0"/>
                 <w:sz w:val="24"/>
                 <w:lang w:eastAsia="zh-CN"/>
               </w:rPr>
             </w:pPr>
             <w:r>
               <w:rPr>
-                <w:rFonts w:hint="eastAsia" w:hAnsi="Arial"/>
-                <w:sz w:val="24"/>
-              </w:rPr>
-              <w:t>受热分解或燃烧可能产生一氧化碳、二氧化碳、氮氧化物及刺激性烟气。</w:t>
+                <w:rFonts w:hint="eastAsia" w:cs="Times New Roman" w:ascii="Times New Roman" w:hAnsi="Times New Roman" w:eastAsia="Times New Roman"/>
+                <w:kern w:val="0"/>
+                <w:sz w:val="24"/>
+                <w:szCs w:val="24"/>
+              </w:rPr>
+              <w:t>During drying/curing, the coating releases aneutralizing agent.</w:t>
             </w:r>
           </w:p>
         </w:tc>
@@ -12324,36 +13009,38 @@
               <w:left w:val="dotted" w:color="auto" w:sz="4" w:space="0"/>
               <w:bottom w:val="dotted" w:color="auto" w:sz="4" w:space="0"/>
             </w:tcBorders>
-            <w:vAlign w:val="top"/>
-          </w:tcPr>
-          <w:p>
-            <w:pPr>
-              <w:keepNext w:val="0"/>
-              <w:keepLines w:val="0"/>
-              <w:pageBreakBefore w:val="0"/>
-              <w:widowControl w:val="0"/>
-              <w:kinsoku/>
-              <w:wordWrap/>
-              <w:overflowPunct/>
-              <w:topLinePunct w:val="0"/>
-              <w:autoSpaceDE/>
-              <w:autoSpaceDN/>
-              <w:bidi w:val="0"/>
-              <w:adjustRightInd/>
-              <w:snapToGrid/>
-              <w:spacing w:line="300" w:lineRule="auto"/>
-              <w:jc w:val="left"/>
-              <w:textAlignment w:val="auto"/>
-              <w:rPr>
-                <w:sz w:val="24"/>
-              </w:rPr>
-            </w:pPr>
-            <w:r>
-              <w:rPr>
-                <w:rFonts w:hint="eastAsia" w:hAnsi="Arial"/>
-                <w:sz w:val="24"/>
-              </w:rPr>
-              <w:t>正常使用条件下无已知危险反应；</w:t>
+            <w:vAlign w:val="center"/>
+          </w:tcPr>
+          <w:p>
+            <w:pPr>
+              <w:keepNext w:val="0"/>
+              <w:keepLines w:val="0"/>
+              <w:pageBreakBefore w:val="0"/>
+              <w:widowControl w:val="0"/>
+              <w:kinsoku/>
+              <w:wordWrap/>
+              <w:overflowPunct/>
+              <w:topLinePunct w:val="0"/>
+              <w:bidi w:val="0"/>
+              <w:adjustRightInd/>
+              <w:snapToGrid/>
+              <w:spacing w:line="300" w:lineRule="auto"/>
+              <w:jc w:val="left"/>
+              <w:textAlignment w:val="auto"/>
+              <w:rPr>
+                <w:rFonts w:hint="eastAsia" w:cs="Arial"/>
+                <w:kern w:val="0"/>
+                <w:sz w:val="24"/>
+              </w:rPr>
+            </w:pPr>
+            <w:r>
+              <w:rPr>
+                <w:rFonts w:hint="eastAsia" w:cs="Times New Roman" w:ascii="Times New Roman" w:hAnsi="Times New Roman" w:eastAsia="Times New Roman"/>
+                <w:kern w:val="0"/>
+                <w:sz w:val="24"/>
+                <w:szCs w:val="24"/>
+              </w:rPr>
+              <w:t>No hazardous reaction when properly stored.</w:t>
             </w:r>
           </w:p>
         </w:tc>
@@ -12473,37 +13160,38 @@
               <w:left w:val="dotted" w:color="auto" w:sz="4" w:space="0"/>
               <w:bottom w:val="dotted" w:color="auto" w:sz="4" w:space="0"/>
             </w:tcBorders>
-            <w:vAlign w:val="top"/>
-          </w:tcPr>
-          <w:p>
-            <w:pPr>
-              <w:keepNext w:val="0"/>
-              <w:keepLines w:val="0"/>
-              <w:pageBreakBefore w:val="0"/>
-              <w:widowControl w:val="0"/>
-              <w:kinsoku/>
-              <w:wordWrap/>
-              <w:overflowPunct/>
-              <w:topLinePunct w:val="0"/>
-              <w:autoSpaceDE/>
-              <w:autoSpaceDN/>
-              <w:bidi w:val="0"/>
-              <w:adjustRightInd/>
-              <w:snapToGrid/>
-              <w:spacing w:line="300" w:lineRule="auto"/>
-              <w:jc w:val="left"/>
-              <w:textAlignment w:val="auto"/>
-              <w:rPr>
-                <w:rFonts w:hint="eastAsia" w:hAnsi="Arial" w:eastAsia="宋体"/>
-                <w:sz w:val="24"/>
-                <w:lang w:val="en-US" w:eastAsia="zh-CN"/>
-              </w:rPr>
-            </w:pPr>
-            <w:r>
-              <w:rPr>
-                <w:rFonts w:hint="eastAsia" w:hAnsi="Arial"/>
-                <w:sz w:val="24"/>
-                <w:lang w:val="en-US" w:eastAsia="zh-CN"/>
+            <w:vAlign w:val="center"/>
+          </w:tcPr>
+          <w:p>
+            <w:pPr>
+              <w:keepNext w:val="0"/>
+              <w:keepLines w:val="0"/>
+              <w:pageBreakBefore w:val="0"/>
+              <w:widowControl w:val="0"/>
+              <w:kinsoku/>
+              <w:wordWrap/>
+              <w:overflowPunct/>
+              <w:topLinePunct w:val="0"/>
+              <w:bidi w:val="0"/>
+              <w:adjustRightInd/>
+              <w:snapToGrid/>
+              <w:spacing w:line="300" w:lineRule="auto"/>
+              <w:jc w:val="left"/>
+              <w:textAlignment w:val="auto"/>
+              <w:rPr>
+                <w:rFonts w:hint="eastAsia" w:cs="Arial"/>
+                <w:kern w:val="0"/>
+                <w:sz w:val="24"/>
+                <w:lang w:val="en-US" w:eastAsia="zh-CN"/>
+              </w:rPr>
+            </w:pPr>
+            <w:r>
+              <w:rPr>
+                <w:rFonts w:hint="eastAsia" w:cs="Times New Roman" w:ascii="Times New Roman" w:hAnsi="Times New Roman" w:eastAsia="Times New Roman"/>
+                <w:kern w:val="0"/>
+                <w:sz w:val="24"/>
+                <w:lang w:val="en-US" w:eastAsia="zh-CN"/>
+                <w:szCs w:val="24"/>
               </w:rPr>
               <w:t>无数据</w:t>
             </w:r>
@@ -12617,37 +13305,38 @@
               <w:left w:val="dotted" w:color="auto" w:sz="4" w:space="0"/>
               <w:bottom w:val="single" w:color="auto" w:sz="4" w:space="0"/>
             </w:tcBorders>
-            <w:vAlign w:val="top"/>
-          </w:tcPr>
-          <w:p>
-            <w:pPr>
-              <w:keepNext w:val="0"/>
-              <w:keepLines w:val="0"/>
-              <w:pageBreakBefore w:val="0"/>
-              <w:widowControl w:val="0"/>
-              <w:kinsoku/>
-              <w:wordWrap/>
-              <w:overflowPunct/>
-              <w:topLinePunct w:val="0"/>
-              <w:autoSpaceDE/>
-              <w:autoSpaceDN/>
-              <w:bidi w:val="0"/>
-              <w:adjustRightInd/>
-              <w:snapToGrid/>
-              <w:spacing w:line="300" w:lineRule="auto"/>
-              <w:jc w:val="left"/>
-              <w:textAlignment w:val="auto"/>
-              <w:rPr>
-                <w:rFonts w:hint="default" w:hAnsi="Arial" w:eastAsia="宋体"/>
-                <w:sz w:val="24"/>
-                <w:lang w:val="en-US" w:eastAsia="zh-CN"/>
-              </w:rPr>
-            </w:pPr>
-            <w:r>
-              <w:rPr>
-                <w:rFonts w:hint="eastAsia" w:hAnsi="Arial"/>
-                <w:sz w:val="24"/>
-                <w:lang w:val="en-US" w:eastAsia="zh-CN"/>
+            <w:vAlign w:val="center"/>
+          </w:tcPr>
+          <w:p>
+            <w:pPr>
+              <w:keepNext w:val="0"/>
+              <w:keepLines w:val="0"/>
+              <w:pageBreakBefore w:val="0"/>
+              <w:widowControl w:val="0"/>
+              <w:kinsoku/>
+              <w:wordWrap/>
+              <w:overflowPunct/>
+              <w:topLinePunct w:val="0"/>
+              <w:bidi w:val="0"/>
+              <w:adjustRightInd/>
+              <w:snapToGrid/>
+              <w:spacing w:line="300" w:lineRule="auto"/>
+              <w:jc w:val="left"/>
+              <w:textAlignment w:val="auto"/>
+              <w:rPr>
+                <w:rFonts w:hint="default" w:cs="Arial"/>
+                <w:kern w:val="0"/>
+                <w:sz w:val="24"/>
+                <w:lang w:val="en-US" w:eastAsia="zh-CN"/>
+              </w:rPr>
+            </w:pPr>
+            <w:r>
+              <w:rPr>
+                <w:rFonts w:hint="eastAsia" w:cs="Times New Roman" w:ascii="Times New Roman" w:hAnsi="Times New Roman" w:eastAsia="Times New Roman"/>
+                <w:kern w:val="0"/>
+                <w:sz w:val="24"/>
+                <w:lang w:val="en-US" w:eastAsia="zh-CN"/>
+                <w:szCs w:val="24"/>
               </w:rPr>
               <w:t>无数据</w:t>
             </w:r>
@@ -12666,7 +13355,7 @@
     </w:p>
     <w:tbl>
       <w:tblPr>
-        <w:tblStyle w:val="4"/>
+        <w:tblStyle w:val="5"/>
         <w:tblW w:w="9781" w:type="dxa"/>
         <w:tblInd w:w="108" w:type="dxa"/>
         <w:tblBorders>
@@ -12787,35 +13476,40 @@
               <w:top w:val="single" w:color="auto" w:sz="4" w:space="0"/>
               <w:bottom w:val="dotted" w:color="auto" w:sz="4" w:space="0"/>
             </w:tcBorders>
-          </w:tcPr>
-          <w:p>
-            <w:pPr>
-              <w:keepNext w:val="0"/>
-              <w:keepLines w:val="0"/>
-              <w:pageBreakBefore w:val="0"/>
-              <w:widowControl w:val="0"/>
-              <w:kinsoku/>
-              <w:wordWrap/>
-              <w:overflowPunct/>
-              <w:topLinePunct w:val="0"/>
-              <w:autoSpaceDE/>
-              <w:autoSpaceDN/>
-              <w:bidi w:val="0"/>
-              <w:adjustRightInd/>
-              <w:snapToGrid/>
-              <w:spacing w:line="300" w:lineRule="auto"/>
-              <w:jc w:val="left"/>
-              <w:textAlignment w:val="auto"/>
-              <w:rPr>
-                <w:sz w:val="24"/>
-              </w:rPr>
-            </w:pPr>
-            <w:r>
-              <w:rPr>
-                <w:rFonts w:hint="eastAsia" w:hAnsi="Arial"/>
-                <w:sz w:val="24"/>
-              </w:rPr>
-              <w:t>该产品无可用的毒理学研究。</w:t>
+            <w:vAlign w:val="center"/>
+          </w:tcPr>
+          <w:p>
+            <w:pPr>
+              <w:keepNext w:val="0"/>
+              <w:keepLines w:val="0"/>
+              <w:pageBreakBefore w:val="0"/>
+              <w:widowControl w:val="0"/>
+              <w:kinsoku/>
+              <w:wordWrap/>
+              <w:overflowPunct/>
+              <w:topLinePunct w:val="0"/>
+              <w:bidi w:val="0"/>
+              <w:adjustRightInd/>
+              <w:snapToGrid/>
+              <w:spacing w:line="300" w:lineRule="auto"/>
+              <w:jc w:val="left"/>
+              <w:textAlignment w:val="auto"/>
+              <w:rPr>
+                <w:rFonts w:hint="eastAsia" w:cs="Arial"/>
+                <w:kern w:val="0"/>
+                <w:sz w:val="24"/>
+                <w:lang w:val="en-US" w:eastAsia="zh-CN"/>
+              </w:rPr>
+            </w:pPr>
+            <w:r>
+              <w:rPr>
+                <w:rFonts w:hint="eastAsia" w:cs="Times New Roman" w:ascii="Times New Roman" w:hAnsi="Times New Roman" w:eastAsia="Times New Roman"/>
+                <w:kern w:val="0"/>
+                <w:sz w:val="24"/>
+                <w:lang w:val="en-US" w:eastAsia="zh-CN"/>
+                <w:szCs w:val="24"/>
+              </w:rPr>
+              <w:t xml:space="preserve">No toxicological studies were available for this product. </w:t>
             </w:r>
           </w:p>
         </w:tc>
@@ -12849,37 +13543,40 @@
               <w:top w:val="dotted" w:color="auto" w:sz="4" w:space="0"/>
               <w:bottom w:val="dotted" w:color="auto" w:sz="4" w:space="0"/>
             </w:tcBorders>
-          </w:tcPr>
-          <w:p>
-            <w:pPr>
-              <w:keepNext w:val="0"/>
-              <w:keepLines w:val="0"/>
-              <w:pageBreakBefore w:val="0"/>
-              <w:widowControl w:val="0"/>
-              <w:kinsoku/>
-              <w:wordWrap/>
-              <w:overflowPunct/>
-              <w:topLinePunct w:val="0"/>
-              <w:autoSpaceDE/>
-              <w:autoSpaceDN/>
-              <w:bidi w:val="0"/>
-              <w:adjustRightInd/>
-              <w:snapToGrid/>
-              <w:spacing w:line="300" w:lineRule="auto"/>
-              <w:ind w:left="34" w:leftChars="16" w:right="480"/>
-              <w:jc w:val="left"/>
-              <w:textAlignment w:val="auto"/>
-              <w:rPr>
-                <w:sz w:val="24"/>
-              </w:rPr>
-            </w:pPr>
-            <w:r>
-              <w:rPr>
-                <w:rFonts w:ascii="宋体" w:hAnsi="宋体" w:eastAsia="宋体" w:cs="宋体"/>
-                <w:sz w:val="24"/>
-                <w:szCs w:val="24"/>
-              </w:rPr>
-              <w:t>以下为二乙二醇单丁醚 （CAS号：112-34-5）的毒理学参考数据：</w:t>
+            <w:vAlign w:val="center"/>
+          </w:tcPr>
+          <w:p>
+            <w:pPr>
+              <w:keepNext w:val="0"/>
+              <w:keepLines w:val="0"/>
+              <w:pageBreakBefore w:val="0"/>
+              <w:widowControl w:val="0"/>
+              <w:kinsoku/>
+              <w:wordWrap/>
+              <w:overflowPunct/>
+              <w:topLinePunct w:val="0"/>
+              <w:bidi w:val="0"/>
+              <w:adjustRightInd/>
+              <w:snapToGrid/>
+              <w:spacing w:line="300" w:lineRule="auto"/>
+              <w:jc w:val="left"/>
+              <w:textAlignment w:val="auto"/>
+              <w:rPr>
+                <w:rFonts w:hint="eastAsia" w:cs="Arial"/>
+                <w:kern w:val="0"/>
+                <w:sz w:val="24"/>
+                <w:lang w:val="en-US" w:eastAsia="zh-CN"/>
+              </w:rPr>
+            </w:pPr>
+            <w:r>
+              <w:rPr>
+                <w:rFonts w:hint="eastAsia" w:cs="Times New Roman" w:ascii="Times New Roman" w:hAnsi="Times New Roman" w:eastAsia="Times New Roman"/>
+                <w:kern w:val="0"/>
+                <w:sz w:val="24"/>
+                <w:lang w:val="en-US" w:eastAsia="zh-CN"/>
+                <w:szCs w:val="24"/>
+              </w:rPr>
+              <w:t>The following are the toxicological data of N, N-dimethylacetamide:</w:t>
             </w:r>
           </w:p>
         </w:tc>
@@ -13034,6 +13731,7 @@
               <w:left w:val="dotted" w:color="auto" w:sz="4" w:space="0"/>
               <w:bottom w:val="dotted" w:color="auto" w:sz="4" w:space="0"/>
             </w:tcBorders>
+            <w:vAlign w:val="center"/>
           </w:tcPr>
           <w:p>
             <w:pPr>
@@ -13057,13 +13755,15 @@
               <w:rPr>
                 <w:rFonts w:hint="eastAsia"/>
                 <w:sz w:val="24"/>
-                <w:lang w:val="en-US" w:eastAsia="zh-CN"/>
-              </w:rPr>
-            </w:pPr>
-            <w:r>
-              <w:rPr>
-                <w:rFonts w:hint="eastAsia"/>
-                <w:sz w:val="24"/>
+                <w:szCs w:val="24"/>
+                <w:lang w:val="en-US" w:eastAsia="zh-CN"/>
+              </w:rPr>
+            </w:pPr>
+            <w:r>
+              <w:rPr>
+                <w:rFonts w:hint="eastAsia" w:ascii="Times New Roman" w:hAnsi="Times New Roman" w:eastAsia="Times New Roman" w:cs="Times New Roman"/>
+                <w:sz w:val="24"/>
+                <w:szCs w:val="24"/>
                 <w:lang w:val="en-US" w:eastAsia="zh-CN"/>
               </w:rPr>
               <w:t>半数致死剂量（LD50）/大鼠：约3,306 mg/kg。</w:t>
@@ -13211,6 +13911,7 @@
               <w:left w:val="dotted" w:color="auto" w:sz="4" w:space="0"/>
               <w:bottom w:val="dotted" w:color="auto" w:sz="4" w:space="0"/>
             </w:tcBorders>
+            <w:vAlign w:val="center"/>
           </w:tcPr>
           <w:p>
             <w:pPr>
@@ -13234,13 +13935,15 @@
               <w:rPr>
                 <w:rFonts w:hint="eastAsia"/>
                 <w:sz w:val="24"/>
-                <w:lang w:val="en-US" w:eastAsia="zh-CN"/>
-              </w:rPr>
-            </w:pPr>
-            <w:r>
-              <w:rPr>
-                <w:rFonts w:hint="eastAsia"/>
-                <w:sz w:val="24"/>
+                <w:szCs w:val="24"/>
+                <w:lang w:val="en-US" w:eastAsia="zh-CN"/>
+              </w:rPr>
+            </w:pPr>
+            <w:r>
+              <w:rPr>
+                <w:rFonts w:hint="eastAsia" w:ascii="Times New Roman" w:hAnsi="Times New Roman" w:eastAsia="Times New Roman" w:cs="Times New Roman"/>
+                <w:sz w:val="24"/>
+                <w:szCs w:val="24"/>
                 <w:lang w:val="en-US" w:eastAsia="zh-CN"/>
               </w:rPr>
               <w:t xml:space="preserve">半数致死浓度（LC50）/4 h/大鼠： ＞1.5 mg/L（气溶胶）。 </w:t>
@@ -13371,6 +14074,7 @@
               <w:left w:val="dotted" w:color="auto" w:sz="4" w:space="0"/>
               <w:bottom w:val="dotted" w:color="auto" w:sz="4" w:space="0"/>
             </w:tcBorders>
+            <w:vAlign w:val="center"/>
           </w:tcPr>
           <w:p>
             <w:pPr>
@@ -13394,13 +14098,15 @@
               <w:rPr>
                 <w:rFonts w:hint="eastAsia"/>
                 <w:sz w:val="24"/>
-                <w:lang w:val="en-US" w:eastAsia="zh-CN"/>
-              </w:rPr>
-            </w:pPr>
-            <w:r>
-              <w:rPr>
-                <w:rFonts w:hint="eastAsia"/>
-                <w:sz w:val="24"/>
+                <w:szCs w:val="24"/>
+                <w:lang w:val="en-US" w:eastAsia="zh-CN"/>
+              </w:rPr>
+            </w:pPr>
+            <w:r>
+              <w:rPr>
+                <w:rFonts w:hint="eastAsia" w:ascii="Times New Roman" w:hAnsi="Times New Roman" w:eastAsia="Times New Roman" w:cs="Times New Roman"/>
+                <w:sz w:val="24"/>
+                <w:szCs w:val="24"/>
                 <w:lang w:val="en-US" w:eastAsia="zh-CN"/>
               </w:rPr>
               <w:t>半数致死剂量（LD50）/兔：2,764 mg/kg。</w:t>
@@ -13470,6 +14176,7 @@
               <w:left w:val="dotted" w:color="auto" w:sz="4" w:space="0"/>
               <w:bottom w:val="dotted" w:color="auto" w:sz="4" w:space="0"/>
             </w:tcBorders>
+            <w:vAlign w:val="center"/>
           </w:tcPr>
           <w:p>
             <w:pPr>
@@ -13493,13 +14200,15 @@
               <w:rPr>
                 <w:rFonts w:hint="eastAsia"/>
                 <w:sz w:val="24"/>
-                <w:lang w:val="en-US" w:eastAsia="zh-CN"/>
-              </w:rPr>
-            </w:pPr>
-            <w:r>
-              <w:rPr>
-                <w:rFonts w:hint="eastAsia"/>
-                <w:sz w:val="24"/>
+                <w:szCs w:val="24"/>
+                <w:lang w:val="en-US" w:eastAsia="zh-CN"/>
+              </w:rPr>
+            </w:pPr>
+            <w:r>
+              <w:rPr>
+                <w:rFonts w:hint="eastAsia" w:ascii="Times New Roman" w:hAnsi="Times New Roman" w:eastAsia="Times New Roman" w:cs="Times New Roman"/>
+                <w:sz w:val="24"/>
+                <w:szCs w:val="24"/>
                 <w:lang w:val="en-US" w:eastAsia="zh-CN"/>
               </w:rPr>
               <w:t>根据现有数据，二乙二醇单丁醚未达到急性经口、 经皮或气溶胶吸入毒性的分类标准。</w:t>
@@ -13607,6 +14316,7 @@
               <w:left w:val="dotted" w:color="auto" w:sz="4" w:space="0"/>
               <w:bottom w:val="dotted" w:color="auto" w:sz="4" w:space="0"/>
             </w:tcBorders>
+            <w:vAlign w:val="center"/>
           </w:tcPr>
           <w:p>
             <w:pPr>
@@ -13630,13 +14340,15 @@
               <w:rPr>
                 <w:rFonts w:hint="eastAsia"/>
                 <w:sz w:val="24"/>
-                <w:lang w:val="en-US" w:eastAsia="zh-CN"/>
-              </w:rPr>
-            </w:pPr>
-            <w:r>
-              <w:rPr>
-                <w:rFonts w:hint="eastAsia"/>
-                <w:sz w:val="24"/>
+                <w:szCs w:val="24"/>
+                <w:lang w:val="en-US" w:eastAsia="zh-CN"/>
+              </w:rPr>
+            </w:pPr>
+            <w:r>
+              <w:rPr>
+                <w:rFonts w:hint="eastAsia" w:ascii="Times New Roman" w:hAnsi="Times New Roman" w:eastAsia="Times New Roman" w:cs="Times New Roman"/>
+                <w:sz w:val="24"/>
+                <w:szCs w:val="24"/>
                 <w:lang w:val="en-US" w:eastAsia="zh-CN"/>
               </w:rPr>
               <w:t>物种：兔子</w:t>
@@ -13664,20 +14376,22 @@
               <w:rPr>
                 <w:rFonts w:hint="default"/>
                 <w:sz w:val="24"/>
-                <w:lang w:val="en-US" w:eastAsia="zh-CN"/>
-              </w:rPr>
-            </w:pPr>
-            <w:r>
-              <w:rPr>
-                <w:rFonts w:hint="eastAsia"/>
-                <w:sz w:val="24"/>
+                <w:szCs w:val="24"/>
+                <w:lang w:val="en-US" w:eastAsia="zh-CN"/>
+              </w:rPr>
+            </w:pPr>
+            <w:r>
+              <w:rPr>
+                <w:rFonts w:hint="eastAsia" w:ascii="Times New Roman" w:hAnsi="Times New Roman" w:eastAsia="Times New Roman" w:cs="Times New Roman"/>
+                <w:sz w:val="24"/>
+                <w:szCs w:val="24"/>
                 <w:lang w:val="en-US" w:eastAsia="zh-CN"/>
               </w:rPr>
               <w:t>分类：</w:t>
             </w:r>
             <w:r>
               <w:rPr>
-                <w:rFonts w:ascii="宋体" w:hAnsi="宋体" w:eastAsia="宋体" w:cs="宋体"/>
+                <w:rFonts w:ascii="Times New Roman" w:hAnsi="Times New Roman" w:eastAsia="Times New Roman" w:cs="Times New Roman"/>
                 <w:sz w:val="24"/>
                 <w:szCs w:val="24"/>
               </w:rPr>
@@ -13706,20 +14420,22 @@
               <w:rPr>
                 <w:rFonts w:hint="eastAsia" w:eastAsia="宋体"/>
                 <w:sz w:val="24"/>
-                <w:lang w:val="en-US" w:eastAsia="zh-CN"/>
-              </w:rPr>
-            </w:pPr>
-            <w:r>
-              <w:rPr>
-                <w:rFonts w:hint="eastAsia"/>
-                <w:sz w:val="24"/>
+                <w:szCs w:val="24"/>
+                <w:lang w:val="en-US" w:eastAsia="zh-CN"/>
+              </w:rPr>
+            </w:pPr>
+            <w:r>
+              <w:rPr>
+                <w:rFonts w:hint="eastAsia" w:ascii="Times New Roman" w:hAnsi="Times New Roman" w:eastAsia="Times New Roman" w:cs="Times New Roman"/>
+                <w:sz w:val="24"/>
+                <w:szCs w:val="24"/>
                 <w:lang w:val="en-US" w:eastAsia="zh-CN"/>
               </w:rPr>
               <w:t>结果：</w:t>
             </w:r>
             <w:r>
               <w:rPr>
-                <w:rFonts w:ascii="宋体" w:hAnsi="宋体" w:eastAsia="宋体" w:cs="宋体"/>
+                <w:rFonts w:ascii="Times New Roman" w:hAnsi="Times New Roman" w:eastAsia="Times New Roman" w:cs="Times New Roman"/>
                 <w:sz w:val="24"/>
                 <w:szCs w:val="24"/>
               </w:rPr>
@@ -13828,6 +14544,7 @@
               <w:left w:val="dotted" w:color="auto" w:sz="4" w:space="0"/>
               <w:bottom w:val="dotted" w:color="auto" w:sz="4" w:space="0"/>
             </w:tcBorders>
+            <w:vAlign w:val="center"/>
           </w:tcPr>
           <w:p>
             <w:pPr>
@@ -13851,16 +14568,54 @@
               <w:rPr>
                 <w:rFonts w:hint="eastAsia"/>
                 <w:sz w:val="24"/>
-                <w:lang w:val="en-US" w:eastAsia="zh-CN"/>
-              </w:rPr>
-            </w:pPr>
-            <w:r>
+                <w:szCs w:val="24"/>
+                <w:lang w:val="en-US" w:eastAsia="zh-CN"/>
+              </w:rPr>
+            </w:pPr>
+            <w:r>
+              <w:rPr>
+                <w:rFonts w:hint="eastAsia" w:ascii="Times New Roman" w:hAnsi="Times New Roman" w:eastAsia="Times New Roman" w:cs="Times New Roman"/>
+                <w:sz w:val="24"/>
+                <w:szCs w:val="24"/>
+                <w:lang w:val="en-US" w:eastAsia="zh-CN"/>
+              </w:rPr>
+              <w:t>物种：兔子</w:t>
+            </w:r>
+          </w:p>
+          <w:p>
+            <w:pPr>
+              <w:keepNext w:val="0"/>
+              <w:keepLines w:val="0"/>
+              <w:pageBreakBefore w:val="0"/>
+              <w:widowControl w:val="0"/>
+              <w:kinsoku/>
+              <w:wordWrap/>
+              <w:overflowPunct/>
+              <w:topLinePunct w:val="0"/>
+              <w:autoSpaceDE/>
+              <w:autoSpaceDN/>
+              <w:bidi w:val="0"/>
+              <w:adjustRightInd/>
+              <w:snapToGrid/>
+              <w:spacing w:line="300" w:lineRule="auto"/>
+              <w:ind w:right="480"/>
+              <w:jc w:val="left"/>
+              <w:textAlignment w:val="auto"/>
               <w:rPr>
                 <w:rFonts w:hint="eastAsia"/>
                 <w:sz w:val="24"/>
-                <w:lang w:val="en-US" w:eastAsia="zh-CN"/>
-              </w:rPr>
-              <w:t>物种：兔子</w:t>
+                <w:szCs w:val="24"/>
+                <w:lang w:val="en-US" w:eastAsia="zh-CN"/>
+              </w:rPr>
+            </w:pPr>
+            <w:r>
+              <w:rPr>
+                <w:rFonts w:hint="eastAsia" w:ascii="Times New Roman" w:hAnsi="Times New Roman" w:eastAsia="Times New Roman" w:cs="Times New Roman"/>
+                <w:sz w:val="24"/>
+                <w:szCs w:val="24"/>
+                <w:lang w:val="en-US" w:eastAsia="zh-CN"/>
+              </w:rPr>
+              <w:t>分类：刺激眼睛</w:t>
             </w:r>
           </w:p>
           <w:p>
@@ -13883,56 +14638,24 @@
               <w:jc w:val="left"/>
               <w:textAlignment w:val="auto"/>
               <w:rPr>
-                <w:rFonts w:hint="eastAsia"/>
-                <w:sz w:val="24"/>
-                <w:lang w:val="en-US" w:eastAsia="zh-CN"/>
-              </w:rPr>
-            </w:pPr>
-            <w:r>
-              <w:rPr>
-                <w:rFonts w:hint="eastAsia"/>
-                <w:sz w:val="24"/>
-                <w:lang w:val="en-US" w:eastAsia="zh-CN"/>
-              </w:rPr>
-              <w:t>分类：刺激眼睛</w:t>
-            </w:r>
-          </w:p>
-          <w:p>
-            <w:pPr>
-              <w:keepNext w:val="0"/>
-              <w:keepLines w:val="0"/>
-              <w:pageBreakBefore w:val="0"/>
-              <w:widowControl w:val="0"/>
-              <w:kinsoku/>
-              <w:wordWrap/>
-              <w:overflowPunct/>
-              <w:topLinePunct w:val="0"/>
-              <w:autoSpaceDE/>
-              <w:autoSpaceDN/>
-              <w:bidi w:val="0"/>
-              <w:adjustRightInd/>
-              <w:snapToGrid/>
-              <w:spacing w:line="300" w:lineRule="auto"/>
-              <w:ind w:right="480"/>
-              <w:jc w:val="left"/>
-              <w:textAlignment w:val="auto"/>
-              <w:rPr>
                 <w:rFonts w:hint="default" w:eastAsia="宋体"/>
                 <w:sz w:val="24"/>
-                <w:lang w:val="en-US" w:eastAsia="zh-CN"/>
-              </w:rPr>
-            </w:pPr>
-            <w:r>
-              <w:rPr>
-                <w:rFonts w:hint="eastAsia"/>
-                <w:sz w:val="24"/>
+                <w:szCs w:val="24"/>
+                <w:lang w:val="en-US" w:eastAsia="zh-CN"/>
+              </w:rPr>
+            </w:pPr>
+            <w:r>
+              <w:rPr>
+                <w:rFonts w:hint="eastAsia" w:ascii="Times New Roman" w:hAnsi="Times New Roman" w:eastAsia="Times New Roman" w:cs="Times New Roman"/>
+                <w:sz w:val="24"/>
+                <w:szCs w:val="24"/>
                 <w:lang w:val="en-US" w:eastAsia="zh-CN"/>
               </w:rPr>
               <w:t>结果：</w:t>
             </w:r>
             <w:r>
               <w:rPr>
-                <w:rFonts w:ascii="宋体" w:hAnsi="宋体" w:eastAsia="宋体" w:cs="宋体"/>
+                <w:rFonts w:ascii="Times New Roman" w:hAnsi="Times New Roman" w:eastAsia="Times New Roman" w:cs="Times New Roman"/>
                 <w:sz w:val="24"/>
                 <w:szCs w:val="24"/>
               </w:rPr>
@@ -14041,6 +14764,7 @@
               <w:left w:val="dotted" w:color="auto" w:sz="4" w:space="0"/>
               <w:bottom w:val="dotted" w:color="auto" w:sz="4" w:space="0"/>
             </w:tcBorders>
+            <w:vAlign w:val="center"/>
           </w:tcPr>
           <w:p>
             <w:pPr>
@@ -14064,20 +14788,22 @@
               <w:rPr>
                 <w:rFonts w:hint="eastAsia"/>
                 <w:sz w:val="24"/>
-                <w:lang w:val="en-US" w:eastAsia="zh-CN"/>
-              </w:rPr>
-            </w:pPr>
-            <w:r>
-              <w:rPr>
-                <w:rFonts w:hint="eastAsia"/>
-                <w:sz w:val="24"/>
+                <w:szCs w:val="24"/>
+                <w:lang w:val="en-US" w:eastAsia="zh-CN"/>
+              </w:rPr>
+            </w:pPr>
+            <w:r>
+              <w:rPr>
+                <w:rFonts w:hint="eastAsia" w:ascii="Times New Roman" w:hAnsi="Times New Roman" w:eastAsia="Times New Roman" w:cs="Times New Roman"/>
+                <w:sz w:val="24"/>
+                <w:szCs w:val="24"/>
                 <w:lang w:val="en-US" w:eastAsia="zh-CN"/>
               </w:rPr>
               <w:t>物种：</w:t>
             </w:r>
             <w:r>
               <w:rPr>
-                <w:rFonts w:ascii="宋体" w:hAnsi="宋体" w:eastAsia="宋体" w:cs="宋体"/>
+                <w:rFonts w:ascii="Times New Roman" w:hAnsi="Times New Roman" w:eastAsia="Times New Roman" w:cs="Times New Roman"/>
                 <w:sz w:val="24"/>
                 <w:szCs w:val="24"/>
               </w:rPr>
@@ -14106,20 +14832,22 @@
               <w:rPr>
                 <w:rFonts w:hint="default"/>
                 <w:sz w:val="24"/>
-                <w:lang w:val="en-US" w:eastAsia="zh-CN"/>
-              </w:rPr>
-            </w:pPr>
-            <w:r>
-              <w:rPr>
-                <w:rFonts w:hint="eastAsia"/>
-                <w:sz w:val="24"/>
+                <w:szCs w:val="24"/>
+                <w:lang w:val="en-US" w:eastAsia="zh-CN"/>
+              </w:rPr>
+            </w:pPr>
+            <w:r>
+              <w:rPr>
+                <w:rFonts w:hint="eastAsia" w:ascii="Times New Roman" w:hAnsi="Times New Roman" w:eastAsia="Times New Roman" w:cs="Times New Roman"/>
+                <w:sz w:val="24"/>
+                <w:szCs w:val="24"/>
                 <w:lang w:val="en-US" w:eastAsia="zh-CN"/>
               </w:rPr>
               <w:t>分类：</w:t>
             </w:r>
             <w:r>
               <w:rPr>
-                <w:rFonts w:ascii="宋体" w:hAnsi="宋体" w:eastAsia="宋体" w:cs="宋体"/>
+                <w:rFonts w:ascii="Times New Roman" w:hAnsi="Times New Roman" w:eastAsia="Times New Roman" w:cs="Times New Roman"/>
                 <w:sz w:val="24"/>
                 <w:szCs w:val="24"/>
               </w:rPr>
@@ -14148,20 +14876,22 @@
               <w:rPr>
                 <w:rFonts w:hint="default"/>
                 <w:sz w:val="24"/>
-                <w:lang w:val="en-US" w:eastAsia="zh-CN"/>
-              </w:rPr>
-            </w:pPr>
-            <w:r>
-              <w:rPr>
-                <w:rFonts w:hint="eastAsia"/>
-                <w:sz w:val="24"/>
+                <w:szCs w:val="24"/>
+                <w:lang w:val="en-US" w:eastAsia="zh-CN"/>
+              </w:rPr>
+            </w:pPr>
+            <w:r>
+              <w:rPr>
+                <w:rFonts w:hint="eastAsia" w:ascii="Times New Roman" w:hAnsi="Times New Roman" w:eastAsia="Times New Roman" w:cs="Times New Roman"/>
+                <w:sz w:val="24"/>
+                <w:szCs w:val="24"/>
                 <w:lang w:val="en-US" w:eastAsia="zh-CN"/>
               </w:rPr>
               <w:t>结果：</w:t>
             </w:r>
             <w:r>
               <w:rPr>
-                <w:rFonts w:ascii="宋体" w:hAnsi="宋体" w:eastAsia="宋体" w:cs="宋体"/>
+                <w:rFonts w:ascii="Times New Roman" w:hAnsi="Times New Roman" w:eastAsia="Times New Roman" w:cs="Times New Roman"/>
                 <w:sz w:val="24"/>
                 <w:szCs w:val="24"/>
               </w:rPr>
@@ -14270,6 +15000,7 @@
               <w:left w:val="dotted" w:color="auto" w:sz="4" w:space="0"/>
               <w:bottom w:val="dotted" w:color="auto" w:sz="4" w:space="0"/>
             </w:tcBorders>
+            <w:vAlign w:val="center"/>
           </w:tcPr>
           <w:p>
             <w:pPr>
@@ -14293,12 +15024,13 @@
               <w:rPr>
                 <w:rFonts w:hint="default" w:hAnsi="Arial"/>
                 <w:sz w:val="24"/>
-                <w:lang w:val="en-US" w:eastAsia="zh-CN"/>
-              </w:rPr>
-            </w:pPr>
-            <w:r>
-              <w:rPr>
-                <w:rFonts w:ascii="宋体" w:hAnsi="宋体" w:eastAsia="宋体" w:cs="宋体"/>
+                <w:szCs w:val="24"/>
+                <w:lang w:val="en-US" w:eastAsia="zh-CN"/>
+              </w:rPr>
+            </w:pPr>
+            <w:r>
+              <w:rPr>
+                <w:rFonts w:ascii="Times New Roman" w:hAnsi="Times New Roman" w:eastAsia="Times New Roman" w:cs="Times New Roman"/>
                 <w:sz w:val="24"/>
                 <w:szCs w:val="24"/>
               </w:rPr>
@@ -14409,6 +15141,7 @@
               <w:left w:val="dotted" w:color="auto" w:sz="4" w:space="0"/>
               <w:bottom w:val="dotted" w:color="auto" w:sz="4" w:space="0"/>
             </w:tcBorders>
+            <w:vAlign w:val="center"/>
           </w:tcPr>
           <w:p>
             <w:pPr>
@@ -14432,13 +15165,15 @@
               <w:rPr>
                 <w:rFonts w:hint="default" w:hAnsi="Arial"/>
                 <w:sz w:val="24"/>
-                <w:lang w:val="en-US" w:eastAsia="zh-CN"/>
-              </w:rPr>
-            </w:pPr>
-            <w:r>
-              <w:rPr>
-                <w:rFonts w:hint="eastAsia" w:hAnsi="Arial"/>
-                <w:sz w:val="24"/>
+                <w:szCs w:val="24"/>
+                <w:lang w:val="en-US" w:eastAsia="zh-CN"/>
+              </w:rPr>
+            </w:pPr>
+            <w:r>
+              <w:rPr>
+                <w:rFonts w:hint="eastAsia" w:hAnsi="Times New Roman" w:ascii="Times New Roman" w:eastAsia="Times New Roman" w:cs="Times New Roman"/>
+                <w:sz w:val="24"/>
+                <w:szCs w:val="24"/>
                 <w:lang w:val="en-US" w:eastAsia="zh-CN"/>
               </w:rPr>
               <w:t>在动物试验中未见致癌影响。</w:t>
@@ -14605,6 +15340,7 @@
               <w:left w:val="dotted" w:color="auto" w:sz="4" w:space="0"/>
               <w:bottom w:val="dotted" w:color="auto" w:sz="4" w:space="0"/>
             </w:tcBorders>
+            <w:vAlign w:val="center"/>
           </w:tcPr>
           <w:p>
             <w:pPr>
@@ -14626,11 +15362,21 @@
               <w:jc w:val="left"/>
               <w:textAlignment w:val="auto"/>
               <w:rPr>
-                <w:rFonts w:ascii="宋体" w:hAnsi="宋体" w:eastAsia="宋体" w:cs="宋体"/>
-                <w:sz w:val="24"/>
-                <w:szCs w:val="24"/>
-              </w:rPr>
-            </w:pPr>
+                <w:rFonts w:hint="default" w:ascii="宋体" w:hAnsi="宋体" w:eastAsia="宋体" w:cs="宋体"/>
+                <w:sz w:val="24"/>
+                <w:szCs w:val="24"/>
+                <w:lang w:val="en-US" w:eastAsia="zh-CN"/>
+              </w:rPr>
+            </w:pPr>
+            <w:r>
+              <w:rPr>
+                <w:rFonts w:hint="eastAsia" w:ascii="Times New Roman" w:hAnsi="Times New Roman" w:cs="Times New Roman" w:eastAsia="Times New Roman"/>
+                <w:sz w:val="24"/>
+                <w:szCs w:val="24"/>
+                <w:lang w:val="en-US" w:eastAsia="zh-CN"/>
+              </w:rPr>
+              <w:t>AA</w:t>
+            </w:r>
           </w:p>
         </w:tc>
       </w:tr>
@@ -14766,13 +15512,17 @@
               <w:left w:val="dotted" w:color="auto" w:sz="4" w:space="0"/>
               <w:bottom w:val="dotted" w:color="auto" w:sz="4" w:space="0"/>
             </w:tcBorders>
-          </w:tcPr>
-          <w:p>
-            <w:pPr>
-              <w:keepNext w:val="0"/>
-              <w:keepLines w:val="0"/>
-              <w:pageBreakBefore w:val="0"/>
-              <w:widowControl w:val="0"/>
+            <w:vAlign w:val="center"/>
+          </w:tcPr>
+          <w:p>
+            <w:pPr>
+              <w:keepNext w:val="0"/>
+              <w:keepLines w:val="0"/>
+              <w:pageBreakBefore w:val="0"/>
+              <w:widowControl w:val="0"/>
+              <w:tabs>
+                <w:tab w:val="center" w:pos="2023"/>
+              </w:tabs>
               <w:kinsoku/>
               <w:wordWrap/>
               <w:overflowPunct/>
@@ -14787,11 +15537,21 @@
               <w:jc w:val="left"/>
               <w:textAlignment w:val="auto"/>
               <w:rPr>
-                <w:rFonts w:ascii="宋体" w:hAnsi="宋体" w:eastAsia="宋体" w:cs="宋体"/>
-                <w:sz w:val="24"/>
-                <w:szCs w:val="24"/>
-              </w:rPr>
-            </w:pPr>
+                <w:rFonts w:hint="default" w:ascii="宋体" w:hAnsi="宋体" w:eastAsia="宋体" w:cs="宋体"/>
+                <w:sz w:val="24"/>
+                <w:szCs w:val="24"/>
+                <w:lang w:val="en-US" w:eastAsia="zh-CN"/>
+              </w:rPr>
+            </w:pPr>
+            <w:r>
+              <w:rPr>
+                <w:rFonts w:hint="eastAsia" w:ascii="Times New Roman" w:hAnsi="Times New Roman" w:cs="Times New Roman" w:eastAsia="Times New Roman"/>
+                <w:sz w:val="24"/>
+                <w:szCs w:val="24"/>
+                <w:lang w:val="en-US" w:eastAsia="zh-CN"/>
+              </w:rPr>
+              <w:t>BB</w:t>
+            </w:r>
           </w:p>
         </w:tc>
       </w:tr>
@@ -14915,8 +15675,6 @@
               </w:rPr>
               <w:t>：</w:t>
             </w:r>
-            <w:bookmarkStart w:id="0" w:name="_GoBack"/>
-            <w:bookmarkEnd w:id="0"/>
           </w:p>
         </w:tc>
         <w:tc>
@@ -14927,6 +15685,7 @@
               <w:left w:val="dotted" w:color="auto" w:sz="4" w:space="0"/>
               <w:bottom w:val="dotted" w:color="auto" w:sz="4" w:space="0"/>
             </w:tcBorders>
+            <w:vAlign w:val="center"/>
           </w:tcPr>
           <w:p>
             <w:pPr>
@@ -14948,11 +15707,21 @@
               <w:jc w:val="left"/>
               <w:textAlignment w:val="auto"/>
               <w:rPr>
-                <w:rFonts w:ascii="宋体" w:hAnsi="宋体" w:eastAsia="宋体" w:cs="宋体"/>
-                <w:sz w:val="24"/>
-                <w:szCs w:val="24"/>
-              </w:rPr>
-            </w:pPr>
+                <w:rFonts w:hint="default" w:ascii="宋体" w:hAnsi="宋体" w:eastAsia="宋体" w:cs="宋体"/>
+                <w:sz w:val="24"/>
+                <w:szCs w:val="24"/>
+                <w:lang w:val="en-US" w:eastAsia="zh-CN"/>
+              </w:rPr>
+            </w:pPr>
+            <w:r>
+              <w:rPr>
+                <w:rFonts w:hint="eastAsia" w:ascii="Times New Roman" w:hAnsi="Times New Roman" w:cs="Times New Roman" w:eastAsia="Times New Roman"/>
+                <w:sz w:val="24"/>
+                <w:szCs w:val="24"/>
+                <w:lang w:val="en-US" w:eastAsia="zh-CN"/>
+              </w:rPr>
+              <w:t>CC</w:t>
+            </w:r>
           </w:p>
         </w:tc>
       </w:tr>
@@ -15157,20 +15926,22 @@
               <w:adjustRightInd/>
               <w:snapToGrid/>
               <w:spacing w:line="300" w:lineRule="auto"/>
-              <w:ind w:right="0"/>
-              <w:jc w:val="left"/>
-              <w:textAlignment w:val="auto"/>
-              <w:rPr>
-                <w:rFonts w:hint="default" w:hAnsi="Arial"/>
-                <w:sz w:val="24"/>
-                <w:lang w:val="en-US" w:eastAsia="zh-CN"/>
-              </w:rPr>
-            </w:pPr>
-            <w:r>
-              <w:rPr>
-                <w:rFonts w:ascii="宋体" w:hAnsi="宋体" w:eastAsia="宋体" w:cs="宋体"/>
-                <w:sz w:val="24"/>
-                <w:szCs w:val="24"/>
+              <w:ind w:right="482"/>
+              <w:jc w:val="left"/>
+              <w:textAlignment w:val="auto"/>
+              <w:rPr>
+                <w:rFonts w:hint="default"/>
+                <w:sz w:val="24"/>
+                <w:szCs w:val="24"/>
+                <w:lang w:val="en-US" w:eastAsia="zh-CN"/>
+              </w:rPr>
+            </w:pPr>
+            <w:r>
+              <w:rPr>
+                <w:rFonts w:hint="eastAsia" w:ascii="Times New Roman" w:hAnsi="Times New Roman" w:eastAsia="Times New Roman" w:cs="Times New Roman"/>
+                <w:sz w:val="24"/>
+                <w:szCs w:val="24"/>
+                <w:lang w:val="en-US" w:eastAsia="zh-CN"/>
               </w:rPr>
               <w:t>根据现有资料，未达到特异性靶器官毒性 一次接触的分类标准。</w:t>
             </w:r>
@@ -15279,36 +16050,39 @@
               <w:left w:val="dotted" w:color="auto" w:sz="4" w:space="0"/>
               <w:bottom w:val="dotted" w:color="auto" w:sz="4" w:space="0"/>
             </w:tcBorders>
-          </w:tcPr>
-          <w:p>
-            <w:pPr>
-              <w:keepNext w:val="0"/>
-              <w:keepLines w:val="0"/>
-              <w:pageBreakBefore w:val="0"/>
-              <w:widowControl w:val="0"/>
-              <w:kinsoku/>
-              <w:wordWrap/>
-              <w:overflowPunct/>
-              <w:topLinePunct w:val="0"/>
-              <w:autoSpaceDE/>
-              <w:autoSpaceDN/>
-              <w:bidi w:val="0"/>
-              <w:adjustRightInd/>
-              <w:snapToGrid/>
-              <w:spacing w:line="300" w:lineRule="auto"/>
-              <w:ind w:right="0"/>
-              <w:jc w:val="left"/>
-              <w:textAlignment w:val="auto"/>
-              <w:rPr>
-                <w:rFonts w:hint="eastAsia" w:hAnsi="Arial"/>
-                <w:sz w:val="24"/>
-                <w:lang w:val="en-US" w:eastAsia="zh-CN"/>
-              </w:rPr>
-            </w:pPr>
-            <w:r>
-              <w:rPr>
-                <w:rFonts w:hint="eastAsia" w:hAnsi="Arial"/>
-                <w:sz w:val="24"/>
+            <w:vAlign w:val="center"/>
+          </w:tcPr>
+          <w:p>
+            <w:pPr>
+              <w:keepNext w:val="0"/>
+              <w:keepLines w:val="0"/>
+              <w:pageBreakBefore w:val="0"/>
+              <w:widowControl w:val="0"/>
+              <w:kinsoku/>
+              <w:wordWrap/>
+              <w:overflowPunct/>
+              <w:topLinePunct w:val="0"/>
+              <w:autoSpaceDE/>
+              <w:autoSpaceDN/>
+              <w:bidi w:val="0"/>
+              <w:adjustRightInd/>
+              <w:snapToGrid/>
+              <w:spacing w:line="300" w:lineRule="auto"/>
+              <w:ind w:right="482"/>
+              <w:jc w:val="left"/>
+              <w:textAlignment w:val="auto"/>
+              <w:rPr>
+                <w:rFonts w:hint="eastAsia"/>
+                <w:sz w:val="24"/>
+                <w:szCs w:val="24"/>
+                <w:lang w:val="en-US" w:eastAsia="zh-CN"/>
+              </w:rPr>
+            </w:pPr>
+            <w:r>
+              <w:rPr>
+                <w:rFonts w:hint="eastAsia" w:ascii="Times New Roman" w:hAnsi="Times New Roman" w:eastAsia="Times New Roman" w:cs="Times New Roman"/>
+                <w:sz w:val="24"/>
+                <w:szCs w:val="24"/>
                 <w:lang w:val="en-US" w:eastAsia="zh-CN"/>
               </w:rPr>
               <w:t>无数据资料。</w:t>
@@ -15405,37 +16179,40 @@
               <w:top w:val="dotted" w:color="auto" w:sz="4" w:space="0"/>
               <w:left w:val="dotted" w:color="auto" w:sz="4" w:space="0"/>
             </w:tcBorders>
-          </w:tcPr>
-          <w:p>
-            <w:pPr>
-              <w:keepNext w:val="0"/>
-              <w:keepLines w:val="0"/>
-              <w:pageBreakBefore w:val="0"/>
-              <w:widowControl w:val="0"/>
-              <w:kinsoku/>
-              <w:wordWrap/>
-              <w:overflowPunct/>
-              <w:topLinePunct w:val="0"/>
-              <w:autoSpaceDE/>
-              <w:autoSpaceDN/>
-              <w:bidi w:val="0"/>
-              <w:adjustRightInd/>
-              <w:snapToGrid/>
-              <w:spacing w:line="300" w:lineRule="auto"/>
-              <w:ind w:right="0"/>
-              <w:jc w:val="left"/>
-              <w:textAlignment w:val="auto"/>
-              <w:rPr>
-                <w:rFonts w:ascii="宋体" w:hAnsi="宋体" w:eastAsia="宋体" w:cs="宋体"/>
-                <w:sz w:val="24"/>
-                <w:szCs w:val="24"/>
-              </w:rPr>
-            </w:pPr>
-            <w:r>
-              <w:rPr>
-                <w:rFonts w:ascii="宋体" w:hAnsi="宋体" w:eastAsia="宋体" w:cs="宋体"/>
-                <w:sz w:val="24"/>
-                <w:szCs w:val="24"/>
+            <w:vAlign w:val="center"/>
+          </w:tcPr>
+          <w:p>
+            <w:pPr>
+              <w:keepNext w:val="0"/>
+              <w:keepLines w:val="0"/>
+              <w:pageBreakBefore w:val="0"/>
+              <w:widowControl w:val="0"/>
+              <w:kinsoku/>
+              <w:wordWrap/>
+              <w:overflowPunct/>
+              <w:topLinePunct w:val="0"/>
+              <w:autoSpaceDE/>
+              <w:autoSpaceDN/>
+              <w:bidi w:val="0"/>
+              <w:adjustRightInd/>
+              <w:snapToGrid/>
+              <w:spacing w:line="300" w:lineRule="auto"/>
+              <w:ind w:right="482"/>
+              <w:jc w:val="left"/>
+              <w:textAlignment w:val="auto"/>
+              <w:rPr>
+                <w:rFonts w:hint="eastAsia"/>
+                <w:sz w:val="24"/>
+                <w:szCs w:val="24"/>
+                <w:lang w:val="en-US" w:eastAsia="zh-CN"/>
+              </w:rPr>
+            </w:pPr>
+            <w:r>
+              <w:rPr>
+                <w:rFonts w:hint="eastAsia" w:ascii="Times New Roman" w:hAnsi="Times New Roman" w:eastAsia="Times New Roman" w:cs="Times New Roman"/>
+                <w:sz w:val="24"/>
+                <w:szCs w:val="24"/>
+                <w:lang w:val="en-US" w:eastAsia="zh-CN"/>
               </w:rPr>
               <w:t>眼睛接触可能造成明显刺激、发红及疼痛。</w:t>
             </w:r>
@@ -15456,20 +16233,22 @@
               <w:adjustRightInd/>
               <w:snapToGrid/>
               <w:spacing w:line="300" w:lineRule="auto"/>
-              <w:ind w:right="0"/>
-              <w:jc w:val="left"/>
-              <w:textAlignment w:val="auto"/>
-              <w:rPr>
-                <w:rFonts w:ascii="宋体" w:hAnsi="宋体" w:eastAsia="宋体" w:cs="宋体"/>
-                <w:sz w:val="24"/>
-                <w:szCs w:val="24"/>
-              </w:rPr>
-            </w:pPr>
-            <w:r>
-              <w:rPr>
-                <w:rFonts w:ascii="宋体" w:hAnsi="宋体" w:eastAsia="宋体" w:cs="宋体"/>
-                <w:sz w:val="24"/>
-                <w:szCs w:val="24"/>
+              <w:ind w:right="482"/>
+              <w:jc w:val="left"/>
+              <w:textAlignment w:val="auto"/>
+              <w:rPr>
+                <w:rFonts w:hint="eastAsia"/>
+                <w:sz w:val="24"/>
+                <w:szCs w:val="24"/>
+                <w:lang w:val="en-US" w:eastAsia="zh-CN"/>
+              </w:rPr>
+            </w:pPr>
+            <w:r>
+              <w:rPr>
+                <w:rFonts w:hint="eastAsia" w:ascii="Times New Roman" w:hAnsi="Times New Roman" w:eastAsia="Times New Roman" w:cs="Times New Roman"/>
+                <w:sz w:val="24"/>
+                <w:szCs w:val="24"/>
+                <w:lang w:val="en-US" w:eastAsia="zh-CN"/>
               </w:rPr>
               <w:t xml:space="preserve">长时间或反复皮肤接触可能造成轻微刺激、 皮肤发红或皮肤干燥。 </w:t>
             </w:r>
@@ -15490,20 +16269,22 @@
               <w:adjustRightInd/>
               <w:snapToGrid/>
               <w:spacing w:line="300" w:lineRule="auto"/>
-              <w:ind w:right="0"/>
-              <w:jc w:val="left"/>
-              <w:textAlignment w:val="auto"/>
-              <w:rPr>
-                <w:rFonts w:ascii="宋体" w:hAnsi="宋体" w:eastAsia="宋体" w:cs="宋体"/>
-                <w:sz w:val="24"/>
-                <w:szCs w:val="24"/>
-              </w:rPr>
-            </w:pPr>
-            <w:r>
-              <w:rPr>
-                <w:rFonts w:ascii="宋体" w:hAnsi="宋体" w:eastAsia="宋体" w:cs="宋体"/>
-                <w:sz w:val="24"/>
-                <w:szCs w:val="24"/>
+              <w:ind w:right="482"/>
+              <w:jc w:val="left"/>
+              <w:textAlignment w:val="auto"/>
+              <w:rPr>
+                <w:rFonts w:hint="eastAsia"/>
+                <w:sz w:val="24"/>
+                <w:szCs w:val="24"/>
+                <w:lang w:val="en-US" w:eastAsia="zh-CN"/>
+              </w:rPr>
+            </w:pPr>
+            <w:r>
+              <w:rPr>
+                <w:rFonts w:hint="eastAsia" w:ascii="Times New Roman" w:hAnsi="Times New Roman" w:eastAsia="Times New Roman" w:cs="Times New Roman"/>
+                <w:sz w:val="24"/>
+                <w:szCs w:val="24"/>
+                <w:lang w:val="en-US" w:eastAsia="zh-CN"/>
               </w:rPr>
               <w:t>正常温度下蒸气压较低，单次蒸气暴露通常不预期造成明显不良影响；</w:t>
             </w:r>
@@ -15524,20 +16305,22 @@
               <w:adjustRightInd/>
               <w:snapToGrid/>
               <w:spacing w:line="300" w:lineRule="auto"/>
-              <w:ind w:right="0"/>
-              <w:jc w:val="left"/>
-              <w:textAlignment w:val="auto"/>
-              <w:rPr>
-                <w:rFonts w:hint="default" w:hAnsi="Arial"/>
-                <w:sz w:val="24"/>
-                <w:lang w:val="en-US" w:eastAsia="zh-CN"/>
-              </w:rPr>
-            </w:pPr>
-            <w:r>
-              <w:rPr>
-                <w:rFonts w:ascii="宋体" w:hAnsi="宋体" w:eastAsia="宋体" w:cs="宋体"/>
-                <w:sz w:val="24"/>
-                <w:szCs w:val="24"/>
+              <w:ind w:right="482"/>
+              <w:jc w:val="left"/>
+              <w:textAlignment w:val="auto"/>
+              <w:rPr>
+                <w:rFonts w:hint="default"/>
+                <w:sz w:val="24"/>
+                <w:szCs w:val="24"/>
+                <w:lang w:val="en-US" w:eastAsia="zh-CN"/>
+              </w:rPr>
+            </w:pPr>
+            <w:r>
+              <w:rPr>
+                <w:rFonts w:hint="eastAsia" w:ascii="Times New Roman" w:hAnsi="Times New Roman" w:eastAsia="Times New Roman" w:cs="Times New Roman"/>
+                <w:sz w:val="24"/>
+                <w:szCs w:val="24"/>
+                <w:lang w:val="en-US" w:eastAsia="zh-CN"/>
               </w:rPr>
               <w:t>喷涂、加热或形成气溶胶时， 应保持良好通风并避免吸入。 误食较大剂量可能造成不适。</w:t>
             </w:r>
@@ -15556,7 +16339,7 @@
     </w:p>
     <w:tbl>
       <w:tblPr>
-        <w:tblStyle w:val="4"/>
+        <w:tblStyle w:val="5"/>
         <w:tblW w:w="9781" w:type="dxa"/>
         <w:tblInd w:w="108" w:type="dxa"/>
         <w:tblBorders>
@@ -15688,20 +16471,22 @@
               <w:adjustRightInd/>
               <w:snapToGrid/>
               <w:spacing w:line="300" w:lineRule="auto"/>
-              <w:ind w:right="480"/>
-              <w:jc w:val="left"/>
-              <w:textAlignment w:val="auto"/>
-              <w:rPr>
-                <w:b/>
-                <w:sz w:val="24"/>
-                <w:shd w:val="clear" w:color="auto" w:fill="auto"/>
-              </w:rPr>
-            </w:pPr>
-            <w:r>
-              <w:rPr>
-                <w:rFonts w:hint="eastAsia" w:hAnsi="Arial"/>
-                <w:sz w:val="24"/>
-                <w:shd w:val="clear" w:color="auto" w:fill="auto"/>
+              <w:ind w:right="482"/>
+              <w:jc w:val="left"/>
+              <w:textAlignment w:val="auto"/>
+              <w:rPr>
+                <w:rFonts w:hint="eastAsia"/>
+                <w:sz w:val="24"/>
+                <w:szCs w:val="24"/>
+                <w:lang w:val="en-US" w:eastAsia="zh-CN"/>
+              </w:rPr>
+            </w:pPr>
+            <w:r>
+              <w:rPr>
+                <w:rFonts w:hint="eastAsia" w:ascii="Times New Roman" w:hAnsi="Times New Roman" w:eastAsia="Times New Roman" w:cs="Times New Roman"/>
+                <w:sz w:val="24"/>
+                <w:szCs w:val="24"/>
+                <w:lang w:val="en-US" w:eastAsia="zh-CN"/>
               </w:rPr>
               <w:t>该产品无可用的生态毒理学研究。</w:t>
             </w:r>
@@ -15752,20 +16537,22 @@
               <w:adjustRightInd/>
               <w:snapToGrid/>
               <w:spacing w:line="300" w:lineRule="auto"/>
-              <w:ind w:right="480"/>
-              <w:jc w:val="left"/>
-              <w:textAlignment w:val="auto"/>
-              <w:rPr>
-                <w:rFonts w:hint="eastAsia" w:hAnsi="Arial"/>
-                <w:sz w:val="24"/>
-                <w:shd w:val="clear" w:color="auto" w:fill="auto"/>
-              </w:rPr>
-            </w:pPr>
-            <w:r>
-              <w:rPr>
-                <w:rFonts w:ascii="宋体" w:hAnsi="宋体" w:eastAsia="宋体" w:cs="宋体"/>
-                <w:sz w:val="24"/>
-                <w:szCs w:val="24"/>
+              <w:ind w:right="482"/>
+              <w:jc w:val="left"/>
+              <w:textAlignment w:val="auto"/>
+              <w:rPr>
+                <w:rFonts w:hint="eastAsia"/>
+                <w:sz w:val="24"/>
+                <w:szCs w:val="24"/>
+                <w:lang w:val="en-US" w:eastAsia="zh-CN"/>
+              </w:rPr>
+            </w:pPr>
+            <w:r>
+              <w:rPr>
+                <w:rFonts w:hint="eastAsia" w:ascii="Times New Roman" w:hAnsi="Times New Roman" w:eastAsia="Times New Roman" w:cs="Times New Roman"/>
+                <w:sz w:val="24"/>
+                <w:szCs w:val="24"/>
+                <w:lang w:val="en-US" w:eastAsia="zh-CN"/>
               </w:rPr>
               <w:t>以下为二乙二醇单丁醚 （CAS号：112-34-5）的生态毒理学参考数据：</w:t>
             </w:r>
@@ -15879,82 +16666,68 @@
               <w:keepLines w:val="0"/>
               <w:pageBreakBefore w:val="0"/>
               <w:widowControl w:val="0"/>
-              <w:numPr>
-                <w:ilvl w:val="0"/>
-                <w:numId w:val="0"/>
-              </w:numPr>
-              <w:tabs>
-                <w:tab w:val="left" w:pos="601"/>
-              </w:tabs>
-              <w:kinsoku/>
-              <w:wordWrap/>
-              <w:overflowPunct/>
-              <w:topLinePunct w:val="0"/>
-              <w:autoSpaceDE/>
-              <w:autoSpaceDN/>
-              <w:bidi w:val="0"/>
-              <w:adjustRightInd/>
-              <w:snapToGrid/>
-              <w:spacing w:line="300" w:lineRule="auto"/>
+              <w:kinsoku/>
+              <w:wordWrap/>
+              <w:overflowPunct/>
+              <w:topLinePunct w:val="0"/>
+              <w:autoSpaceDE/>
+              <w:autoSpaceDN/>
+              <w:bidi w:val="0"/>
+              <w:adjustRightInd/>
+              <w:snapToGrid/>
+              <w:spacing w:line="300" w:lineRule="auto"/>
+              <w:ind w:right="482"/>
               <w:jc w:val="left"/>
               <w:textAlignment w:val="auto"/>
               <w:rPr>
                 <w:rFonts w:hint="eastAsia"/>
-                <w:b w:val="0"/>
-                <w:bCs/>
-                <w:sz w:val="24"/>
-                <w:shd w:val="clear" w:color="auto" w:fill="auto"/>
-                <w:lang w:val="en-US" w:eastAsia="zh-CN"/>
-              </w:rPr>
-            </w:pPr>
-            <w:r>
+                <w:sz w:val="24"/>
+                <w:szCs w:val="24"/>
+                <w:lang w:val="en-US" w:eastAsia="zh-CN"/>
+              </w:rPr>
+            </w:pPr>
+            <w:r>
+              <w:rPr>
+                <w:rFonts w:hint="eastAsia" w:ascii="Times New Roman" w:hAnsi="Times New Roman" w:eastAsia="Times New Roman" w:cs="Times New Roman"/>
+                <w:sz w:val="24"/>
+                <w:szCs w:val="24"/>
+                <w:lang w:val="en-US" w:eastAsia="zh-CN"/>
+              </w:rPr>
+              <w:t>对鱼类的毒性：</w:t>
+            </w:r>
+          </w:p>
+          <w:p>
+            <w:pPr>
+              <w:keepNext w:val="0"/>
+              <w:keepLines w:val="0"/>
+              <w:pageBreakBefore w:val="0"/>
+              <w:widowControl w:val="0"/>
+              <w:kinsoku/>
+              <w:wordWrap/>
+              <w:overflowPunct/>
+              <w:topLinePunct w:val="0"/>
+              <w:autoSpaceDE/>
+              <w:autoSpaceDN/>
+              <w:bidi w:val="0"/>
+              <w:adjustRightInd/>
+              <w:snapToGrid/>
+              <w:spacing w:line="300" w:lineRule="auto"/>
+              <w:ind w:right="482"/>
+              <w:jc w:val="left"/>
+              <w:textAlignment w:val="auto"/>
               <w:rPr>
                 <w:rFonts w:hint="eastAsia"/>
-                <w:b w:val="0"/>
-                <w:bCs/>
-                <w:sz w:val="24"/>
-                <w:shd w:val="clear" w:color="auto" w:fill="auto"/>
-                <w:lang w:val="en-US" w:eastAsia="zh-CN"/>
-              </w:rPr>
-              <w:t>对鱼类的毒性：</w:t>
-            </w:r>
-          </w:p>
-          <w:p>
-            <w:pPr>
-              <w:keepNext w:val="0"/>
-              <w:keepLines w:val="0"/>
-              <w:pageBreakBefore w:val="0"/>
-              <w:widowControl w:val="0"/>
-              <w:numPr>
-                <w:ilvl w:val="0"/>
-                <w:numId w:val="0"/>
-              </w:numPr>
-              <w:tabs>
-                <w:tab w:val="left" w:pos="601"/>
-              </w:tabs>
-              <w:kinsoku/>
-              <w:wordWrap/>
-              <w:overflowPunct/>
-              <w:topLinePunct w:val="0"/>
-              <w:autoSpaceDE/>
-              <w:autoSpaceDN/>
-              <w:bidi w:val="0"/>
-              <w:adjustRightInd/>
-              <w:snapToGrid/>
-              <w:spacing w:line="300" w:lineRule="auto"/>
-              <w:jc w:val="left"/>
-              <w:textAlignment w:val="auto"/>
-              <w:rPr>
-                <w:rFonts w:ascii="宋体" w:hAnsi="宋体" w:eastAsia="宋体" w:cs="宋体"/>
-                <w:sz w:val="24"/>
-                <w:szCs w:val="24"/>
-              </w:rPr>
-            </w:pPr>
-            <w:r>
-              <w:rPr>
-                <w:rFonts w:ascii="宋体" w:hAnsi="宋体" w:eastAsia="宋体" w:cs="宋体"/>
-                <w:sz w:val="24"/>
-                <w:szCs w:val="24"/>
+                <w:sz w:val="24"/>
+                <w:szCs w:val="24"/>
+                <w:lang w:val="en-US" w:eastAsia="zh-CN"/>
+              </w:rPr>
+            </w:pPr>
+            <w:r>
+              <w:rPr>
+                <w:rFonts w:hint="eastAsia" w:ascii="Times New Roman" w:hAnsi="Times New Roman" w:eastAsia="Times New Roman" w:cs="Times New Roman"/>
+                <w:sz w:val="24"/>
+                <w:szCs w:val="24"/>
+                <w:lang w:val="en-US" w:eastAsia="zh-CN"/>
               </w:rPr>
               <w:t>半数致死浓度（LC50）/96 h/ 蓝鳃太阳鱼：1,300 mg/L</w:t>
             </w:r>
@@ -15965,41 +16738,31 @@
               <w:keepLines w:val="0"/>
               <w:pageBreakBefore w:val="0"/>
               <w:widowControl w:val="0"/>
-              <w:numPr>
-                <w:ilvl w:val="0"/>
-                <w:numId w:val="0"/>
-              </w:numPr>
-              <w:tabs>
-                <w:tab w:val="left" w:pos="601"/>
-              </w:tabs>
-              <w:kinsoku/>
-              <w:wordWrap/>
-              <w:overflowPunct/>
-              <w:topLinePunct w:val="0"/>
-              <w:autoSpaceDE/>
-              <w:autoSpaceDN/>
-              <w:bidi w:val="0"/>
-              <w:adjustRightInd/>
-              <w:snapToGrid/>
-              <w:spacing w:line="300" w:lineRule="auto"/>
+              <w:kinsoku/>
+              <w:wordWrap/>
+              <w:overflowPunct/>
+              <w:topLinePunct w:val="0"/>
+              <w:autoSpaceDE/>
+              <w:autoSpaceDN/>
+              <w:bidi w:val="0"/>
+              <w:adjustRightInd/>
+              <w:snapToGrid/>
+              <w:spacing w:line="300" w:lineRule="auto"/>
+              <w:ind w:right="482"/>
               <w:jc w:val="left"/>
               <w:textAlignment w:val="auto"/>
               <w:rPr>
                 <w:rFonts w:hint="eastAsia"/>
-                <w:b w:val="0"/>
-                <w:bCs/>
-                <w:sz w:val="24"/>
-                <w:shd w:val="clear" w:color="auto" w:fill="auto"/>
-                <w:lang w:val="en-US" w:eastAsia="zh-CN"/>
-              </w:rPr>
-            </w:pPr>
-            <w:r>
-              <w:rPr>
-                <w:rFonts w:hint="eastAsia"/>
-                <w:b w:val="0"/>
-                <w:bCs/>
-                <w:sz w:val="24"/>
-                <w:shd w:val="clear" w:color="auto" w:fill="auto"/>
+                <w:sz w:val="24"/>
+                <w:szCs w:val="24"/>
+                <w:lang w:val="en-US" w:eastAsia="zh-CN"/>
+              </w:rPr>
+            </w:pPr>
+            <w:r>
+              <w:rPr>
+                <w:rFonts w:hint="eastAsia" w:ascii="Times New Roman" w:hAnsi="Times New Roman" w:eastAsia="Times New Roman" w:cs="Times New Roman"/>
+                <w:sz w:val="24"/>
+                <w:szCs w:val="24"/>
                 <w:lang w:val="en-US" w:eastAsia="zh-CN"/>
               </w:rPr>
               <w:t>其他：</w:t>
@@ -16011,37 +16774,32 @@
               <w:keepLines w:val="0"/>
               <w:pageBreakBefore w:val="0"/>
               <w:widowControl w:val="0"/>
-              <w:numPr>
-                <w:ilvl w:val="0"/>
-                <w:numId w:val="0"/>
-              </w:numPr>
-              <w:tabs>
-                <w:tab w:val="left" w:pos="601"/>
-              </w:tabs>
-              <w:kinsoku/>
-              <w:wordWrap/>
-              <w:overflowPunct/>
-              <w:topLinePunct w:val="0"/>
-              <w:autoSpaceDE/>
-              <w:autoSpaceDN/>
-              <w:bidi w:val="0"/>
-              <w:adjustRightInd/>
-              <w:snapToGrid/>
-              <w:spacing w:line="300" w:lineRule="auto"/>
-              <w:jc w:val="left"/>
-              <w:textAlignment w:val="auto"/>
-              <w:rPr>
-                <w:rFonts w:hint="default" w:ascii="宋体" w:hAnsi="宋体" w:eastAsia="宋体" w:cs="宋体"/>
-                <w:sz w:val="24"/>
-                <w:szCs w:val="24"/>
-                <w:lang w:val="en-US" w:eastAsia="zh-CN"/>
-              </w:rPr>
-            </w:pPr>
-            <w:r>
-              <w:rPr>
-                <w:rFonts w:ascii="宋体" w:hAnsi="宋体" w:eastAsia="宋体" w:cs="宋体"/>
-                <w:sz w:val="24"/>
-                <w:szCs w:val="24"/>
+              <w:kinsoku/>
+              <w:wordWrap/>
+              <w:overflowPunct/>
+              <w:topLinePunct w:val="0"/>
+              <w:autoSpaceDE/>
+              <w:autoSpaceDN/>
+              <w:bidi w:val="0"/>
+              <w:adjustRightInd/>
+              <w:snapToGrid/>
+              <w:spacing w:line="300" w:lineRule="auto"/>
+              <w:ind w:right="482"/>
+              <w:jc w:val="left"/>
+              <w:textAlignment w:val="auto"/>
+              <w:rPr>
+                <w:rFonts w:hint="default"/>
+                <w:sz w:val="24"/>
+                <w:szCs w:val="24"/>
+                <w:lang w:val="en-US" w:eastAsia="zh-CN"/>
+              </w:rPr>
+            </w:pPr>
+            <w:r>
+              <w:rPr>
+                <w:rFonts w:hint="eastAsia" w:ascii="Times New Roman" w:hAnsi="Times New Roman" w:eastAsia="Times New Roman" w:cs="Times New Roman"/>
+                <w:sz w:val="24"/>
+                <w:szCs w:val="24"/>
+                <w:lang w:val="en-US" w:eastAsia="zh-CN"/>
               </w:rPr>
               <w:t>生物量半数有效浓度（EbC50）/96 h/ 绿藻：＞100 mg/L。 半数有效浓度（EC50）/48 h/ 大型溞：＞100 mg/L</w:t>
             </w:r>
@@ -16202,20 +16960,22 @@
               <w:adjustRightInd/>
               <w:snapToGrid/>
               <w:spacing w:line="300" w:lineRule="auto"/>
-              <w:ind w:left="1"/>
-              <w:jc w:val="left"/>
-              <w:textAlignment w:val="auto"/>
-              <w:rPr>
-                <w:rFonts w:ascii="宋体" w:hAnsi="宋体" w:eastAsia="宋体" w:cs="宋体"/>
-                <w:sz w:val="24"/>
-                <w:szCs w:val="24"/>
-              </w:rPr>
-            </w:pPr>
-            <w:r>
-              <w:rPr>
-                <w:rFonts w:ascii="宋体" w:hAnsi="宋体" w:eastAsia="宋体" w:cs="宋体"/>
-                <w:sz w:val="24"/>
-                <w:szCs w:val="24"/>
+              <w:ind w:right="482"/>
+              <w:jc w:val="left"/>
+              <w:textAlignment w:val="auto"/>
+              <w:rPr>
+                <w:rFonts w:hint="eastAsia"/>
+                <w:sz w:val="24"/>
+                <w:szCs w:val="24"/>
+                <w:lang w:val="en-US" w:eastAsia="zh-CN"/>
+              </w:rPr>
+            </w:pPr>
+            <w:r>
+              <w:rPr>
+                <w:rFonts w:hint="eastAsia" w:ascii="Times New Roman" w:hAnsi="Times New Roman" w:eastAsia="Times New Roman" w:cs="Times New Roman"/>
+                <w:sz w:val="24"/>
+                <w:szCs w:val="24"/>
+                <w:lang w:val="en-US" w:eastAsia="zh-CN"/>
               </w:rPr>
               <w:t>生物降解率：89%—93%，28 d</w:t>
             </w:r>
@@ -16236,32 +16996,24 @@
               <w:adjustRightInd/>
               <w:snapToGrid/>
               <w:spacing w:line="300" w:lineRule="auto"/>
-              <w:ind w:left="1"/>
-              <w:jc w:val="left"/>
-              <w:textAlignment w:val="auto"/>
-              <w:rPr>
-                <w:rFonts w:hint="eastAsia" w:ascii="宋体" w:hAnsi="宋体" w:eastAsia="宋体" w:cs="宋体"/>
-                <w:sz w:val="24"/>
-                <w:szCs w:val="24"/>
-                <w:lang w:val="en-US" w:eastAsia="zh-CN"/>
-              </w:rPr>
-            </w:pPr>
-            <w:r>
-              <w:rPr>
-                <w:rFonts w:ascii="宋体" w:hAnsi="宋体" w:eastAsia="宋体" w:cs="宋体"/>
-                <w:sz w:val="24"/>
-                <w:szCs w:val="24"/>
-              </w:rPr>
-              <w:t>试验方法：OECD 301C或等效方法</w:t>
-            </w:r>
-            <w:r>
-              <w:rPr>
-                <w:rFonts w:hint="eastAsia" w:ascii="宋体" w:hAnsi="宋体" w:cs="宋体"/>
-                <w:sz w:val="24"/>
-                <w:szCs w:val="24"/>
-                <w:lang w:eastAsia="zh-CN"/>
-              </w:rPr>
-              <w:t>。</w:t>
+              <w:ind w:right="482"/>
+              <w:jc w:val="left"/>
+              <w:textAlignment w:val="auto"/>
+              <w:rPr>
+                <w:rFonts w:hint="eastAsia"/>
+                <w:sz w:val="24"/>
+                <w:szCs w:val="24"/>
+                <w:lang w:val="en-US" w:eastAsia="zh-CN"/>
+              </w:rPr>
+            </w:pPr>
+            <w:r>
+              <w:rPr>
+                <w:rFonts w:hint="eastAsia" w:ascii="Times New Roman" w:hAnsi="Times New Roman" w:eastAsia="Times New Roman" w:cs="Times New Roman"/>
+                <w:sz w:val="24"/>
+                <w:szCs w:val="24"/>
+                <w:lang w:val="en-US" w:eastAsia="zh-CN"/>
+              </w:rPr>
+              <w:t>试验方法：OECD 301C或等效方法。</w:t>
             </w:r>
           </w:p>
         </w:tc>
@@ -16364,6 +17116,7 @@
               <w:left w:val="dotted" w:color="auto" w:sz="4" w:space="0"/>
               <w:bottom w:val="single" w:color="auto" w:sz="4" w:space="0"/>
             </w:tcBorders>
+            <w:vAlign w:val="center"/>
           </w:tcPr>
           <w:p>
             <w:pPr>
@@ -16386,12 +17139,14 @@
               <w:textAlignment w:val="auto"/>
               <w:rPr>
                 <w:sz w:val="24"/>
-              </w:rPr>
-            </w:pPr>
-            <w:r>
-              <w:rPr>
-                <w:rFonts w:hint="eastAsia" w:hAnsi="Arial"/>
-                <w:sz w:val="24"/>
+                <w:szCs w:val="24"/>
+              </w:rPr>
+            </w:pPr>
+            <w:r>
+              <w:rPr>
+                <w:rFonts w:hint="eastAsia" w:ascii="Times New Roman" w:hAnsi="Times New Roman" w:eastAsia="Times New Roman" w:cs="Times New Roman"/>
+                <w:sz w:val="24"/>
+                <w:szCs w:val="24"/>
                 <w:lang w:val="en-US" w:eastAsia="zh-CN"/>
               </w:rPr>
               <w:t>无数据资料。</w:t>
@@ -16411,7 +17166,449 @@
     </w:p>
     <w:tbl>
       <w:tblPr>
-        <w:tblStyle w:val="4"/>
+        <w:tblStyle w:val="5"/>
+        <w:tblW w:w="9781" w:type="dxa"/>
+        <w:tblInd w:w="108" w:type="dxa"/>
+        <w:tblBorders>
+          <w:top w:val="single" w:color="auto" w:sz="4" w:space="0"/>
+          <w:left w:val="single" w:color="auto" w:sz="4" w:space="0"/>
+          <w:bottom w:val="single" w:color="auto" w:sz="4" w:space="0"/>
+          <w:right w:val="single" w:color="auto" w:sz="4" w:space="0"/>
+          <w:insideH w:val="none" w:color="auto" w:sz="0" w:space="0"/>
+          <w:insideV w:val="none" w:color="auto" w:sz="0" w:space="0"/>
+        </w:tblBorders>
+        <w:tblLayout w:type="fixed"/>
+        <w:tblCellMar>
+          <w:top w:w="0" w:type="dxa"/>
+          <w:left w:w="108" w:type="dxa"/>
+          <w:bottom w:w="0" w:type="dxa"/>
+          <w:right w:w="108" w:type="dxa"/>
+        </w:tblCellMar>
+      </w:tblPr>
+      <w:tblGrid>
+        <w:gridCol w:w="3499"/>
+        <w:gridCol w:w="6282"/>
+      </w:tblGrid>
+      <w:tr>
+        <w:tblPrEx>
+          <w:tblBorders>
+            <w:top w:val="single" w:color="auto" w:sz="4" w:space="0"/>
+            <w:left w:val="single" w:color="auto" w:sz="4" w:space="0"/>
+            <w:bottom w:val="single" w:color="auto" w:sz="4" w:space="0"/>
+            <w:right w:val="single" w:color="auto" w:sz="4" w:space="0"/>
+            <w:insideH w:val="none" w:color="auto" w:sz="0" w:space="0"/>
+            <w:insideV w:val="none" w:color="auto" w:sz="0" w:space="0"/>
+          </w:tblBorders>
+        </w:tblPrEx>
+        <w:trPr>
+          <w:tblHeader/>
+        </w:trPr>
+        <w:tc>
+          <w:tcPr>
+            <w:tcW w:w="9781" w:type="dxa"/>
+            <w:gridSpan w:val="2"/>
+            <w:tcBorders>
+              <w:top w:val="single" w:color="auto" w:sz="4" w:space="0"/>
+              <w:bottom w:val="single" w:color="auto" w:sz="4" w:space="0"/>
+            </w:tcBorders>
+            <w:shd w:val="clear" w:color="auto" w:fill="D9D9D9"/>
+          </w:tcPr>
+          <w:p>
+            <w:pPr>
+              <w:keepNext/>
+              <w:numPr>
+                <w:ilvl w:val="0"/>
+                <w:numId w:val="0"/>
+              </w:numPr>
+              <w:spacing w:line="300" w:lineRule="auto"/>
+              <w:ind w:left="0" w:leftChars="0" w:right="480" w:rightChars="0" w:firstLine="0" w:firstLineChars="0"/>
+              <w:rPr>
+                <w:b/>
+                <w:sz w:val="24"/>
+              </w:rPr>
+            </w:pPr>
+            <w:r>
+              <w:rPr>
+                <w:rFonts w:ascii="Times New Roman" w:hAnsi="Times New Roman" w:eastAsia="宋体" w:cs="Times New Roman"/>
+                <w:b/>
+                <w:kern w:val="2"/>
+                <w:sz w:val="24"/>
+                <w:szCs w:val="24"/>
+                <w:lang w:val="en-US" w:eastAsia="zh-CN" w:bidi="ar-SA"/>
+              </w:rPr>
+              <w:t>13.</w:t>
+            </w:r>
+            <w:r>
+              <w:rPr>
+                <w:b/>
+                <w:sz w:val="24"/>
+              </w:rPr>
+              <w:t>Handling precautions</w:t>
+            </w:r>
+          </w:p>
+        </w:tc>
+      </w:tr>
+      <w:tr>
+        <w:tblPrEx>
+          <w:tblBorders>
+            <w:top w:val="single" w:color="auto" w:sz="4" w:space="0"/>
+            <w:left w:val="single" w:color="auto" w:sz="4" w:space="0"/>
+            <w:bottom w:val="single" w:color="auto" w:sz="4" w:space="0"/>
+            <w:right w:val="single" w:color="auto" w:sz="4" w:space="0"/>
+            <w:insideH w:val="none" w:color="auto" w:sz="0" w:space="0"/>
+            <w:insideV w:val="none" w:color="auto" w:sz="0" w:space="0"/>
+          </w:tblBorders>
+          <w:tblCellMar>
+            <w:top w:w="0" w:type="dxa"/>
+            <w:left w:w="108" w:type="dxa"/>
+            <w:bottom w:w="0" w:type="dxa"/>
+            <w:right w:w="108" w:type="dxa"/>
+          </w:tblCellMar>
+        </w:tblPrEx>
+        <w:trPr>
+          <w:trHeight w:val="283" w:hRule="atLeast"/>
+        </w:trPr>
+        <w:tc>
+          <w:tcPr>
+            <w:tcW w:w="9781" w:type="dxa"/>
+            <w:gridSpan w:val="2"/>
+            <w:tcBorders>
+              <w:top w:val="single" w:color="auto" w:sz="4" w:space="0"/>
+              <w:bottom w:val="dotted" w:color="auto" w:sz="4" w:space="0"/>
+            </w:tcBorders>
+            <w:vAlign w:val="center"/>
+          </w:tcPr>
+          <w:p>
+            <w:pPr>
+              <w:keepNext w:val="0"/>
+              <w:keepLines w:val="0"/>
+              <w:pageBreakBefore w:val="0"/>
+              <w:widowControl w:val="0"/>
+              <w:kinsoku/>
+              <w:wordWrap/>
+              <w:overflowPunct/>
+              <w:topLinePunct w:val="0"/>
+              <w:autoSpaceDE/>
+              <w:autoSpaceDN/>
+              <w:bidi w:val="0"/>
+              <w:adjustRightInd/>
+              <w:snapToGrid/>
+              <w:spacing w:line="300" w:lineRule="auto"/>
+              <w:ind w:right="482"/>
+              <w:jc w:val="left"/>
+              <w:textAlignment w:val="auto"/>
+              <w:rPr>
+                <w:rFonts w:hint="eastAsia"/>
+                <w:sz w:val="24"/>
+                <w:szCs w:val="24"/>
+                <w:lang w:val="en-US" w:eastAsia="zh-CN"/>
+              </w:rPr>
+            </w:pPr>
+            <w:r>
+              <w:rPr>
+                <w:rFonts w:hint="eastAsia" w:ascii="Times New Roman" w:hAnsi="Times New Roman" w:eastAsia="Times New Roman" w:cs="Times New Roman"/>
+                <w:sz w:val="24"/>
+                <w:szCs w:val="24"/>
+                <w:lang w:val="en-US" w:eastAsia="zh-CN"/>
+              </w:rPr>
+              <w:t>必</w:t>
+            </w:r>
+            <w:r>
+              <w:rPr>
+                <w:rFonts w:hint="eastAsia" w:ascii="Times New Roman" w:hAnsi="Times New Roman" w:eastAsia="Times New Roman" w:cs="Times New Roman"/>
+                <w:sz w:val="24"/>
+                <w:szCs w:val="24"/>
+                <w:lang w:val="en-US" w:eastAsia="zh-CN"/>
+              </w:rPr>
+              <w:t>须遵守适用的国标、国家或当地法规进行废弃。</w:t>
+            </w:r>
+          </w:p>
+          <w:p>
+            <w:pPr>
+              <w:keepNext w:val="0"/>
+              <w:keepLines w:val="0"/>
+              <w:pageBreakBefore w:val="0"/>
+              <w:widowControl w:val="0"/>
+              <w:kinsoku/>
+              <w:wordWrap/>
+              <w:overflowPunct/>
+              <w:topLinePunct w:val="0"/>
+              <w:autoSpaceDE/>
+              <w:autoSpaceDN/>
+              <w:bidi w:val="0"/>
+              <w:adjustRightInd/>
+              <w:snapToGrid/>
+              <w:spacing w:line="300" w:lineRule="auto"/>
+              <w:ind w:right="482"/>
+              <w:jc w:val="left"/>
+              <w:textAlignment w:val="auto"/>
+              <w:rPr>
+                <w:sz w:val="24"/>
+              </w:rPr>
+            </w:pPr>
+            <w:r>
+              <w:rPr>
+                <w:rFonts w:hint="eastAsia" w:ascii="Times New Roman" w:hAnsi="Times New Roman" w:eastAsia="Times New Roman" w:cs="Times New Roman"/>
+                <w:sz w:val="24"/>
+                <w:szCs w:val="24"/>
+                <w:lang w:val="en-US" w:eastAsia="zh-CN"/>
+              </w:rPr>
+              <w:t>在欧盟领域内废弃，应根据欧洲废弃物分类（EWC）的适当法规。</w:t>
+            </w:r>
+          </w:p>
+        </w:tc>
+      </w:tr>
+      <w:tr>
+        <w:tblPrEx>
+          <w:tblBorders>
+            <w:top w:val="single" w:color="auto" w:sz="4" w:space="0"/>
+            <w:left w:val="single" w:color="auto" w:sz="4" w:space="0"/>
+            <w:bottom w:val="single" w:color="auto" w:sz="4" w:space="0"/>
+            <w:right w:val="single" w:color="auto" w:sz="4" w:space="0"/>
+            <w:insideH w:val="none" w:color="auto" w:sz="0" w:space="0"/>
+            <w:insideV w:val="none" w:color="auto" w:sz="0" w:space="0"/>
+          </w:tblBorders>
+          <w:tblCellMar>
+            <w:top w:w="0" w:type="dxa"/>
+            <w:left w:w="108" w:type="dxa"/>
+            <w:bottom w:w="0" w:type="dxa"/>
+            <w:right w:w="108" w:type="dxa"/>
+          </w:tblCellMar>
+        </w:tblPrEx>
+        <w:trPr>
+          <w:trHeight w:val="258" w:hRule="atLeast"/>
+        </w:trPr>
+        <w:tc>
+          <w:tcPr>
+            <w:tcW w:w="3499" w:type="dxa"/>
+            <w:tcBorders>
+              <w:top w:val="dotted" w:color="auto" w:sz="4" w:space="0"/>
+              <w:bottom w:val="single" w:color="auto" w:sz="4" w:space="0"/>
+              <w:right w:val="dotted" w:color="auto" w:sz="4" w:space="0"/>
+            </w:tcBorders>
+            <w:vAlign w:val="center"/>
+          </w:tcPr>
+          <w:p>
+            <w:pPr>
+              <w:keepNext w:val="0"/>
+              <w:keepLines w:val="0"/>
+              <w:pageBreakBefore w:val="0"/>
+              <w:widowControl w:val="0"/>
+              <w:tabs>
+                <w:tab w:val="left" w:pos="3275"/>
+              </w:tabs>
+              <w:kinsoku/>
+              <w:wordWrap/>
+              <w:overflowPunct/>
+              <w:topLinePunct w:val="0"/>
+              <w:autoSpaceDE/>
+              <w:autoSpaceDN/>
+              <w:bidi w:val="0"/>
+              <w:adjustRightInd/>
+              <w:snapToGrid/>
+              <w:spacing w:line="300" w:lineRule="auto"/>
+              <w:jc w:val="center"/>
+              <w:textAlignment w:val="auto"/>
+              <w:rPr>
+                <w:sz w:val="24"/>
+              </w:rPr>
+            </w:pPr>
+            <w:r>
+              <w:rPr>
+                <w:rFonts w:hint="eastAsia" w:hAnsi="Arial"/>
+                <w:b/>
+                <w:sz w:val="24"/>
+              </w:rPr>
+              <w:t>Disposal methods：</w:t>
+            </w:r>
+          </w:p>
+        </w:tc>
+        <w:tc>
+          <w:tcPr>
+            <w:tcW w:w="6282" w:type="dxa"/>
+            <w:tcBorders>
+              <w:top w:val="dotted" w:color="auto" w:sz="4" w:space="0"/>
+              <w:left w:val="dotted" w:color="auto" w:sz="4" w:space="0"/>
+              <w:bottom w:val="single" w:color="auto" w:sz="4" w:space="0"/>
+            </w:tcBorders>
+            <w:vAlign w:val="center"/>
+          </w:tcPr>
+          <w:p>
+            <w:pPr>
+              <w:keepNext w:val="0"/>
+              <w:keepLines w:val="0"/>
+              <w:pageBreakBefore w:val="0"/>
+              <w:widowControl w:val="0"/>
+              <w:kinsoku/>
+              <w:wordWrap/>
+              <w:overflowPunct/>
+              <w:topLinePunct w:val="0"/>
+              <w:autoSpaceDE/>
+              <w:autoSpaceDN/>
+              <w:bidi w:val="0"/>
+              <w:adjustRightInd/>
+              <w:snapToGrid/>
+              <w:spacing w:line="300" w:lineRule="auto"/>
+              <w:jc w:val="left"/>
+              <w:textAlignment w:val="auto"/>
+              <w:rPr>
+                <w:sz w:val="24"/>
+                <w:szCs w:val="24"/>
+              </w:rPr>
+            </w:pPr>
+            <w:r>
+              <w:rPr>
+                <w:rFonts w:hint="eastAsia" w:hAnsi="Times New Roman" w:ascii="Times New Roman" w:eastAsia="Times New Roman" w:cs="Times New Roman"/>
+                <w:sz w:val="24"/>
+                <w:szCs w:val="24"/>
+              </w:rPr>
+              <w:t>尽可能将容器倒空（例如经倾倒，刮擦或排干直至</w:t>
+            </w:r>
+            <w:r>
+              <w:rPr>
+                <w:rFonts w:hint="eastAsia" w:ascii="Times New Roman" w:hAnsi="Times New Roman" w:eastAsia="Times New Roman" w:cs="Times New Roman"/>
+                <w:sz w:val="24"/>
+                <w:szCs w:val="24"/>
+              </w:rPr>
+              <w:t>“</w:t>
+            </w:r>
+            <w:r>
+              <w:rPr>
+                <w:rFonts w:hint="eastAsia" w:hAnsi="Times New Roman" w:ascii="Times New Roman" w:eastAsia="Times New Roman" w:cs="Times New Roman"/>
+                <w:sz w:val="24"/>
+                <w:szCs w:val="24"/>
+              </w:rPr>
+              <w:t>滴干</w:t>
+            </w:r>
+            <w:r>
+              <w:rPr>
+                <w:rFonts w:hint="eastAsia" w:ascii="Times New Roman" w:hAnsi="Times New Roman" w:eastAsia="Times New Roman" w:cs="Times New Roman"/>
+                <w:sz w:val="24"/>
+                <w:szCs w:val="24"/>
+              </w:rPr>
+              <w:t>”</w:t>
+            </w:r>
+            <w:r>
+              <w:rPr>
+                <w:rFonts w:hint="eastAsia" w:hAnsi="Times New Roman" w:ascii="Times New Roman" w:eastAsia="Times New Roman" w:cs="Times New Roman"/>
+                <w:sz w:val="24"/>
+                <w:szCs w:val="24"/>
+              </w:rPr>
+              <w:t>）</w:t>
+            </w:r>
+          </w:p>
+          <w:p>
+            <w:pPr>
+              <w:keepNext w:val="0"/>
+              <w:keepLines w:val="0"/>
+              <w:pageBreakBefore w:val="0"/>
+              <w:widowControl w:val="0"/>
+              <w:kinsoku/>
+              <w:wordWrap/>
+              <w:overflowPunct/>
+              <w:topLinePunct w:val="0"/>
+              <w:autoSpaceDE/>
+              <w:autoSpaceDN/>
+              <w:bidi w:val="0"/>
+              <w:adjustRightInd/>
+              <w:snapToGrid/>
+              <w:spacing w:line="300" w:lineRule="auto"/>
+              <w:jc w:val="left"/>
+              <w:textAlignment w:val="auto"/>
+              <w:rPr>
+                <w:sz w:val="24"/>
+                <w:szCs w:val="24"/>
+              </w:rPr>
+            </w:pPr>
+            <w:r>
+              <w:rPr>
+                <w:rFonts w:hint="eastAsia" w:hAnsi="Times New Roman" w:ascii="Times New Roman" w:eastAsia="Times New Roman" w:cs="Times New Roman"/>
+                <w:sz w:val="24"/>
+                <w:szCs w:val="24"/>
+              </w:rPr>
+              <w:t>可根据化学工业现存的回收方案送往适当的收集点处理。</w:t>
+            </w:r>
+          </w:p>
+          <w:p>
+            <w:pPr>
+              <w:keepNext w:val="0"/>
+              <w:keepLines w:val="0"/>
+              <w:pageBreakBefore w:val="0"/>
+              <w:widowControl w:val="0"/>
+              <w:kinsoku/>
+              <w:wordWrap/>
+              <w:overflowPunct/>
+              <w:topLinePunct w:val="0"/>
+              <w:autoSpaceDE/>
+              <w:autoSpaceDN/>
+              <w:bidi w:val="0"/>
+              <w:adjustRightInd/>
+              <w:snapToGrid/>
+              <w:spacing w:line="300" w:lineRule="auto"/>
+              <w:jc w:val="left"/>
+              <w:textAlignment w:val="auto"/>
+              <w:rPr>
+                <w:sz w:val="24"/>
+                <w:szCs w:val="24"/>
+              </w:rPr>
+            </w:pPr>
+            <w:r>
+              <w:rPr>
+                <w:rFonts w:hint="eastAsia" w:hAnsi="Times New Roman" w:ascii="Times New Roman" w:eastAsia="Times New Roman" w:cs="Times New Roman"/>
+                <w:sz w:val="24"/>
+                <w:szCs w:val="24"/>
+              </w:rPr>
+              <w:t>容器应按照国家法令和环境相关法规进行回收。</w:t>
+            </w:r>
+          </w:p>
+          <w:p>
+            <w:pPr>
+              <w:keepNext w:val="0"/>
+              <w:keepLines w:val="0"/>
+              <w:pageBreakBefore w:val="0"/>
+              <w:widowControl w:val="0"/>
+              <w:kinsoku/>
+              <w:wordWrap/>
+              <w:overflowPunct/>
+              <w:topLinePunct w:val="0"/>
+              <w:autoSpaceDE/>
+              <w:autoSpaceDN/>
+              <w:bidi w:val="0"/>
+              <w:adjustRightInd/>
+              <w:snapToGrid/>
+              <w:spacing w:line="300" w:lineRule="auto"/>
+              <w:jc w:val="left"/>
+              <w:textAlignment w:val="auto"/>
+              <w:rPr>
+                <w:rFonts w:hint="eastAsia" w:hAnsi="Arial"/>
+                <w:sz w:val="24"/>
+                <w:szCs w:val="24"/>
+              </w:rPr>
+            </w:pPr>
+            <w:r>
+              <w:rPr>
+                <w:rFonts w:hint="eastAsia" w:hAnsi="Times New Roman" w:ascii="Times New Roman" w:eastAsia="Times New Roman" w:cs="Times New Roman"/>
+                <w:sz w:val="24"/>
+                <w:szCs w:val="24"/>
+              </w:rPr>
+              <w:t>不能将废弃物通过废水排放。</w:t>
+            </w:r>
+          </w:p>
+        </w:tc>
+      </w:tr>
+    </w:tbl>
+    <w:p>
+      <w:pPr>
+        <w:spacing w:line="300" w:lineRule="auto"/>
+        <w:ind w:right="480"/>
+        <w:rPr>
+          <w:sz w:val="24"/>
+        </w:rPr>
+      </w:pPr>
+    </w:p>
+    <w:tbl>
+      <w:tblPr>
+        <w:tblStyle w:val="5"/>
         <w:tblW w:w="9781" w:type="dxa"/>
         <w:tblInd w:w="108" w:type="dxa"/>
         <w:tblBorders>
@@ -16487,122 +17684,14 @@
                 <w:szCs w:val="24"/>
                 <w:lang w:val="en-US" w:eastAsia="zh-CN" w:bidi="ar-SA"/>
               </w:rPr>
-              <w:t>13.</w:t>
-            </w:r>
-            <w:r>
-              <w:rPr>
-                <w:b/>
-                <w:sz w:val="24"/>
-              </w:rPr>
-              <w:t>Handling precautions</w:t>
-            </w:r>
-          </w:p>
-        </w:tc>
-      </w:tr>
-      <w:tr>
-        <w:tblPrEx>
-          <w:tblBorders>
-            <w:top w:val="single" w:color="auto" w:sz="4" w:space="0"/>
-            <w:left w:val="single" w:color="auto" w:sz="4" w:space="0"/>
-            <w:bottom w:val="single" w:color="auto" w:sz="4" w:space="0"/>
-            <w:right w:val="single" w:color="auto" w:sz="4" w:space="0"/>
-            <w:insideH w:val="none" w:color="auto" w:sz="0" w:space="0"/>
-            <w:insideV w:val="none" w:color="auto" w:sz="0" w:space="0"/>
-          </w:tblBorders>
-          <w:tblCellMar>
-            <w:top w:w="0" w:type="dxa"/>
-            <w:left w:w="108" w:type="dxa"/>
-            <w:bottom w:w="0" w:type="dxa"/>
-            <w:right w:w="108" w:type="dxa"/>
-          </w:tblCellMar>
-        </w:tblPrEx>
-        <w:trPr>
-          <w:trHeight w:val="283" w:hRule="atLeast"/>
-        </w:trPr>
-        <w:tc>
-          <w:tcPr>
-            <w:tcW w:w="9781" w:type="dxa"/>
-            <w:gridSpan w:val="2"/>
-            <w:tcBorders>
-              <w:top w:val="single" w:color="auto" w:sz="4" w:space="0"/>
-              <w:bottom w:val="dotted" w:color="auto" w:sz="4" w:space="0"/>
-            </w:tcBorders>
-            <w:vAlign w:val="center"/>
-          </w:tcPr>
-          <w:p>
-            <w:pPr>
-              <w:keepNext w:val="0"/>
-              <w:keepLines w:val="0"/>
-              <w:pageBreakBefore w:val="0"/>
-              <w:widowControl w:val="0"/>
-              <w:kinsoku/>
-              <w:wordWrap/>
-              <w:overflowPunct/>
-              <w:topLinePunct w:val="0"/>
-              <w:autoSpaceDE/>
-              <w:autoSpaceDN/>
-              <w:bidi w:val="0"/>
-              <w:adjustRightInd/>
-              <w:snapToGrid/>
-              <w:spacing w:beforeLines="20" w:afterLines="20" w:line="240" w:lineRule="atLeast"/>
-              <w:ind w:left="34"/>
-              <w:jc w:val="left"/>
-              <w:textAlignment w:val="auto"/>
-              <w:rPr>
-                <w:rFonts w:hint="eastAsia" w:hAnsi="Arial"/>
-                <w:sz w:val="24"/>
-              </w:rPr>
-            </w:pPr>
-            <w:r>
-              <w:rPr>
-                <w:rFonts w:hint="eastAsia" w:hAnsi="Arial"/>
-                <w:sz w:val="24"/>
-              </w:rPr>
-              <w:t>必须遵守适用的国标、国家或当地法规进行废弃。</w:t>
-            </w:r>
-          </w:p>
-          <w:p>
-            <w:pPr>
-              <w:keepNext w:val="0"/>
-              <w:keepLines w:val="0"/>
-              <w:pageBreakBefore w:val="0"/>
-              <w:widowControl w:val="0"/>
-              <w:kinsoku/>
-              <w:wordWrap/>
-              <w:overflowPunct/>
-              <w:topLinePunct w:val="0"/>
-              <w:autoSpaceDE/>
-              <w:autoSpaceDN/>
-              <w:bidi w:val="0"/>
-              <w:adjustRightInd/>
-              <w:snapToGrid/>
-              <w:spacing w:beforeLines="20" w:afterLines="20" w:line="240" w:lineRule="atLeast"/>
-              <w:ind w:left="34"/>
-              <w:jc w:val="left"/>
-              <w:textAlignment w:val="auto"/>
-              <w:rPr>
-                <w:sz w:val="24"/>
-              </w:rPr>
-            </w:pPr>
-            <w:r>
-              <w:rPr>
-                <w:rFonts w:hint="eastAsia" w:hAnsi="Arial"/>
-                <w:sz w:val="24"/>
-              </w:rPr>
-              <w:t>在欧盟领域内废弃，应根据欧洲废弃物分类（</w:t>
-            </w:r>
-            <w:r>
-              <w:rPr>
-                <w:sz w:val="24"/>
-              </w:rPr>
-              <w:t>EWC</w:t>
-            </w:r>
-            <w:r>
-              <w:rPr>
-                <w:rFonts w:hint="eastAsia" w:hAnsi="Arial"/>
-                <w:sz w:val="24"/>
-              </w:rPr>
-              <w:t>）的适当法规。</w:t>
+              <w:t>14.</w:t>
+            </w:r>
+            <w:r>
+              <w:rPr>
+                <w:b/>
+                <w:sz w:val="24"/>
+              </w:rPr>
+              <w:t>Transportation information</w:t>
             </w:r>
           </w:p>
         </w:tc>
@@ -16631,8 +17720,8 @@
           <w:tcPr>
             <w:tcW w:w="3504" w:type="dxa"/>
             <w:tcBorders>
-              <w:top w:val="dotted" w:color="auto" w:sz="4" w:space="0"/>
-              <w:bottom w:val="single" w:color="auto" w:sz="4" w:space="0"/>
+              <w:top w:val="single" w:color="auto" w:sz="4" w:space="0"/>
+              <w:bottom w:val="dotted" w:color="auto" w:sz="4" w:space="0"/>
               <w:right w:val="dotted" w:color="auto" w:sz="4" w:space="0"/>
             </w:tcBorders>
             <w:vAlign w:val="center"/>
@@ -16643,292 +17732,104 @@
               <w:keepLines w:val="0"/>
               <w:pageBreakBefore w:val="0"/>
               <w:widowControl w:val="0"/>
-              <w:tabs>
-                <w:tab w:val="left" w:pos="3275"/>
-              </w:tabs>
-              <w:kinsoku/>
-              <w:wordWrap/>
-              <w:overflowPunct/>
-              <w:topLinePunct w:val="0"/>
-              <w:autoSpaceDE/>
-              <w:autoSpaceDN/>
-              <w:bidi w:val="0"/>
-              <w:adjustRightInd/>
-              <w:snapToGrid/>
-              <w:spacing w:line="300" w:lineRule="auto"/>
-              <w:jc w:val="center"/>
-              <w:textAlignment w:val="auto"/>
-              <w:rPr>
-                <w:sz w:val="24"/>
-              </w:rPr>
-            </w:pPr>
-            <w:r>
-              <w:rPr>
-                <w:rFonts w:hint="eastAsia" w:hAnsi="Arial"/>
-                <w:b/>
-                <w:sz w:val="24"/>
-              </w:rPr>
-              <w:t>Disposal methods：</w:t>
-            </w:r>
-          </w:p>
-        </w:tc>
-        <w:tc>
-          <w:tcPr>
-            <w:tcW w:w="6277" w:type="dxa"/>
-            <w:tcBorders>
-              <w:top w:val="dotted" w:color="auto" w:sz="4" w:space="0"/>
-              <w:left w:val="dotted" w:color="auto" w:sz="4" w:space="0"/>
-              <w:bottom w:val="single" w:color="auto" w:sz="4" w:space="0"/>
-            </w:tcBorders>
-            <w:vAlign w:val="center"/>
-          </w:tcPr>
-          <w:p>
-            <w:pPr>
-              <w:keepNext w:val="0"/>
-              <w:keepLines w:val="0"/>
-              <w:pageBreakBefore w:val="0"/>
-              <w:widowControl w:val="0"/>
-              <w:kinsoku/>
-              <w:wordWrap/>
-              <w:overflowPunct/>
-              <w:topLinePunct w:val="0"/>
-              <w:autoSpaceDE/>
-              <w:autoSpaceDN/>
-              <w:bidi w:val="0"/>
-              <w:adjustRightInd/>
-              <w:snapToGrid/>
-              <w:spacing w:line="300" w:lineRule="auto"/>
-              <w:jc w:val="both"/>
-              <w:textAlignment w:val="auto"/>
-              <w:rPr>
-                <w:sz w:val="24"/>
-              </w:rPr>
-            </w:pPr>
-            <w:r>
-              <w:rPr>
-                <w:rFonts w:hint="eastAsia" w:hAnsi="Arial"/>
-                <w:sz w:val="24"/>
-              </w:rPr>
-              <w:t>尽可能将容器倒空（例如经倾倒，刮擦或排干直至</w:t>
-            </w:r>
-            <w:r>
-              <w:rPr>
-                <w:rFonts w:hint="eastAsia"/>
-                <w:sz w:val="24"/>
-              </w:rPr>
-              <w:t>“</w:t>
-            </w:r>
-            <w:r>
-              <w:rPr>
-                <w:rFonts w:hint="eastAsia" w:hAnsi="Arial"/>
-                <w:sz w:val="24"/>
-              </w:rPr>
-              <w:t>滴干</w:t>
-            </w:r>
-            <w:r>
-              <w:rPr>
-                <w:rFonts w:hint="eastAsia"/>
-                <w:sz w:val="24"/>
-              </w:rPr>
-              <w:t>”</w:t>
-            </w:r>
-            <w:r>
-              <w:rPr>
-                <w:rFonts w:hint="eastAsia" w:hAnsi="Arial"/>
-                <w:sz w:val="24"/>
-              </w:rPr>
-              <w:t>）</w:t>
-            </w:r>
-          </w:p>
-          <w:p>
-            <w:pPr>
-              <w:keepNext w:val="0"/>
-              <w:keepLines w:val="0"/>
-              <w:pageBreakBefore w:val="0"/>
-              <w:widowControl w:val="0"/>
-              <w:kinsoku/>
-              <w:wordWrap/>
-              <w:overflowPunct/>
-              <w:topLinePunct w:val="0"/>
-              <w:autoSpaceDE/>
-              <w:autoSpaceDN/>
-              <w:bidi w:val="0"/>
-              <w:adjustRightInd/>
-              <w:snapToGrid/>
-              <w:spacing w:line="300" w:lineRule="auto"/>
-              <w:jc w:val="both"/>
-              <w:textAlignment w:val="auto"/>
-              <w:rPr>
-                <w:sz w:val="24"/>
-              </w:rPr>
-            </w:pPr>
-            <w:r>
-              <w:rPr>
-                <w:rFonts w:hint="eastAsia" w:hAnsi="Arial"/>
-                <w:sz w:val="24"/>
-              </w:rPr>
-              <w:t>可根据化学工业现存的回收方案送往适当的收集点处理。</w:t>
-            </w:r>
-          </w:p>
-          <w:p>
-            <w:pPr>
-              <w:keepNext w:val="0"/>
-              <w:keepLines w:val="0"/>
-              <w:pageBreakBefore w:val="0"/>
-              <w:widowControl w:val="0"/>
-              <w:kinsoku/>
-              <w:wordWrap/>
-              <w:overflowPunct/>
-              <w:topLinePunct w:val="0"/>
-              <w:autoSpaceDE/>
-              <w:autoSpaceDN/>
-              <w:bidi w:val="0"/>
-              <w:adjustRightInd/>
-              <w:snapToGrid/>
-              <w:spacing w:line="300" w:lineRule="auto"/>
-              <w:jc w:val="both"/>
-              <w:textAlignment w:val="auto"/>
-              <w:rPr>
-                <w:sz w:val="24"/>
-              </w:rPr>
-            </w:pPr>
-            <w:r>
-              <w:rPr>
-                <w:rFonts w:hint="eastAsia" w:hAnsi="Arial"/>
-                <w:sz w:val="24"/>
-              </w:rPr>
-              <w:t>容器应按照国家法令和环境相关法规进行回收。</w:t>
-            </w:r>
-          </w:p>
-          <w:p>
-            <w:pPr>
-              <w:keepNext w:val="0"/>
-              <w:keepLines w:val="0"/>
-              <w:pageBreakBefore w:val="0"/>
-              <w:widowControl w:val="0"/>
-              <w:kinsoku/>
-              <w:wordWrap/>
-              <w:overflowPunct/>
-              <w:topLinePunct w:val="0"/>
-              <w:autoSpaceDE/>
-              <w:autoSpaceDN/>
-              <w:bidi w:val="0"/>
-              <w:adjustRightInd/>
-              <w:snapToGrid/>
-              <w:spacing w:line="300" w:lineRule="auto"/>
-              <w:jc w:val="both"/>
-              <w:textAlignment w:val="auto"/>
-              <w:rPr>
-                <w:rFonts w:hint="eastAsia" w:hAnsi="Arial"/>
-                <w:sz w:val="24"/>
-              </w:rPr>
-            </w:pPr>
-            <w:r>
-              <w:rPr>
-                <w:rFonts w:hint="eastAsia" w:hAnsi="Arial"/>
-                <w:sz w:val="24"/>
-              </w:rPr>
-              <w:t>不能将废弃物通过废水排放。</w:t>
-            </w:r>
-          </w:p>
-        </w:tc>
-      </w:tr>
-    </w:tbl>
-    <w:p>
-      <w:pPr>
-        <w:spacing w:line="300" w:lineRule="auto"/>
-        <w:ind w:right="480"/>
-        <w:rPr>
-          <w:sz w:val="24"/>
-        </w:rPr>
-      </w:pPr>
-    </w:p>
-    <w:tbl>
-      <w:tblPr>
-        <w:tblStyle w:val="4"/>
-        <w:tblW w:w="9781" w:type="dxa"/>
-        <w:tblInd w:w="108" w:type="dxa"/>
-        <w:tblBorders>
-          <w:top w:val="single" w:color="auto" w:sz="4" w:space="0"/>
-          <w:left w:val="single" w:color="auto" w:sz="4" w:space="0"/>
-          <w:bottom w:val="single" w:color="auto" w:sz="4" w:space="0"/>
-          <w:right w:val="single" w:color="auto" w:sz="4" w:space="0"/>
-          <w:insideH w:val="none" w:color="auto" w:sz="0" w:space="0"/>
-          <w:insideV w:val="none" w:color="auto" w:sz="0" w:space="0"/>
-        </w:tblBorders>
-        <w:tblLayout w:type="fixed"/>
-        <w:tblCellMar>
-          <w:top w:w="0" w:type="dxa"/>
-          <w:left w:w="108" w:type="dxa"/>
-          <w:bottom w:w="0" w:type="dxa"/>
-          <w:right w:w="108" w:type="dxa"/>
-        </w:tblCellMar>
-      </w:tblPr>
-      <w:tblGrid>
-        <w:gridCol w:w="3504"/>
-        <w:gridCol w:w="6277"/>
-      </w:tblGrid>
-      <w:tr>
-        <w:tblPrEx>
-          <w:tblBorders>
-            <w:top w:val="single" w:color="auto" w:sz="4" w:space="0"/>
-            <w:left w:val="single" w:color="auto" w:sz="4" w:space="0"/>
-            <w:bottom w:val="single" w:color="auto" w:sz="4" w:space="0"/>
-            <w:right w:val="single" w:color="auto" w:sz="4" w:space="0"/>
-            <w:insideH w:val="none" w:color="auto" w:sz="0" w:space="0"/>
-            <w:insideV w:val="none" w:color="auto" w:sz="0" w:space="0"/>
-          </w:tblBorders>
-          <w:tblCellMar>
-            <w:top w:w="0" w:type="dxa"/>
-            <w:left w:w="108" w:type="dxa"/>
-            <w:bottom w:w="0" w:type="dxa"/>
-            <w:right w:w="108" w:type="dxa"/>
-          </w:tblCellMar>
-        </w:tblPrEx>
-        <w:trPr>
-          <w:tblHeader/>
-        </w:trPr>
-        <w:tc>
-          <w:tcPr>
-            <w:tcW w:w="9781" w:type="dxa"/>
-            <w:gridSpan w:val="2"/>
-            <w:tcBorders>
-              <w:top w:val="single" w:color="auto" w:sz="4" w:space="0"/>
-              <w:bottom w:val="single" w:color="auto" w:sz="4" w:space="0"/>
-            </w:tcBorders>
-            <w:shd w:val="clear" w:color="auto" w:fill="D9D9D9"/>
-          </w:tcPr>
-          <w:p>
-            <w:pPr>
-              <w:keepNext/>
               <w:numPr>
-                <w:ilvl w:val="0"/>
+                <w:ilvl w:val="1"/>
                 <w:numId w:val="0"/>
               </w:numPr>
-              <w:spacing w:line="300" w:lineRule="auto"/>
-              <w:ind w:left="0" w:leftChars="0" w:right="480" w:rightChars="0" w:firstLine="0" w:firstLineChars="0"/>
-              <w:rPr>
-                <w:b/>
-                <w:sz w:val="24"/>
-              </w:rPr>
-            </w:pPr>
-            <w:r>
-              <w:rPr>
-                <w:rFonts w:ascii="Times New Roman" w:hAnsi="Times New Roman" w:eastAsia="宋体" w:cs="Times New Roman"/>
+              <w:tabs>
+                <w:tab w:val="left" w:pos="601"/>
+              </w:tabs>
+              <w:kinsoku/>
+              <w:wordWrap/>
+              <w:overflowPunct/>
+              <w:topLinePunct w:val="0"/>
+              <w:autoSpaceDE/>
+              <w:autoSpaceDN/>
+              <w:bidi w:val="0"/>
+              <w:adjustRightInd/>
+              <w:snapToGrid/>
+              <w:spacing w:line="300" w:lineRule="auto"/>
+              <w:ind w:left="601" w:leftChars="0" w:hanging="601" w:firstLineChars="0"/>
+              <w:jc w:val="left"/>
+              <w:textAlignment w:val="auto"/>
+              <w:rPr>
+                <w:b/>
+                <w:sz w:val="24"/>
+              </w:rPr>
+            </w:pPr>
+            <w:r>
+              <w:rPr>
+                <w:rFonts w:hint="default" w:ascii="Times New Roman" w:hAnsi="Times New Roman" w:eastAsia="宋体" w:cs="Times New Roman"/>
                 <w:b/>
                 <w:kern w:val="2"/>
-                <w:sz w:val="24"/>
-                <w:szCs w:val="24"/>
-                <w:lang w:val="en-US" w:eastAsia="zh-CN" w:bidi="ar-SA"/>
-              </w:rPr>
-              <w:t>14.</w:t>
-            </w:r>
-            <w:r>
-              <w:rPr>
-                <w:b/>
-                <w:sz w:val="24"/>
-              </w:rPr>
-              <w:t>Transportation information</w:t>
+                <w:sz w:val="21"/>
+                <w:szCs w:val="21"/>
+                <w:lang w:val="en-US" w:eastAsia="zh-CN" w:bidi="ar-SA"/>
+              </w:rPr>
+              <w:t>14.1</w:t>
+            </w:r>
+            <w:r>
+              <w:rPr>
+                <w:rFonts w:hint="eastAsia" w:hAnsi="Arial" w:cs="Times New Roman"/>
+                <w:b/>
+                <w:kern w:val="2"/>
+                <w:sz w:val="52"/>
+                <w:szCs w:val="52"/>
+                <w:lang w:val="en-US" w:eastAsia="zh-CN" w:bidi="ar-SA"/>
+              </w:rPr>
+              <w:t xml:space="preserve"> </w:t>
+            </w:r>
+            <w:r>
+              <w:rPr>
+                <w:rFonts w:hint="eastAsia" w:hAnsi="Arial"/>
+                <w:b/>
+                <w:sz w:val="24"/>
+              </w:rPr>
+              <w:t>Road and rail transport：</w:t>
+            </w:r>
+          </w:p>
+        </w:tc>
+        <w:tc>
+          <w:tcPr>
+            <w:tcW w:w="6277" w:type="dxa"/>
+            <w:tcBorders>
+              <w:top w:val="single" w:color="auto" w:sz="4" w:space="0"/>
+              <w:left w:val="dotted" w:color="auto" w:sz="4" w:space="0"/>
+              <w:bottom w:val="dotted" w:color="auto" w:sz="4" w:space="0"/>
+            </w:tcBorders>
+            <w:vAlign w:val="center"/>
+          </w:tcPr>
+          <w:p>
+            <w:pPr>
+              <w:keepNext w:val="0"/>
+              <w:keepLines w:val="0"/>
+              <w:pageBreakBefore w:val="0"/>
+              <w:widowControl w:val="0"/>
+              <w:kinsoku/>
+              <w:wordWrap/>
+              <w:overflowPunct/>
+              <w:topLinePunct w:val="0"/>
+              <w:autoSpaceDE/>
+              <w:autoSpaceDN/>
+              <w:bidi w:val="0"/>
+              <w:adjustRightInd/>
+              <w:snapToGrid/>
+              <w:spacing w:line="300" w:lineRule="auto"/>
+              <w:ind w:left="34"/>
+              <w:jc w:val="left"/>
+              <w:textAlignment w:val="auto"/>
+              <w:rPr>
+                <w:sz w:val="24"/>
+                <w:szCs w:val="24"/>
+              </w:rPr>
+            </w:pPr>
+            <w:r>
+              <w:rPr>
+                <w:rFonts w:hint="eastAsia" w:hAnsi="Times New Roman" w:ascii="Times New Roman" w:eastAsia="Times New Roman" w:cs="Times New Roman"/>
+                <w:sz w:val="24"/>
+                <w:szCs w:val="24"/>
+              </w:rPr>
+              <w:t>非危险品陆运输方式。</w:t>
             </w:r>
           </w:p>
         </w:tc>
@@ -16957,7 +17858,7 @@
           <w:tcPr>
             <w:tcW w:w="3504" w:type="dxa"/>
             <w:tcBorders>
-              <w:top w:val="single" w:color="auto" w:sz="4" w:space="0"/>
+              <w:top w:val="dotted" w:color="auto" w:sz="4" w:space="0"/>
               <w:bottom w:val="dotted" w:color="auto" w:sz="4" w:space="0"/>
               <w:right w:val="dotted" w:color="auto" w:sz="4" w:space="0"/>
             </w:tcBorders>
@@ -17003,7 +17904,7 @@
                 <w:szCs w:val="21"/>
                 <w:lang w:val="en-US" w:eastAsia="zh-CN" w:bidi="ar-SA"/>
               </w:rPr>
-              <w:t>14.1</w:t>
+              <w:t>14.2</w:t>
             </w:r>
             <w:r>
               <w:rPr>
@@ -17022,7 +17923,7 @@
                 <w:b/>
                 <w:sz w:val="24"/>
               </w:rPr>
-              <w:t>Road and rail transport：</w:t>
+              <w:t>Maritime transport：</w:t>
             </w:r>
           </w:p>
         </w:tc>
@@ -17030,7 +17931,7 @@
           <w:tcPr>
             <w:tcW w:w="6277" w:type="dxa"/>
             <w:tcBorders>
-              <w:top w:val="single" w:color="auto" w:sz="4" w:space="0"/>
+              <w:top w:val="dotted" w:color="auto" w:sz="4" w:space="0"/>
               <w:left w:val="dotted" w:color="auto" w:sz="4" w:space="0"/>
               <w:bottom w:val="dotted" w:color="auto" w:sz="4" w:space="0"/>
             </w:tcBorders>
@@ -17052,154 +17953,20 @@
               <w:adjustRightInd/>
               <w:snapToGrid/>
               <w:spacing w:line="300" w:lineRule="auto"/>
-              <w:ind w:left="34"/>
-              <w:jc w:val="left"/>
-              <w:textAlignment w:val="auto"/>
-              <w:rPr>
-                <w:sz w:val="24"/>
-              </w:rPr>
-            </w:pPr>
-            <w:r>
-              <w:rPr>
-                <w:rFonts w:hint="eastAsia" w:hAnsi="Arial"/>
-                <w:sz w:val="24"/>
-              </w:rPr>
-              <w:t>非危险品陆运输方式。</w:t>
-            </w:r>
-          </w:p>
-        </w:tc>
-      </w:tr>
-      <w:tr>
-        <w:tblPrEx>
-          <w:tblBorders>
-            <w:top w:val="single" w:color="auto" w:sz="4" w:space="0"/>
-            <w:left w:val="single" w:color="auto" w:sz="4" w:space="0"/>
-            <w:bottom w:val="single" w:color="auto" w:sz="4" w:space="0"/>
-            <w:right w:val="single" w:color="auto" w:sz="4" w:space="0"/>
-            <w:insideH w:val="none" w:color="auto" w:sz="0" w:space="0"/>
-            <w:insideV w:val="none" w:color="auto" w:sz="0" w:space="0"/>
-          </w:tblBorders>
-          <w:tblCellMar>
-            <w:top w:w="0" w:type="dxa"/>
-            <w:left w:w="108" w:type="dxa"/>
-            <w:bottom w:w="0" w:type="dxa"/>
-            <w:right w:w="108" w:type="dxa"/>
-          </w:tblCellMar>
-        </w:tblPrEx>
-        <w:trPr>
-          <w:trHeight w:val="258" w:hRule="atLeast"/>
-        </w:trPr>
-        <w:tc>
-          <w:tcPr>
-            <w:tcW w:w="3504" w:type="dxa"/>
-            <w:tcBorders>
-              <w:top w:val="dotted" w:color="auto" w:sz="4" w:space="0"/>
-              <w:bottom w:val="dotted" w:color="auto" w:sz="4" w:space="0"/>
-              <w:right w:val="dotted" w:color="auto" w:sz="4" w:space="0"/>
-            </w:tcBorders>
-            <w:vAlign w:val="center"/>
-          </w:tcPr>
-          <w:p>
-            <w:pPr>
-              <w:keepNext w:val="0"/>
-              <w:keepLines w:val="0"/>
-              <w:pageBreakBefore w:val="0"/>
-              <w:widowControl w:val="0"/>
-              <w:numPr>
-                <w:ilvl w:val="1"/>
-                <w:numId w:val="0"/>
-              </w:numPr>
-              <w:tabs>
-                <w:tab w:val="left" w:pos="601"/>
-              </w:tabs>
-              <w:kinsoku/>
-              <w:wordWrap/>
-              <w:overflowPunct/>
-              <w:topLinePunct w:val="0"/>
-              <w:autoSpaceDE/>
-              <w:autoSpaceDN/>
-              <w:bidi w:val="0"/>
-              <w:adjustRightInd/>
-              <w:snapToGrid/>
-              <w:spacing w:line="300" w:lineRule="auto"/>
-              <w:ind w:left="601" w:leftChars="0" w:hanging="601" w:firstLineChars="0"/>
-              <w:jc w:val="left"/>
-              <w:textAlignment w:val="auto"/>
-              <w:rPr>
-                <w:b/>
-                <w:sz w:val="24"/>
-              </w:rPr>
-            </w:pPr>
-            <w:r>
-              <w:rPr>
-                <w:rFonts w:hint="default" w:ascii="Times New Roman" w:hAnsi="Times New Roman" w:eastAsia="宋体" w:cs="Times New Roman"/>
-                <w:b/>
-                <w:kern w:val="2"/>
-                <w:sz w:val="21"/>
-                <w:szCs w:val="21"/>
-                <w:lang w:val="en-US" w:eastAsia="zh-CN" w:bidi="ar-SA"/>
-              </w:rPr>
-              <w:t>14.2</w:t>
-            </w:r>
-            <w:r>
-              <w:rPr>
-                <w:rFonts w:hint="eastAsia" w:hAnsi="Arial" w:cs="Times New Roman"/>
-                <w:b/>
-                <w:kern w:val="2"/>
-                <w:sz w:val="52"/>
-                <w:szCs w:val="52"/>
-                <w:lang w:val="en-US" w:eastAsia="zh-CN" w:bidi="ar-SA"/>
-              </w:rPr>
-              <w:t xml:space="preserve"> </w:t>
-            </w:r>
-            <w:r>
-              <w:rPr>
-                <w:rFonts w:hint="eastAsia" w:hAnsi="Arial"/>
-                <w:b/>
-                <w:sz w:val="24"/>
-              </w:rPr>
-              <w:t>Maritime transport：</w:t>
-            </w:r>
-          </w:p>
-        </w:tc>
-        <w:tc>
-          <w:tcPr>
-            <w:tcW w:w="6277" w:type="dxa"/>
-            <w:tcBorders>
-              <w:top w:val="dotted" w:color="auto" w:sz="4" w:space="0"/>
-              <w:left w:val="dotted" w:color="auto" w:sz="4" w:space="0"/>
-              <w:bottom w:val="dotted" w:color="auto" w:sz="4" w:space="0"/>
-            </w:tcBorders>
-            <w:vAlign w:val="center"/>
-          </w:tcPr>
-          <w:p>
-            <w:pPr>
-              <w:keepNext w:val="0"/>
-              <w:keepLines w:val="0"/>
-              <w:pageBreakBefore w:val="0"/>
-              <w:widowControl w:val="0"/>
-              <w:kinsoku/>
-              <w:wordWrap/>
-              <w:overflowPunct/>
-              <w:topLinePunct w:val="0"/>
-              <w:autoSpaceDE/>
-              <w:autoSpaceDN/>
-              <w:bidi w:val="0"/>
-              <w:adjustRightInd/>
-              <w:snapToGrid/>
-              <w:spacing w:line="300" w:lineRule="auto"/>
               <w:ind w:left="34" w:right="480"/>
               <w:jc w:val="left"/>
               <w:textAlignment w:val="auto"/>
               <w:rPr>
                 <w:b/>
                 <w:sz w:val="24"/>
-              </w:rPr>
-            </w:pPr>
-            <w:r>
-              <w:rPr>
-                <w:rFonts w:hint="eastAsia" w:hAnsi="Arial"/>
-                <w:sz w:val="24"/>
+                <w:szCs w:val="24"/>
+              </w:rPr>
+            </w:pPr>
+            <w:r>
+              <w:rPr>
+                <w:rFonts w:hint="eastAsia" w:hAnsi="Times New Roman" w:ascii="Times New Roman" w:eastAsia="Times New Roman" w:cs="Times New Roman"/>
+                <w:sz w:val="24"/>
+                <w:szCs w:val="24"/>
               </w:rPr>
               <w:t>非危险品海运方式。</w:t>
             </w:r>
@@ -17331,12 +18098,14 @@
               <w:rPr>
                 <w:b/>
                 <w:sz w:val="24"/>
-              </w:rPr>
-            </w:pPr>
-            <w:r>
-              <w:rPr>
-                <w:rFonts w:hint="eastAsia" w:hAnsi="Arial"/>
-                <w:sz w:val="24"/>
+                <w:szCs w:val="24"/>
+              </w:rPr>
+            </w:pPr>
+            <w:r>
+              <w:rPr>
+                <w:rFonts w:hint="eastAsia" w:hAnsi="Times New Roman" w:ascii="Times New Roman" w:eastAsia="Times New Roman" w:cs="Times New Roman"/>
+                <w:sz w:val="24"/>
+                <w:szCs w:val="24"/>
               </w:rPr>
               <w:t>非危险品运输方式。</w:t>
             </w:r>
@@ -17467,12 +18236,14 @@
               <w:textAlignment w:val="auto"/>
               <w:rPr>
                 <w:sz w:val="24"/>
-              </w:rPr>
-            </w:pPr>
-            <w:r>
-              <w:rPr>
-                <w:rFonts w:hint="eastAsia" w:hAnsi="Arial"/>
-                <w:sz w:val="24"/>
+                <w:szCs w:val="24"/>
+              </w:rPr>
+            </w:pPr>
+            <w:r>
+              <w:rPr>
+                <w:rFonts w:hint="eastAsia" w:hAnsi="Times New Roman" w:ascii="Times New Roman" w:eastAsia="Times New Roman" w:cs="Times New Roman"/>
+                <w:sz w:val="24"/>
+                <w:szCs w:val="24"/>
               </w:rPr>
               <w:t>非危险货物。</w:t>
             </w:r>
@@ -17498,62 +18269,73 @@
               <w:textAlignment w:val="auto"/>
               <w:rPr>
                 <w:sz w:val="24"/>
-              </w:rPr>
-            </w:pPr>
-            <w:r>
-              <w:rPr>
-                <w:rFonts w:hint="eastAsia" w:hAnsi="Arial"/>
-                <w:sz w:val="24"/>
+                <w:szCs w:val="24"/>
+              </w:rPr>
+            </w:pPr>
+            <w:r>
+              <w:rPr>
+                <w:rFonts w:hint="eastAsia" w:hAnsi="Times New Roman" w:ascii="Times New Roman" w:eastAsia="Times New Roman" w:cs="Times New Roman"/>
+                <w:sz w:val="24"/>
+                <w:szCs w:val="24"/>
                 <w:lang w:val="en-US" w:eastAsia="zh-CN"/>
               </w:rPr>
               <w:t>避免</w:t>
             </w:r>
             <w:r>
               <w:rPr>
-                <w:rFonts w:hint="eastAsia" w:hAnsi="Arial"/>
-                <w:sz w:val="24"/>
+                <w:rFonts w:hint="eastAsia" w:hAnsi="Times New Roman" w:ascii="Times New Roman" w:eastAsia="Times New Roman" w:cs="Times New Roman"/>
+                <w:sz w:val="24"/>
+                <w:szCs w:val="24"/>
               </w:rPr>
               <w:t>温度高于</w:t>
             </w:r>
             <w:r>
               <w:rPr>
-                <w:sz w:val="24"/>
+                <w:rFonts w:ascii="Times New Roman" w:hAnsi="Times New Roman" w:eastAsia="Times New Roman" w:cs="Times New Roman"/>
+                <w:sz w:val="24"/>
+                <w:szCs w:val="24"/>
               </w:rPr>
               <w:t>+</w:t>
             </w:r>
             <w:r>
               <w:rPr>
-                <w:rFonts w:hint="eastAsia"/>
-                <w:sz w:val="24"/>
+                <w:rFonts w:hint="eastAsia" w:ascii="Times New Roman" w:hAnsi="Times New Roman" w:eastAsia="Times New Roman" w:cs="Times New Roman"/>
+                <w:sz w:val="24"/>
+                <w:szCs w:val="24"/>
                 <w:lang w:val="en-US" w:eastAsia="zh-CN"/>
               </w:rPr>
               <w:t>35</w:t>
             </w:r>
             <w:r>
               <w:rPr>
-                <w:rFonts w:hint="eastAsia"/>
-                <w:sz w:val="24"/>
+                <w:rFonts w:hint="eastAsia" w:ascii="Times New Roman" w:hAnsi="Times New Roman" w:eastAsia="Times New Roman" w:cs="Times New Roman"/>
+                <w:sz w:val="24"/>
+                <w:szCs w:val="24"/>
               </w:rPr>
               <w:t>℃，温度不可低于</w:t>
             </w:r>
             <w:r>
               <w:rPr>
-                <w:rFonts w:hint="eastAsia"/>
-                <w:sz w:val="24"/>
+                <w:rFonts w:hint="eastAsia" w:ascii="Times New Roman" w:hAnsi="Times New Roman" w:eastAsia="Times New Roman" w:cs="Times New Roman"/>
+                <w:sz w:val="24"/>
+                <w:szCs w:val="24"/>
                 <w:lang w:val="en-US" w:eastAsia="zh-CN"/>
               </w:rPr>
               <w:t>+</w:t>
             </w:r>
             <w:r>
               <w:rPr>
-                <w:sz w:val="24"/>
+                <w:rFonts w:ascii="Times New Roman" w:hAnsi="Times New Roman" w:eastAsia="Times New Roman" w:cs="Times New Roman"/>
+                <w:sz w:val="24"/>
+                <w:szCs w:val="24"/>
               </w:rPr>
               <w:t>5</w:t>
             </w:r>
             <w:r>
               <w:rPr>
-                <w:rFonts w:hint="eastAsia"/>
-                <w:sz w:val="24"/>
+                <w:rFonts w:hint="eastAsia" w:ascii="Times New Roman" w:hAnsi="Times New Roman" w:eastAsia="Times New Roman" w:cs="Times New Roman"/>
+                <w:sz w:val="24"/>
+                <w:szCs w:val="24"/>
               </w:rPr>
               <w:t>℃。</w:t>
             </w:r>
@@ -17580,12 +18362,14 @@
               <w:rPr>
                 <w:b/>
                 <w:sz w:val="24"/>
-              </w:rPr>
-            </w:pPr>
-            <w:r>
-              <w:rPr>
-                <w:rFonts w:hint="eastAsia"/>
-                <w:sz w:val="24"/>
+                <w:szCs w:val="24"/>
+              </w:rPr>
+            </w:pPr>
+            <w:r>
+              <w:rPr>
+                <w:rFonts w:hint="eastAsia" w:ascii="Times New Roman" w:hAnsi="Times New Roman" w:eastAsia="Times New Roman" w:cs="Times New Roman"/>
+                <w:sz w:val="24"/>
+                <w:szCs w:val="24"/>
               </w:rPr>
               <w:t>远离食物、酸和碱。</w:t>
             </w:r>
@@ -17604,7 +18388,7 @@
     </w:p>
     <w:tbl>
       <w:tblPr>
-        <w:tblStyle w:val="4"/>
+        <w:tblStyle w:val="5"/>
         <w:tblW w:w="9781" w:type="dxa"/>
         <w:tblInd w:w="108" w:type="dxa"/>
         <w:tblBorders>
@@ -17729,18 +18513,20 @@
               <w:spacing w:line="300" w:lineRule="auto"/>
               <w:jc w:val="left"/>
               <w:rPr>
-                <w:rFonts w:cs="Arial"/>
+                <w:rFonts w:hint="default" w:ascii="Times New Roman" w:hAnsi="Times New Roman" w:cs="Times New Roman"/>
                 <w:bCs/>
                 <w:kern w:val="0"/>
                 <w:sz w:val="24"/>
-              </w:rPr>
-            </w:pPr>
-            <w:r>
-              <w:rPr>
-                <w:rFonts w:hint="eastAsia" w:cs="Arial"/>
+                <w:szCs w:val="24"/>
+              </w:rPr>
+            </w:pPr>
+            <w:r>
+              <w:rPr>
+                <w:rFonts w:hint="default" w:ascii="Times New Roman" w:hAnsi="Times New Roman" w:cs="Times New Roman" w:eastAsia="Times New Roman"/>
                 <w:bCs/>
                 <w:kern w:val="0"/>
                 <w:sz w:val="24"/>
+                <w:szCs w:val="24"/>
               </w:rPr>
               <w:t>Relevant safety, health and environmental regulations for the substance or mixture</w:t>
             </w:r>
@@ -17785,20 +18571,22 @@
               <w:spacing w:line="300" w:lineRule="auto"/>
               <w:jc w:val="left"/>
               <w:rPr>
-                <w:rFonts w:cs="Arial"/>
+                <w:rFonts w:hint="default" w:ascii="Times New Roman" w:hAnsi="Times New Roman" w:cs="Times New Roman"/>
                 <w:b/>
                 <w:bCs/>
                 <w:kern w:val="0"/>
                 <w:sz w:val="24"/>
-              </w:rPr>
-            </w:pPr>
-            <w:r>
-              <w:rPr>
-                <w:rFonts w:hint="eastAsia" w:cs="Arial"/>
+                <w:szCs w:val="24"/>
+              </w:rPr>
+            </w:pPr>
+            <w:r>
+              <w:rPr>
+                <w:rFonts w:hint="default" w:ascii="Times New Roman" w:hAnsi="Times New Roman" w:cs="Times New Roman"/>
                 <w:b/>
                 <w:bCs/>
                 <w:kern w:val="0"/>
                 <w:sz w:val="24"/>
+                <w:szCs w:val="24"/>
               </w:rPr>
               <w:t>Other provisions：</w:t>
             </w:r>
@@ -17843,20 +18631,22 @@
               <w:spacing w:line="300" w:lineRule="auto"/>
               <w:jc w:val="left"/>
               <w:rPr>
-                <w:rFonts w:cs="Arial"/>
+                <w:rFonts w:hint="default" w:ascii="Times New Roman" w:hAnsi="Times New Roman" w:cs="Times New Roman"/>
                 <w:b/>
                 <w:bCs/>
                 <w:kern w:val="0"/>
                 <w:sz w:val="24"/>
-              </w:rPr>
-            </w:pPr>
-            <w:r>
-              <w:rPr>
-                <w:rFonts w:hint="eastAsia" w:cs="Arial"/>
+                <w:szCs w:val="24"/>
+              </w:rPr>
+            </w:pPr>
+            <w:r>
+              <w:rPr>
+                <w:rFonts w:hint="default" w:ascii="Times New Roman" w:hAnsi="Times New Roman" w:cs="Times New Roman"/>
                 <w:b/>
                 <w:bCs/>
                 <w:kern w:val="0"/>
                 <w:sz w:val="24"/>
+                <w:szCs w:val="24"/>
               </w:rPr>
               <w:t>Complies with the following regulations：</w:t>
             </w:r>
@@ -17902,46 +18692,43 @@
               <w:wordWrap/>
               <w:overflowPunct/>
               <w:topLinePunct w:val="0"/>
-              <w:autoSpaceDE w:val="0"/>
-              <w:autoSpaceDN w:val="0"/>
-              <w:bidi w:val="0"/>
-              <w:adjustRightInd w:val="0"/>
-              <w:snapToGrid/>
-              <w:spacing w:line="300" w:lineRule="auto"/>
-              <w:jc w:val="left"/>
-              <w:textAlignment w:val="auto"/>
-              <w:rPr>
-                <w:rFonts w:cs="Arial"/>
-                <w:bCs/>
-                <w:kern w:val="0"/>
-                <w:sz w:val="24"/>
-              </w:rPr>
-            </w:pPr>
-            <w:r>
-              <w:rPr>
-                <w:rFonts w:hint="eastAsia" w:cs="Arial"/>
-                <w:bCs/>
-                <w:kern w:val="0"/>
-                <w:sz w:val="24"/>
+              <w:autoSpaceDE/>
+              <w:autoSpaceDN/>
+              <w:bidi w:val="0"/>
+              <w:adjustRightInd/>
+              <w:snapToGrid/>
+              <w:spacing w:line="300" w:lineRule="auto"/>
+              <w:ind w:left="34" w:right="480"/>
+              <w:jc w:val="left"/>
+              <w:textAlignment w:val="auto"/>
+              <w:rPr>
+                <w:rFonts w:hint="default" w:hAnsi="Arial"/>
+                <w:sz w:val="24"/>
+                <w:szCs w:val="24"/>
+              </w:rPr>
+            </w:pPr>
+            <w:r>
+              <w:rPr>
+                <w:rFonts w:hint="default" w:hAnsi="Times New Roman" w:ascii="Times New Roman" w:eastAsia="Times New Roman" w:cs="Times New Roman"/>
+                <w:sz w:val="24"/>
+                <w:szCs w:val="24"/>
               </w:rPr>
               <w:t>危险化学品安全管理条例，国务院令</w:t>
             </w:r>
             <w:r>
               <w:rPr>
-                <w:rFonts w:hint="eastAsia" w:cs="Arial"/>
-                <w:bCs/>
-                <w:kern w:val="0"/>
-                <w:sz w:val="24"/>
+                <w:rFonts w:hint="default" w:hAnsi="Times New Roman" w:ascii="Times New Roman" w:eastAsia="Times New Roman" w:cs="Times New Roman"/>
+                <w:sz w:val="24"/>
+                <w:szCs w:val="24"/>
                 <w:lang w:val="en-US" w:eastAsia="zh-CN"/>
               </w:rPr>
               <w:t>591</w:t>
             </w:r>
             <w:r>
               <w:rPr>
-                <w:rFonts w:hint="eastAsia" w:cs="Arial"/>
-                <w:bCs/>
-                <w:kern w:val="0"/>
-                <w:sz w:val="24"/>
+                <w:rFonts w:hint="default" w:hAnsi="Times New Roman" w:ascii="Times New Roman" w:eastAsia="Times New Roman" w:cs="Times New Roman"/>
+                <w:sz w:val="24"/>
+                <w:szCs w:val="24"/>
               </w:rPr>
               <w:t>号</w:t>
             </w:r>
@@ -17987,38 +18774,28 @@
               <w:wordWrap/>
               <w:overflowPunct/>
               <w:topLinePunct w:val="0"/>
-              <w:autoSpaceDE w:val="0"/>
-              <w:autoSpaceDN w:val="0"/>
-              <w:bidi w:val="0"/>
-              <w:adjustRightInd w:val="0"/>
-              <w:snapToGrid/>
-              <w:spacing w:line="300" w:lineRule="auto"/>
-              <w:jc w:val="left"/>
-              <w:textAlignment w:val="auto"/>
-              <w:rPr>
-                <w:rFonts w:cs="Arial"/>
-                <w:bCs/>
-                <w:kern w:val="0"/>
-                <w:sz w:val="24"/>
-              </w:rPr>
-            </w:pPr>
-            <w:r>
-              <w:rPr>
-                <w:rFonts w:cs="Arial"/>
-                <w:bCs/>
-                <w:kern w:val="0"/>
-                <w:sz w:val="24"/>
-              </w:rPr>
-              <w:t xml:space="preserve">GB/T 16483 </w:t>
-            </w:r>
-            <w:r>
-              <w:rPr>
-                <w:rFonts w:hint="eastAsia" w:cs="Arial"/>
-                <w:bCs/>
-                <w:kern w:val="0"/>
-                <w:sz w:val="24"/>
-              </w:rPr>
-              <w:t>化学品安全技术说明书内容和项目顺序</w:t>
+              <w:autoSpaceDE/>
+              <w:autoSpaceDN/>
+              <w:bidi w:val="0"/>
+              <w:adjustRightInd/>
+              <w:snapToGrid/>
+              <w:spacing w:line="300" w:lineRule="auto"/>
+              <w:ind w:left="34" w:right="480"/>
+              <w:jc w:val="left"/>
+              <w:textAlignment w:val="auto"/>
+              <w:rPr>
+                <w:rFonts w:hint="default" w:hAnsi="Arial"/>
+                <w:sz w:val="24"/>
+                <w:szCs w:val="24"/>
+              </w:rPr>
+            </w:pPr>
+            <w:r>
+              <w:rPr>
+                <w:rFonts w:hint="default" w:hAnsi="Times New Roman" w:ascii="Times New Roman" w:eastAsia="Times New Roman" w:cs="Times New Roman"/>
+                <w:sz w:val="24"/>
+                <w:szCs w:val="24"/>
+              </w:rPr>
+              <w:t>GB/T 16483 化学品安全技术说明书内容和项目顺序</w:t>
             </w:r>
           </w:p>
         </w:tc>
@@ -18062,38 +18839,28 @@
               <w:wordWrap/>
               <w:overflowPunct/>
               <w:topLinePunct w:val="0"/>
-              <w:autoSpaceDE w:val="0"/>
-              <w:autoSpaceDN w:val="0"/>
-              <w:bidi w:val="0"/>
-              <w:adjustRightInd w:val="0"/>
-              <w:snapToGrid/>
-              <w:spacing w:line="300" w:lineRule="auto"/>
-              <w:jc w:val="left"/>
-              <w:textAlignment w:val="auto"/>
-              <w:rPr>
-                <w:rFonts w:cs="Arial"/>
-                <w:bCs/>
-                <w:kern w:val="0"/>
-                <w:sz w:val="24"/>
-              </w:rPr>
-            </w:pPr>
-            <w:r>
-              <w:rPr>
-                <w:rFonts w:cs="Arial"/>
-                <w:bCs/>
-                <w:kern w:val="0"/>
-                <w:sz w:val="24"/>
-              </w:rPr>
-              <w:t xml:space="preserve">GB 13690 </w:t>
-            </w:r>
-            <w:r>
-              <w:rPr>
-                <w:rFonts w:hint="eastAsia" w:cs="Arial"/>
-                <w:bCs/>
-                <w:kern w:val="0"/>
-                <w:sz w:val="24"/>
-              </w:rPr>
-              <w:t>化学品分类和危险性公示通则</w:t>
+              <w:autoSpaceDE/>
+              <w:autoSpaceDN/>
+              <w:bidi w:val="0"/>
+              <w:adjustRightInd/>
+              <w:snapToGrid/>
+              <w:spacing w:line="300" w:lineRule="auto"/>
+              <w:ind w:left="34" w:right="480"/>
+              <w:jc w:val="left"/>
+              <w:textAlignment w:val="auto"/>
+              <w:rPr>
+                <w:rFonts w:hint="default" w:hAnsi="Arial"/>
+                <w:sz w:val="24"/>
+                <w:szCs w:val="24"/>
+              </w:rPr>
+            </w:pPr>
+            <w:r>
+              <w:rPr>
+                <w:rFonts w:hint="default" w:hAnsi="Times New Roman" w:ascii="Times New Roman" w:eastAsia="Times New Roman" w:cs="Times New Roman"/>
+                <w:sz w:val="24"/>
+                <w:szCs w:val="24"/>
+              </w:rPr>
+              <w:t>GB 13690 化学品分类和危险性公示通则</w:t>
             </w:r>
           </w:p>
         </w:tc>
@@ -18137,41 +18904,41 @@
               <w:wordWrap/>
               <w:overflowPunct/>
               <w:topLinePunct w:val="0"/>
-              <w:autoSpaceDE w:val="0"/>
-              <w:autoSpaceDN w:val="0"/>
-              <w:bidi w:val="0"/>
-              <w:adjustRightInd w:val="0"/>
-              <w:snapToGrid/>
-              <w:spacing w:line="300" w:lineRule="auto"/>
-              <w:jc w:val="left"/>
-              <w:textAlignment w:val="auto"/>
-              <w:rPr>
-                <w:rFonts w:hint="default" w:eastAsia="宋体" w:cs="Arial"/>
-                <w:bCs/>
-                <w:kern w:val="0"/>
-                <w:sz w:val="24"/>
-                <w:lang w:val="en-US" w:eastAsia="zh-CN"/>
-              </w:rPr>
-            </w:pPr>
-            <w:r>
-              <w:rPr>
-                <w:rFonts w:cs="Arial"/>
-                <w:bCs/>
-                <w:kern w:val="0"/>
-                <w:sz w:val="24"/>
+              <w:autoSpaceDE/>
+              <w:autoSpaceDN/>
+              <w:bidi w:val="0"/>
+              <w:adjustRightInd/>
+              <w:snapToGrid/>
+              <w:spacing w:line="300" w:lineRule="auto"/>
+              <w:ind w:left="34" w:right="480"/>
+              <w:jc w:val="left"/>
+              <w:textAlignment w:val="auto"/>
+              <w:rPr>
+                <w:rFonts w:hint="default" w:hAnsi="Arial"/>
+                <w:sz w:val="24"/>
+                <w:szCs w:val="24"/>
+                <w:lang w:val="en-US" w:eastAsia="zh-CN"/>
+              </w:rPr>
+            </w:pPr>
+            <w:r>
+              <w:rPr>
+                <w:rFonts w:hint="default" w:hAnsi="Times New Roman" w:ascii="Times New Roman" w:eastAsia="Times New Roman" w:cs="Times New Roman"/>
+                <w:sz w:val="24"/>
+                <w:szCs w:val="24"/>
               </w:rPr>
               <w:t xml:space="preserve">GB </w:t>
             </w:r>
             <w:r>
               <w:rPr>
-                <w:rFonts w:hint="eastAsia" w:cs="Arial"/>
-                <w:bCs/>
-                <w:kern w:val="0"/>
-                <w:sz w:val="24"/>
+                <w:rFonts w:hint="default" w:hAnsi="Times New Roman" w:ascii="Times New Roman" w:eastAsia="Times New Roman" w:cs="Times New Roman"/>
+                <w:sz w:val="24"/>
+                <w:szCs w:val="24"/>
                 <w:lang w:val="en-US" w:eastAsia="zh-CN"/>
               </w:rPr>
               <w:t>30000.2-29 化学品分类和标签规范</w:t>
             </w:r>
+            <w:bookmarkStart w:id="0" w:name="_GoBack"/>
+            <w:bookmarkEnd w:id="0"/>
           </w:p>
         </w:tc>
       </w:tr>
@@ -18213,28 +18980,27 @@
               <w:wordWrap/>
               <w:overflowPunct/>
               <w:topLinePunct w:val="0"/>
-              <w:autoSpaceDE w:val="0"/>
-              <w:autoSpaceDN w:val="0"/>
-              <w:bidi w:val="0"/>
-              <w:adjustRightInd w:val="0"/>
-              <w:snapToGrid/>
-              <w:spacing w:line="300" w:lineRule="auto"/>
-              <w:jc w:val="left"/>
-              <w:textAlignment w:val="auto"/>
-              <w:rPr>
-                <w:rFonts w:hint="default" w:eastAsia="宋体" w:cs="Arial"/>
-                <w:bCs/>
-                <w:kern w:val="0"/>
-                <w:sz w:val="24"/>
-                <w:lang w:val="en-US" w:eastAsia="zh-CN"/>
-              </w:rPr>
-            </w:pPr>
-            <w:r>
-              <w:rPr>
-                <w:rFonts w:hint="eastAsia" w:cs="Arial"/>
-                <w:bCs/>
-                <w:kern w:val="0"/>
-                <w:sz w:val="24"/>
+              <w:autoSpaceDE/>
+              <w:autoSpaceDN/>
+              <w:bidi w:val="0"/>
+              <w:adjustRightInd/>
+              <w:snapToGrid/>
+              <w:spacing w:line="300" w:lineRule="auto"/>
+              <w:ind w:left="34" w:right="480"/>
+              <w:jc w:val="left"/>
+              <w:textAlignment w:val="auto"/>
+              <w:rPr>
+                <w:rFonts w:hint="default" w:hAnsi="Arial"/>
+                <w:sz w:val="24"/>
+                <w:szCs w:val="24"/>
+                <w:lang w:val="en-US" w:eastAsia="zh-CN"/>
+              </w:rPr>
+            </w:pPr>
+            <w:r>
+              <w:rPr>
+                <w:rFonts w:hint="default" w:hAnsi="Times New Roman" w:ascii="Times New Roman" w:eastAsia="Times New Roman" w:cs="Times New Roman"/>
+                <w:sz w:val="24"/>
+                <w:szCs w:val="24"/>
                 <w:lang w:val="en-US" w:eastAsia="zh-CN"/>
               </w:rPr>
               <w:t>GB 15258 化学品安全标签编写规定</w:t>
@@ -18254,7 +19020,7 @@
     </w:p>
     <w:tbl>
       <w:tblPr>
-        <w:tblStyle w:val="4"/>
+        <w:tblStyle w:val="5"/>
         <w:tblW w:w="9781" w:type="dxa"/>
         <w:tblInd w:w="108" w:type="dxa"/>
         <w:tblBorders>
@@ -18365,7 +19131,7 @@
               <w:top w:val="nil"/>
               <w:bottom w:val="single" w:color="auto" w:sz="4" w:space="0"/>
             </w:tcBorders>
-            <w:vAlign w:val="top"/>
+            <w:vAlign w:val="center"/>
           </w:tcPr>
           <w:p>
             <w:pPr>
@@ -18394,10 +19160,9 @@
             </w:pPr>
             <w:r>
               <w:rPr>
-                <w:rFonts w:hint="eastAsia" w:cs="Arial"/>
-                <w:bCs/>
-                <w:kern w:val="0"/>
-                <w:sz w:val="24"/>
+                <w:rFonts w:hint="eastAsia" w:hAnsi="Times New Roman" w:ascii="Times New Roman" w:eastAsia="Times New Roman" w:cs="Times New Roman"/>
+                <w:sz w:val="24"/>
+                <w:szCs w:val="24"/>
               </w:rPr>
               <w:t>就我们所掌握的知识信息，截止本安全技术说明书发布之日，它提供的资料是正确的。所提供的信息仅仅作为安全处理，使用，生产，储存，运输，处置和排放的指导书，而不是一份担保或品质说明书。本资料只针对所指定的具体物料，而对这种物料与其它物料混合使用或在其它制程中使用的情况，则未必有效（除非在文本中有特别说明）。</w:t>
             </w:r>
@@ -18440,7 +19205,7 @@
 <w:ftr xmlns:wpc="http://schemas.microsoft.com/office/word/2010/wordprocessingCanvas" xmlns:mc="http://schemas.openxmlformats.org/markup-compatibility/2006" xmlns:o="urn:schemas-microsoft-com:office:office" xmlns:r="http://schemas.openxmlformats.org/officeDocument/2006/relationships" xmlns:m="http://schemas.openxmlformats.org/officeDocument/2006/math" xmlns:v="urn:schemas-microsoft-com:vml" xmlns:wp14="http://schemas.microsoft.com/office/word/2010/wordprocessingDrawing" xmlns:wp="http://schemas.openxmlformats.org/drawingml/2006/wordprocessingDrawing" xmlns:w10="urn:schemas-microsoft-com:office:word" xmlns:w="http://schemas.openxmlformats.org/wordprocessingml/2006/main" xmlns:w14="http://schemas.microsoft.com/office/word/2010/wordml" xmlns:w15="http://schemas.microsoft.com/office/word/2012/wordml" xmlns:wpg="http://schemas.microsoft.com/office/word/2010/wordprocessingGroup" xmlns:wpi="http://schemas.microsoft.com/office/word/2010/wordprocessingInk" xmlns:wne="http://schemas.microsoft.com/office/word/2006/wordml" xmlns:wps="http://schemas.microsoft.com/office/word/2010/wordprocessingShape" xmlns:wpsCustomData="http://www.wps.cn/officeDocument/2013/wpsCustomData" mc:Ignorable="w14 w15 wp14">
   <w:tbl>
     <w:tblPr>
-      <w:tblStyle w:val="5"/>
+      <w:tblStyle w:val="6"/>
       <w:tblW w:w="9968" w:type="dxa"/>
       <w:tblInd w:w="0" w:type="dxa"/>
       <w:tblBorders>
@@ -18771,7 +19536,43 @@
         <w:sz w:val="44"/>
         <w:szCs w:val="44"/>
       </w:rPr>
-      <w:t>物料安全数据表</w:t>
+      <w:t>MATERIAL SAFETY</w:t>
+    </w:r>
+    <w:r>
+      <w:rPr>
+        <w:rFonts w:cs="Arial" w:asciiTheme="majorEastAsia" w:hAnsiTheme="majorEastAsia" w:eastAsiaTheme="majorEastAsia"/>
+        <w:b/>
+        <w:sz w:val="44"/>
+        <w:szCs w:val="44"/>
+      </w:rPr>
+      <w:t xml:space="preserve"> </w:t>
+    </w:r>
+    <w:r>
+      <w:rPr>
+        <w:rFonts w:hint="eastAsia" w:cs="Arial" w:asciiTheme="majorEastAsia" w:hAnsiTheme="majorEastAsia" w:eastAsiaTheme="majorEastAsia"/>
+        <w:b/>
+        <w:sz w:val="44"/>
+        <w:szCs w:val="44"/>
+      </w:rPr>
+      <w:t>DATA</w:t>
+    </w:r>
+    <w:r>
+      <w:rPr>
+        <w:rFonts w:cs="Arial" w:asciiTheme="majorEastAsia" w:hAnsiTheme="majorEastAsia" w:eastAsiaTheme="majorEastAsia"/>
+        <w:b/>
+        <w:sz w:val="44"/>
+        <w:szCs w:val="44"/>
+      </w:rPr>
+      <w:t xml:space="preserve"> </w:t>
+    </w:r>
+    <w:r>
+      <w:rPr>
+        <w:rFonts w:hint="eastAsia" w:cs="Arial" w:asciiTheme="majorEastAsia" w:hAnsiTheme="majorEastAsia" w:eastAsiaTheme="majorEastAsia"/>
+        <w:b/>
+        <w:sz w:val="44"/>
+        <w:szCs w:val="44"/>
+      </w:rPr>
+      <w:t>SHEET</w:t>
     </w:r>
   </w:p>
   <w:p>
@@ -18805,7 +19606,7 @@
   </w:p>
   <w:tbl>
     <w:tblPr>
-      <w:tblStyle w:val="4"/>
+      <w:tblStyle w:val="5"/>
       <w:tblW w:w="9781" w:type="dxa"/>
       <w:tblInd w:w="108" w:type="dxa"/>
       <w:tblBorders>
@@ -19030,7 +19831,7 @@
     <w:lsdException w:uiPriority="99" w:name="Document Map"/>
     <w:lsdException w:uiPriority="99" w:name="Plain Text"/>
     <w:lsdException w:uiPriority="99" w:name="E-mail Signature"/>
-    <w:lsdException w:uiPriority="99" w:name="Normal (Web)"/>
+    <w:lsdException w:qFormat="1" w:uiPriority="99" w:semiHidden="0" w:name="Normal (Web)"/>
     <w:lsdException w:uiPriority="99" w:name="HTML Acronym"/>
     <w:lsdException w:uiPriority="99" w:name="HTML Address"/>
     <w:lsdException w:uiPriority="99" w:name="HTML Cite"/>
@@ -19204,14 +20005,14 @@
       <w:lang w:val="en-US" w:eastAsia="zh-CN" w:bidi="ar-SA"/>
     </w:rPr>
   </w:style>
-  <w:style w:type="character" w:default="1" w:styleId="6">
+  <w:style w:type="character" w:default="1" w:styleId="7">
     <w:name w:val="Default Paragraph Font"/>
     <w:semiHidden/>
     <w:unhideWhenUsed/>
     <w:qFormat/>
     <w:uiPriority w:val="1"/>
   </w:style>
-  <w:style w:type="table" w:default="1" w:styleId="4">
+  <w:style w:type="table" w:default="1" w:styleId="5">
     <w:name w:val="Normal Table"/>
     <w:semiHidden/>
     <w:unhideWhenUsed/>
@@ -19229,7 +20030,7 @@
   <w:style w:type="paragraph" w:styleId="2">
     <w:name w:val="footer"/>
     <w:basedOn w:val="1"/>
-    <w:link w:val="8"/>
+    <w:link w:val="9"/>
     <w:unhideWhenUsed/>
     <w:qFormat/>
     <w:uiPriority w:val="99"/>
@@ -19249,7 +20050,7 @@
   <w:style w:type="paragraph" w:styleId="3">
     <w:name w:val="header"/>
     <w:basedOn w:val="1"/>
-    <w:link w:val="7"/>
+    <w:link w:val="8"/>
     <w:semiHidden/>
     <w:unhideWhenUsed/>
     <w:qFormat/>
@@ -19270,9 +20071,26 @@
       <w:szCs w:val="18"/>
     </w:rPr>
   </w:style>
-  <w:style w:type="table" w:styleId="5">
+  <w:style w:type="paragraph" w:styleId="4">
+    <w:name w:val="Normal (Web)"/>
+    <w:basedOn w:val="1"/>
+    <w:unhideWhenUsed/>
+    <w:qFormat/>
+    <w:uiPriority w:val="99"/>
+    <w:pPr>
+      <w:widowControl/>
+      <w:spacing w:before="100" w:beforeAutospacing="1" w:after="100" w:afterAutospacing="1"/>
+      <w:jc w:val="left"/>
+    </w:pPr>
+    <w:rPr>
+      <w:rFonts w:ascii="宋体" w:hAnsi="宋体" w:cs="宋体"/>
+      <w:kern w:val="0"/>
+      <w:sz w:val="24"/>
+    </w:rPr>
+  </w:style>
+  <w:style w:type="table" w:styleId="6">
     <w:name w:val="Table Grid"/>
-    <w:basedOn w:val="4"/>
+    <w:basedOn w:val="5"/>
     <w:qFormat/>
     <w:uiPriority w:val="59"/>
     <w:pPr>
@@ -19299,9 +20117,9 @@
       </w:tblCellMar>
     </w:tblPr>
   </w:style>
-  <w:style w:type="character" w:customStyle="1" w:styleId="7">
+  <w:style w:type="character" w:customStyle="1" w:styleId="8">
     <w:name w:val="页眉 Char"/>
-    <w:basedOn w:val="6"/>
+    <w:basedOn w:val="7"/>
     <w:link w:val="3"/>
     <w:semiHidden/>
     <w:qFormat/>
@@ -19311,9 +20129,9 @@
       <w:szCs w:val="18"/>
     </w:rPr>
   </w:style>
-  <w:style w:type="character" w:customStyle="1" w:styleId="8">
+  <w:style w:type="character" w:customStyle="1" w:styleId="9">
     <w:name w:val="页脚 Char"/>
-    <w:basedOn w:val="6"/>
+    <w:basedOn w:val="7"/>
     <w:link w:val="2"/>
     <w:qFormat/>
     <w:uiPriority w:val="99"/>
@@ -19322,7 +20140,7 @@
       <w:szCs w:val="18"/>
     </w:rPr>
   </w:style>
-  <w:style w:type="paragraph" w:customStyle="1" w:styleId="9">
+  <w:style w:type="paragraph" w:customStyle="1" w:styleId="10">
     <w:name w:val="列出段落1"/>
     <w:basedOn w:val="1"/>
     <w:qFormat/>
@@ -19331,7 +20149,7 @@
       <w:ind w:firstLine="420" w:firstLineChars="200"/>
     </w:pPr>
   </w:style>
-  <w:style w:type="paragraph" w:styleId="10">
+  <w:style w:type="paragraph" w:styleId="11">
     <w:name w:val="List Paragraph"/>
     <w:basedOn w:val="1"/>
     <w:qFormat/>
@@ -19340,7 +20158,7 @@
       <w:ind w:firstLine="420" w:firstLineChars="200"/>
     </w:pPr>
   </w:style>
-  <w:style w:type="paragraph" w:customStyle="1" w:styleId="11">
+  <w:style w:type="paragraph" w:customStyle="1" w:styleId="12">
     <w:name w:val="Default"/>
     <w:unhideWhenUsed/>
     <w:qFormat/>
@@ -19357,6 +20175,13 @@
       <w:color w:val="000000"/>
       <w:sz w:val="24"/>
     </w:rPr>
+  </w:style>
+  <w:style w:type="character" w:customStyle="1" w:styleId="13">
+    <w:name w:val="machtrans__hl__6hdyk"/>
+    <w:basedOn w:val="7"/>
+    <w:autoRedefine/>
+    <w:qFormat/>
+    <w:uiPriority w:val="0"/>
   </w:style>
 </w:styles>
 </file>

--- a/MSDS Skill/examples/template_reference_en.docx
+++ b/MSDS Skill/examples/template_reference_en.docx
@@ -76,7 +76,7 @@
                 <w:b/>
                 <w:sz w:val="24"/>
               </w:rPr>
-              <w:t>Identification</w:t>
+              <w:t>Identification of the substance/mixture and of the company/undertaking</w:t>
             </w:r>
           </w:p>
         </w:tc>
@@ -190,7 +190,7 @@
                 <w:kern w:val="0"/>
                 <w:sz w:val="24"/>
               </w:rPr>
-              <w:t>name：</w:t>
+              <w:t xml:space="preserve">name: </w:t>
             </w:r>
           </w:p>
         </w:tc>
@@ -302,7 +302,7 @@
                 <w:b/>
                 <w:sz w:val="24"/>
               </w:rPr>
-              <w:t>：</w:t>
+              <w:t xml:space="preserve">: </w:t>
             </w:r>
           </w:p>
         </w:tc>
@@ -459,7 +459,7 @@
                 <w:b/>
                 <w:sz w:val="24"/>
               </w:rPr>
-              <w:t>：</w:t>
+              <w:t xml:space="preserve">: </w:t>
             </w:r>
           </w:p>
         </w:tc>
@@ -725,7 +725,7 @@
                 <w:kern w:val="0"/>
                 <w:sz w:val="24"/>
               </w:rPr>
-              <w:t>：</w:t>
+              <w:t xml:space="preserve">: </w:t>
             </w:r>
           </w:p>
         </w:tc>
@@ -966,7 +966,7 @@
                 <w:kern w:val="0"/>
                 <w:sz w:val="24"/>
               </w:rPr>
-              <w:t>：</w:t>
+              <w:t xml:space="preserve">: </w:t>
             </w:r>
           </w:p>
         </w:tc>
@@ -1089,7 +1089,7 @@
                 <w:kern w:val="0"/>
                 <w:sz w:val="24"/>
               </w:rPr>
-              <w:t>：</w:t>
+              <w:t xml:space="preserve">: </w:t>
             </w:r>
           </w:p>
         </w:tc>
@@ -1550,7 +1550,7 @@
                 <w:kern w:val="0"/>
                 <w:sz w:val="24"/>
               </w:rPr>
-              <w:t>Classification：</w:t>
+              <w:t xml:space="preserve">Classification: </w:t>
             </w:r>
           </w:p>
         </w:tc>
@@ -1709,7 +1709,7 @@
                 <w:kern w:val="0"/>
                 <w:sz w:val="24"/>
               </w:rPr>
-              <w:t>GHS Label Elements：</w:t>
+              <w:t xml:space="preserve">GHS Label Elements: </w:t>
             </w:r>
           </w:p>
         </w:tc>
@@ -1832,7 +1832,7 @@
                 <w:kern w:val="0"/>
                 <w:sz w:val="24"/>
               </w:rPr>
-              <w:t>GHS Pictograms：</w:t>
+              <w:t xml:space="preserve">GHS Pictograms: </w:t>
             </w:r>
           </w:p>
         </w:tc>
@@ -1991,7 +1991,7 @@
                 <w:kern w:val="0"/>
                 <w:sz w:val="24"/>
               </w:rPr>
-              <w:t>Signal Word：</w:t>
+              <w:t xml:space="preserve">Signal Word: </w:t>
             </w:r>
           </w:p>
         </w:tc>
@@ -2150,7 +2150,7 @@
                 <w:kern w:val="0"/>
                 <w:sz w:val="24"/>
               </w:rPr>
-              <w:t>Hazard Statements：</w:t>
+              <w:t xml:space="preserve">Hazard Statements: </w:t>
             </w:r>
           </w:p>
         </w:tc>
@@ -2303,7 +2303,7 @@
                 <w:b/>
                 <w:sz w:val="24"/>
               </w:rPr>
-              <w:t>Precautionary Statements：</w:t>
+              <w:t xml:space="preserve">Precautionary Statements: </w:t>
             </w:r>
           </w:p>
         </w:tc>
@@ -2445,7 +2445,7 @@
                 <w:kern w:val="0"/>
                 <w:sz w:val="24"/>
               </w:rPr>
-              <w:t>Physical and Chemical Hazards：</w:t>
+              <w:t xml:space="preserve">Physical and Chemical Hazards: </w:t>
             </w:r>
           </w:p>
         </w:tc>
@@ -3421,7 +3421,7 @@
             <w:tcW w:w="9781" w:type="dxa"/>
             <w:gridSpan w:val="3"/>
             <w:tcBorders>
-              <w:bottom w:val="dotted" w:color="auto" w:sz="4" w:space="0"/>
+              <w:bottom w:val="single" w:color="auto" w:sz="4" w:space="0"/>
             </w:tcBorders>
             <w:shd w:val="clear" w:color="auto" w:fill="D9D9D9"/>
           </w:tcPr>
@@ -3485,7 +3485,7 @@
           <w:tcPr>
             <w:tcW w:w="3519" w:type="dxa"/>
             <w:tcBorders>
-              <w:top w:val="dotted" w:color="auto" w:sz="4" w:space="0"/>
+              <w:top w:val="single" w:color="auto" w:sz="4" w:space="0"/>
               <w:left w:val="single" w:color="auto" w:sz="4" w:space="0"/>
               <w:bottom w:val="dotted" w:color="auto" w:sz="4" w:space="0"/>
               <w:right w:val="dotted" w:color="auto" w:sz="4" w:space="0"/>
@@ -3538,7 +3538,7 @@
                 <w:kern w:val="0"/>
                 <w:sz w:val="24"/>
               </w:rPr>
-              <w:t>Product type：</w:t>
+              <w:t xml:space="preserve">Product type: </w:t>
             </w:r>
           </w:p>
         </w:tc>
@@ -3547,7 +3547,7 @@
             <w:tcW w:w="6262" w:type="dxa"/>
             <w:gridSpan w:val="2"/>
             <w:tcBorders>
-              <w:top w:val="dotted" w:color="auto" w:sz="4" w:space="0"/>
+              <w:top w:val="single" w:color="auto" w:sz="4" w:space="0"/>
               <w:left w:val="dotted" w:color="auto" w:sz="4" w:space="0"/>
               <w:bottom w:val="dotted" w:color="auto" w:sz="4" w:space="0"/>
               <w:right w:val="single" w:color="auto" w:sz="4" w:space="0"/>
@@ -3952,7 +3952,7 @@
               <w:adjustRightInd/>
               <w:snapToGrid/>
               <w:spacing w:line="300" w:lineRule="auto"/>
-              <w:jc w:val="left"/>
+              <w:jc w:val="center"/>
               <w:textAlignment w:val="auto"/>
               <w:rPr>
                 <w:rFonts w:hint="default"/>
@@ -3999,7 +3999,7 @@
               <w:adjustRightInd/>
               <w:snapToGrid/>
               <w:spacing w:line="300" w:lineRule="auto"/>
-              <w:jc w:val="left"/>
+              <w:jc w:val="center"/>
               <w:textAlignment w:val="auto"/>
               <w:rPr>
                 <w:rFonts w:hint="eastAsia"/>
@@ -4046,7 +4046,7 @@
               <w:adjustRightInd/>
               <w:snapToGrid/>
               <w:spacing w:line="300" w:lineRule="auto"/>
-              <w:jc w:val="left"/>
+              <w:jc w:val="center"/>
               <w:textAlignment w:val="auto"/>
               <w:rPr>
                 <w:rFonts w:hint="default"/>
@@ -4093,7 +4093,7 @@
             <w:tcBorders>
               <w:top w:val="dotted" w:color="auto" w:sz="4" w:space="0"/>
               <w:left w:val="single" w:color="auto" w:sz="4" w:space="0"/>
-              <w:bottom w:val="dotted" w:color="auto" w:sz="4" w:space="0"/>
+              <w:bottom w:val="single" w:color="auto" w:sz="4" w:space="0"/>
               <w:right w:val="dotted" w:color="auto" w:sz="4" w:space="0"/>
             </w:tcBorders>
             <w:vAlign w:val="center"/>
@@ -4114,7 +4114,7 @@
               <w:adjustRightInd/>
               <w:snapToGrid/>
               <w:spacing w:line="300" w:lineRule="auto"/>
-              <w:jc w:val="left"/>
+              <w:jc w:val="center"/>
               <w:textAlignment w:val="auto"/>
               <w:rPr>
                 <w:rFonts w:hint="default"/>
@@ -4140,7 +4140,7 @@
             <w:tcBorders>
               <w:top w:val="dotted" w:color="auto" w:sz="4" w:space="0"/>
               <w:left w:val="dotted" w:color="auto" w:sz="4" w:space="0"/>
-              <w:bottom w:val="dotted" w:color="auto" w:sz="4" w:space="0"/>
+              <w:bottom w:val="single" w:color="auto" w:sz="4" w:space="0"/>
               <w:right w:val="dotted" w:color="auto" w:sz="4" w:space="0"/>
             </w:tcBorders>
             <w:vAlign w:val="center"/>
@@ -4161,7 +4161,7 @@
               <w:adjustRightInd/>
               <w:snapToGrid/>
               <w:spacing w:line="300" w:lineRule="auto"/>
-              <w:jc w:val="left"/>
+              <w:jc w:val="center"/>
               <w:textAlignment w:val="auto"/>
               <w:rPr>
                 <w:rFonts w:hint="eastAsia"/>
@@ -4187,7 +4187,7 @@
             <w:tcBorders>
               <w:top w:val="dotted" w:color="auto" w:sz="4" w:space="0"/>
               <w:left w:val="dotted" w:color="auto" w:sz="4" w:space="0"/>
-              <w:bottom w:val="dotted" w:color="auto" w:sz="4" w:space="0"/>
+              <w:bottom w:val="single" w:color="auto" w:sz="4" w:space="0"/>
               <w:right w:val="single" w:color="auto" w:sz="4" w:space="0"/>
             </w:tcBorders>
             <w:vAlign w:val="center"/>
@@ -4208,7 +4208,7 @@
               <w:adjustRightInd/>
               <w:snapToGrid/>
               <w:spacing w:line="300" w:lineRule="auto"/>
-              <w:jc w:val="left"/>
+              <w:jc w:val="center"/>
               <w:textAlignment w:val="auto"/>
               <w:rPr>
                 <w:rFonts w:hint="default"/>
@@ -4404,7 +4404,7 @@
                 <w:b/>
                 <w:sz w:val="24"/>
               </w:rPr>
-              <w:t>General measures：</w:t>
+              <w:t xml:space="preserve">General measures: </w:t>
             </w:r>
           </w:p>
         </w:tc>
@@ -4541,7 +4541,7 @@
                 <w:b/>
                 <w:sz w:val="24"/>
               </w:rPr>
-              <w:t>Ingestion：</w:t>
+              <w:t xml:space="preserve">Ingestion: </w:t>
             </w:r>
           </w:p>
         </w:tc>
@@ -4678,7 +4678,7 @@
                 <w:b/>
                 <w:sz w:val="24"/>
               </w:rPr>
-              <w:t>Eye contact：</w:t>
+              <w:t xml:space="preserve">Eye contact: </w:t>
             </w:r>
           </w:p>
         </w:tc>
@@ -4815,7 +4815,7 @@
                 <w:b/>
                 <w:sz w:val="24"/>
               </w:rPr>
-              <w:t>Skin contact：</w:t>
+              <w:t xml:space="preserve">Skin contact: </w:t>
             </w:r>
           </w:p>
         </w:tc>
@@ -4956,7 +4956,7 @@
                 <w:b/>
                 <w:sz w:val="24"/>
               </w:rPr>
-              <w:t>Inhalation：</w:t>
+              <w:t xml:space="preserve">Inhalation: </w:t>
             </w:r>
           </w:p>
         </w:tc>
@@ -5242,7 +5242,7 @@
                 <w:b/>
                 <w:sz w:val="24"/>
               </w:rPr>
-              <w:t>agents：</w:t>
+              <w:t xml:space="preserve">agents: </w:t>
             </w:r>
           </w:p>
         </w:tc>
@@ -5417,7 +5417,7 @@
                 <w:b/>
                 <w:sz w:val="24"/>
               </w:rPr>
-              <w:t>agents：</w:t>
+              <w:t xml:space="preserve">agents: </w:t>
             </w:r>
           </w:p>
         </w:tc>
@@ -5605,7 +5605,7 @@
                 <w:sz w:val="24"/>
                 <w:lang w:val="en-US" w:eastAsia="zh-CN"/>
               </w:rPr>
-              <w:t>substances or mixtures：</w:t>
+              <w:t xml:space="preserve">substances or mixtures: </w:t>
             </w:r>
           </w:p>
         </w:tc>
@@ -5815,7 +5815,7 @@
                 <w:b/>
                 <w:sz w:val="24"/>
               </w:rPr>
-              <w:t>protective equipment：</w:t>
+              <w:t xml:space="preserve">protective equipment: </w:t>
             </w:r>
           </w:p>
         </w:tc>
@@ -5995,7 +5995,7 @@
                 <w:b/>
                 <w:sz w:val="24"/>
               </w:rPr>
-              <w:t>Measures for accidental leakage</w:t>
+              <w:t xml:space="preserve"> Accidental release measures</w:t>
             </w:r>
           </w:p>
         </w:tc>
@@ -6027,7 +6027,7 @@
             <w:tcBorders>
               <w:top w:val="single" w:color="auto" w:sz="4" w:space="0"/>
               <w:bottom w:val="dotted" w:color="auto" w:sz="4" w:space="0"/>
-              <w:right w:val="nil"/>
+              <w:right w:val="dotted" w:color="auto" w:sz="4" w:space="0"/>
             </w:tcBorders>
             <w:vAlign w:val="center"/>
           </w:tcPr>
@@ -6099,7 +6099,7 @@
                 <w:b/>
                 <w:sz w:val="24"/>
               </w:rPr>
-              <w:t>Firefighting precautions</w:t>
+              <w:t>Personal precautions, protective equipment and</w:t>
             </w:r>
           </w:p>
           <w:p>
@@ -6136,7 +6136,7 @@
                 <w:b/>
                 <w:sz w:val="24"/>
               </w:rPr>
-              <w:t>protective equipment：</w:t>
+              <w:t>emergency procedures:</w:t>
             </w:r>
           </w:p>
         </w:tc>
@@ -6145,7 +6145,7 @@
             <w:tcW w:w="6262" w:type="dxa"/>
             <w:tcBorders>
               <w:top w:val="single" w:color="auto" w:sz="4" w:space="0"/>
-              <w:left w:val="nil"/>
+              <w:left w:val="dotted" w:color="auto" w:sz="4" w:space="0"/>
               <w:bottom w:val="dotted" w:color="auto" w:sz="4" w:space="0"/>
             </w:tcBorders>
             <w:vAlign w:val="center"/>
@@ -6249,7 +6249,7 @@
             <w:tcBorders>
               <w:top w:val="dotted" w:color="auto" w:sz="4" w:space="0"/>
               <w:bottom w:val="dotted" w:color="auto" w:sz="4" w:space="0"/>
-              <w:right w:val="nil"/>
+              <w:right w:val="dotted" w:color="auto" w:sz="4" w:space="0"/>
             </w:tcBorders>
             <w:vAlign w:val="center"/>
           </w:tcPr>
@@ -6339,7 +6339,7 @@
                 <w:b/>
                 <w:sz w:val="24"/>
               </w:rPr>
-              <w:t>precautions：</w:t>
+              <w:t xml:space="preserve">precautions: </w:t>
             </w:r>
           </w:p>
         </w:tc>
@@ -6348,7 +6348,7 @@
             <w:tcW w:w="6262" w:type="dxa"/>
             <w:tcBorders>
               <w:top w:val="dotted" w:color="auto" w:sz="4" w:space="0"/>
-              <w:left w:val="nil"/>
+              <w:left w:val="dotted" w:color="auto" w:sz="4" w:space="0"/>
               <w:bottom w:val="dotted" w:color="auto" w:sz="4" w:space="0"/>
             </w:tcBorders>
             <w:vAlign w:val="center"/>
@@ -6416,7 +6416,7 @@
             <w:tcBorders>
               <w:top w:val="dotted" w:color="auto" w:sz="4" w:space="0"/>
               <w:bottom w:val="single" w:color="auto" w:sz="4" w:space="0"/>
-              <w:right w:val="nil"/>
+              <w:right w:val="dotted" w:color="auto" w:sz="4" w:space="0"/>
             </w:tcBorders>
             <w:vAlign w:val="center"/>
           </w:tcPr>
@@ -6491,7 +6491,7 @@
                 <w:b/>
                 <w:sz w:val="24"/>
               </w:rPr>
-              <w:t>containment and cleaning up：</w:t>
+              <w:t xml:space="preserve">containment and cleaning up: </w:t>
             </w:r>
           </w:p>
         </w:tc>
@@ -6500,7 +6500,7 @@
             <w:tcW w:w="6262" w:type="dxa"/>
             <w:tcBorders>
               <w:top w:val="dotted" w:color="auto" w:sz="4" w:space="0"/>
-              <w:left w:val="nil"/>
+              <w:left w:val="dotted" w:color="auto" w:sz="4" w:space="0"/>
               <w:bottom w:val="single" w:color="auto" w:sz="4" w:space="0"/>
             </w:tcBorders>
             <w:vAlign w:val="center"/>
@@ -6588,12 +6588,6 @@
             <w:insideH w:val="none" w:color="auto" w:sz="0" w:space="0"/>
             <w:insideV w:val="none" w:color="auto" w:sz="0" w:space="0"/>
           </w:tblBorders>
-          <w:tblCellMar>
-            <w:top w:w="0" w:type="dxa"/>
-            <w:left w:w="108" w:type="dxa"/>
-            <w:bottom w:w="0" w:type="dxa"/>
-            <w:right w:w="108" w:type="dxa"/>
-          </w:tblCellMar>
         </w:tblPrEx>
         <w:trPr>
           <w:tblHeader/>
@@ -6638,7 +6632,7 @@
                 <w:b/>
                 <w:sz w:val="24"/>
               </w:rPr>
-              <w:t>Operation and storage</w:t>
+              <w:t xml:space="preserve"> Handling and storage</w:t>
             </w:r>
           </w:p>
         </w:tc>
@@ -6737,7 +6731,7 @@
                 <w:b/>
                 <w:sz w:val="24"/>
               </w:rPr>
-              <w:t>Precautions for safe handling：</w:t>
+              <w:t xml:space="preserve">Precautions for safe handling: </w:t>
             </w:r>
           </w:p>
         </w:tc>
@@ -6917,7 +6911,7 @@
                 <w:b/>
                 <w:sz w:val="24"/>
               </w:rPr>
-              <w:t>Conditions for safe storage：</w:t>
+              <w:t xml:space="preserve">Conditions for safe storage: </w:t>
             </w:r>
           </w:p>
         </w:tc>
@@ -7034,7 +7028,7 @@
             <w:tcBorders>
               <w:top w:val="single" w:color="auto" w:sz="4" w:space="0"/>
               <w:left w:val="single" w:color="auto" w:sz="4" w:space="0"/>
-              <w:bottom w:val="dotted" w:color="auto" w:sz="4" w:space="0"/>
+              <w:bottom w:val="single" w:color="auto" w:sz="4" w:space="0"/>
               <w:right w:val="single" w:color="auto" w:sz="4" w:space="0"/>
             </w:tcBorders>
             <w:shd w:val="clear" w:color="auto" w:fill="D9D9D9"/>
@@ -7099,7 +7093,7 @@
             <w:tcW w:w="9860" w:type="dxa"/>
             <w:gridSpan w:val="5"/>
             <w:tcBorders>
-              <w:top w:val="dotted" w:color="auto" w:sz="4" w:space="0"/>
+              <w:top w:val="single" w:color="auto" w:sz="4" w:space="0"/>
               <w:left w:val="single" w:color="auto" w:sz="4" w:space="0"/>
               <w:bottom w:val="dotted" w:color="auto" w:sz="4" w:space="0"/>
               <w:right w:val="single" w:color="auto" w:sz="4" w:space="0"/>
@@ -7147,7 +7141,7 @@
                 <w:sz w:val="24"/>
                 <w:lang w:val="en-US" w:eastAsia="zh-CN"/>
               </w:rPr>
-              <w:t>Exposure controls：</w:t>
+              <w:t xml:space="preserve">Exposure controls: </w:t>
             </w:r>
           </w:p>
         </w:tc>
@@ -7212,7 +7206,7 @@
                 <w:b/>
                 <w:sz w:val="24"/>
               </w:rPr>
-              <w:t>Respiratory protection：</w:t>
+              <w:t xml:space="preserve">Respiratory protection: </w:t>
             </w:r>
           </w:p>
         </w:tc>
@@ -7236,9 +7230,10 @@
               <w:spacing w:line="300" w:lineRule="auto"/>
               <w:jc w:val="left"/>
               <w:rPr>
-                <w:b/>
                 <w:sz w:val="22"/>
                 <w:szCs w:val="22"/>
+                <w:b w:val="0"/>
+                <w:bCs w:val="0"/>
               </w:rPr>
             </w:pPr>
             <w:r>
@@ -7316,14 +7311,13 @@
                 <w:b/>
                 <w:sz w:val="24"/>
               </w:rPr>
-              <w:t>Hand protection：</w:t>
-            </w:r>
-            <w:r>
-              <w:rPr>
-                <w:b/>
-                <w:sz w:val="24"/>
-              </w:rPr>
-              <w:tab/>
+              <w:t>Hand protection:</w:t>
+            </w:r>
+            <w:r>
+              <w:rPr>
+                <w:b/>
+                <w:sz w:val="24"/>
+              </w:rPr>
             </w:r>
             <w:r>
               <w:rPr>
@@ -7332,7 +7326,6 @@
                 <w:kern w:val="0"/>
                 <w:sz w:val="24"/>
               </w:rPr>
-              <w:t>喷涂过程中要求有呼吸防护设备。</w:t>
             </w:r>
           </w:p>
         </w:tc>
@@ -7357,10 +7350,11 @@
               <w:jc w:val="left"/>
               <w:rPr>
                 <w:rFonts w:hint="default" w:eastAsia="宋体"/>
-                <w:b/>
                 <w:sz w:val="22"/>
                 <w:szCs w:val="22"/>
                 <w:lang w:val="en-US" w:eastAsia="zh-CN"/>
+                <w:b w:val="0"/>
+                <w:bCs w:val="0"/>
               </w:rPr>
             </w:pPr>
             <w:r>
@@ -7435,7 +7429,7 @@
                 <w:b/>
                 <w:sz w:val="24"/>
               </w:rPr>
-              <w:t>Suitable material for protective gloves：</w:t>
+              <w:t xml:space="preserve">Suitable material for protective gloves: </w:t>
             </w:r>
           </w:p>
         </w:tc>
@@ -7641,7 +7635,7 @@
                 <w:b/>
                 <w:sz w:val="24"/>
               </w:rPr>
-              <w:t>Butyl rubber – IIR：</w:t>
+              <w:t xml:space="preserve">Butyl rubber – IIR: </w:t>
             </w:r>
           </w:p>
         </w:tc>
@@ -7755,7 +7749,7 @@
                 <w:b/>
                 <w:sz w:val="24"/>
               </w:rPr>
-              <w:t>Nitrile rubber – NBR：</w:t>
+              <w:t xml:space="preserve">Nitrile rubber – NBR: </w:t>
             </w:r>
           </w:p>
         </w:tc>
@@ -7880,9 +7874,10 @@
               <w:spacing w:line="300" w:lineRule="auto"/>
               <w:jc w:val="left"/>
               <w:rPr>
-                <w:b/>
                 <w:sz w:val="22"/>
                 <w:szCs w:val="22"/>
+                <w:b w:val="0"/>
+                <w:bCs w:val="0"/>
               </w:rPr>
             </w:pPr>
             <w:r>
@@ -7957,7 +7952,7 @@
                 <w:b/>
                 <w:sz w:val="24"/>
               </w:rPr>
-              <w:t>Eye protection：</w:t>
+              <w:t xml:space="preserve">Eye protection: </w:t>
             </w:r>
           </w:p>
         </w:tc>
@@ -8059,7 +8054,7 @@
                 <w:b/>
                 <w:sz w:val="24"/>
               </w:rPr>
-              <w:t>Body protection：</w:t>
+              <w:t xml:space="preserve">Body protection: </w:t>
             </w:r>
           </w:p>
         </w:tc>
@@ -8183,7 +8178,7 @@
                 <w:sz w:val="24"/>
                 <w:lang w:val="en-US" w:eastAsia="zh-CN"/>
               </w:rPr>
-              <w:t>Engineering controls：</w:t>
+              <w:t xml:space="preserve">Engineering controls: </w:t>
             </w:r>
           </w:p>
         </w:tc>
@@ -8217,11 +8212,12 @@
               <w:textAlignment w:val="auto"/>
               <w:rPr>
                 <w:rFonts w:hint="default" w:hAnsi="Arial" w:cs="Times New Roman"/>
-                <w:b/>
                 <w:kern w:val="2"/>
                 <w:sz w:val="22"/>
                 <w:szCs w:val="22"/>
                 <w:lang w:val="en-US" w:eastAsia="zh-CN" w:bidi="ar-SA"/>
+                <w:b w:val="0"/>
+                <w:bCs w:val="0"/>
               </w:rPr>
             </w:pPr>
             <w:r>
@@ -9230,7 +9226,7 @@
                 <w:sz w:val="24"/>
                 <w:lang w:val="en-US" w:eastAsia="zh-CN"/>
               </w:rPr>
-              <w:t>Appearance：</w:t>
+              <w:t xml:space="preserve">Appearance: </w:t>
             </w:r>
           </w:p>
         </w:tc>
@@ -9369,7 +9365,7 @@
                 <w:sz w:val="24"/>
                 <w:lang w:val="en-US" w:eastAsia="zh-CN"/>
               </w:rPr>
-              <w:t xml:space="preserve">Odour threshold：    </w:t>
+              <w:t xml:space="preserve">Odour threshold:     </w:t>
             </w:r>
             <w:r>
               <w:rPr>
@@ -9519,7 +9515,7 @@
                 <w:sz w:val="24"/>
                 <w:lang w:val="en-US" w:eastAsia="zh-CN"/>
               </w:rPr>
-              <w:t>pH value：</w:t>
+              <w:t xml:space="preserve">pH value: </w:t>
             </w:r>
           </w:p>
         </w:tc>
@@ -9658,7 +9654,7 @@
                 <w:sz w:val="24"/>
                 <w:lang w:val="en-US" w:eastAsia="zh-CN"/>
               </w:rPr>
-              <w:t>Ionicity：</w:t>
+              <w:t xml:space="preserve">Ionicity: </w:t>
             </w:r>
           </w:p>
         </w:tc>
@@ -9797,7 +9793,7 @@
                 <w:sz w:val="24"/>
                 <w:lang w:val="en-US" w:eastAsia="zh-CN"/>
               </w:rPr>
-              <w:t>Initial boiling point：</w:t>
+              <w:t xml:space="preserve">Initial boiling point: </w:t>
             </w:r>
           </w:p>
         </w:tc>
@@ -9936,7 +9932,7 @@
                 <w:sz w:val="24"/>
                 <w:lang w:val="en-US" w:eastAsia="zh-CN"/>
               </w:rPr>
-              <w:t xml:space="preserve">Flash point：   </w:t>
+              <w:t xml:space="preserve">Flash point:    </w:t>
             </w:r>
             <w:r>
               <w:rPr>
@@ -10086,7 +10082,7 @@
                 <w:sz w:val="24"/>
                 <w:lang w:val="en-US" w:eastAsia="zh-CN"/>
               </w:rPr>
-              <w:t xml:space="preserve">Evaporation rate：    </w:t>
+              <w:t xml:space="preserve">Evaporation rate:     </w:t>
             </w:r>
             <w:r>
               <w:rPr>
@@ -10247,7 +10243,7 @@
                 <w:sz w:val="24"/>
                 <w:lang w:val="en-US" w:eastAsia="zh-CN"/>
               </w:rPr>
-              <w:t>Flammability：</w:t>
+              <w:t xml:space="preserve">Flammability: </w:t>
             </w:r>
           </w:p>
         </w:tc>
@@ -10375,7 +10371,7 @@
                 <w:sz w:val="24"/>
                 <w:lang w:val="en-US" w:eastAsia="zh-CN"/>
               </w:rPr>
-              <w:t xml:space="preserve">Heat of combustion：      </w:t>
+              <w:t xml:space="preserve">Heat of combustion:       </w:t>
             </w:r>
           </w:p>
         </w:tc>
@@ -10554,7 +10550,7 @@
                 <w:sz w:val="24"/>
                 <w:lang w:val="en-US" w:eastAsia="zh-CN"/>
               </w:rPr>
-              <w:t>pressure：</w:t>
+              <w:t xml:space="preserve">pressure: </w:t>
             </w:r>
           </w:p>
         </w:tc>
@@ -10693,7 +10689,7 @@
                 <w:sz w:val="24"/>
                 <w:lang w:val="en-US" w:eastAsia="zh-CN"/>
               </w:rPr>
-              <w:t>Relative vapour density：</w:t>
+              <w:t xml:space="preserve">Relative vapour density: </w:t>
             </w:r>
           </w:p>
         </w:tc>
@@ -10832,7 +10828,7 @@
                 <w:sz w:val="24"/>
                 <w:lang w:val="en-US" w:eastAsia="zh-CN"/>
               </w:rPr>
-              <w:t xml:space="preserve">Density：   </w:t>
+              <w:t xml:space="preserve">Density:    </w:t>
             </w:r>
           </w:p>
         </w:tc>
@@ -10971,7 +10967,7 @@
                 <w:sz w:val="24"/>
                 <w:lang w:val="en-US" w:eastAsia="zh-CN"/>
               </w:rPr>
-              <w:t>Solubility in water：</w:t>
+              <w:t xml:space="preserve">Solubility in water: </w:t>
             </w:r>
           </w:p>
         </w:tc>
@@ -11110,7 +11106,7 @@
                 <w:sz w:val="24"/>
                 <w:lang w:val="en-US" w:eastAsia="zh-CN"/>
               </w:rPr>
-              <w:t xml:space="preserve">Surface tension：  </w:t>
+              <w:t xml:space="preserve">Surface tension:   </w:t>
             </w:r>
           </w:p>
         </w:tc>
@@ -11289,7 +11285,7 @@
                 <w:sz w:val="24"/>
                 <w:lang w:val="en-US" w:eastAsia="zh-CN"/>
               </w:rPr>
-              <w:t>partition coefficient)：</w:t>
+              <w:t xml:space="preserve">partition coefficient): </w:t>
             </w:r>
           </w:p>
         </w:tc>
@@ -11469,7 +11465,7 @@
                 <w:sz w:val="24"/>
                 <w:lang w:val="en-US" w:eastAsia="zh-CN"/>
               </w:rPr>
-              <w:t>temperature：</w:t>
+              <w:t xml:space="preserve">temperature: </w:t>
             </w:r>
           </w:p>
         </w:tc>
@@ -11609,7 +11605,7 @@
                 <w:sz w:val="24"/>
                 <w:lang w:val="en-US" w:eastAsia="zh-CN"/>
               </w:rPr>
-              <w:t>Ignition temperature：</w:t>
+              <w:t xml:space="preserve">Ignition temperature: </w:t>
             </w:r>
           </w:p>
         </w:tc>
@@ -11789,7 +11785,7 @@
                 <w:sz w:val="24"/>
                 <w:lang w:val="en-US" w:eastAsia="zh-CN"/>
               </w:rPr>
-              <w:t>temperature：</w:t>
+              <w:t xml:space="preserve">temperature: </w:t>
             </w:r>
           </w:p>
         </w:tc>
@@ -11929,7 +11925,7 @@
                 <w:sz w:val="24"/>
                 <w:lang w:val="en-US" w:eastAsia="zh-CN"/>
               </w:rPr>
-              <w:t>Dynamic viscosity：</w:t>
+              <w:t xml:space="preserve">Dynamic viscosity: </w:t>
             </w:r>
           </w:p>
         </w:tc>
@@ -12068,7 +12064,7 @@
                 <w:sz w:val="24"/>
                 <w:lang w:val="en-US" w:eastAsia="zh-CN"/>
               </w:rPr>
-              <w:t>Explosive properties：</w:t>
+              <w:t xml:space="preserve">Explosive properties: </w:t>
             </w:r>
           </w:p>
         </w:tc>
@@ -12207,7 +12203,7 @@
                 <w:sz w:val="24"/>
                 <w:lang w:val="en-US" w:eastAsia="zh-CN"/>
               </w:rPr>
-              <w:t>Dust explosion class：</w:t>
+              <w:t xml:space="preserve">Dust explosion class: </w:t>
             </w:r>
           </w:p>
         </w:tc>
@@ -12346,7 +12342,7 @@
                 <w:sz w:val="24"/>
                 <w:lang w:val="en-US" w:eastAsia="zh-CN"/>
               </w:rPr>
-              <w:t>Solid content：</w:t>
+              <w:t xml:space="preserve">Solid content: </w:t>
             </w:r>
           </w:p>
         </w:tc>
@@ -12485,7 +12481,7 @@
                 <w:sz w:val="24"/>
                 <w:lang w:val="en-US" w:eastAsia="zh-CN"/>
               </w:rPr>
-              <w:t>Other information：</w:t>
+              <w:t xml:space="preserve">Other information: </w:t>
             </w:r>
           </w:p>
         </w:tc>
@@ -12722,7 +12718,7 @@
                 <w:b/>
                 <w:sz w:val="24"/>
               </w:rPr>
-              <w:t>Chemical stability：</w:t>
+              <w:t xml:space="preserve">Chemical stability: </w:t>
             </w:r>
           </w:p>
         </w:tc>
@@ -12859,7 +12855,7 @@
                 <w:b/>
                 <w:sz w:val="24"/>
               </w:rPr>
-              <w:t>Hazardous decomposition products：</w:t>
+              <w:t xml:space="preserve">Hazardous decomposition products: </w:t>
             </w:r>
           </w:p>
         </w:tc>
@@ -12997,7 +12993,7 @@
                 <w:b/>
                 <w:sz w:val="24"/>
               </w:rPr>
-              <w:t>Possible hazardous reactions：</w:t>
+              <w:t xml:space="preserve">Possible hazardous reactions: </w:t>
             </w:r>
           </w:p>
         </w:tc>
@@ -13148,7 +13144,7 @@
                 <w:b/>
                 <w:sz w:val="24"/>
               </w:rPr>
-              <w:t>：</w:t>
+              <w:t xml:space="preserve">: </w:t>
             </w:r>
           </w:p>
         </w:tc>
@@ -13293,7 +13289,7 @@
                 <w:sz w:val="24"/>
                 <w:lang w:val="en-US" w:eastAsia="zh-CN"/>
               </w:rPr>
-              <w:t>Incompatible materials：</w:t>
+              <w:t xml:space="preserve">Incompatible materials: </w:t>
             </w:r>
           </w:p>
         </w:tc>
@@ -13442,7 +13438,7 @@
                 <w:b/>
                 <w:sz w:val="24"/>
               </w:rPr>
-              <w:t>Toxicity information</w:t>
+              <w:t xml:space="preserve"> Toxicological information</w:t>
             </w:r>
           </w:p>
         </w:tc>
@@ -13669,7 +13665,7 @@
                 <w:b/>
                 <w:sz w:val="24"/>
               </w:rPr>
-              <w:t>Acute toxicity：</w:t>
+              <w:t xml:space="preserve">Acute toxicity: </w:t>
             </w:r>
           </w:p>
         </w:tc>
@@ -14303,7 +14299,7 @@
                 <w:b/>
                 <w:sz w:val="24"/>
               </w:rPr>
-              <w:t>Primary skin irritation：</w:t>
+              <w:t xml:space="preserve">Primary skin irritation: </w:t>
             </w:r>
           </w:p>
         </w:tc>
@@ -14531,7 +14527,7 @@
                 <w:b/>
                 <w:sz w:val="24"/>
               </w:rPr>
-              <w:t>Primary eye irritation：</w:t>
+              <w:t xml:space="preserve">Primary eye irritation: </w:t>
             </w:r>
           </w:p>
         </w:tc>
@@ -14751,7 +14747,7 @@
                 <w:b/>
                 <w:sz w:val="24"/>
               </w:rPr>
-              <w:t>Sensitization：</w:t>
+              <w:t xml:space="preserve">Sensitization: </w:t>
             </w:r>
           </w:p>
         </w:tc>
@@ -14987,7 +14983,7 @@
                 <w:b/>
                 <w:sz w:val="24"/>
               </w:rPr>
-              <w:t>Mutagenicity：</w:t>
+              <w:t xml:space="preserve">Mutagenicity: </w:t>
             </w:r>
           </w:p>
         </w:tc>
@@ -15128,7 +15124,7 @@
                 <w:sz w:val="24"/>
                 <w:lang w:val="en-US" w:eastAsia="zh-CN"/>
               </w:rPr>
-              <w:t>Carcinogenicity：</w:t>
+              <w:t xml:space="preserve">Carcinogenicity: </w:t>
             </w:r>
           </w:p>
         </w:tc>
@@ -15271,7 +15267,7 @@
                 <w:sz w:val="24"/>
                 <w:lang w:val="en-US" w:eastAsia="zh-CN"/>
               </w:rPr>
-              <w:t>Reproductive toxicity：</w:t>
+              <w:t xml:space="preserve">Reproductive toxicity: </w:t>
             </w:r>
           </w:p>
         </w:tc>
@@ -15328,7 +15324,7 @@
                 <w:sz w:val="24"/>
                 <w:lang w:eastAsia="zh-CN"/>
               </w:rPr>
-              <w:t>：</w:t>
+              <w:t xml:space="preserve">: </w:t>
             </w:r>
           </w:p>
         </w:tc>
@@ -15500,7 +15496,7 @@
                 <w:sz w:val="24"/>
                 <w:lang w:eastAsia="zh-CN"/>
               </w:rPr>
-              <w:t>：</w:t>
+              <w:t xml:space="preserve">: </w:t>
             </w:r>
           </w:p>
         </w:tc>
@@ -15673,7 +15669,7 @@
                 <w:sz w:val="24"/>
                 <w:lang w:eastAsia="zh-CN"/>
               </w:rPr>
-              <w:t>：</w:t>
+              <w:t xml:space="preserve">: </w:t>
             </w:r>
           </w:p>
         </w:tc>
@@ -15895,7 +15891,7 @@
                 <w:sz w:val="24"/>
                 <w:lang w:val="en-US" w:eastAsia="zh-CN"/>
               </w:rPr>
-              <w:t>exposure)：</w:t>
+              <w:t xml:space="preserve">exposure): </w:t>
             </w:r>
           </w:p>
         </w:tc>
@@ -16037,7 +16033,7 @@
                 <w:sz w:val="24"/>
                 <w:lang w:val="en-US" w:eastAsia="zh-CN"/>
               </w:rPr>
-              <w:t>Aspiration hazard：</w:t>
+              <w:t xml:space="preserve">Aspiration hazard: </w:t>
             </w:r>
           </w:p>
         </w:tc>
@@ -16167,7 +16163,7 @@
                 <w:sz w:val="24"/>
                 <w:lang w:val="en-US" w:eastAsia="zh-CN"/>
               </w:rPr>
-              <w:t>Additional information：</w:t>
+              <w:t xml:space="preserve">Additional information: </w:t>
             </w:r>
           </w:p>
         </w:tc>
@@ -16646,7 +16642,7 @@
                 <w:b/>
                 <w:sz w:val="24"/>
               </w:rPr>
-              <w:t>Ecotoxicity：</w:t>
+              <w:t xml:space="preserve">Ecotoxicity: </w:t>
             </w:r>
           </w:p>
         </w:tc>
@@ -16930,7 +16926,7 @@
                 <w:b/>
                 <w:sz w:val="24"/>
               </w:rPr>
-              <w:t>degradability：</w:t>
+              <w:t xml:space="preserve">degradability: </w:t>
             </w:r>
           </w:p>
         </w:tc>
@@ -17104,7 +17100,7 @@
                 <w:b/>
                 <w:sz w:val="24"/>
               </w:rPr>
-              <w:t>Other adverse effects：</w:t>
+              <w:t xml:space="preserve">Other adverse effects: </w:t>
             </w:r>
           </w:p>
         </w:tc>
@@ -17199,6 +17195,12 @@
             <w:insideH w:val="none" w:color="auto" w:sz="0" w:space="0"/>
             <w:insideV w:val="none" w:color="auto" w:sz="0" w:space="0"/>
           </w:tblBorders>
+          <w:tblCellMar>
+            <w:top w:w="0" w:type="dxa"/>
+            <w:left w:w="108" w:type="dxa"/>
+            <w:bottom w:w="0" w:type="dxa"/>
+            <w:right w:w="108" w:type="dxa"/>
+          </w:tblCellMar>
         </w:tblPrEx>
         <w:trPr>
           <w:tblHeader/>
@@ -17311,16 +17313,7 @@
                 <w:szCs w:val="24"/>
                 <w:lang w:val="en-US" w:eastAsia="zh-CN"/>
               </w:rPr>
-              <w:t>必</w:t>
-            </w:r>
-            <w:r>
-              <w:rPr>
-                <w:rFonts w:hint="eastAsia" w:ascii="Times New Roman" w:hAnsi="Times New Roman" w:eastAsia="Times New Roman" w:cs="Times New Roman"/>
-                <w:sz w:val="24"/>
-                <w:szCs w:val="24"/>
-                <w:lang w:val="en-US" w:eastAsia="zh-CN"/>
-              </w:rPr>
-              <w:t>须遵守适用的国标、国家或当地法规进行废弃。</w:t>
+              <w:t>必须遵守适用的国标、国家或当地法规进行废弃。</w:t>
             </w:r>
           </w:p>
           <w:p>
@@ -17419,7 +17412,7 @@
                 <w:b/>
                 <w:sz w:val="24"/>
               </w:rPr>
-              <w:t>Disposal methods：</w:t>
+              <w:t xml:space="preserve">Disposal methods: </w:t>
             </w:r>
           </w:p>
         </w:tc>
@@ -17691,7 +17684,7 @@
                 <w:b/>
                 <w:sz w:val="24"/>
               </w:rPr>
-              <w:t>Transportation information</w:t>
+              <w:t xml:space="preserve"> Transport information</w:t>
             </w:r>
           </w:p>
         </w:tc>
@@ -17785,7 +17778,7 @@
                 <w:b/>
                 <w:sz w:val="24"/>
               </w:rPr>
-              <w:t>Road and rail transport：</w:t>
+              <w:t xml:space="preserve">Road and rail transport: </w:t>
             </w:r>
           </w:p>
         </w:tc>
@@ -17923,7 +17916,7 @@
                 <w:b/>
                 <w:sz w:val="24"/>
               </w:rPr>
-              <w:t>Maritime transport：</w:t>
+              <w:t xml:space="preserve">Maritime transport: </w:t>
             </w:r>
           </w:p>
         </w:tc>
@@ -17957,9 +17950,10 @@
               <w:jc w:val="left"/>
               <w:textAlignment w:val="auto"/>
               <w:rPr>
-                <w:b/>
-                <w:sz w:val="24"/>
-                <w:szCs w:val="24"/>
+                <w:sz w:val="24"/>
+                <w:szCs w:val="24"/>
+                <w:b w:val="0"/>
+                <w:bCs w:val="0"/>
               </w:rPr>
             </w:pPr>
             <w:r>
@@ -18062,7 +18056,7 @@
                 <w:b/>
                 <w:sz w:val="24"/>
               </w:rPr>
-              <w:t>Air transport：</w:t>
+              <w:t xml:space="preserve">Air transport: </w:t>
             </w:r>
           </w:p>
         </w:tc>
@@ -18096,9 +18090,10 @@
               <w:jc w:val="left"/>
               <w:textAlignment w:val="auto"/>
               <w:rPr>
-                <w:b/>
-                <w:sz w:val="24"/>
-                <w:szCs w:val="24"/>
+                <w:sz w:val="24"/>
+                <w:szCs w:val="24"/>
+                <w:b w:val="0"/>
+                <w:bCs w:val="0"/>
               </w:rPr>
             </w:pPr>
             <w:r>
@@ -18201,7 +18196,7 @@
                 <w:b/>
                 <w:sz w:val="24"/>
               </w:rPr>
-              <w:t>Special precautions for user：</w:t>
+              <w:t xml:space="preserve">Special precautions for user: </w:t>
             </w:r>
           </w:p>
         </w:tc>
@@ -18360,9 +18355,10 @@
               <w:jc w:val="left"/>
               <w:textAlignment w:val="auto"/>
               <w:rPr>
-                <w:b/>
-                <w:sz w:val="24"/>
-                <w:szCs w:val="24"/>
+                <w:sz w:val="24"/>
+                <w:szCs w:val="24"/>
+                <w:b w:val="0"/>
+                <w:bCs w:val="0"/>
               </w:rPr>
             </w:pPr>
             <w:r>
@@ -18514,12 +18510,14 @@
               <w:jc w:val="left"/>
               <w:rPr>
                 <w:rFonts w:hint="default" w:ascii="Times New Roman" w:hAnsi="Times New Roman" w:cs="Times New Roman"/>
-                <w:bCs/>
                 <w:kern w:val="0"/>
                 <w:sz w:val="24"/>
                 <w:szCs w:val="24"/>
-              </w:rPr>
-            </w:pPr>
+                <w:b w:val="0"/>
+                <w:bCs w:val="0"/>
+              </w:rPr>
+            </w:pPr>
+            <w:bookmarkStart w:id="0" w:name="_GoBack" w:colFirst="0" w:colLast="0"/>
             <w:r>
               <w:rPr>
                 <w:rFonts w:hint="default" w:ascii="Times New Roman" w:hAnsi="Times New Roman" w:cs="Times New Roman" w:eastAsia="Times New Roman"/>
@@ -18588,7 +18586,7 @@
                 <w:sz w:val="24"/>
                 <w:szCs w:val="24"/>
               </w:rPr>
-              <w:t>Other provisions：</w:t>
+              <w:t xml:space="preserve">Other provisions: </w:t>
             </w:r>
           </w:p>
         </w:tc>
@@ -18648,7 +18646,7 @@
                 <w:sz w:val="24"/>
                 <w:szCs w:val="24"/>
               </w:rPr>
-              <w:t>Complies with the following regulations：</w:t>
+              <w:t xml:space="preserve">Complies with the following regulations: </w:t>
             </w:r>
           </w:p>
         </w:tc>
@@ -18937,8 +18935,6 @@
               </w:rPr>
               <w:t>30000.2-29 化学品分类和标签规范</w:t>
             </w:r>
-            <w:bookmarkStart w:id="0" w:name="_GoBack"/>
-            <w:bookmarkEnd w:id="0"/>
           </w:p>
         </w:tc>
       </w:tr>
@@ -19008,6 +19004,7 @@
           </w:p>
         </w:tc>
       </w:tr>
+      <w:bookmarkEnd w:id="0"/>
     </w:tbl>
     <w:p>
       <w:pPr>
@@ -19153,9 +19150,10 @@
               <w:textAlignment w:val="auto"/>
               <w:rPr>
                 <w:rFonts w:cs="Arial"/>
-                <w:bCs/>
                 <w:kern w:val="0"/>
                 <w:sz w:val="24"/>
+                <w:b w:val="0"/>
+                <w:bCs w:val="0"/>
               </w:rPr>
             </w:pPr>
             <w:r>
@@ -19592,16 +19590,7 @@
         <w:sz w:val="18"/>
         <w:szCs w:val="18"/>
       </w:rPr>
-      <w:t>Version：V1.</w:t>
-    </w:r>
-    <w:r>
-      <w:rPr>
-        <w:rFonts w:hint="eastAsia" w:ascii="Arial" w:eastAsia="楷体_GB2312"/>
-        <w:sz w:val="18"/>
-        <w:szCs w:val="18"/>
-        <w:lang w:val="en-US" w:eastAsia="zh-CN"/>
-      </w:rPr>
-      <w:t>0</w:t>
+      <w:t>Version: 1.0</w:t>
     </w:r>
   </w:p>
   <w:tbl>
